--- a/M25DE1028_CSL7110_Assignment3.docx
+++ b/M25DE1028_CSL7110_Assignment3.docx
@@ -596,6 +596,9 @@
         <w:jc w:val="both"/>
       </w:pPr>
       <w:r>
+        <w:rPr>
+          <w:noProof/>
+        </w:rPr>
         <w:drawing>
           <wp:inline distT="0" distB="0" distL="0" distR="0" wp14:anchorId="0B711BE7" wp14:editId="404EB0B0">
             <wp:extent cx="5731510" cy="1785620"/>
@@ -655,8 +658,11 @@
     </w:p>
     <w:p>
       <w:r>
+        <w:rPr>
+          <w:noProof/>
+        </w:rPr>
         <w:drawing>
-          <wp:inline distT="0" distB="0" distL="0" distR="0" wp14:anchorId="06C608A5" wp14:editId="5B40A3B0">
+          <wp:inline distT="0" distB="0" distL="0" distR="0" wp14:anchorId="06C608A5" wp14:editId="3ED265E2">
             <wp:extent cx="5731510" cy="1570355"/>
             <wp:effectExtent l="0" t="0" r="2540" b="0"/>
             <wp:docPr id="41737316" name="Picture 1"/>
@@ -693,7 +699,549 @@
       </w:r>
     </w:p>
     <w:p/>
-    <w:p/>
+    <w:p>
+      <w:pPr>
+        <w:rPr>
+          <w:b/>
+          <w:bCs/>
+          <w:sz w:val="28"/>
+          <w:szCs w:val="28"/>
+        </w:rPr>
+      </w:pPr>
+      <w:r>
+        <w:rPr>
+          <w:b/>
+          <w:bCs/>
+          <w:sz w:val="28"/>
+          <w:szCs w:val="28"/>
+        </w:rPr>
+        <w:t>Step 3: Connect GitHub</w:t>
+      </w:r>
+    </w:p>
+    <w:p>
+      <w:r>
+        <w:rPr>
+          <w:noProof/>
+        </w:rPr>
+        <w:drawing>
+          <wp:anchor distT="0" distB="0" distL="114300" distR="114300" simplePos="0" relativeHeight="251660288" behindDoc="0" locked="0" layoutInCell="1" allowOverlap="1" wp14:anchorId="2BCF6C1A" wp14:editId="06B4EE4C">
+            <wp:simplePos x="0" y="0"/>
+            <wp:positionH relativeFrom="margin">
+              <wp:align>left</wp:align>
+            </wp:positionH>
+            <wp:positionV relativeFrom="paragraph">
+              <wp:posOffset>6925</wp:posOffset>
+            </wp:positionV>
+            <wp:extent cx="5731510" cy="1350010"/>
+            <wp:effectExtent l="0" t="0" r="2540" b="2540"/>
+            <wp:wrapNone/>
+            <wp:docPr id="555184283" name="Picture 1"/>
+            <wp:cNvGraphicFramePr>
+              <a:graphicFrameLocks xmlns:a="http://schemas.openxmlformats.org/drawingml/2006/main" noChangeAspect="1"/>
+            </wp:cNvGraphicFramePr>
+            <a:graphic xmlns:a="http://schemas.openxmlformats.org/drawingml/2006/main">
+              <a:graphicData uri="http://schemas.openxmlformats.org/drawingml/2006/picture">
+                <pic:pic xmlns:pic="http://schemas.openxmlformats.org/drawingml/2006/picture">
+                  <pic:nvPicPr>
+                    <pic:cNvPr id="555184283" name=""/>
+                    <pic:cNvPicPr/>
+                  </pic:nvPicPr>
+                  <pic:blipFill>
+                    <a:blip r:embed="rId9">
+                      <a:extLst>
+                        <a:ext uri="{28A0092B-C50C-407E-A947-70E740481C1C}">
+                          <a14:useLocalDpi xmlns:a14="http://schemas.microsoft.com/office/drawing/2010/main" val="0"/>
+                        </a:ext>
+                      </a:extLst>
+                    </a:blip>
+                    <a:stretch>
+                      <a:fillRect/>
+                    </a:stretch>
+                  </pic:blipFill>
+                  <pic:spPr>
+                    <a:xfrm>
+                      <a:off x="0" y="0"/>
+                      <a:ext cx="5731510" cy="1350010"/>
+                    </a:xfrm>
+                    <a:prstGeom prst="rect">
+                      <a:avLst/>
+                    </a:prstGeom>
+                  </pic:spPr>
+                </pic:pic>
+              </a:graphicData>
+            </a:graphic>
+          </wp:anchor>
+        </w:drawing>
+      </w:r>
+    </w:p>
+    <w:p/>
+    <w:p/>
+    <w:p/>
+    <w:p/>
+    <w:p>
+      <w:pPr>
+        <w:rPr>
+          <w:b/>
+          <w:bCs/>
+          <w:sz w:val="28"/>
+          <w:szCs w:val="28"/>
+        </w:rPr>
+      </w:pPr>
+      <w:r>
+        <w:rPr>
+          <w:b/>
+          <w:bCs/>
+          <w:sz w:val="28"/>
+          <w:szCs w:val="28"/>
+        </w:rPr>
+        <w:t xml:space="preserve">Step </w:t>
+      </w:r>
+      <w:r>
+        <w:rPr>
+          <w:b/>
+          <w:bCs/>
+          <w:sz w:val="28"/>
+          <w:szCs w:val="28"/>
+        </w:rPr>
+        <w:t>4</w:t>
+      </w:r>
+      <w:r>
+        <w:rPr>
+          <w:b/>
+          <w:bCs/>
+          <w:sz w:val="28"/>
+          <w:szCs w:val="28"/>
+        </w:rPr>
+        <w:t>: Download Dataset and push</w:t>
+      </w:r>
+    </w:p>
+    <w:p>
+      <w:r>
+        <w:rPr>
+          <w:noProof/>
+        </w:rPr>
+        <w:drawing>
+          <wp:inline distT="0" distB="0" distL="0" distR="0" wp14:anchorId="6E1F7F7A" wp14:editId="7EE7017C">
+            <wp:extent cx="5731510" cy="1772285"/>
+            <wp:effectExtent l="0" t="0" r="2540" b="0"/>
+            <wp:docPr id="892325299" name="Picture 1"/>
+            <wp:cNvGraphicFramePr>
+              <a:graphicFrameLocks xmlns:a="http://schemas.openxmlformats.org/drawingml/2006/main" noChangeAspect="1"/>
+            </wp:cNvGraphicFramePr>
+            <a:graphic xmlns:a="http://schemas.openxmlformats.org/drawingml/2006/main">
+              <a:graphicData uri="http://schemas.openxmlformats.org/drawingml/2006/picture">
+                <pic:pic xmlns:pic="http://schemas.openxmlformats.org/drawingml/2006/picture">
+                  <pic:nvPicPr>
+                    <pic:cNvPr id="892325299" name=""/>
+                    <pic:cNvPicPr/>
+                  </pic:nvPicPr>
+                  <pic:blipFill>
+                    <a:blip r:embed="rId10"/>
+                    <a:stretch>
+                      <a:fillRect/>
+                    </a:stretch>
+                  </pic:blipFill>
+                  <pic:spPr>
+                    <a:xfrm>
+                      <a:off x="0" y="0"/>
+                      <a:ext cx="5731510" cy="1772285"/>
+                    </a:xfrm>
+                    <a:prstGeom prst="rect">
+                      <a:avLst/>
+                    </a:prstGeom>
+                  </pic:spPr>
+                </pic:pic>
+              </a:graphicData>
+            </a:graphic>
+          </wp:inline>
+        </w:drawing>
+      </w:r>
+    </w:p>
+    <w:p/>
+    <w:p/>
+    <w:p/>
+    <w:p/>
+    <w:p/>
+    <w:p/>
+    <w:p/>
+    <w:p/>
+    <w:p/>
+    <w:p/>
+    <w:p/>
+    <w:p/>
+    <w:p/>
+    <w:p/>
+    <w:p/>
+    <w:p/>
+    <w:p/>
+    <w:p/>
+    <w:p/>
+    <w:p/>
+    <w:p/>
+    <w:p/>
+    <w:p>
+      <w:pPr>
+        <w:rPr>
+          <w:b/>
+          <w:bCs/>
+          <w:sz w:val="28"/>
+          <w:szCs w:val="28"/>
+        </w:rPr>
+      </w:pPr>
+      <w:r>
+        <w:rPr>
+          <w:b/>
+          <w:bCs/>
+          <w:sz w:val="28"/>
+          <w:szCs w:val="28"/>
+        </w:rPr>
+        <w:lastRenderedPageBreak/>
+        <w:t>TASK 1:</w:t>
+      </w:r>
+      <w:r>
+        <w:rPr>
+          <w:b/>
+          <w:bCs/>
+          <w:sz w:val="28"/>
+          <w:szCs w:val="28"/>
+        </w:rPr>
+        <w:t xml:space="preserve"> </w:t>
+      </w:r>
+      <w:r>
+        <w:rPr>
+          <w:b/>
+          <w:bCs/>
+          <w:sz w:val="28"/>
+          <w:szCs w:val="28"/>
+        </w:rPr>
+        <w:t>TF-IDF Based Content Recommender</w:t>
+      </w:r>
+    </w:p>
+    <w:p>
+      <w:pPr>
+        <w:jc w:val="both"/>
+        <w:rPr>
+          <w:sz w:val="24"/>
+          <w:szCs w:val="24"/>
+        </w:rPr>
+      </w:pPr>
+      <w:r>
+        <w:rPr>
+          <w:sz w:val="24"/>
+          <w:szCs w:val="24"/>
+        </w:rPr>
+        <w:t>In this task, a content-based recommender system was implemented using TF-IDF (Term Frequency–Inverse Document Frequency) on movie genres. The genres associated with each movie were treated as textual features and transformed into numerical vectors using TF-IDF vectorization.</w:t>
+      </w:r>
+    </w:p>
+    <w:p>
+      <w:pPr>
+        <w:jc w:val="both"/>
+        <w:rPr>
+          <w:sz w:val="24"/>
+          <w:szCs w:val="24"/>
+        </w:rPr>
+      </w:pPr>
+      <w:r>
+        <w:rPr>
+          <w:sz w:val="24"/>
+          <w:szCs w:val="24"/>
+        </w:rPr>
+        <w:t>The similarity between movies was computed using cosine similarity, which measures the angle between two vectors. A higher cosine similarity indicates greater similarity between movies.</w:t>
+      </w:r>
+    </w:p>
+    <w:p>
+      <w:pPr>
+        <w:jc w:val="both"/>
+        <w:rPr>
+          <w:sz w:val="24"/>
+          <w:szCs w:val="24"/>
+        </w:rPr>
+      </w:pPr>
+      <w:r>
+        <w:rPr>
+          <w:sz w:val="24"/>
+          <w:szCs w:val="24"/>
+        </w:rPr>
+        <w:t xml:space="preserve">A recommendation function was developed that takes a movie title as input and returns the </w:t>
+      </w:r>
+      <w:proofErr w:type="gramStart"/>
+      <w:r>
+        <w:rPr>
+          <w:sz w:val="24"/>
+          <w:szCs w:val="24"/>
+        </w:rPr>
+        <w:t>top-N</w:t>
+      </w:r>
+      <w:proofErr w:type="gramEnd"/>
+      <w:r>
+        <w:rPr>
+          <w:sz w:val="24"/>
+          <w:szCs w:val="24"/>
+        </w:rPr>
+        <w:t xml:space="preserve"> most similar movies along with their similarity scores.</w:t>
+      </w:r>
+    </w:p>
+    <w:p>
+      <w:pPr>
+        <w:jc w:val="both"/>
+        <w:rPr>
+          <w:sz w:val="24"/>
+          <w:szCs w:val="24"/>
+        </w:rPr>
+      </w:pPr>
+      <w:r>
+        <w:rPr>
+          <w:sz w:val="24"/>
+          <w:szCs w:val="24"/>
+        </w:rPr>
+        <w:t>The model successfully captures genre-based similarity and provides meaningful recommendations for movies sharing similar themes and categories.</w:t>
+      </w:r>
+    </w:p>
+    <w:p/>
+    <w:p>
+      <w:r>
+        <w:drawing>
+          <wp:inline distT="0" distB="0" distL="0" distR="0" wp14:anchorId="57074FFD" wp14:editId="079C28DB">
+            <wp:extent cx="5731510" cy="2813685"/>
+            <wp:effectExtent l="0" t="0" r="2540" b="5715"/>
+            <wp:docPr id="1088878246" name="Picture 1"/>
+            <wp:cNvGraphicFramePr>
+              <a:graphicFrameLocks xmlns:a="http://schemas.openxmlformats.org/drawingml/2006/main" noChangeAspect="1"/>
+            </wp:cNvGraphicFramePr>
+            <a:graphic xmlns:a="http://schemas.openxmlformats.org/drawingml/2006/main">
+              <a:graphicData uri="http://schemas.openxmlformats.org/drawingml/2006/picture">
+                <pic:pic xmlns:pic="http://schemas.openxmlformats.org/drawingml/2006/picture">
+                  <pic:nvPicPr>
+                    <pic:cNvPr id="1088878246" name=""/>
+                    <pic:cNvPicPr/>
+                  </pic:nvPicPr>
+                  <pic:blipFill>
+                    <a:blip r:embed="rId11"/>
+                    <a:stretch>
+                      <a:fillRect/>
+                    </a:stretch>
+                  </pic:blipFill>
+                  <pic:spPr>
+                    <a:xfrm>
+                      <a:off x="0" y="0"/>
+                      <a:ext cx="5731510" cy="2813685"/>
+                    </a:xfrm>
+                    <a:prstGeom prst="rect">
+                      <a:avLst/>
+                    </a:prstGeom>
+                  </pic:spPr>
+                </pic:pic>
+              </a:graphicData>
+            </a:graphic>
+          </wp:inline>
+        </w:drawing>
+      </w:r>
+    </w:p>
+    <w:p/>
+    <w:p/>
+    <w:p/>
+    <w:p/>
+    <w:p/>
+    <w:p/>
+    <w:p/>
+    <w:p/>
+    <w:p/>
+    <w:p/>
+    <w:p>
+      <w:pPr>
+        <w:rPr>
+          <w:b/>
+          <w:bCs/>
+          <w:sz w:val="28"/>
+          <w:szCs w:val="28"/>
+        </w:rPr>
+      </w:pPr>
+      <w:r>
+        <w:rPr>
+          <w:b/>
+          <w:bCs/>
+          <w:sz w:val="28"/>
+          <w:szCs w:val="28"/>
+        </w:rPr>
+        <w:lastRenderedPageBreak/>
+        <w:t>T</w:t>
+      </w:r>
+      <w:r>
+        <w:rPr>
+          <w:b/>
+          <w:bCs/>
+          <w:sz w:val="28"/>
+          <w:szCs w:val="28"/>
+        </w:rPr>
+        <w:t>ASK</w:t>
+      </w:r>
+      <w:r>
+        <w:rPr>
+          <w:b/>
+          <w:bCs/>
+          <w:sz w:val="28"/>
+          <w:szCs w:val="28"/>
+        </w:rPr>
+        <w:t xml:space="preserve"> 2</w:t>
+      </w:r>
+      <w:r>
+        <w:rPr>
+          <w:b/>
+          <w:bCs/>
+          <w:sz w:val="28"/>
+          <w:szCs w:val="28"/>
+        </w:rPr>
+        <w:t xml:space="preserve">: </w:t>
+      </w:r>
+      <w:r>
+        <w:rPr>
+          <w:b/>
+          <w:bCs/>
+          <w:sz w:val="28"/>
+          <w:szCs w:val="28"/>
+        </w:rPr>
+        <w:t>User Profile Based Recommender</w:t>
+      </w:r>
+    </w:p>
+    <w:p>
+      <w:pPr>
+        <w:jc w:val="both"/>
+        <w:rPr>
+          <w:sz w:val="24"/>
+          <w:szCs w:val="24"/>
+        </w:rPr>
+      </w:pPr>
+      <w:r>
+        <w:rPr>
+          <w:sz w:val="24"/>
+          <w:szCs w:val="24"/>
+        </w:rPr>
+        <w:t>In this task, a personalized content-based recommender system was developed by constructing user profiles from historical ratings. Each user profile was computed as a weighted average of TF-IDF vectors of movies rated by the user.</w:t>
+      </w:r>
+    </w:p>
+    <w:p>
+      <w:pPr>
+        <w:jc w:val="both"/>
+        <w:rPr>
+          <w:sz w:val="24"/>
+          <w:szCs w:val="24"/>
+        </w:rPr>
+      </w:pPr>
+      <w:r>
+        <w:rPr>
+          <w:sz w:val="24"/>
+          <w:szCs w:val="24"/>
+        </w:rPr>
+        <w:t>The weights correspond to the ratings given by the user, ensuring that highly rated movies contribute more to the profile. The user profile vector captures the overall preferences of the user in terms of genres.</w:t>
+      </w:r>
+    </w:p>
+    <w:p>
+      <w:pPr>
+        <w:jc w:val="both"/>
+        <w:rPr>
+          <w:sz w:val="24"/>
+          <w:szCs w:val="24"/>
+        </w:rPr>
+      </w:pPr>
+      <w:r>
+        <w:rPr>
+          <w:sz w:val="24"/>
+          <w:szCs w:val="24"/>
+        </w:rPr>
+        <w:t xml:space="preserve">Cosine similarity was then computed between the user profile and all movie vectors to generate recommendations. Movies were ranked based on similarity scores and the </w:t>
+      </w:r>
+      <w:proofErr w:type="gramStart"/>
+      <w:r>
+        <w:rPr>
+          <w:sz w:val="24"/>
+          <w:szCs w:val="24"/>
+        </w:rPr>
+        <w:t>top-N</w:t>
+      </w:r>
+      <w:proofErr w:type="gramEnd"/>
+      <w:r>
+        <w:rPr>
+          <w:sz w:val="24"/>
+          <w:szCs w:val="24"/>
+        </w:rPr>
+        <w:t xml:space="preserve"> recommendations were returned.</w:t>
+      </w:r>
+    </w:p>
+    <w:p>
+      <w:pPr>
+        <w:jc w:val="both"/>
+        <w:rPr>
+          <w:sz w:val="24"/>
+          <w:szCs w:val="24"/>
+        </w:rPr>
+      </w:pPr>
+      <w:r>
+        <w:rPr>
+          <w:sz w:val="24"/>
+          <w:szCs w:val="24"/>
+        </w:rPr>
+        <w:t>This approach introduces personalization into the recommendation process and performs better than basic content-based filtering.</w:t>
+      </w:r>
+    </w:p>
+    <w:p>
+      <w:pPr>
+        <w:jc w:val="both"/>
+        <w:rPr>
+          <w:sz w:val="24"/>
+          <w:szCs w:val="24"/>
+        </w:rPr>
+      </w:pPr>
+    </w:p>
+    <w:p>
+      <w:pPr>
+        <w:jc w:val="both"/>
+        <w:rPr>
+          <w:sz w:val="24"/>
+          <w:szCs w:val="24"/>
+        </w:rPr>
+      </w:pPr>
+      <w:r>
+        <w:rPr>
+          <w:sz w:val="24"/>
+          <w:szCs w:val="24"/>
+        </w:rPr>
+        <w:drawing>
+          <wp:inline distT="0" distB="0" distL="0" distR="0" wp14:anchorId="4E1FA613" wp14:editId="068A078E">
+            <wp:extent cx="5731510" cy="1470025"/>
+            <wp:effectExtent l="0" t="0" r="2540" b="0"/>
+            <wp:docPr id="782300615" name="Picture 1"/>
+            <wp:cNvGraphicFramePr>
+              <a:graphicFrameLocks xmlns:a="http://schemas.openxmlformats.org/drawingml/2006/main" noChangeAspect="1"/>
+            </wp:cNvGraphicFramePr>
+            <a:graphic xmlns:a="http://schemas.openxmlformats.org/drawingml/2006/main">
+              <a:graphicData uri="http://schemas.openxmlformats.org/drawingml/2006/picture">
+                <pic:pic xmlns:pic="http://schemas.openxmlformats.org/drawingml/2006/picture">
+                  <pic:nvPicPr>
+                    <pic:cNvPr id="782300615" name=""/>
+                    <pic:cNvPicPr/>
+                  </pic:nvPicPr>
+                  <pic:blipFill>
+                    <a:blip r:embed="rId12"/>
+                    <a:stretch>
+                      <a:fillRect/>
+                    </a:stretch>
+                  </pic:blipFill>
+                  <pic:spPr>
+                    <a:xfrm>
+                      <a:off x="0" y="0"/>
+                      <a:ext cx="5731510" cy="1470025"/>
+                    </a:xfrm>
+                    <a:prstGeom prst="rect">
+                      <a:avLst/>
+                    </a:prstGeom>
+                  </pic:spPr>
+                </pic:pic>
+              </a:graphicData>
+            </a:graphic>
+          </wp:inline>
+        </w:drawing>
+      </w:r>
+    </w:p>
     <w:sectPr>
       <w:pgSz w:w="11906" w:h="16838"/>
       <w:pgMar w:top="1440" w:right="1440" w:bottom="1440" w:left="1440" w:header="708" w:footer="708" w:gutter="0"/>

--- a/M25DE1028_CSL7110_Assignment3.docx
+++ b/M25DE1028_CSL7110_Assignment3.docx
@@ -463,15 +463,7 @@
       </w:pPr>
       <w:r>
         <w:lastRenderedPageBreak/>
-        <w:t xml:space="preserve">The </w:t>
-      </w:r>
-      <w:proofErr w:type="spellStart"/>
-      <w:r>
-        <w:t>MovieLens</w:t>
-      </w:r>
-      <w:proofErr w:type="spellEnd"/>
-      <w:r>
-        <w:t xml:space="preserve"> dataset is a widely used benchmark dataset for recommender system research. It contains user ratings for movies along with movie metadata such as title and genres.</w:t>
+        <w:t>The MovieLens dataset is a widely used benchmark dataset for recommender system research. It contains user ratings for movies along with movie metadata such as title and genres.</w:t>
       </w:r>
     </w:p>
     <w:p>
@@ -481,21 +473,12 @@
       <w:r>
         <w:t xml:space="preserve">For this assignment, the </w:t>
       </w:r>
-      <w:proofErr w:type="spellStart"/>
-      <w:r>
-        <w:rPr>
-          <w:b/>
-          <w:bCs/>
-        </w:rPr>
-        <w:t>MovieLens</w:t>
-      </w:r>
-      <w:proofErr w:type="spellEnd"/>
-      <w:r>
-        <w:rPr>
-          <w:b/>
-          <w:bCs/>
-        </w:rPr>
-        <w:t xml:space="preserve"> Latest Small dataset</w:t>
+      <w:r>
+        <w:rPr>
+          <w:b/>
+          <w:bCs/>
+        </w:rPr>
+        <w:t>MovieLens Latest Small dataset</w:t>
       </w:r>
       <w:r>
         <w:t xml:space="preserve"> was used. The dataset contains approximately 100,000 ratings from around 600 users on nearly 9,000 movies.</w:t>
@@ -518,15 +501,7 @@
         <w:t>movies.csv</w:t>
       </w:r>
       <w:r>
-        <w:t xml:space="preserve"> – contains </w:t>
-      </w:r>
-      <w:proofErr w:type="spellStart"/>
-      <w:r>
-        <w:t>movieId</w:t>
-      </w:r>
-      <w:proofErr w:type="spellEnd"/>
-      <w:r>
-        <w:t>, movie title, and genres</w:t>
+        <w:t xml:space="preserve"> – contains movieId, movie title, and genres</w:t>
       </w:r>
       <w:r>
         <w:br/>
@@ -539,23 +514,7 @@
         <w:t>ratings.csv</w:t>
       </w:r>
       <w:r>
-        <w:t xml:space="preserve"> – contains </w:t>
-      </w:r>
-      <w:proofErr w:type="spellStart"/>
-      <w:r>
-        <w:t>userId</w:t>
-      </w:r>
-      <w:proofErr w:type="spellEnd"/>
-      <w:r>
-        <w:t xml:space="preserve">, </w:t>
-      </w:r>
-      <w:proofErr w:type="spellStart"/>
-      <w:r>
-        <w:t>movieId</w:t>
-      </w:r>
-      <w:proofErr w:type="spellEnd"/>
-      <w:r>
-        <w:t>, rating, and timestamp</w:t>
+        <w:t xml:space="preserve"> – contains userId, movieId, rating, and timestamp</w:t>
       </w:r>
     </w:p>
     <w:p>
@@ -962,23 +921,7 @@
           <w:sz w:val="24"/>
           <w:szCs w:val="24"/>
         </w:rPr>
-        <w:t xml:space="preserve">A recommendation function was developed that takes a movie title as input and returns the </w:t>
-      </w:r>
-      <w:proofErr w:type="gramStart"/>
-      <w:r>
-        <w:rPr>
-          <w:sz w:val="24"/>
-          <w:szCs w:val="24"/>
-        </w:rPr>
-        <w:t>top-N</w:t>
-      </w:r>
-      <w:proofErr w:type="gramEnd"/>
-      <w:r>
-        <w:rPr>
-          <w:sz w:val="24"/>
-          <w:szCs w:val="24"/>
-        </w:rPr>
-        <w:t xml:space="preserve"> most similar movies along with their similarity scores.</w:t>
+        <w:t>A recommendation function was developed that takes a movie title as input and returns the top-N most similar movies along with their similarity scores.</w:t>
       </w:r>
     </w:p>
     <w:p>
@@ -1148,23 +1091,7 @@
           <w:sz w:val="24"/>
           <w:szCs w:val="24"/>
         </w:rPr>
-        <w:t xml:space="preserve">Cosine similarity was then computed between the user profile and all movie vectors to generate recommendations. Movies were ranked based on similarity scores and the </w:t>
-      </w:r>
-      <w:proofErr w:type="gramStart"/>
-      <w:r>
-        <w:rPr>
-          <w:sz w:val="24"/>
-          <w:szCs w:val="24"/>
-        </w:rPr>
-        <w:t>top-N</w:t>
-      </w:r>
-      <w:proofErr w:type="gramEnd"/>
-      <w:r>
-        <w:rPr>
-          <w:sz w:val="24"/>
-          <w:szCs w:val="24"/>
-        </w:rPr>
-        <w:t xml:space="preserve"> recommendations were returned.</w:t>
+        <w:t>Cosine similarity was then computed between the user profile and all movie vectors to generate recommendations. Movies were ranked based on similarity scores and the top-N recommendations were returned.</w:t>
       </w:r>
     </w:p>
     <w:p>
@@ -1230,6 +1157,298 @@
                     <a:xfrm>
                       <a:off x="0" y="0"/>
                       <a:ext cx="5731510" cy="1470025"/>
+                    </a:xfrm>
+                    <a:prstGeom prst="rect">
+                      <a:avLst/>
+                    </a:prstGeom>
+                  </pic:spPr>
+                </pic:pic>
+              </a:graphicData>
+            </a:graphic>
+          </wp:inline>
+        </w:drawing>
+      </w:r>
+    </w:p>
+    <w:p>
+      <w:pPr>
+        <w:jc w:val="both"/>
+        <w:rPr>
+          <w:sz w:val="24"/>
+          <w:szCs w:val="24"/>
+        </w:rPr>
+      </w:pPr>
+    </w:p>
+    <w:p>
+      <w:pPr>
+        <w:jc w:val="both"/>
+        <w:rPr>
+          <w:sz w:val="24"/>
+          <w:szCs w:val="24"/>
+        </w:rPr>
+      </w:pPr>
+    </w:p>
+    <w:p>
+      <w:pPr>
+        <w:jc w:val="both"/>
+        <w:rPr>
+          <w:sz w:val="24"/>
+          <w:szCs w:val="24"/>
+        </w:rPr>
+      </w:pPr>
+    </w:p>
+    <w:p>
+      <w:pPr>
+        <w:jc w:val="both"/>
+        <w:rPr>
+          <w:sz w:val="24"/>
+          <w:szCs w:val="24"/>
+        </w:rPr>
+      </w:pPr>
+    </w:p>
+    <w:p>
+      <w:pPr>
+        <w:jc w:val="both"/>
+        <w:rPr>
+          <w:sz w:val="24"/>
+          <w:szCs w:val="24"/>
+        </w:rPr>
+      </w:pPr>
+    </w:p>
+    <w:p>
+      <w:pPr>
+        <w:jc w:val="both"/>
+        <w:rPr>
+          <w:sz w:val="24"/>
+          <w:szCs w:val="24"/>
+        </w:rPr>
+      </w:pPr>
+    </w:p>
+    <w:p>
+      <w:pPr>
+        <w:jc w:val="both"/>
+        <w:rPr>
+          <w:sz w:val="24"/>
+          <w:szCs w:val="24"/>
+        </w:rPr>
+      </w:pPr>
+    </w:p>
+    <w:p>
+      <w:pPr>
+        <w:jc w:val="both"/>
+        <w:rPr>
+          <w:sz w:val="24"/>
+          <w:szCs w:val="24"/>
+        </w:rPr>
+      </w:pPr>
+    </w:p>
+    <w:p>
+      <w:pPr>
+        <w:jc w:val="both"/>
+        <w:rPr>
+          <w:sz w:val="24"/>
+          <w:szCs w:val="24"/>
+        </w:rPr>
+      </w:pPr>
+    </w:p>
+    <w:p>
+      <w:pPr>
+        <w:jc w:val="both"/>
+        <w:rPr>
+          <w:sz w:val="24"/>
+          <w:szCs w:val="24"/>
+        </w:rPr>
+      </w:pPr>
+    </w:p>
+    <w:p>
+      <w:pPr>
+        <w:jc w:val="both"/>
+        <w:rPr>
+          <w:sz w:val="24"/>
+          <w:szCs w:val="24"/>
+        </w:rPr>
+      </w:pPr>
+    </w:p>
+    <w:p>
+      <w:pPr>
+        <w:jc w:val="both"/>
+        <w:rPr>
+          <w:sz w:val="24"/>
+          <w:szCs w:val="24"/>
+        </w:rPr>
+      </w:pPr>
+    </w:p>
+    <w:p>
+      <w:pPr>
+        <w:jc w:val="both"/>
+        <w:rPr>
+          <w:sz w:val="24"/>
+          <w:szCs w:val="24"/>
+        </w:rPr>
+      </w:pPr>
+    </w:p>
+    <w:p>
+      <w:pPr>
+        <w:jc w:val="both"/>
+        <w:rPr>
+          <w:b/>
+          <w:bCs/>
+          <w:sz w:val="28"/>
+          <w:szCs w:val="28"/>
+        </w:rPr>
+      </w:pPr>
+      <w:r>
+        <w:rPr>
+          <w:b/>
+          <w:bCs/>
+          <w:sz w:val="28"/>
+          <w:szCs w:val="28"/>
+        </w:rPr>
+        <w:lastRenderedPageBreak/>
+        <w:t>T</w:t>
+      </w:r>
+      <w:r>
+        <w:rPr>
+          <w:b/>
+          <w:bCs/>
+          <w:sz w:val="28"/>
+          <w:szCs w:val="28"/>
+        </w:rPr>
+        <w:t>ASK</w:t>
+      </w:r>
+      <w:r>
+        <w:rPr>
+          <w:b/>
+          <w:bCs/>
+          <w:sz w:val="28"/>
+          <w:szCs w:val="28"/>
+        </w:rPr>
+        <w:t xml:space="preserve"> 3</w:t>
+      </w:r>
+      <w:r>
+        <w:rPr>
+          <w:b/>
+          <w:bCs/>
+          <w:sz w:val="28"/>
+          <w:szCs w:val="28"/>
+        </w:rPr>
+        <w:t>:</w:t>
+      </w:r>
+      <w:r>
+        <w:rPr>
+          <w:b/>
+          <w:bCs/>
+          <w:sz w:val="28"/>
+          <w:szCs w:val="28"/>
+        </w:rPr>
+        <w:t xml:space="preserve"> User-Based Collaborative Filtering</w:t>
+      </w:r>
+    </w:p>
+    <w:p>
+      <w:pPr>
+        <w:jc w:val="both"/>
+        <w:rPr>
+          <w:sz w:val="24"/>
+          <w:szCs w:val="24"/>
+        </w:rPr>
+      </w:pPr>
+      <w:r>
+        <w:rPr>
+          <w:sz w:val="24"/>
+          <w:szCs w:val="24"/>
+        </w:rPr>
+        <w:t>In this task, a user-based collaborative filtering approach was implemented using the Surprise library. The model computes similarity between users based on their rating patterns.</w:t>
+      </w:r>
+    </w:p>
+    <w:p>
+      <w:pPr>
+        <w:jc w:val="both"/>
+        <w:rPr>
+          <w:sz w:val="24"/>
+          <w:szCs w:val="24"/>
+        </w:rPr>
+      </w:pPr>
+      <w:r>
+        <w:rPr>
+          <w:sz w:val="24"/>
+          <w:szCs w:val="24"/>
+        </w:rPr>
+        <w:t>A K-Nearest Neighbors (KNN) algorithm with cosine similarity was used to identify similar users. The predicted rating for a user-item pair was computed as a weighted average of ratings from similar users.</w:t>
+      </w:r>
+    </w:p>
+    <w:p>
+      <w:pPr>
+        <w:jc w:val="both"/>
+        <w:rPr>
+          <w:sz w:val="24"/>
+          <w:szCs w:val="24"/>
+        </w:rPr>
+      </w:pPr>
+      <w:r>
+        <w:rPr>
+          <w:sz w:val="24"/>
+          <w:szCs w:val="24"/>
+        </w:rPr>
+        <w:t>The model was evaluated using Root Mean Square Error (RMSE), which measures the difference between predicted and actual ratings.</w:t>
+      </w:r>
+    </w:p>
+    <w:p>
+      <w:pPr>
+        <w:jc w:val="both"/>
+        <w:rPr>
+          <w:sz w:val="24"/>
+          <w:szCs w:val="24"/>
+        </w:rPr>
+      </w:pPr>
+      <w:r>
+        <w:rPr>
+          <w:sz w:val="24"/>
+          <w:szCs w:val="24"/>
+        </w:rPr>
+        <w:t>Based on predicted ratings, top-N recommendations were generated for each user. This approach captures collaborative behavior and provides more personalized recommendations compared to content-based methods.</w:t>
+      </w:r>
+    </w:p>
+    <w:p>
+      <w:pPr>
+        <w:jc w:val="both"/>
+        <w:rPr>
+          <w:b/>
+          <w:bCs/>
+          <w:sz w:val="28"/>
+          <w:szCs w:val="28"/>
+        </w:rPr>
+      </w:pPr>
+      <w:r>
+        <w:rPr>
+          <w:b/>
+          <w:bCs/>
+          <w:sz w:val="28"/>
+          <w:szCs w:val="28"/>
+        </w:rPr>
+        <w:drawing>
+          <wp:inline distT="0" distB="0" distL="0" distR="0" wp14:anchorId="63609401" wp14:editId="14F5F83A">
+            <wp:extent cx="5731510" cy="1057910"/>
+            <wp:effectExtent l="0" t="0" r="2540" b="8890"/>
+            <wp:docPr id="1196753302" name="Picture 1"/>
+            <wp:cNvGraphicFramePr>
+              <a:graphicFrameLocks xmlns:a="http://schemas.openxmlformats.org/drawingml/2006/main" noChangeAspect="1"/>
+            </wp:cNvGraphicFramePr>
+            <a:graphic xmlns:a="http://schemas.openxmlformats.org/drawingml/2006/main">
+              <a:graphicData uri="http://schemas.openxmlformats.org/drawingml/2006/picture">
+                <pic:pic xmlns:pic="http://schemas.openxmlformats.org/drawingml/2006/picture">
+                  <pic:nvPicPr>
+                    <pic:cNvPr id="1196753302" name=""/>
+                    <pic:cNvPicPr/>
+                  </pic:nvPicPr>
+                  <pic:blipFill>
+                    <a:blip r:embed="rId13"/>
+                    <a:stretch>
+                      <a:fillRect/>
+                    </a:stretch>
+                  </pic:blipFill>
+                  <pic:spPr>
+                    <a:xfrm>
+                      <a:off x="0" y="0"/>
+                      <a:ext cx="5731510" cy="1057910"/>
                     </a:xfrm>
                     <a:prstGeom prst="rect">
                       <a:avLst/>

--- a/M25DE1028_CSL7110_Assignment3.docx
+++ b/M25DE1028_CSL7110_Assignment3.docx
@@ -463,7 +463,15 @@
       </w:pPr>
       <w:r>
         <w:lastRenderedPageBreak/>
-        <w:t>The MovieLens dataset is a widely used benchmark dataset for recommender system research. It contains user ratings for movies along with movie metadata such as title and genres.</w:t>
+        <w:t xml:space="preserve">The </w:t>
+      </w:r>
+      <w:proofErr w:type="spellStart"/>
+      <w:r>
+        <w:t>MovieLens</w:t>
+      </w:r>
+      <w:proofErr w:type="spellEnd"/>
+      <w:r>
+        <w:t xml:space="preserve"> dataset is a widely used benchmark dataset for recommender system research. It contains user ratings for movies along with movie metadata such as title and genres.</w:t>
       </w:r>
     </w:p>
     <w:p>
@@ -473,12 +481,21 @@
       <w:r>
         <w:t xml:space="preserve">For this assignment, the </w:t>
       </w:r>
-      <w:r>
-        <w:rPr>
-          <w:b/>
-          <w:bCs/>
-        </w:rPr>
-        <w:t>MovieLens Latest Small dataset</w:t>
+      <w:proofErr w:type="spellStart"/>
+      <w:r>
+        <w:rPr>
+          <w:b/>
+          <w:bCs/>
+        </w:rPr>
+        <w:t>MovieLens</w:t>
+      </w:r>
+      <w:proofErr w:type="spellEnd"/>
+      <w:r>
+        <w:rPr>
+          <w:b/>
+          <w:bCs/>
+        </w:rPr>
+        <w:t xml:space="preserve"> Latest Small dataset</w:t>
       </w:r>
       <w:r>
         <w:t xml:space="preserve"> was used. The dataset contains approximately 100,000 ratings from around 600 users on nearly 9,000 movies.</w:t>
@@ -501,7 +518,15 @@
         <w:t>movies.csv</w:t>
       </w:r>
       <w:r>
-        <w:t xml:space="preserve"> – contains movieId, movie title, and genres</w:t>
+        <w:t xml:space="preserve"> – contains </w:t>
+      </w:r>
+      <w:proofErr w:type="spellStart"/>
+      <w:r>
+        <w:t>movieId</w:t>
+      </w:r>
+      <w:proofErr w:type="spellEnd"/>
+      <w:r>
+        <w:t>, movie title, and genres</w:t>
       </w:r>
       <w:r>
         <w:br/>
@@ -514,7 +539,23 @@
         <w:t>ratings.csv</w:t>
       </w:r>
       <w:r>
-        <w:t xml:space="preserve"> – contains userId, movieId, rating, and timestamp</w:t>
+        <w:t xml:space="preserve"> – contains </w:t>
+      </w:r>
+      <w:proofErr w:type="spellStart"/>
+      <w:r>
+        <w:t>userId</w:t>
+      </w:r>
+      <w:proofErr w:type="spellEnd"/>
+      <w:r>
+        <w:t xml:space="preserve">, </w:t>
+      </w:r>
+      <w:proofErr w:type="spellStart"/>
+      <w:r>
+        <w:t>movieId</w:t>
+      </w:r>
+      <w:proofErr w:type="spellEnd"/>
+      <w:r>
+        <w:t>, rating, and timestamp</w:t>
       </w:r>
     </w:p>
     <w:p>
@@ -921,7 +962,23 @@
           <w:sz w:val="24"/>
           <w:szCs w:val="24"/>
         </w:rPr>
-        <w:t>A recommendation function was developed that takes a movie title as input and returns the top-N most similar movies along with their similarity scores.</w:t>
+        <w:t xml:space="preserve">A recommendation function was developed that takes a movie title as input and returns the </w:t>
+      </w:r>
+      <w:proofErr w:type="gramStart"/>
+      <w:r>
+        <w:rPr>
+          <w:sz w:val="24"/>
+          <w:szCs w:val="24"/>
+        </w:rPr>
+        <w:t>top-N</w:t>
+      </w:r>
+      <w:proofErr w:type="gramEnd"/>
+      <w:r>
+        <w:rPr>
+          <w:sz w:val="24"/>
+          <w:szCs w:val="24"/>
+        </w:rPr>
+        <w:t xml:space="preserve"> most similar movies along with their similarity scores.</w:t>
       </w:r>
     </w:p>
     <w:p>
@@ -1091,7 +1148,23 @@
           <w:sz w:val="24"/>
           <w:szCs w:val="24"/>
         </w:rPr>
-        <w:t>Cosine similarity was then computed between the user profile and all movie vectors to generate recommendations. Movies were ranked based on similarity scores and the top-N recommendations were returned.</w:t>
+        <w:t xml:space="preserve">Cosine similarity was then computed between the user profile and all movie vectors to generate recommendations. Movies were ranked based on similarity scores and the </w:t>
+      </w:r>
+      <w:proofErr w:type="gramStart"/>
+      <w:r>
+        <w:rPr>
+          <w:sz w:val="24"/>
+          <w:szCs w:val="24"/>
+        </w:rPr>
+        <w:t>top-N</w:t>
+      </w:r>
+      <w:proofErr w:type="gramEnd"/>
+      <w:r>
+        <w:rPr>
+          <w:sz w:val="24"/>
+          <w:szCs w:val="24"/>
+        </w:rPr>
+        <w:t xml:space="preserve"> recommendations were returned.</w:t>
       </w:r>
     </w:p>
     <w:p>
@@ -1133,7 +1206,7 @@
           <w:szCs w:val="24"/>
         </w:rPr>
         <w:drawing>
-          <wp:inline distT="0" distB="0" distL="0" distR="0" wp14:anchorId="4E1FA613" wp14:editId="068A078E">
+          <wp:inline distT="0" distB="0" distL="0" distR="0" wp14:anchorId="4E1FA613" wp14:editId="54AFC7DF">
             <wp:extent cx="5731510" cy="1470025"/>
             <wp:effectExtent l="0" t="0" r="2540" b="0"/>
             <wp:docPr id="782300615" name="Picture 1"/>
@@ -1182,128 +1255,19 @@
       <w:pPr>
         <w:jc w:val="both"/>
         <w:rPr>
-          <w:sz w:val="24"/>
-          <w:szCs w:val="24"/>
-        </w:rPr>
-      </w:pPr>
-    </w:p>
-    <w:p>
-      <w:pPr>
-        <w:jc w:val="both"/>
-        <w:rPr>
-          <w:sz w:val="24"/>
-          <w:szCs w:val="24"/>
-        </w:rPr>
-      </w:pPr>
-    </w:p>
-    <w:p>
-      <w:pPr>
-        <w:jc w:val="both"/>
-        <w:rPr>
-          <w:sz w:val="24"/>
-          <w:szCs w:val="24"/>
-        </w:rPr>
-      </w:pPr>
-    </w:p>
-    <w:p>
-      <w:pPr>
-        <w:jc w:val="both"/>
-        <w:rPr>
-          <w:sz w:val="24"/>
-          <w:szCs w:val="24"/>
-        </w:rPr>
-      </w:pPr>
-    </w:p>
-    <w:p>
-      <w:pPr>
-        <w:jc w:val="both"/>
-        <w:rPr>
-          <w:sz w:val="24"/>
-          <w:szCs w:val="24"/>
-        </w:rPr>
-      </w:pPr>
-    </w:p>
-    <w:p>
-      <w:pPr>
-        <w:jc w:val="both"/>
-        <w:rPr>
-          <w:sz w:val="24"/>
-          <w:szCs w:val="24"/>
-        </w:rPr>
-      </w:pPr>
-    </w:p>
-    <w:p>
-      <w:pPr>
-        <w:jc w:val="both"/>
-        <w:rPr>
-          <w:sz w:val="24"/>
-          <w:szCs w:val="24"/>
-        </w:rPr>
-      </w:pPr>
-    </w:p>
-    <w:p>
-      <w:pPr>
-        <w:jc w:val="both"/>
-        <w:rPr>
-          <w:sz w:val="24"/>
-          <w:szCs w:val="24"/>
-        </w:rPr>
-      </w:pPr>
-    </w:p>
-    <w:p>
-      <w:pPr>
-        <w:jc w:val="both"/>
-        <w:rPr>
-          <w:sz w:val="24"/>
-          <w:szCs w:val="24"/>
-        </w:rPr>
-      </w:pPr>
-    </w:p>
-    <w:p>
-      <w:pPr>
-        <w:jc w:val="both"/>
-        <w:rPr>
-          <w:sz w:val="24"/>
-          <w:szCs w:val="24"/>
-        </w:rPr>
-      </w:pPr>
-    </w:p>
-    <w:p>
-      <w:pPr>
-        <w:jc w:val="both"/>
-        <w:rPr>
-          <w:sz w:val="24"/>
-          <w:szCs w:val="24"/>
-        </w:rPr>
-      </w:pPr>
-    </w:p>
-    <w:p>
-      <w:pPr>
-        <w:jc w:val="both"/>
-        <w:rPr>
-          <w:sz w:val="24"/>
-          <w:szCs w:val="24"/>
-        </w:rPr>
-      </w:pPr>
-    </w:p>
-    <w:p>
-      <w:pPr>
-        <w:jc w:val="both"/>
-        <w:rPr>
-          <w:b/>
-          <w:bCs/>
-          <w:sz w:val="28"/>
-          <w:szCs w:val="28"/>
-        </w:rPr>
-      </w:pPr>
-      <w:r>
-        <w:rPr>
-          <w:b/>
-          <w:bCs/>
-          <w:sz w:val="28"/>
-          <w:szCs w:val="28"/>
-        </w:rPr>
-        <w:lastRenderedPageBreak/>
+          <w:b/>
+          <w:bCs/>
+          <w:sz w:val="28"/>
+          <w:szCs w:val="28"/>
+        </w:rPr>
+      </w:pPr>
+      <w:r>
+        <w:rPr>
+          <w:b/>
+          <w:bCs/>
+          <w:sz w:val="28"/>
+          <w:szCs w:val="28"/>
+        </w:rPr>
         <w:t>T</w:t>
       </w:r>
       <w:r>
@@ -1372,7 +1336,21 @@
           <w:sz w:val="24"/>
           <w:szCs w:val="24"/>
         </w:rPr>
-        <w:t>A K-Nearest Neighbors (KNN) algorithm with cosine similarity was used to identify similar users. The predicted rating for a user-item pair was computed as a weighted average of ratings from similar users.</w:t>
+        <w:t xml:space="preserve">A K-Nearest </w:t>
+      </w:r>
+      <w:r>
+        <w:rPr>
+          <w:sz w:val="24"/>
+          <w:szCs w:val="24"/>
+        </w:rPr>
+        <w:t>Neighbours</w:t>
+      </w:r>
+      <w:r>
+        <w:rPr>
+          <w:sz w:val="24"/>
+          <w:szCs w:val="24"/>
+        </w:rPr>
+        <w:t xml:space="preserve"> (KNN) algorithm with cosine similarity was used to identify similar users. The predicted rating for a user-item pair was computed as a weighted average of ratings from similar users.</w:t>
       </w:r>
     </w:p>
     <w:p>
@@ -1404,7 +1382,21 @@
           <w:sz w:val="24"/>
           <w:szCs w:val="24"/>
         </w:rPr>
-        <w:t>Based on predicted ratings, top-N recommendations were generated for each user. This approach captures collaborative behavior and provides more personalized recommendations compared to content-based methods.</w:t>
+        <w:t xml:space="preserve">Based on predicted ratings, top-N recommendations were generated for each user. This approach captures collaborative </w:t>
+      </w:r>
+      <w:r>
+        <w:rPr>
+          <w:sz w:val="24"/>
+          <w:szCs w:val="24"/>
+        </w:rPr>
+        <w:t>behaviour</w:t>
+      </w:r>
+      <w:r>
+        <w:rPr>
+          <w:sz w:val="24"/>
+          <w:szCs w:val="24"/>
+        </w:rPr>
+        <w:t xml:space="preserve"> and provides more personalized recommendations compared to content-based methods.</w:t>
       </w:r>
     </w:p>
     <w:p>
@@ -1425,9 +1417,17 @@
           <w:szCs w:val="28"/>
         </w:rPr>
         <w:drawing>
-          <wp:inline distT="0" distB="0" distL="0" distR="0" wp14:anchorId="63609401" wp14:editId="14F5F83A">
+          <wp:anchor distT="0" distB="0" distL="114300" distR="114300" simplePos="0" relativeHeight="251661312" behindDoc="0" locked="0" layoutInCell="1" allowOverlap="1" wp14:anchorId="63609401" wp14:editId="0FE8D408">
+            <wp:simplePos x="0" y="0"/>
+            <wp:positionH relativeFrom="margin">
+              <wp:align>right</wp:align>
+            </wp:positionH>
+            <wp:positionV relativeFrom="paragraph">
+              <wp:posOffset>255905</wp:posOffset>
+            </wp:positionV>
             <wp:extent cx="5731510" cy="1057910"/>
             <wp:effectExtent l="0" t="0" r="2540" b="8890"/>
+            <wp:wrapNone/>
             <wp:docPr id="1196753302" name="Picture 1"/>
             <wp:cNvGraphicFramePr>
               <a:graphicFrameLocks xmlns:a="http://schemas.openxmlformats.org/drawingml/2006/main" noChangeAspect="1"/>
@@ -1440,7 +1440,13 @@
                     <pic:cNvPicPr/>
                   </pic:nvPicPr>
                   <pic:blipFill>
-                    <a:blip r:embed="rId13"/>
+                    <a:blip r:embed="rId13">
+                      <a:extLst>
+                        <a:ext uri="{28A0092B-C50C-407E-A947-70E740481C1C}">
+                          <a14:useLocalDpi xmlns:a14="http://schemas.microsoft.com/office/drawing/2010/main" val="0"/>
+                        </a:ext>
+                      </a:extLst>
+                    </a:blip>
                     <a:stretch>
                       <a:fillRect/>
                     </a:stretch>
@@ -1457,9 +1463,163 @@
                 </pic:pic>
               </a:graphicData>
             </a:graphic>
-          </wp:inline>
+          </wp:anchor>
         </w:drawing>
       </w:r>
+    </w:p>
+    <w:p>
+      <w:pPr>
+        <w:jc w:val="both"/>
+        <w:rPr>
+          <w:b/>
+          <w:bCs/>
+          <w:sz w:val="28"/>
+          <w:szCs w:val="28"/>
+        </w:rPr>
+      </w:pPr>
+    </w:p>
+    <w:p>
+      <w:pPr>
+        <w:jc w:val="both"/>
+        <w:rPr>
+          <w:b/>
+          <w:bCs/>
+          <w:sz w:val="28"/>
+          <w:szCs w:val="28"/>
+        </w:rPr>
+      </w:pPr>
+    </w:p>
+    <w:p>
+      <w:pPr>
+        <w:jc w:val="both"/>
+        <w:rPr>
+          <w:b/>
+          <w:bCs/>
+          <w:sz w:val="28"/>
+          <w:szCs w:val="28"/>
+        </w:rPr>
+      </w:pPr>
+      <w:r>
+        <w:rPr>
+          <w:b/>
+          <w:bCs/>
+          <w:sz w:val="28"/>
+          <w:szCs w:val="28"/>
+        </w:rPr>
+        <w:lastRenderedPageBreak/>
+        <w:t>T</w:t>
+      </w:r>
+      <w:r>
+        <w:rPr>
+          <w:b/>
+          <w:bCs/>
+          <w:sz w:val="28"/>
+          <w:szCs w:val="28"/>
+        </w:rPr>
+        <w:t>ASK</w:t>
+      </w:r>
+      <w:r>
+        <w:rPr>
+          <w:b/>
+          <w:bCs/>
+          <w:sz w:val="28"/>
+          <w:szCs w:val="28"/>
+        </w:rPr>
+        <w:t xml:space="preserve"> 4</w:t>
+      </w:r>
+      <w:r>
+        <w:rPr>
+          <w:b/>
+          <w:bCs/>
+          <w:sz w:val="28"/>
+          <w:szCs w:val="28"/>
+        </w:rPr>
+        <w:t>:</w:t>
+      </w:r>
+      <w:r>
+        <w:rPr>
+          <w:b/>
+          <w:bCs/>
+          <w:sz w:val="28"/>
+          <w:szCs w:val="28"/>
+        </w:rPr>
+        <w:t xml:space="preserve"> Model-Based Collaborative Filtering (SVD)</w:t>
+      </w:r>
+    </w:p>
+    <w:p>
+      <w:pPr>
+        <w:jc w:val="both"/>
+        <w:rPr>
+          <w:sz w:val="24"/>
+          <w:szCs w:val="24"/>
+        </w:rPr>
+      </w:pPr>
+      <w:r>
+        <w:rPr>
+          <w:sz w:val="24"/>
+          <w:szCs w:val="24"/>
+        </w:rPr>
+        <w:t>In this task, a model-based collaborative filtering approach was implemented using Singular Value Decomposition (SVD). Unlike memory-based methods, SVD learns latent representations for users and items.</w:t>
+      </w:r>
+    </w:p>
+    <w:p>
+      <w:pPr>
+        <w:jc w:val="both"/>
+        <w:rPr>
+          <w:sz w:val="24"/>
+          <w:szCs w:val="24"/>
+        </w:rPr>
+      </w:pPr>
+      <w:r>
+        <w:rPr>
+          <w:sz w:val="24"/>
+          <w:szCs w:val="24"/>
+        </w:rPr>
+        <w:t>The model decomposes the user-item interaction matrix into lower-dimensional latent factors, capturing hidden relationships between users and movies. These latent factors represent implicit preferences and characteristics.</w:t>
+      </w:r>
+    </w:p>
+    <w:p>
+      <w:pPr>
+        <w:jc w:val="both"/>
+        <w:rPr>
+          <w:sz w:val="24"/>
+          <w:szCs w:val="24"/>
+        </w:rPr>
+      </w:pPr>
+      <w:r>
+        <w:rPr>
+          <w:sz w:val="24"/>
+          <w:szCs w:val="24"/>
+        </w:rPr>
+        <w:t>The predicted rating is computed using a combination of global average rating, user bias, item bias, and interaction between latent vectors.</w:t>
+      </w:r>
+    </w:p>
+    <w:p>
+      <w:pPr>
+        <w:jc w:val="both"/>
+        <w:rPr>
+          <w:sz w:val="24"/>
+          <w:szCs w:val="24"/>
+        </w:rPr>
+      </w:pPr>
+      <w:r>
+        <w:rPr>
+          <w:sz w:val="24"/>
+          <w:szCs w:val="24"/>
+        </w:rPr>
+        <w:t>The model was evaluated using RMSE and demonstrated improved accuracy compared to memory-based methods. This approach effectively handles sparsity and provides high-quality personalized recommendations.</w:t>
+      </w:r>
+    </w:p>
+    <w:p>
+      <w:pPr>
+        <w:jc w:val="both"/>
+        <w:rPr>
+          <w:b/>
+          <w:bCs/>
+          <w:sz w:val="28"/>
+          <w:szCs w:val="28"/>
+        </w:rPr>
+      </w:pPr>
     </w:p>
     <w:sectPr>
       <w:pgSz w:w="11906" w:h="16838"/>

--- a/M25DE1028_CSL7110_Assignment3.docx
+++ b/M25DE1028_CSL7110_Assignment3.docx
@@ -111,12 +111,10 @@
           <w:sz w:val="32"/>
           <w:szCs w:val="32"/>
         </w:rPr>
-        <w:t xml:space="preserve">Efficient Similarity Detection using k-Grams, </w:t>
-      </w:r>
-    </w:p>
-    <w:p>
-      <w:pPr>
-        <w:jc w:val="center"/>
+        <w:t xml:space="preserve">Recommender Systems using Content-Based and Collaborative Filtering on the </w:t>
+      </w:r>
+      <w:proofErr w:type="spellStart"/>
+      <w:r>
         <w:rPr>
           <w:rFonts w:ascii="Times New Roman" w:hAnsi="Times New Roman"/>
           <w:b/>
@@ -124,7 +122,9 @@
           <w:sz w:val="32"/>
           <w:szCs w:val="32"/>
         </w:rPr>
-      </w:pPr>
+        <w:t>MovieLens</w:t>
+      </w:r>
+      <w:proofErr w:type="spellEnd"/>
       <w:r>
         <w:rPr>
           <w:rFonts w:ascii="Times New Roman" w:hAnsi="Times New Roman"/>
@@ -133,8 +133,20 @@
           <w:sz w:val="32"/>
           <w:szCs w:val="32"/>
         </w:rPr>
-        <w:t>MinHash and LSH</w:t>
-      </w:r>
+        <w:t xml:space="preserve"> Dataset</w:t>
+      </w:r>
+    </w:p>
+    <w:p>
+      <w:pPr>
+        <w:jc w:val="center"/>
+        <w:rPr>
+          <w:rFonts w:ascii="Times New Roman" w:hAnsi="Times New Roman"/>
+          <w:b/>
+          <w:bCs/>
+          <w:sz w:val="32"/>
+          <w:szCs w:val="32"/>
+        </w:rPr>
+      </w:pPr>
     </w:p>
     <w:p>
       <w:pPr>
@@ -223,10 +235,10 @@
                     <pic:cNvPicPr/>
                   </pic:nvPicPr>
                   <pic:blipFill>
-                    <a:blip r:embed="rId4">
+                    <a:blip r:embed="rId5">
                       <a:extLst>
                         <a:ext uri="{96DAC541-7B7A-43D3-8B79-37D633B846F1}">
-                          <asvg:svgBlip xmlns:asvg="http://schemas.microsoft.com/office/drawing/2016/SVG/main" r:embed="rId5"/>
+                          <asvg:svgBlip xmlns:asvg="http://schemas.microsoft.com/office/drawing/2016/SVG/main" r:embed="rId6"/>
                         </a:ext>
                       </a:extLst>
                     </a:blip>
@@ -420,7 +432,7 @@
         </w:rPr>
         <w:t xml:space="preserve">GitHub Link – </w:t>
       </w:r>
-      <w:hyperlink r:id="rId6" w:history="1">
+      <w:hyperlink r:id="rId7" w:history="1">
         <w:r>
           <w:rPr>
             <w:rStyle w:val="Hyperlink"/>
@@ -430,7 +442,29 @@
             <w:sz w:val="28"/>
             <w:szCs w:val="28"/>
           </w:rPr>
-          <w:t>Assignment 2</w:t>
+          <w:t>Assignment</w:t>
+        </w:r>
+        <w:r>
+          <w:rPr>
+            <w:rStyle w:val="Hyperlink"/>
+            <w:rFonts w:ascii="Times New Roman" w:hAnsi="Times New Roman"/>
+            <w:b/>
+            <w:bCs/>
+            <w:sz w:val="28"/>
+            <w:szCs w:val="28"/>
+          </w:rPr>
+          <w:t xml:space="preserve"> 3</w:t>
+        </w:r>
+        <w:r>
+          <w:rPr>
+            <w:rStyle w:val="Hyperlink"/>
+            <w:rFonts w:ascii="Times New Roman" w:hAnsi="Times New Roman"/>
+            <w:b/>
+            <w:bCs/>
+            <w:sz w:val="28"/>
+            <w:szCs w:val="28"/>
+          </w:rPr>
+          <w:t xml:space="preserve"> </w:t>
         </w:r>
       </w:hyperlink>
     </w:p>
@@ -460,9 +494,29 @@
     <w:p>
       <w:pPr>
         <w:jc w:val="both"/>
-      </w:pPr>
-      <w:r>
+        <w:rPr>
+          <w:b/>
+          <w:bCs/>
+          <w:sz w:val="28"/>
+          <w:szCs w:val="28"/>
+        </w:rPr>
+      </w:pPr>
+      <w:r>
+        <w:rPr>
+          <w:b/>
+          <w:bCs/>
+          <w:sz w:val="28"/>
+          <w:szCs w:val="28"/>
+        </w:rPr>
         <w:lastRenderedPageBreak/>
+        <w:t xml:space="preserve">Introduction </w:t>
+      </w:r>
+    </w:p>
+    <w:p>
+      <w:pPr>
+        <w:jc w:val="both"/>
+      </w:pPr>
+      <w:r>
         <w:t xml:space="preserve">The </w:t>
       </w:r>
       <w:proofErr w:type="spellStart"/>
@@ -615,7 +669,7 @@
                     <pic:cNvPicPr/>
                   </pic:nvPicPr>
                   <pic:blipFill>
-                    <a:blip r:embed="rId7"/>
+                    <a:blip r:embed="rId8"/>
                     <a:stretch>
                       <a:fillRect/>
                     </a:stretch>
@@ -677,7 +731,7 @@
                     <pic:cNvPicPr/>
                   </pic:nvPicPr>
                   <pic:blipFill>
-                    <a:blip r:embed="rId8"/>
+                    <a:blip r:embed="rId9"/>
                     <a:stretch>
                       <a:fillRect/>
                     </a:stretch>
@@ -747,7 +801,7 @@
                     <pic:cNvPicPr/>
                   </pic:nvPicPr>
                   <pic:blipFill>
-                    <a:blip r:embed="rId9">
+                    <a:blip r:embed="rId10">
                       <a:extLst>
                         <a:ext uri="{28A0092B-C50C-407E-A947-70E740481C1C}">
                           <a14:useLocalDpi xmlns:a14="http://schemas.microsoft.com/office/drawing/2010/main" val="0"/>
@@ -776,24 +830,23 @@
     </w:p>
     <w:p/>
     <w:p/>
-    <w:p/>
-    <w:p/>
-    <w:p>
-      <w:pPr>
-        <w:rPr>
-          <w:b/>
-          <w:bCs/>
-          <w:sz w:val="28"/>
-          <w:szCs w:val="28"/>
-        </w:rPr>
-      </w:pPr>
-      <w:r>
-        <w:rPr>
-          <w:b/>
-          <w:bCs/>
-          <w:sz w:val="28"/>
-          <w:szCs w:val="28"/>
-        </w:rPr>
+    <w:p>
+      <w:pPr>
+        <w:rPr>
+          <w:b/>
+          <w:bCs/>
+          <w:sz w:val="28"/>
+          <w:szCs w:val="28"/>
+        </w:rPr>
+      </w:pPr>
+      <w:r>
+        <w:rPr>
+          <w:b/>
+          <w:bCs/>
+          <w:sz w:val="28"/>
+          <w:szCs w:val="28"/>
+        </w:rPr>
+        <w:lastRenderedPageBreak/>
         <w:t xml:space="preserve">Step </w:t>
       </w:r>
       <w:r>
@@ -836,7 +889,7 @@
                     <pic:cNvPicPr/>
                   </pic:nvPicPr>
                   <pic:blipFill>
-                    <a:blip r:embed="rId10"/>
+                    <a:blip r:embed="rId11"/>
                     <a:stretch>
                       <a:fillRect/>
                     </a:stretch>
@@ -879,6 +932,7 @@
     <w:p/>
     <w:p/>
     <w:p/>
+    <w:p/>
     <w:p>
       <w:pPr>
         <w:rPr>
@@ -1001,10 +1055,10 @@
     <w:p>
       <w:r>
         <w:drawing>
-          <wp:inline distT="0" distB="0" distL="0" distR="0" wp14:anchorId="57074FFD" wp14:editId="079C28DB">
-            <wp:extent cx="5731510" cy="2813685"/>
-            <wp:effectExtent l="0" t="0" r="2540" b="5715"/>
-            <wp:docPr id="1088878246" name="Picture 1"/>
+          <wp:inline distT="0" distB="0" distL="0" distR="0" wp14:anchorId="785FC849" wp14:editId="251215E8">
+            <wp:extent cx="5731510" cy="1090930"/>
+            <wp:effectExtent l="0" t="0" r="2540" b="0"/>
+            <wp:docPr id="1817569288" name="Picture 1"/>
             <wp:cNvGraphicFramePr>
               <a:graphicFrameLocks xmlns:a="http://schemas.openxmlformats.org/drawingml/2006/main" noChangeAspect="1"/>
             </wp:cNvGraphicFramePr>
@@ -1012,11 +1066,11 @@
               <a:graphicData uri="http://schemas.openxmlformats.org/drawingml/2006/picture">
                 <pic:pic xmlns:pic="http://schemas.openxmlformats.org/drawingml/2006/picture">
                   <pic:nvPicPr>
-                    <pic:cNvPr id="1088878246" name=""/>
+                    <pic:cNvPr id="1817569288" name=""/>
                     <pic:cNvPicPr/>
                   </pic:nvPicPr>
                   <pic:blipFill>
-                    <a:blip r:embed="rId11"/>
+                    <a:blip r:embed="rId12"/>
                     <a:stretch>
                       <a:fillRect/>
                     </a:stretch>
@@ -1024,7 +1078,7 @@
                   <pic:spPr>
                     <a:xfrm>
                       <a:off x="0" y="0"/>
-                      <a:ext cx="5731510" cy="2813685"/>
+                      <a:ext cx="5731510" cy="1090930"/>
                     </a:xfrm>
                     <a:prstGeom prst="rect">
                       <a:avLst/>
@@ -1038,32 +1092,22 @@
       </w:r>
     </w:p>
     <w:p/>
-    <w:p/>
-    <w:p/>
-    <w:p/>
-    <w:p/>
-    <w:p/>
-    <w:p/>
-    <w:p/>
-    <w:p/>
-    <w:p/>
-    <w:p>
-      <w:pPr>
-        <w:rPr>
-          <w:b/>
-          <w:bCs/>
-          <w:sz w:val="28"/>
-          <w:szCs w:val="28"/>
-        </w:rPr>
-      </w:pPr>
-      <w:r>
-        <w:rPr>
-          <w:b/>
-          <w:bCs/>
-          <w:sz w:val="28"/>
-          <w:szCs w:val="28"/>
-        </w:rPr>
-        <w:lastRenderedPageBreak/>
+    <w:p>
+      <w:pPr>
+        <w:rPr>
+          <w:b/>
+          <w:bCs/>
+          <w:sz w:val="28"/>
+          <w:szCs w:val="28"/>
+        </w:rPr>
+      </w:pPr>
+      <w:r>
+        <w:rPr>
+          <w:b/>
+          <w:bCs/>
+          <w:sz w:val="28"/>
+          <w:szCs w:val="28"/>
+        </w:rPr>
         <w:t>T</w:t>
       </w:r>
       <w:r>
@@ -1206,9 +1250,17 @@
           <w:szCs w:val="24"/>
         </w:rPr>
         <w:drawing>
-          <wp:inline distT="0" distB="0" distL="0" distR="0" wp14:anchorId="4E1FA613" wp14:editId="54AFC7DF">
+          <wp:anchor distT="0" distB="0" distL="114300" distR="114300" simplePos="0" relativeHeight="251662336" behindDoc="0" locked="0" layoutInCell="1" allowOverlap="1" wp14:anchorId="4E1FA613" wp14:editId="0B3AA934">
+            <wp:simplePos x="0" y="0"/>
+            <wp:positionH relativeFrom="margin">
+              <wp:align>right</wp:align>
+            </wp:positionH>
+            <wp:positionV relativeFrom="paragraph">
+              <wp:posOffset>9525</wp:posOffset>
+            </wp:positionV>
             <wp:extent cx="5731510" cy="1470025"/>
             <wp:effectExtent l="0" t="0" r="2540" b="0"/>
+            <wp:wrapNone/>
             <wp:docPr id="782300615" name="Picture 1"/>
             <wp:cNvGraphicFramePr>
               <a:graphicFrameLocks xmlns:a="http://schemas.openxmlformats.org/drawingml/2006/main" noChangeAspect="1"/>
@@ -1221,7 +1273,13 @@
                     <pic:cNvPicPr/>
                   </pic:nvPicPr>
                   <pic:blipFill>
-                    <a:blip r:embed="rId12"/>
+                    <a:blip r:embed="rId13">
+                      <a:extLst>
+                        <a:ext uri="{28A0092B-C50C-407E-A947-70E740481C1C}">
+                          <a14:useLocalDpi xmlns:a14="http://schemas.microsoft.com/office/drawing/2010/main" val="0"/>
+                        </a:ext>
+                      </a:extLst>
+                    </a:blip>
                     <a:stretch>
                       <a:fillRect/>
                     </a:stretch>
@@ -1238,7 +1296,7 @@
                 </pic:pic>
               </a:graphicData>
             </a:graphic>
-          </wp:inline>
+          </wp:anchor>
         </w:drawing>
       </w:r>
     </w:p>
@@ -1255,19 +1313,29 @@
       <w:pPr>
         <w:jc w:val="both"/>
         <w:rPr>
-          <w:b/>
-          <w:bCs/>
-          <w:sz w:val="28"/>
-          <w:szCs w:val="28"/>
-        </w:rPr>
-      </w:pPr>
-      <w:r>
-        <w:rPr>
-          <w:b/>
-          <w:bCs/>
-          <w:sz w:val="28"/>
-          <w:szCs w:val="28"/>
-        </w:rPr>
+          <w:sz w:val="24"/>
+          <w:szCs w:val="24"/>
+        </w:rPr>
+      </w:pPr>
+    </w:p>
+    <w:p>
+      <w:pPr>
+        <w:jc w:val="both"/>
+        <w:rPr>
+          <w:b/>
+          <w:bCs/>
+          <w:sz w:val="28"/>
+          <w:szCs w:val="28"/>
+        </w:rPr>
+      </w:pPr>
+      <w:r>
+        <w:rPr>
+          <w:b/>
+          <w:bCs/>
+          <w:sz w:val="28"/>
+          <w:szCs w:val="28"/>
+        </w:rPr>
+        <w:lastRenderedPageBreak/>
         <w:t>T</w:t>
       </w:r>
       <w:r>
@@ -1382,7 +1450,23 @@
           <w:sz w:val="24"/>
           <w:szCs w:val="24"/>
         </w:rPr>
-        <w:t xml:space="preserve">Based on predicted ratings, top-N recommendations were generated for each user. This approach captures collaborative </w:t>
+        <w:t xml:space="preserve">Based on predicted ratings, </w:t>
+      </w:r>
+      <w:proofErr w:type="gramStart"/>
+      <w:r>
+        <w:rPr>
+          <w:sz w:val="24"/>
+          <w:szCs w:val="24"/>
+        </w:rPr>
+        <w:t>top-N</w:t>
+      </w:r>
+      <w:proofErr w:type="gramEnd"/>
+      <w:r>
+        <w:rPr>
+          <w:sz w:val="24"/>
+          <w:szCs w:val="24"/>
+        </w:rPr>
+        <w:t xml:space="preserve"> recommendations were generated for each user. This approach captures collaborative </w:t>
       </w:r>
       <w:r>
         <w:rPr>
@@ -1417,13 +1501,13 @@
           <w:szCs w:val="28"/>
         </w:rPr>
         <w:drawing>
-          <wp:anchor distT="0" distB="0" distL="114300" distR="114300" simplePos="0" relativeHeight="251661312" behindDoc="0" locked="0" layoutInCell="1" allowOverlap="1" wp14:anchorId="63609401" wp14:editId="0FE8D408">
+          <wp:anchor distT="0" distB="0" distL="114300" distR="114300" simplePos="0" relativeHeight="251661312" behindDoc="0" locked="0" layoutInCell="1" allowOverlap="1" wp14:anchorId="63609401" wp14:editId="442F8AE5">
             <wp:simplePos x="0" y="0"/>
             <wp:positionH relativeFrom="margin">
               <wp:align>right</wp:align>
             </wp:positionH>
             <wp:positionV relativeFrom="paragraph">
-              <wp:posOffset>255905</wp:posOffset>
+              <wp:posOffset>141605</wp:posOffset>
             </wp:positionV>
             <wp:extent cx="5731510" cy="1057910"/>
             <wp:effectExtent l="0" t="0" r="2540" b="8890"/>
@@ -1440,7 +1524,7 @@
                     <pic:cNvPicPr/>
                   </pic:nvPicPr>
                   <pic:blipFill>
-                    <a:blip r:embed="rId13">
+                    <a:blip r:embed="rId14">
                       <a:extLst>
                         <a:ext uri="{28A0092B-C50C-407E-A947-70E740481C1C}">
                           <a14:useLocalDpi xmlns:a14="http://schemas.microsoft.com/office/drawing/2010/main" val="0"/>
@@ -1499,6 +1583,213 @@
           <w:szCs w:val="28"/>
         </w:rPr>
       </w:pPr>
+    </w:p>
+    <w:p>
+      <w:pPr>
+        <w:jc w:val="both"/>
+        <w:rPr>
+          <w:b/>
+          <w:bCs/>
+          <w:sz w:val="28"/>
+          <w:szCs w:val="28"/>
+        </w:rPr>
+      </w:pPr>
+    </w:p>
+    <w:p>
+      <w:pPr>
+        <w:jc w:val="both"/>
+        <w:rPr>
+          <w:b/>
+          <w:bCs/>
+          <w:sz w:val="28"/>
+          <w:szCs w:val="28"/>
+        </w:rPr>
+      </w:pPr>
+      <w:r>
+        <w:rPr>
+          <w:b/>
+          <w:bCs/>
+          <w:sz w:val="28"/>
+          <w:szCs w:val="28"/>
+        </w:rPr>
+        <w:t>T</w:t>
+      </w:r>
+      <w:r>
+        <w:rPr>
+          <w:b/>
+          <w:bCs/>
+          <w:sz w:val="28"/>
+          <w:szCs w:val="28"/>
+        </w:rPr>
+        <w:t>ASK</w:t>
+      </w:r>
+      <w:r>
+        <w:rPr>
+          <w:b/>
+          <w:bCs/>
+          <w:sz w:val="28"/>
+          <w:szCs w:val="28"/>
+        </w:rPr>
+        <w:t xml:space="preserve"> 4</w:t>
+      </w:r>
+      <w:r>
+        <w:rPr>
+          <w:b/>
+          <w:bCs/>
+          <w:sz w:val="28"/>
+          <w:szCs w:val="28"/>
+        </w:rPr>
+        <w:t>:</w:t>
+      </w:r>
+      <w:r>
+        <w:rPr>
+          <w:b/>
+          <w:bCs/>
+          <w:sz w:val="28"/>
+          <w:szCs w:val="28"/>
+        </w:rPr>
+        <w:t xml:space="preserve"> Model-Based Collaborative Filtering (SVD)</w:t>
+      </w:r>
+    </w:p>
+    <w:p>
+      <w:pPr>
+        <w:jc w:val="both"/>
+        <w:rPr>
+          <w:sz w:val="24"/>
+          <w:szCs w:val="24"/>
+        </w:rPr>
+      </w:pPr>
+      <w:r>
+        <w:rPr>
+          <w:sz w:val="24"/>
+          <w:szCs w:val="24"/>
+        </w:rPr>
+        <w:t>In this task, a model-based collaborative filtering approach was implemented using Singular Value Decomposition (SVD). Unlike memory-based methods, SVD learns latent representations for users and items.</w:t>
+      </w:r>
+    </w:p>
+    <w:p>
+      <w:pPr>
+        <w:jc w:val="both"/>
+        <w:rPr>
+          <w:sz w:val="24"/>
+          <w:szCs w:val="24"/>
+        </w:rPr>
+      </w:pPr>
+      <w:r>
+        <w:rPr>
+          <w:sz w:val="24"/>
+          <w:szCs w:val="24"/>
+        </w:rPr>
+        <w:t>The model decomposes the user-item interaction matrix into lower-dimensional latent factors, capturing hidden relationships between users and movies. These latent factors represent implicit preferences and characteristics.</w:t>
+      </w:r>
+    </w:p>
+    <w:p>
+      <w:pPr>
+        <w:jc w:val="both"/>
+        <w:rPr>
+          <w:sz w:val="24"/>
+          <w:szCs w:val="24"/>
+        </w:rPr>
+      </w:pPr>
+      <w:r>
+        <w:rPr>
+          <w:sz w:val="24"/>
+          <w:szCs w:val="24"/>
+        </w:rPr>
+        <w:t>The predicted rating is computed using a combination of global average rating, user bias, item bias, and interaction between latent vectors.</w:t>
+      </w:r>
+    </w:p>
+    <w:p>
+      <w:pPr>
+        <w:jc w:val="both"/>
+        <w:rPr>
+          <w:sz w:val="24"/>
+          <w:szCs w:val="24"/>
+        </w:rPr>
+      </w:pPr>
+      <w:r>
+        <w:rPr>
+          <w:sz w:val="24"/>
+          <w:szCs w:val="24"/>
+        </w:rPr>
+        <w:t>The model was evaluated using RMSE and demonstrated improved accuracy compared to memory-based methods. This approach effectively handles sparsity and provides high-quality personalized recommendations.</w:t>
+      </w:r>
+    </w:p>
+    <w:p>
+      <w:pPr>
+        <w:jc w:val="both"/>
+        <w:rPr>
+          <w:b/>
+          <w:bCs/>
+          <w:sz w:val="28"/>
+          <w:szCs w:val="28"/>
+        </w:rPr>
+      </w:pPr>
+      <w:r>
+        <w:rPr>
+          <w:b/>
+          <w:bCs/>
+          <w:sz w:val="28"/>
+          <w:szCs w:val="28"/>
+        </w:rPr>
+        <w:drawing>
+          <wp:inline distT="0" distB="0" distL="0" distR="0" wp14:anchorId="792226B3" wp14:editId="35D0058B">
+            <wp:extent cx="5731510" cy="1049655"/>
+            <wp:effectExtent l="0" t="0" r="2540" b="0"/>
+            <wp:docPr id="1687632191" name="Picture 1"/>
+            <wp:cNvGraphicFramePr>
+              <a:graphicFrameLocks xmlns:a="http://schemas.openxmlformats.org/drawingml/2006/main" noChangeAspect="1"/>
+            </wp:cNvGraphicFramePr>
+            <a:graphic xmlns:a="http://schemas.openxmlformats.org/drawingml/2006/main">
+              <a:graphicData uri="http://schemas.openxmlformats.org/drawingml/2006/picture">
+                <pic:pic xmlns:pic="http://schemas.openxmlformats.org/drawingml/2006/picture">
+                  <pic:nvPicPr>
+                    <pic:cNvPr id="1687632191" name=""/>
+                    <pic:cNvPicPr/>
+                  </pic:nvPicPr>
+                  <pic:blipFill>
+                    <a:blip r:embed="rId15"/>
+                    <a:stretch>
+                      <a:fillRect/>
+                    </a:stretch>
+                  </pic:blipFill>
+                  <pic:spPr>
+                    <a:xfrm>
+                      <a:off x="0" y="0"/>
+                      <a:ext cx="5731510" cy="1049655"/>
+                    </a:xfrm>
+                    <a:prstGeom prst="rect">
+                      <a:avLst/>
+                    </a:prstGeom>
+                  </pic:spPr>
+                </pic:pic>
+              </a:graphicData>
+            </a:graphic>
+          </wp:inline>
+        </w:drawing>
+      </w:r>
+    </w:p>
+    <w:p>
+      <w:pPr>
+        <w:jc w:val="both"/>
+        <w:rPr>
+          <w:b/>
+          <w:bCs/>
+          <w:sz w:val="28"/>
+          <w:szCs w:val="28"/>
+        </w:rPr>
+      </w:pPr>
+    </w:p>
+    <w:p>
+      <w:pPr>
+        <w:jc w:val="both"/>
+        <w:rPr>
+          <w:b/>
+          <w:bCs/>
+          <w:sz w:val="28"/>
+          <w:szCs w:val="28"/>
+        </w:rPr>
+      </w:pPr>
       <w:r>
         <w:rPr>
           <w:b/>
@@ -1507,107 +1798,205 @@
           <w:szCs w:val="28"/>
         </w:rPr>
         <w:lastRenderedPageBreak/>
-        <w:t>T</w:t>
-      </w:r>
-      <w:r>
-        <w:rPr>
-          <w:b/>
-          <w:bCs/>
-          <w:sz w:val="28"/>
-          <w:szCs w:val="28"/>
-        </w:rPr>
-        <w:t>ASK</w:t>
-      </w:r>
-      <w:r>
-        <w:rPr>
-          <w:b/>
-          <w:bCs/>
-          <w:sz w:val="28"/>
-          <w:szCs w:val="28"/>
-        </w:rPr>
-        <w:t xml:space="preserve"> 4</w:t>
-      </w:r>
-      <w:r>
-        <w:rPr>
-          <w:b/>
-          <w:bCs/>
-          <w:sz w:val="28"/>
-          <w:szCs w:val="28"/>
-        </w:rPr>
-        <w:t>:</w:t>
-      </w:r>
-      <w:r>
-        <w:rPr>
-          <w:b/>
-          <w:bCs/>
-          <w:sz w:val="28"/>
-          <w:szCs w:val="28"/>
-        </w:rPr>
-        <w:t xml:space="preserve"> Model-Based Collaborative Filtering (SVD)</w:t>
-      </w:r>
-    </w:p>
-    <w:p>
-      <w:pPr>
-        <w:jc w:val="both"/>
-        <w:rPr>
-          <w:sz w:val="24"/>
-          <w:szCs w:val="24"/>
-        </w:rPr>
-      </w:pPr>
-      <w:r>
-        <w:rPr>
-          <w:sz w:val="24"/>
-          <w:szCs w:val="24"/>
-        </w:rPr>
-        <w:t>In this task, a model-based collaborative filtering approach was implemented using Singular Value Decomposition (SVD). Unlike memory-based methods, SVD learns latent representations for users and items.</w:t>
-      </w:r>
-    </w:p>
-    <w:p>
-      <w:pPr>
-        <w:jc w:val="both"/>
-        <w:rPr>
-          <w:sz w:val="24"/>
-          <w:szCs w:val="24"/>
-        </w:rPr>
-      </w:pPr>
-      <w:r>
-        <w:rPr>
-          <w:sz w:val="24"/>
-          <w:szCs w:val="24"/>
-        </w:rPr>
-        <w:t>The model decomposes the user-item interaction matrix into lower-dimensional latent factors, capturing hidden relationships between users and movies. These latent factors represent implicit preferences and characteristics.</w:t>
-      </w:r>
-    </w:p>
-    <w:p>
-      <w:pPr>
-        <w:jc w:val="both"/>
-        <w:rPr>
-          <w:sz w:val="24"/>
-          <w:szCs w:val="24"/>
-        </w:rPr>
-      </w:pPr>
-      <w:r>
-        <w:rPr>
-          <w:sz w:val="24"/>
-          <w:szCs w:val="24"/>
-        </w:rPr>
-        <w:t>The predicted rating is computed using a combination of global average rating, user bias, item bias, and interaction between latent vectors.</w:t>
-      </w:r>
-    </w:p>
-    <w:p>
-      <w:pPr>
-        <w:jc w:val="both"/>
-        <w:rPr>
-          <w:sz w:val="24"/>
-          <w:szCs w:val="24"/>
-        </w:rPr>
-      </w:pPr>
-      <w:r>
-        <w:rPr>
-          <w:sz w:val="24"/>
-          <w:szCs w:val="24"/>
-        </w:rPr>
-        <w:t>The model was evaluated using RMSE and demonstrated improved accuracy compared to memory-based methods. This approach effectively handles sparsity and provides high-quality personalized recommendations.</w:t>
+        <w:t>Conclusion</w:t>
+      </w:r>
+    </w:p>
+    <w:p>
+      <w:pPr>
+        <w:jc w:val="both"/>
+        <w:rPr>
+          <w:sz w:val="24"/>
+          <w:szCs w:val="24"/>
+        </w:rPr>
+      </w:pPr>
+      <w:r>
+        <w:rPr>
+          <w:sz w:val="24"/>
+          <w:szCs w:val="24"/>
+        </w:rPr>
+        <w:t xml:space="preserve">In this assignment, different recommender system techniques were implemented and compared using the </w:t>
+      </w:r>
+      <w:proofErr w:type="spellStart"/>
+      <w:r>
+        <w:rPr>
+          <w:sz w:val="24"/>
+          <w:szCs w:val="24"/>
+        </w:rPr>
+        <w:t>MovieLens</w:t>
+      </w:r>
+      <w:proofErr w:type="spellEnd"/>
+      <w:r>
+        <w:rPr>
+          <w:sz w:val="24"/>
+          <w:szCs w:val="24"/>
+        </w:rPr>
+        <w:t xml:space="preserve"> dataset. First, content-based filtering was performed using TF-IDF on movie genres, which helped in finding movies with similar characteristics. Then, a user-profile-based recommender was created to make the recommendations more personalized based on the movies rated by a user. After that, collaborative filtering methods were applied, where recommendations were generated using similarities between users </w:t>
+      </w:r>
+      <w:r>
+        <w:rPr>
+          <w:sz w:val="24"/>
+          <w:szCs w:val="24"/>
+        </w:rPr>
+        <w:t>and</w:t>
+      </w:r>
+      <w:r>
+        <w:rPr>
+          <w:sz w:val="24"/>
+          <w:szCs w:val="24"/>
+        </w:rPr>
+        <w:t xml:space="preserve"> with the help of SVD, which is a model-based approach.</w:t>
+      </w:r>
+    </w:p>
+    <w:p>
+      <w:pPr>
+        <w:jc w:val="both"/>
+        <w:rPr>
+          <w:sz w:val="24"/>
+          <w:szCs w:val="24"/>
+        </w:rPr>
+      </w:pPr>
+      <w:r>
+        <w:rPr>
+          <w:sz w:val="24"/>
+          <w:szCs w:val="24"/>
+        </w:rPr>
+        <w:t>From the results, it was observed that each method has its own advantages. Content-based filtering works well when item features are available, while collaborative filtering is better for capturing patterns from user ratings. SVD gave better performance in terms of prediction accuracy and produced more personalized recommendations. Overall, this assignment helped in understanding how recommender systems work, how different techniques are implemented, and how they can be compared using evaluation metrics like RMSE.</w:t>
+      </w:r>
+    </w:p>
+    <w:p>
+      <w:pPr>
+        <w:jc w:val="both"/>
+        <w:rPr>
+          <w:sz w:val="24"/>
+          <w:szCs w:val="24"/>
+        </w:rPr>
+      </w:pPr>
+      <w:r>
+        <w:rPr>
+          <w:sz w:val="24"/>
+          <w:szCs w:val="24"/>
+        </w:rPr>
+        <w:t>Main learnings from this assignment:</w:t>
+      </w:r>
+    </w:p>
+    <w:p>
+      <w:pPr>
+        <w:numPr>
+          <w:ilvl w:val="0"/>
+          <w:numId w:val="1"/>
+        </w:numPr>
+        <w:jc w:val="both"/>
+        <w:rPr>
+          <w:sz w:val="24"/>
+          <w:szCs w:val="24"/>
+        </w:rPr>
+      </w:pPr>
+      <w:r>
+        <w:rPr>
+          <w:sz w:val="24"/>
+          <w:szCs w:val="24"/>
+        </w:rPr>
+        <w:t>Understood the concept of content-based and collaborative filtering</w:t>
+      </w:r>
+    </w:p>
+    <w:p>
+      <w:pPr>
+        <w:numPr>
+          <w:ilvl w:val="0"/>
+          <w:numId w:val="1"/>
+        </w:numPr>
+        <w:jc w:val="both"/>
+        <w:rPr>
+          <w:sz w:val="24"/>
+          <w:szCs w:val="24"/>
+        </w:rPr>
+      </w:pPr>
+      <w:r>
+        <w:rPr>
+          <w:sz w:val="24"/>
+          <w:szCs w:val="24"/>
+        </w:rPr>
+        <w:t>Learned how TF-IDF and cosine similarity can be used for recommendations</w:t>
+      </w:r>
+    </w:p>
+    <w:p>
+      <w:pPr>
+        <w:numPr>
+          <w:ilvl w:val="0"/>
+          <w:numId w:val="1"/>
+        </w:numPr>
+        <w:jc w:val="both"/>
+        <w:rPr>
+          <w:sz w:val="24"/>
+          <w:szCs w:val="24"/>
+        </w:rPr>
+      </w:pPr>
+      <w:r>
+        <w:rPr>
+          <w:sz w:val="24"/>
+          <w:szCs w:val="24"/>
+        </w:rPr>
+        <w:t>Built user-profile-based personalized recommendations</w:t>
+      </w:r>
+    </w:p>
+    <w:p>
+      <w:pPr>
+        <w:numPr>
+          <w:ilvl w:val="0"/>
+          <w:numId w:val="1"/>
+        </w:numPr>
+        <w:jc w:val="both"/>
+        <w:rPr>
+          <w:sz w:val="24"/>
+          <w:szCs w:val="24"/>
+        </w:rPr>
+      </w:pPr>
+      <w:r>
+        <w:rPr>
+          <w:sz w:val="24"/>
+          <w:szCs w:val="24"/>
+        </w:rPr>
+        <w:t>Implemented user-based collaborative filtering and SVD</w:t>
+      </w:r>
+    </w:p>
+    <w:p>
+      <w:pPr>
+        <w:numPr>
+          <w:ilvl w:val="0"/>
+          <w:numId w:val="1"/>
+        </w:numPr>
+        <w:jc w:val="both"/>
+        <w:rPr>
+          <w:sz w:val="24"/>
+          <w:szCs w:val="24"/>
+        </w:rPr>
+      </w:pPr>
+      <w:r>
+        <w:rPr>
+          <w:sz w:val="24"/>
+          <w:szCs w:val="24"/>
+        </w:rPr>
+        <w:t>Compared different recommender models using RMSE</w:t>
+      </w:r>
+    </w:p>
+    <w:p>
+      <w:pPr>
+        <w:numPr>
+          <w:ilvl w:val="0"/>
+          <w:numId w:val="1"/>
+        </w:numPr>
+        <w:jc w:val="both"/>
+        <w:rPr>
+          <w:sz w:val="24"/>
+          <w:szCs w:val="24"/>
+        </w:rPr>
+      </w:pPr>
+      <w:r>
+        <w:rPr>
+          <w:sz w:val="24"/>
+          <w:szCs w:val="24"/>
+        </w:rPr>
+        <w:t>Gained practical understanding of recommendation system design</w:t>
       </w:r>
     </w:p>
     <w:p>
@@ -1629,6 +2018,163 @@
     </w:sectPr>
   </w:body>
 </w:document>
+</file>
+
+<file path=word/numbering.xml><?xml version="1.0" encoding="utf-8"?>
+<w:numbering xmlns:wpc="http://schemas.microsoft.com/office/word/2010/wordprocessingCanvas" xmlns:cx="http://schemas.microsoft.com/office/drawing/2014/chartex" xmlns:cx1="http://schemas.microsoft.com/office/drawing/2015/9/8/chartex" xmlns:cx2="http://schemas.microsoft.com/office/drawing/2015/10/21/chartex" xmlns:cx3="http://schemas.microsoft.com/office/drawing/2016/5/9/chartex" xmlns:cx4="http://schemas.microsoft.com/office/drawing/2016/5/10/chartex" xmlns:cx5="http://schemas.microsoft.com/office/drawing/2016/5/11/chartex" xmlns:cx6="http://schemas.microsoft.com/office/drawing/2016/5/12/chartex" xmlns:cx7="http://schemas.microsoft.com/office/drawing/2016/5/13/chartex" xmlns:cx8="http://schemas.microsoft.com/office/drawing/2016/5/14/chartex" xmlns:mc="http://schemas.openxmlformats.org/markup-compatibility/2006" xmlns:aink="http://schemas.microsoft.com/office/drawing/2016/ink" xmlns:am3d="http://schemas.microsoft.com/office/drawing/2017/model3d" xmlns:o="urn:schemas-microsoft-com:office:office" xmlns:oel="http://schemas.microsoft.com/office/2019/extlst" xmlns:r="http://schemas.openxmlformats.org/officeDocument/2006/relationships" xmlns:m="http://schemas.openxmlformats.org/officeDocument/2006/math" xmlns:v="urn:schemas-microsoft-com:vml" xmlns:wp14="http://schemas.microsoft.com/office/word/2010/wordprocessingDrawing" xmlns:wp="http://schemas.openxmlformats.org/drawingml/2006/wordprocessingDrawing" xmlns:w10="urn:schemas-microsoft-com:office:word" xmlns:w="http://schemas.openxmlformats.org/wordprocessingml/2006/main" xmlns:w14="http://schemas.microsoft.com/office/word/2010/wordml" xmlns:w15="http://schemas.microsoft.com/office/word/2012/wordml" xmlns:w16cex="http://schemas.microsoft.com/office/word/2018/wordml/cex" xmlns:w16cid="http://schemas.microsoft.com/office/word/2016/wordml/cid" xmlns:w16="http://schemas.microsoft.com/office/word/2018/wordml" xmlns:w16du="http://schemas.microsoft.com/office/word/2023/wordml/word16du" xmlns:w16sdtdh="http://schemas.microsoft.com/office/word/2020/wordml/sdtdatahash" xmlns:w16sdtfl="http://schemas.microsoft.com/office/word/2024/wordml/sdtformatlock" xmlns:w16se="http://schemas.microsoft.com/office/word/2015/wordml/symex" xmlns:wpg="http://schemas.microsoft.com/office/word/2010/wordprocessingGroup" xmlns:wpi="http://schemas.microsoft.com/office/word/2010/wordprocessingInk" xmlns:wne="http://schemas.microsoft.com/office/word/2006/wordml" xmlns:wps="http://schemas.microsoft.com/office/word/2010/wordprocessingShape" mc:Ignorable="w14 w15 w16se w16cid w16 w16cex w16sdtdh w16sdtfl w16du wp14">
+  <w:abstractNum w:abstractNumId="0" w15:restartNumberingAfterBreak="0">
+    <w:nsid w:val="750A4014"/>
+    <w:multiLevelType w:val="multilevel"/>
+    <w:tmpl w:val="18AE28C2"/>
+    <w:lvl w:ilvl="0">
+      <w:start w:val="1"/>
+      <w:numFmt w:val="bullet"/>
+      <w:lvlText w:val=""/>
+      <w:lvlJc w:val="left"/>
+      <w:pPr>
+        <w:tabs>
+          <w:tab w:val="num" w:pos="720"/>
+        </w:tabs>
+        <w:ind w:left="720" w:hanging="360"/>
+      </w:pPr>
+      <w:rPr>
+        <w:rFonts w:ascii="Symbol" w:hAnsi="Symbol" w:hint="default"/>
+        <w:sz w:val="20"/>
+      </w:rPr>
+    </w:lvl>
+    <w:lvl w:ilvl="1" w:tentative="1">
+      <w:start w:val="1"/>
+      <w:numFmt w:val="bullet"/>
+      <w:lvlText w:val="o"/>
+      <w:lvlJc w:val="left"/>
+      <w:pPr>
+        <w:tabs>
+          <w:tab w:val="num" w:pos="1440"/>
+        </w:tabs>
+        <w:ind w:left="1440" w:hanging="360"/>
+      </w:pPr>
+      <w:rPr>
+        <w:rFonts w:ascii="Courier New" w:hAnsi="Courier New" w:hint="default"/>
+        <w:sz w:val="20"/>
+      </w:rPr>
+    </w:lvl>
+    <w:lvl w:ilvl="2" w:tentative="1">
+      <w:start w:val="1"/>
+      <w:numFmt w:val="bullet"/>
+      <w:lvlText w:val=""/>
+      <w:lvlJc w:val="left"/>
+      <w:pPr>
+        <w:tabs>
+          <w:tab w:val="num" w:pos="2160"/>
+        </w:tabs>
+        <w:ind w:left="2160" w:hanging="360"/>
+      </w:pPr>
+      <w:rPr>
+        <w:rFonts w:ascii="Wingdings" w:hAnsi="Wingdings" w:hint="default"/>
+        <w:sz w:val="20"/>
+      </w:rPr>
+    </w:lvl>
+    <w:lvl w:ilvl="3" w:tentative="1">
+      <w:start w:val="1"/>
+      <w:numFmt w:val="bullet"/>
+      <w:lvlText w:val=""/>
+      <w:lvlJc w:val="left"/>
+      <w:pPr>
+        <w:tabs>
+          <w:tab w:val="num" w:pos="2880"/>
+        </w:tabs>
+        <w:ind w:left="2880" w:hanging="360"/>
+      </w:pPr>
+      <w:rPr>
+        <w:rFonts w:ascii="Wingdings" w:hAnsi="Wingdings" w:hint="default"/>
+        <w:sz w:val="20"/>
+      </w:rPr>
+    </w:lvl>
+    <w:lvl w:ilvl="4" w:tentative="1">
+      <w:start w:val="1"/>
+      <w:numFmt w:val="bullet"/>
+      <w:lvlText w:val=""/>
+      <w:lvlJc w:val="left"/>
+      <w:pPr>
+        <w:tabs>
+          <w:tab w:val="num" w:pos="3600"/>
+        </w:tabs>
+        <w:ind w:left="3600" w:hanging="360"/>
+      </w:pPr>
+      <w:rPr>
+        <w:rFonts w:ascii="Wingdings" w:hAnsi="Wingdings" w:hint="default"/>
+        <w:sz w:val="20"/>
+      </w:rPr>
+    </w:lvl>
+    <w:lvl w:ilvl="5" w:tentative="1">
+      <w:start w:val="1"/>
+      <w:numFmt w:val="bullet"/>
+      <w:lvlText w:val=""/>
+      <w:lvlJc w:val="left"/>
+      <w:pPr>
+        <w:tabs>
+          <w:tab w:val="num" w:pos="4320"/>
+        </w:tabs>
+        <w:ind w:left="4320" w:hanging="360"/>
+      </w:pPr>
+      <w:rPr>
+        <w:rFonts w:ascii="Wingdings" w:hAnsi="Wingdings" w:hint="default"/>
+        <w:sz w:val="20"/>
+      </w:rPr>
+    </w:lvl>
+    <w:lvl w:ilvl="6" w:tentative="1">
+      <w:start w:val="1"/>
+      <w:numFmt w:val="bullet"/>
+      <w:lvlText w:val=""/>
+      <w:lvlJc w:val="left"/>
+      <w:pPr>
+        <w:tabs>
+          <w:tab w:val="num" w:pos="5040"/>
+        </w:tabs>
+        <w:ind w:left="5040" w:hanging="360"/>
+      </w:pPr>
+      <w:rPr>
+        <w:rFonts w:ascii="Wingdings" w:hAnsi="Wingdings" w:hint="default"/>
+        <w:sz w:val="20"/>
+      </w:rPr>
+    </w:lvl>
+    <w:lvl w:ilvl="7" w:tentative="1">
+      <w:start w:val="1"/>
+      <w:numFmt w:val="bullet"/>
+      <w:lvlText w:val=""/>
+      <w:lvlJc w:val="left"/>
+      <w:pPr>
+        <w:tabs>
+          <w:tab w:val="num" w:pos="5760"/>
+        </w:tabs>
+        <w:ind w:left="5760" w:hanging="360"/>
+      </w:pPr>
+      <w:rPr>
+        <w:rFonts w:ascii="Wingdings" w:hAnsi="Wingdings" w:hint="default"/>
+        <w:sz w:val="20"/>
+      </w:rPr>
+    </w:lvl>
+    <w:lvl w:ilvl="8" w:tentative="1">
+      <w:start w:val="1"/>
+      <w:numFmt w:val="bullet"/>
+      <w:lvlText w:val=""/>
+      <w:lvlJc w:val="left"/>
+      <w:pPr>
+        <w:tabs>
+          <w:tab w:val="num" w:pos="6480"/>
+        </w:tabs>
+        <w:ind w:left="6480" w:hanging="360"/>
+      </w:pPr>
+      <w:rPr>
+        <w:rFonts w:ascii="Wingdings" w:hAnsi="Wingdings" w:hint="default"/>
+        <w:sz w:val="20"/>
+      </w:rPr>
+    </w:lvl>
+  </w:abstractNum>
+  <w:num w:numId="1" w16cid:durableId="1993831817">
+    <w:abstractNumId w:val="0"/>
+  </w:num>
+</w:numbering>
 </file>
 
 <file path=word/styles.xml><?xml version="1.0" encoding="utf-8"?>

--- a/M25DE1028_CSL7110_Assignment3.docx
+++ b/M25DE1028_CSL7110_Assignment3.docx
@@ -18,17 +18,14 @@
       <w:pPr>
         <w:jc w:val="center"/>
         <w:rPr>
-          <w:rFonts w:ascii="Verdana" w:hAnsi="Verdana"/>
+          <w:rFonts w:ascii="Times New Roman" w:hAnsi="Times New Roman"/>
           <w:b/>
           <w:bCs/>
           <w:sz w:val="40"/>
           <w:szCs w:val="40"/>
         </w:rPr>
       </w:pPr>
-    </w:p>
-    <w:p>
-      <w:pPr>
-        <w:jc w:val="center"/>
+      <w:r>
         <w:rPr>
           <w:rFonts w:ascii="Times New Roman" w:hAnsi="Times New Roman"/>
           <w:b/>
@@ -36,8 +33,12 @@
           <w:sz w:val="40"/>
           <w:szCs w:val="40"/>
         </w:rPr>
-      </w:pPr>
-      <w:r>
+        <w:t>Machine Learning with Big Data</w:t>
+      </w:r>
+    </w:p>
+    <w:p>
+      <w:pPr>
+        <w:jc w:val="center"/>
         <w:rPr>
           <w:rFonts w:ascii="Times New Roman" w:hAnsi="Times New Roman"/>
           <w:b/>
@@ -45,12 +46,8 @@
           <w:sz w:val="40"/>
           <w:szCs w:val="40"/>
         </w:rPr>
-        <w:t>Machine Learning with Big Data</w:t>
-      </w:r>
-    </w:p>
-    <w:p>
-      <w:pPr>
-        <w:jc w:val="center"/>
+      </w:pPr>
+      <w:r>
         <w:rPr>
           <w:rFonts w:ascii="Times New Roman" w:hAnsi="Times New Roman"/>
           <w:b/>
@@ -58,7 +55,8 @@
           <w:sz w:val="40"/>
           <w:szCs w:val="40"/>
         </w:rPr>
-      </w:pPr>
+        <w:t xml:space="preserve">Assignment </w:t>
+      </w:r>
       <w:r>
         <w:rPr>
           <w:rFonts w:ascii="Times New Roman" w:hAnsi="Times New Roman"/>
@@ -67,9 +65,12 @@
           <w:sz w:val="40"/>
           <w:szCs w:val="40"/>
         </w:rPr>
-        <w:t xml:space="preserve">Assignment </w:t>
-      </w:r>
-      <w:r>
+        <w:t>3</w:t>
+      </w:r>
+    </w:p>
+    <w:p>
+      <w:pPr>
+        <w:jc w:val="center"/>
         <w:rPr>
           <w:rFonts w:ascii="Times New Roman" w:hAnsi="Times New Roman"/>
           <w:b/>
@@ -77,19 +78,6 @@
           <w:sz w:val="40"/>
           <w:szCs w:val="40"/>
         </w:rPr>
-        <w:t>3</w:t>
-      </w:r>
-    </w:p>
-    <w:p>
-      <w:pPr>
-        <w:jc w:val="center"/>
-        <w:rPr>
-          <w:rFonts w:ascii="Times New Roman" w:hAnsi="Times New Roman"/>
-          <w:b/>
-          <w:bCs/>
-          <w:sz w:val="40"/>
-          <w:szCs w:val="40"/>
-        </w:rPr>
       </w:pPr>
     </w:p>
     <w:p>
@@ -135,6 +123,18 @@
         </w:rPr>
         <w:t xml:space="preserve"> Dataset</w:t>
       </w:r>
+    </w:p>
+    <w:p>
+      <w:pPr>
+        <w:jc w:val="center"/>
+        <w:rPr>
+          <w:rFonts w:ascii="Times New Roman" w:hAnsi="Times New Roman"/>
+          <w:b/>
+          <w:bCs/>
+          <w:sz w:val="32"/>
+          <w:szCs w:val="32"/>
+        </w:rPr>
+      </w:pPr>
     </w:p>
     <w:p>
       <w:pPr>
@@ -959,16 +959,7 @@
           <w:sz w:val="28"/>
           <w:szCs w:val="28"/>
         </w:rPr>
-        <w:t xml:space="preserve"> </w:t>
-      </w:r>
-      <w:r>
-        <w:rPr>
-          <w:b/>
-          <w:bCs/>
-          <w:sz w:val="28"/>
-          <w:szCs w:val="28"/>
-        </w:rPr>
-        <w:t>TF-IDF Based Content Recommender</w:t>
+        <w:t xml:space="preserve"> TF-IDF Based Content Recommender</w:t>
       </w:r>
     </w:p>
     <w:p>
@@ -1054,6 +1045,9 @@
     <w:p/>
     <w:p>
       <w:r>
+        <w:rPr>
+          <w:noProof/>
+        </w:rPr>
         <w:drawing>
           <wp:inline distT="0" distB="0" distL="0" distR="0" wp14:anchorId="785FC849" wp14:editId="251215E8">
             <wp:extent cx="5731510" cy="1090930"/>
@@ -1246,6 +1240,7 @@
       </w:pPr>
       <w:r>
         <w:rPr>
+          <w:noProof/>
           <w:sz w:val="24"/>
           <w:szCs w:val="24"/>
         </w:rPr>
@@ -1497,6 +1492,7 @@
         <w:rPr>
           <w:b/>
           <w:bCs/>
+          <w:noProof/>
           <w:sz w:val="28"/>
           <w:szCs w:val="28"/>
         </w:rPr>
@@ -1729,6 +1725,7 @@
         <w:rPr>
           <w:b/>
           <w:bCs/>
+          <w:noProof/>
           <w:sz w:val="28"/>
           <w:szCs w:val="28"/>
         </w:rPr>
@@ -2789,6 +2786,7 @@
   <w:style w:type="character" w:default="1" w:styleId="DefaultParagraphFont">
     <w:name w:val="Default Paragraph Font"/>
     <w:uiPriority w:val="1"/>
+    <w:semiHidden/>
     <w:unhideWhenUsed/>
   </w:style>
   <w:style w:type="table" w:default="1" w:styleId="TableNormal">

--- a/M25DE1028_CSL7110_Assignment3.docx
+++ b/M25DE1028_CSL7110_Assignment3.docx
@@ -938,18 +938,46 @@
         <w:rPr>
           <w:b/>
           <w:bCs/>
-          <w:sz w:val="28"/>
-          <w:szCs w:val="28"/>
-        </w:rPr>
-      </w:pPr>
-      <w:r>
-        <w:rPr>
-          <w:b/>
-          <w:bCs/>
-          <w:sz w:val="28"/>
-          <w:szCs w:val="28"/>
+          <w:sz w:val="32"/>
+          <w:szCs w:val="32"/>
+        </w:rPr>
+      </w:pPr>
+      <w:r>
+        <w:rPr>
+          <w:b/>
+          <w:bCs/>
+          <w:sz w:val="32"/>
+          <w:szCs w:val="32"/>
         </w:rPr>
         <w:lastRenderedPageBreak/>
+        <w:t xml:space="preserve">Part 1: </w:t>
+      </w:r>
+      <w:r>
+        <w:rPr>
+          <w:b/>
+          <w:bCs/>
+          <w:sz w:val="32"/>
+          <w:szCs w:val="32"/>
+        </w:rPr>
+        <w:t>Content-Based Filtering</w:t>
+      </w:r>
+    </w:p>
+    <w:p>
+      <w:pPr>
+        <w:rPr>
+          <w:b/>
+          <w:bCs/>
+          <w:sz w:val="28"/>
+          <w:szCs w:val="28"/>
+        </w:rPr>
+      </w:pPr>
+      <w:r>
+        <w:rPr>
+          <w:b/>
+          <w:bCs/>
+          <w:sz w:val="28"/>
+          <w:szCs w:val="28"/>
+        </w:rPr>
         <w:t>TASK 1:</w:t>
       </w:r>
       <w:r>
@@ -959,8 +987,39 @@
           <w:sz w:val="28"/>
           <w:szCs w:val="28"/>
         </w:rPr>
-        <w:t xml:space="preserve"> TF-IDF Based Content Recommender</w:t>
-      </w:r>
+        <w:t xml:space="preserve"> </w:t>
+      </w:r>
+      <w:proofErr w:type="spellStart"/>
+      <w:r>
+        <w:rPr>
+          <w:b/>
+          <w:bCs/>
+          <w:sz w:val="28"/>
+          <w:szCs w:val="28"/>
+        </w:rPr>
+        <w:t>Precision@K</w:t>
+      </w:r>
+      <w:proofErr w:type="spellEnd"/>
+      <w:r>
+        <w:rPr>
+          <w:b/>
+          <w:bCs/>
+          <w:sz w:val="28"/>
+          <w:szCs w:val="28"/>
+        </w:rPr>
+        <w:t xml:space="preserve"> and </w:t>
+      </w:r>
+      <w:proofErr w:type="spellStart"/>
+      <w:r>
+        <w:rPr>
+          <w:b/>
+          <w:bCs/>
+          <w:sz w:val="28"/>
+          <w:szCs w:val="28"/>
+        </w:rPr>
+        <w:t>Recall@K</w:t>
+      </w:r>
+      <w:proofErr w:type="spellEnd"/>
     </w:p>
     <w:p>
       <w:pPr>
@@ -1007,23 +1066,7 @@
           <w:sz w:val="24"/>
           <w:szCs w:val="24"/>
         </w:rPr>
-        <w:t xml:space="preserve">A recommendation function was developed that takes a movie title as input and returns the </w:t>
-      </w:r>
-      <w:proofErr w:type="gramStart"/>
-      <w:r>
-        <w:rPr>
-          <w:sz w:val="24"/>
-          <w:szCs w:val="24"/>
-        </w:rPr>
-        <w:t>top-N</w:t>
-      </w:r>
-      <w:proofErr w:type="gramEnd"/>
-      <w:r>
-        <w:rPr>
-          <w:sz w:val="24"/>
-          <w:szCs w:val="24"/>
-        </w:rPr>
-        <w:t xml:space="preserve"> most similar movies along with their similarity scores.</w:t>
+        <w:t>A recommendation function was developed that takes a movie title as input and returns the top-N most similar movies along with their similarity scores.</w:t>
       </w:r>
     </w:p>
     <w:p>
@@ -1042,17 +1085,13 @@
         <w:t>The model successfully captures genre-based similarity and provides meaningful recommendations for movies sharing similar themes and categories.</w:t>
       </w:r>
     </w:p>
-    <w:p/>
-    <w:p>
-      <w:r>
-        <w:rPr>
-          <w:noProof/>
-        </w:rPr>
+    <w:p>
+      <w:r>
         <w:drawing>
-          <wp:inline distT="0" distB="0" distL="0" distR="0" wp14:anchorId="785FC849" wp14:editId="251215E8">
-            <wp:extent cx="5731510" cy="1090930"/>
+          <wp:inline distT="0" distB="0" distL="0" distR="0" wp14:anchorId="2C6EFA6D" wp14:editId="1C8B713B">
+            <wp:extent cx="5731510" cy="1908810"/>
             <wp:effectExtent l="0" t="0" r="2540" b="0"/>
-            <wp:docPr id="1817569288" name="Picture 1"/>
+            <wp:docPr id="1583223907" name="Picture 1"/>
             <wp:cNvGraphicFramePr>
               <a:graphicFrameLocks xmlns:a="http://schemas.openxmlformats.org/drawingml/2006/main" noChangeAspect="1"/>
             </wp:cNvGraphicFramePr>
@@ -1060,7 +1099,7 @@
               <a:graphicData uri="http://schemas.openxmlformats.org/drawingml/2006/picture">
                 <pic:pic xmlns:pic="http://schemas.openxmlformats.org/drawingml/2006/picture">
                   <pic:nvPicPr>
-                    <pic:cNvPr id="1817569288" name=""/>
+                    <pic:cNvPr id="1583223907" name=""/>
                     <pic:cNvPicPr/>
                   </pic:nvPicPr>
                   <pic:blipFill>
@@ -1072,7 +1111,7 @@
                   <pic:spPr>
                     <a:xfrm>
                       <a:off x="0" y="0"/>
-                      <a:ext cx="5731510" cy="1090930"/>
+                      <a:ext cx="5731510" cy="1908810"/>
                     </a:xfrm>
                     <a:prstGeom prst="rect">
                       <a:avLst/>
@@ -1085,178 +1124,13 @@
         </w:drawing>
       </w:r>
     </w:p>
-    <w:p/>
-    <w:p>
-      <w:pPr>
-        <w:rPr>
-          <w:b/>
-          <w:bCs/>
-          <w:sz w:val="28"/>
-          <w:szCs w:val="28"/>
-        </w:rPr>
-      </w:pPr>
-      <w:r>
-        <w:rPr>
-          <w:b/>
-          <w:bCs/>
-          <w:sz w:val="28"/>
-          <w:szCs w:val="28"/>
-        </w:rPr>
-        <w:t>T</w:t>
-      </w:r>
-      <w:r>
-        <w:rPr>
-          <w:b/>
-          <w:bCs/>
-          <w:sz w:val="28"/>
-          <w:szCs w:val="28"/>
-        </w:rPr>
-        <w:t>ASK</w:t>
-      </w:r>
-      <w:r>
-        <w:rPr>
-          <w:b/>
-          <w:bCs/>
-          <w:sz w:val="28"/>
-          <w:szCs w:val="28"/>
-        </w:rPr>
-        <w:t xml:space="preserve"> 2</w:t>
-      </w:r>
-      <w:r>
-        <w:rPr>
-          <w:b/>
-          <w:bCs/>
-          <w:sz w:val="28"/>
-          <w:szCs w:val="28"/>
-        </w:rPr>
-        <w:t xml:space="preserve">: </w:t>
-      </w:r>
-      <w:r>
-        <w:rPr>
-          <w:b/>
-          <w:bCs/>
-          <w:sz w:val="28"/>
-          <w:szCs w:val="28"/>
-        </w:rPr>
-        <w:t>User Profile Based Recommender</w:t>
-      </w:r>
-    </w:p>
-    <w:p>
-      <w:pPr>
-        <w:jc w:val="both"/>
-        <w:rPr>
-          <w:sz w:val="24"/>
-          <w:szCs w:val="24"/>
-        </w:rPr>
-      </w:pPr>
-      <w:r>
-        <w:rPr>
-          <w:sz w:val="24"/>
-          <w:szCs w:val="24"/>
-        </w:rPr>
-        <w:t>In this task, a personalized content-based recommender system was developed by constructing user profiles from historical ratings. Each user profile was computed as a weighted average of TF-IDF vectors of movies rated by the user.</w:t>
-      </w:r>
-    </w:p>
-    <w:p>
-      <w:pPr>
-        <w:jc w:val="both"/>
-        <w:rPr>
-          <w:sz w:val="24"/>
-          <w:szCs w:val="24"/>
-        </w:rPr>
-      </w:pPr>
-      <w:r>
-        <w:rPr>
-          <w:sz w:val="24"/>
-          <w:szCs w:val="24"/>
-        </w:rPr>
-        <w:t>The weights correspond to the ratings given by the user, ensuring that highly rated movies contribute more to the profile. The user profile vector captures the overall preferences of the user in terms of genres.</w:t>
-      </w:r>
-    </w:p>
-    <w:p>
-      <w:pPr>
-        <w:jc w:val="both"/>
-        <w:rPr>
-          <w:sz w:val="24"/>
-          <w:szCs w:val="24"/>
-        </w:rPr>
-      </w:pPr>
-      <w:r>
-        <w:rPr>
-          <w:sz w:val="24"/>
-          <w:szCs w:val="24"/>
-        </w:rPr>
-        <w:t xml:space="preserve">Cosine similarity was then computed between the user profile and all movie vectors to generate recommendations. Movies were ranked based on similarity scores and the </w:t>
-      </w:r>
-      <w:proofErr w:type="gramStart"/>
-      <w:r>
-        <w:rPr>
-          <w:sz w:val="24"/>
-          <w:szCs w:val="24"/>
-        </w:rPr>
-        <w:t>top-N</w:t>
-      </w:r>
-      <w:proofErr w:type="gramEnd"/>
-      <w:r>
-        <w:rPr>
-          <w:sz w:val="24"/>
-          <w:szCs w:val="24"/>
-        </w:rPr>
-        <w:t xml:space="preserve"> recommendations were returned.</w:t>
-      </w:r>
-    </w:p>
-    <w:p>
-      <w:pPr>
-        <w:jc w:val="both"/>
-        <w:rPr>
-          <w:sz w:val="24"/>
-          <w:szCs w:val="24"/>
-        </w:rPr>
-      </w:pPr>
-      <w:r>
-        <w:rPr>
-          <w:sz w:val="24"/>
-          <w:szCs w:val="24"/>
-        </w:rPr>
-        <w:t>This approach introduces personalization into the recommendation process and performs better than basic content-based filtering.</w:t>
-      </w:r>
-    </w:p>
-    <w:p>
-      <w:pPr>
-        <w:jc w:val="both"/>
-        <w:rPr>
-          <w:sz w:val="24"/>
-          <w:szCs w:val="24"/>
-        </w:rPr>
-      </w:pPr>
-    </w:p>
-    <w:p>
-      <w:pPr>
-        <w:jc w:val="both"/>
-        <w:rPr>
-          <w:sz w:val="24"/>
-          <w:szCs w:val="24"/>
-        </w:rPr>
-      </w:pPr>
-      <w:r>
-        <w:rPr>
-          <w:noProof/>
-          <w:sz w:val="24"/>
-          <w:szCs w:val="24"/>
-        </w:rPr>
+    <w:p>
+      <w:r>
         <w:drawing>
-          <wp:anchor distT="0" distB="0" distL="114300" distR="114300" simplePos="0" relativeHeight="251662336" behindDoc="0" locked="0" layoutInCell="1" allowOverlap="1" wp14:anchorId="4E1FA613" wp14:editId="0B3AA934">
-            <wp:simplePos x="0" y="0"/>
-            <wp:positionH relativeFrom="margin">
-              <wp:align>right</wp:align>
-            </wp:positionH>
-            <wp:positionV relativeFrom="paragraph">
-              <wp:posOffset>9525</wp:posOffset>
-            </wp:positionV>
-            <wp:extent cx="5731510" cy="1470025"/>
-            <wp:effectExtent l="0" t="0" r="2540" b="0"/>
-            <wp:wrapNone/>
-            <wp:docPr id="782300615" name="Picture 1"/>
+          <wp:inline distT="0" distB="0" distL="0" distR="0" wp14:anchorId="20305404" wp14:editId="427D90BD">
+            <wp:extent cx="5731510" cy="323215"/>
+            <wp:effectExtent l="0" t="0" r="2540" b="635"/>
+            <wp:docPr id="511464681" name="Picture 1"/>
             <wp:cNvGraphicFramePr>
               <a:graphicFrameLocks xmlns:a="http://schemas.openxmlformats.org/drawingml/2006/main" noChangeAspect="1"/>
             </wp:cNvGraphicFramePr>
@@ -1264,17 +1138,11 @@
               <a:graphicData uri="http://schemas.openxmlformats.org/drawingml/2006/picture">
                 <pic:pic xmlns:pic="http://schemas.openxmlformats.org/drawingml/2006/picture">
                   <pic:nvPicPr>
-                    <pic:cNvPr id="782300615" name=""/>
+                    <pic:cNvPr id="511464681" name=""/>
                     <pic:cNvPicPr/>
                   </pic:nvPicPr>
                   <pic:blipFill>
-                    <a:blip r:embed="rId13">
-                      <a:extLst>
-                        <a:ext uri="{28A0092B-C50C-407E-A947-70E740481C1C}">
-                          <a14:useLocalDpi xmlns:a14="http://schemas.microsoft.com/office/drawing/2010/main" val="0"/>
-                        </a:ext>
-                      </a:extLst>
-                    </a:blip>
+                    <a:blip r:embed="rId13"/>
                     <a:stretch>
                       <a:fillRect/>
                     </a:stretch>
@@ -1282,7 +1150,7 @@
                   <pic:spPr>
                     <a:xfrm>
                       <a:off x="0" y="0"/>
-                      <a:ext cx="5731510" cy="1470025"/>
+                      <a:ext cx="5731510" cy="323215"/>
                     </a:xfrm>
                     <a:prstGeom prst="rect">
                       <a:avLst/>
@@ -1291,31 +1159,94 @@
                 </pic:pic>
               </a:graphicData>
             </a:graphic>
-          </wp:anchor>
+          </wp:inline>
         </w:drawing>
       </w:r>
     </w:p>
-    <w:p>
-      <w:pPr>
-        <w:jc w:val="both"/>
-        <w:rPr>
-          <w:sz w:val="24"/>
-          <w:szCs w:val="24"/>
-        </w:rPr>
-      </w:pPr>
-    </w:p>
-    <w:p>
-      <w:pPr>
-        <w:jc w:val="both"/>
-        <w:rPr>
-          <w:sz w:val="24"/>
-          <w:szCs w:val="24"/>
-        </w:rPr>
-      </w:pPr>
-    </w:p>
-    <w:p>
-      <w:pPr>
-        <w:jc w:val="both"/>
+    <w:p/>
+    <w:p/>
+    <w:p>
+      <w:pPr>
+        <w:rPr>
+          <w:b/>
+          <w:bCs/>
+          <w:sz w:val="28"/>
+          <w:szCs w:val="28"/>
+        </w:rPr>
+      </w:pPr>
+    </w:p>
+    <w:p>
+      <w:pPr>
+        <w:rPr>
+          <w:b/>
+          <w:bCs/>
+          <w:sz w:val="28"/>
+          <w:szCs w:val="28"/>
+        </w:rPr>
+      </w:pPr>
+    </w:p>
+    <w:p>
+      <w:pPr>
+        <w:rPr>
+          <w:b/>
+          <w:bCs/>
+          <w:sz w:val="28"/>
+          <w:szCs w:val="28"/>
+        </w:rPr>
+      </w:pPr>
+    </w:p>
+    <w:p>
+      <w:pPr>
+        <w:rPr>
+          <w:b/>
+          <w:bCs/>
+          <w:sz w:val="28"/>
+          <w:szCs w:val="28"/>
+        </w:rPr>
+      </w:pPr>
+    </w:p>
+    <w:p>
+      <w:pPr>
+        <w:rPr>
+          <w:b/>
+          <w:bCs/>
+          <w:sz w:val="28"/>
+          <w:szCs w:val="28"/>
+        </w:rPr>
+      </w:pPr>
+    </w:p>
+    <w:p>
+      <w:pPr>
+        <w:rPr>
+          <w:b/>
+          <w:bCs/>
+          <w:sz w:val="28"/>
+          <w:szCs w:val="28"/>
+        </w:rPr>
+      </w:pPr>
+    </w:p>
+    <w:p>
+      <w:pPr>
+        <w:rPr>
+          <w:b/>
+          <w:bCs/>
+          <w:sz w:val="28"/>
+          <w:szCs w:val="28"/>
+        </w:rPr>
+      </w:pPr>
+    </w:p>
+    <w:p>
+      <w:pPr>
+        <w:rPr>
+          <w:b/>
+          <w:bCs/>
+          <w:sz w:val="28"/>
+          <w:szCs w:val="28"/>
+        </w:rPr>
+      </w:pPr>
+    </w:p>
+    <w:p>
+      <w:pPr>
         <w:rPr>
           <w:b/>
           <w:bCs/>
@@ -1349,6 +1280,609 @@
           <w:sz w:val="28"/>
           <w:szCs w:val="28"/>
         </w:rPr>
+        <w:t xml:space="preserve"> 2</w:t>
+      </w:r>
+      <w:r>
+        <w:rPr>
+          <w:b/>
+          <w:bCs/>
+          <w:sz w:val="28"/>
+          <w:szCs w:val="28"/>
+        </w:rPr>
+        <w:t xml:space="preserve">: </w:t>
+      </w:r>
+      <w:r>
+        <w:rPr>
+          <w:b/>
+          <w:bCs/>
+          <w:sz w:val="28"/>
+          <w:szCs w:val="28"/>
+        </w:rPr>
+        <w:t>User Profile Based Recommender</w:t>
+      </w:r>
+    </w:p>
+    <w:p>
+      <w:pPr>
+        <w:jc w:val="both"/>
+        <w:rPr>
+          <w:sz w:val="24"/>
+          <w:szCs w:val="24"/>
+        </w:rPr>
+      </w:pPr>
+      <w:r>
+        <w:rPr>
+          <w:sz w:val="24"/>
+          <w:szCs w:val="24"/>
+        </w:rPr>
+        <w:t>Task 2 extends content-based filtering by building personalised user profiles from each user's rating history. Rather than finding movies similar to a single item, the system learns what genres a user prefers and ranks all unseen movies against that preference vector.</w:t>
+      </w:r>
+    </w:p>
+    <w:p>
+      <w:pPr>
+        <w:jc w:val="both"/>
+        <w:rPr>
+          <w:sz w:val="24"/>
+          <w:szCs w:val="24"/>
+        </w:rPr>
+      </w:pPr>
+      <w:r>
+        <w:rPr>
+          <w:b/>
+          <w:bCs/>
+          <w:sz w:val="24"/>
+          <w:szCs w:val="24"/>
+        </w:rPr>
+        <w:t>Implementation</w:t>
+      </w:r>
+    </w:p>
+    <w:p>
+      <w:pPr>
+        <w:jc w:val="both"/>
+        <w:rPr>
+          <w:sz w:val="24"/>
+          <w:szCs w:val="24"/>
+        </w:rPr>
+      </w:pPr>
+      <w:r>
+        <w:rPr>
+          <w:sz w:val="24"/>
+          <w:szCs w:val="24"/>
+        </w:rPr>
+        <w:t xml:space="preserve">For each user, a profile vector </w:t>
+      </w:r>
+      <m:oMath>
+        <m:sSub>
+          <m:sSubPr>
+            <m:ctrlPr>
+              <w:rPr>
+                <w:rFonts w:ascii="Cambria Math" w:hAnsi="Cambria Math"/>
+                <w:sz w:val="24"/>
+                <w:szCs w:val="24"/>
+              </w:rPr>
+            </m:ctrlPr>
+          </m:sSubPr>
+          <m:e>
+            <m:r>
+              <w:rPr>
+                <w:rFonts w:ascii="Cambria Math" w:hAnsi="Cambria Math"/>
+                <w:sz w:val="24"/>
+                <w:szCs w:val="24"/>
+              </w:rPr>
+              <m:t>P</m:t>
+            </m:r>
+          </m:e>
+          <m:sub>
+            <m:r>
+              <w:rPr>
+                <w:rFonts w:ascii="Cambria Math" w:hAnsi="Cambria Math"/>
+                <w:sz w:val="24"/>
+                <w:szCs w:val="24"/>
+              </w:rPr>
+              <m:t>u</m:t>
+            </m:r>
+          </m:sub>
+        </m:sSub>
+      </m:oMath>
+      <w:r>
+        <w:rPr>
+          <w:sz w:val="24"/>
+          <w:szCs w:val="24"/>
+        </w:rPr>
+        <w:t xml:space="preserve">was constructed as a weighted average of the TF-IDF vectors of movies they had rated, with weights proportional to the ratings given: </w:t>
+      </w:r>
+    </w:p>
+    <w:p>
+      <w:pPr>
+        <w:jc w:val="both"/>
+        <w:rPr>
+          <w:sz w:val="24"/>
+          <w:szCs w:val="24"/>
+        </w:rPr>
+      </w:pPr>
+      <m:oMathPara>
+        <m:oMath>
+          <m:sSub>
+            <m:sSubPr>
+              <m:ctrlPr>
+                <w:rPr>
+                  <w:rFonts w:ascii="Cambria Math" w:hAnsi="Cambria Math"/>
+                  <w:sz w:val="24"/>
+                  <w:szCs w:val="24"/>
+                </w:rPr>
+              </m:ctrlPr>
+            </m:sSubPr>
+            <m:e>
+              <m:r>
+                <w:rPr>
+                  <w:rFonts w:ascii="Cambria Math" w:hAnsi="Cambria Math"/>
+                  <w:sz w:val="24"/>
+                  <w:szCs w:val="24"/>
+                </w:rPr>
+                <m:t>P</m:t>
+              </m:r>
+            </m:e>
+            <m:sub>
+              <m:r>
+                <w:rPr>
+                  <w:rFonts w:ascii="Cambria Math" w:hAnsi="Cambria Math"/>
+                  <w:sz w:val="24"/>
+                  <w:szCs w:val="24"/>
+                </w:rPr>
+                <m:t>u</m:t>
+              </m:r>
+            </m:sub>
+          </m:sSub>
+          <m:r>
+            <w:rPr>
+              <w:rFonts w:ascii="Cambria Math" w:hAnsi="Cambria Math"/>
+              <w:sz w:val="24"/>
+              <w:szCs w:val="24"/>
+            </w:rPr>
+            <m:t>=</m:t>
+          </m:r>
+          <m:f>
+            <m:fPr>
+              <m:ctrlPr>
+                <w:rPr>
+                  <w:rFonts w:ascii="Cambria Math" w:hAnsi="Cambria Math"/>
+                  <w:sz w:val="24"/>
+                  <w:szCs w:val="24"/>
+                </w:rPr>
+              </m:ctrlPr>
+            </m:fPr>
+            <m:num>
+              <m:nary>
+                <m:naryPr>
+                  <m:chr m:val="∑"/>
+                  <m:limLoc m:val="undOvr"/>
+                  <m:grow m:val="1"/>
+                  <m:supHide m:val="1"/>
+                  <m:ctrlPr>
+                    <w:rPr>
+                      <w:rFonts w:ascii="Cambria Math" w:hAnsi="Cambria Math"/>
+                      <w:sz w:val="24"/>
+                      <w:szCs w:val="24"/>
+                    </w:rPr>
+                  </m:ctrlPr>
+                </m:naryPr>
+                <m:sub>
+                  <m:r>
+                    <w:rPr>
+                      <w:rFonts w:ascii="Cambria Math" w:hAnsi="Cambria Math"/>
+                      <w:sz w:val="24"/>
+                      <w:szCs w:val="24"/>
+                    </w:rPr>
+                    <m:t>m</m:t>
+                  </m:r>
+                </m:sub>
+                <m:sup/>
+                <m:e>
+                  <m:sSub>
+                    <m:sSubPr>
+                      <m:ctrlPr>
+                        <w:rPr>
+                          <w:rFonts w:ascii="Cambria Math" w:hAnsi="Cambria Math"/>
+                          <w:sz w:val="24"/>
+                          <w:szCs w:val="24"/>
+                        </w:rPr>
+                      </m:ctrlPr>
+                    </m:sSubPr>
+                    <m:e>
+                      <m:r>
+                        <w:rPr>
+                          <w:rFonts w:ascii="Cambria Math" w:hAnsi="Cambria Math"/>
+                          <w:sz w:val="24"/>
+                          <w:szCs w:val="24"/>
+                        </w:rPr>
+                        <m:t>r</m:t>
+                      </m:r>
+                    </m:e>
+                    <m:sub>
+                      <m:r>
+                        <w:rPr>
+                          <w:rFonts w:ascii="Cambria Math" w:hAnsi="Cambria Math"/>
+                          <w:sz w:val="24"/>
+                          <w:szCs w:val="24"/>
+                        </w:rPr>
+                        <m:t>u,m</m:t>
+                      </m:r>
+                    </m:sub>
+                  </m:sSub>
+                </m:e>
+              </m:nary>
+              <m:r>
+                <w:rPr>
+                  <w:rFonts w:ascii="Cambria Math" w:hAnsi="Cambria Math"/>
+                  <w:sz w:val="24"/>
+                  <w:szCs w:val="24"/>
+                </w:rPr>
+                <m:t>⋅</m:t>
+              </m:r>
+              <m:sSub>
+                <m:sSubPr>
+                  <m:ctrlPr>
+                    <w:rPr>
+                      <w:rFonts w:ascii="Cambria Math" w:hAnsi="Cambria Math"/>
+                      <w:sz w:val="24"/>
+                      <w:szCs w:val="24"/>
+                    </w:rPr>
+                  </m:ctrlPr>
+                </m:sSubPr>
+                <m:e>
+                  <m:r>
+                    <w:rPr>
+                      <w:rFonts w:ascii="Cambria Math" w:hAnsi="Cambria Math"/>
+                      <w:sz w:val="24"/>
+                      <w:szCs w:val="24"/>
+                    </w:rPr>
+                    <m:t>f</m:t>
+                  </m:r>
+                </m:e>
+                <m:sub>
+                  <m:r>
+                    <w:rPr>
+                      <w:rFonts w:ascii="Cambria Math" w:hAnsi="Cambria Math"/>
+                      <w:sz w:val="24"/>
+                      <w:szCs w:val="24"/>
+                    </w:rPr>
+                    <m:t>m</m:t>
+                  </m:r>
+                </m:sub>
+              </m:sSub>
+            </m:num>
+            <m:den>
+              <m:nary>
+                <m:naryPr>
+                  <m:chr m:val="∑"/>
+                  <m:limLoc m:val="undOvr"/>
+                  <m:grow m:val="1"/>
+                  <m:supHide m:val="1"/>
+                  <m:ctrlPr>
+                    <w:rPr>
+                      <w:rFonts w:ascii="Cambria Math" w:hAnsi="Cambria Math"/>
+                      <w:sz w:val="24"/>
+                      <w:szCs w:val="24"/>
+                    </w:rPr>
+                  </m:ctrlPr>
+                </m:naryPr>
+                <m:sub>
+                  <m:r>
+                    <w:rPr>
+                      <w:rFonts w:ascii="Cambria Math" w:hAnsi="Cambria Math"/>
+                      <w:sz w:val="24"/>
+                      <w:szCs w:val="24"/>
+                    </w:rPr>
+                    <m:t>m</m:t>
+                  </m:r>
+                </m:sub>
+                <m:sup/>
+                <m:e>
+                  <m:sSub>
+                    <m:sSubPr>
+                      <m:ctrlPr>
+                        <w:rPr>
+                          <w:rFonts w:ascii="Cambria Math" w:hAnsi="Cambria Math"/>
+                          <w:sz w:val="24"/>
+                          <w:szCs w:val="24"/>
+                        </w:rPr>
+                      </m:ctrlPr>
+                    </m:sSubPr>
+                    <m:e>
+                      <m:r>
+                        <w:rPr>
+                          <w:rFonts w:ascii="Cambria Math" w:hAnsi="Cambria Math"/>
+                          <w:sz w:val="24"/>
+                          <w:szCs w:val="24"/>
+                        </w:rPr>
+                        <m:t>r</m:t>
+                      </m:r>
+                    </m:e>
+                    <m:sub>
+                      <m:r>
+                        <w:rPr>
+                          <w:rFonts w:ascii="Cambria Math" w:hAnsi="Cambria Math"/>
+                          <w:sz w:val="24"/>
+                          <w:szCs w:val="24"/>
+                        </w:rPr>
+                        <m:t>u,m</m:t>
+                      </m:r>
+                    </m:sub>
+                  </m:sSub>
+                </m:e>
+              </m:nary>
+            </m:den>
+          </m:f>
+        </m:oMath>
+      </m:oMathPara>
+    </w:p>
+    <w:p>
+      <w:pPr>
+        <w:jc w:val="both"/>
+        <w:rPr>
+          <w:sz w:val="24"/>
+          <w:szCs w:val="24"/>
+        </w:rPr>
+      </w:pPr>
+      <w:r>
+        <w:rPr>
+          <w:sz w:val="24"/>
+          <w:szCs w:val="24"/>
+        </w:rPr>
+        <w:t>This ensures highly-rated movies contribute more to the profile than poorly-rated ones. Recommendations were then generated by computing cosine similarity between the user profile and all movie vectors, filtering out already-rated movies, and returning the top-N highest-scoring unseen movies.</w:t>
+      </w:r>
+    </w:p>
+    <w:p>
+      <w:pPr>
+        <w:jc w:val="both"/>
+        <w:rPr>
+          <w:sz w:val="24"/>
+          <w:szCs w:val="24"/>
+        </w:rPr>
+      </w:pPr>
+      <w:r>
+        <w:rPr>
+          <w:b/>
+          <w:bCs/>
+          <w:sz w:val="24"/>
+          <w:szCs w:val="24"/>
+        </w:rPr>
+        <w:t>Evaluation</w:t>
+      </w:r>
+    </w:p>
+    <w:p>
+      <w:pPr>
+        <w:jc w:val="both"/>
+        <w:rPr>
+          <w:sz w:val="24"/>
+          <w:szCs w:val="24"/>
+        </w:rPr>
+      </w:pPr>
+      <w:r>
+        <w:rPr>
+          <w:sz w:val="24"/>
+          <w:szCs w:val="24"/>
+        </w:rPr>
+        <w:t>To evaluate, each user's highly-rated movies (rating ≥ 4.0) were split 80/20 into training and test sets. The profile was built from the training portion only, and the top-K recommended movies were checked against the held-out test set.</w:t>
+      </w:r>
+    </w:p>
+    <w:p>
+      <w:pPr>
+        <w:jc w:val="both"/>
+        <w:rPr>
+          <w:sz w:val="24"/>
+          <w:szCs w:val="24"/>
+        </w:rPr>
+      </w:pPr>
+      <w:r>
+        <w:rPr>
+          <w:sz w:val="24"/>
+          <w:szCs w:val="24"/>
+        </w:rPr>
+        <w:drawing>
+          <wp:inline distT="0" distB="0" distL="0" distR="0" wp14:anchorId="73BFD5C5" wp14:editId="2FB3367C">
+            <wp:extent cx="5731510" cy="429895"/>
+            <wp:effectExtent l="0" t="0" r="2540" b="8255"/>
+            <wp:docPr id="523469456" name="Picture 1"/>
+            <wp:cNvGraphicFramePr>
+              <a:graphicFrameLocks xmlns:a="http://schemas.openxmlformats.org/drawingml/2006/main" noChangeAspect="1"/>
+            </wp:cNvGraphicFramePr>
+            <a:graphic xmlns:a="http://schemas.openxmlformats.org/drawingml/2006/main">
+              <a:graphicData uri="http://schemas.openxmlformats.org/drawingml/2006/picture">
+                <pic:pic xmlns:pic="http://schemas.openxmlformats.org/drawingml/2006/picture">
+                  <pic:nvPicPr>
+                    <pic:cNvPr id="523469456" name=""/>
+                    <pic:cNvPicPr/>
+                  </pic:nvPicPr>
+                  <pic:blipFill>
+                    <a:blip r:embed="rId14"/>
+                    <a:stretch>
+                      <a:fillRect/>
+                    </a:stretch>
+                  </pic:blipFill>
+                  <pic:spPr>
+                    <a:xfrm>
+                      <a:off x="0" y="0"/>
+                      <a:ext cx="5731510" cy="429895"/>
+                    </a:xfrm>
+                    <a:prstGeom prst="rect">
+                      <a:avLst/>
+                    </a:prstGeom>
+                  </pic:spPr>
+                </pic:pic>
+              </a:graphicData>
+            </a:graphic>
+          </wp:inline>
+        </w:drawing>
+      </w:r>
+    </w:p>
+    <w:p>
+      <w:pPr>
+        <w:jc w:val="both"/>
+        <w:rPr>
+          <w:sz w:val="24"/>
+          <w:szCs w:val="24"/>
+        </w:rPr>
+      </w:pPr>
+      <w:r>
+        <w:rPr>
+          <w:sz w:val="24"/>
+          <w:szCs w:val="24"/>
+        </w:rPr>
+        <w:drawing>
+          <wp:inline distT="0" distB="0" distL="0" distR="0" wp14:anchorId="41C6C238" wp14:editId="21BEF193">
+            <wp:extent cx="4778734" cy="2359189"/>
+            <wp:effectExtent l="0" t="0" r="3175" b="3175"/>
+            <wp:docPr id="1867765850" name="Picture 1"/>
+            <wp:cNvGraphicFramePr>
+              <a:graphicFrameLocks xmlns:a="http://schemas.openxmlformats.org/drawingml/2006/main" noChangeAspect="1"/>
+            </wp:cNvGraphicFramePr>
+            <a:graphic xmlns:a="http://schemas.openxmlformats.org/drawingml/2006/main">
+              <a:graphicData uri="http://schemas.openxmlformats.org/drawingml/2006/picture">
+                <pic:pic xmlns:pic="http://schemas.openxmlformats.org/drawingml/2006/picture">
+                  <pic:nvPicPr>
+                    <pic:cNvPr id="1867765850" name=""/>
+                    <pic:cNvPicPr/>
+                  </pic:nvPicPr>
+                  <pic:blipFill>
+                    <a:blip r:embed="rId15"/>
+                    <a:stretch>
+                      <a:fillRect/>
+                    </a:stretch>
+                  </pic:blipFill>
+                  <pic:spPr>
+                    <a:xfrm>
+                      <a:off x="0" y="0"/>
+                      <a:ext cx="4799436" cy="2369409"/>
+                    </a:xfrm>
+                    <a:prstGeom prst="rect">
+                      <a:avLst/>
+                    </a:prstGeom>
+                  </pic:spPr>
+                </pic:pic>
+              </a:graphicData>
+            </a:graphic>
+          </wp:inline>
+        </w:drawing>
+      </w:r>
+    </w:p>
+    <w:p>
+      <w:pPr>
+        <w:jc w:val="both"/>
+        <w:rPr>
+          <w:sz w:val="24"/>
+          <w:szCs w:val="24"/>
+        </w:rPr>
+      </w:pPr>
+      <w:r>
+        <w:rPr>
+          <w:b/>
+          <w:bCs/>
+          <w:sz w:val="24"/>
+          <w:szCs w:val="24"/>
+        </w:rPr>
+        <w:t>Analysis</w:t>
+      </w:r>
+    </w:p>
+    <w:p>
+      <w:pPr>
+        <w:jc w:val="both"/>
+        <w:rPr>
+          <w:sz w:val="24"/>
+          <w:szCs w:val="24"/>
+        </w:rPr>
+      </w:pPr>
+      <w:r>
+        <w:rPr>
+          <w:sz w:val="24"/>
+          <w:szCs w:val="24"/>
+        </w:rPr>
+        <w:t xml:space="preserve">As K increases, </w:t>
+      </w:r>
+      <w:proofErr w:type="spellStart"/>
+      <w:r>
+        <w:rPr>
+          <w:sz w:val="24"/>
+          <w:szCs w:val="24"/>
+        </w:rPr>
+        <w:t>Recall@K</w:t>
+      </w:r>
+      <w:proofErr w:type="spellEnd"/>
+      <w:r>
+        <w:rPr>
+          <w:sz w:val="24"/>
+          <w:szCs w:val="24"/>
+        </w:rPr>
+        <w:t xml:space="preserve"> improves since more movies are recommended, increasing the chance of hitting relevant items. </w:t>
+      </w:r>
+      <w:proofErr w:type="spellStart"/>
+      <w:r>
+        <w:rPr>
+          <w:sz w:val="24"/>
+          <w:szCs w:val="24"/>
+        </w:rPr>
+        <w:t>Precision@K</w:t>
+      </w:r>
+      <w:proofErr w:type="spellEnd"/>
+      <w:r>
+        <w:rPr>
+          <w:sz w:val="24"/>
+          <w:szCs w:val="24"/>
+        </w:rPr>
+        <w:t xml:space="preserve"> decreases with larger K as the proportion of truly relevant movies in the recommendation list drops — the classic precision-recall </w:t>
+      </w:r>
+      <w:proofErr w:type="spellStart"/>
+      <w:r>
+        <w:rPr>
+          <w:sz w:val="24"/>
+          <w:szCs w:val="24"/>
+        </w:rPr>
+        <w:t>tradeoff</w:t>
+      </w:r>
+      <w:proofErr w:type="spellEnd"/>
+      <w:r>
+        <w:rPr>
+          <w:sz w:val="24"/>
+          <w:szCs w:val="24"/>
+        </w:rPr>
+        <w:t>. The user-profile approach personalises recommendations more effectively than item-item TF-IDF alone, since it aggregates preferences across the user's entire watch history.</w:t>
+      </w:r>
+    </w:p>
+    <w:p>
+      <w:pPr>
+        <w:jc w:val="both"/>
+        <w:rPr>
+          <w:b/>
+          <w:bCs/>
+          <w:sz w:val="28"/>
+          <w:szCs w:val="28"/>
+        </w:rPr>
+      </w:pPr>
+      <w:r>
+        <w:rPr>
+          <w:b/>
+          <w:bCs/>
+          <w:sz w:val="28"/>
+          <w:szCs w:val="28"/>
+        </w:rPr>
+        <w:lastRenderedPageBreak/>
+        <w:t>T</w:t>
+      </w:r>
+      <w:r>
+        <w:rPr>
+          <w:b/>
+          <w:bCs/>
+          <w:sz w:val="28"/>
+          <w:szCs w:val="28"/>
+        </w:rPr>
+        <w:t>ASK</w:t>
+      </w:r>
+      <w:r>
+        <w:rPr>
+          <w:b/>
+          <w:bCs/>
+          <w:sz w:val="28"/>
+          <w:szCs w:val="28"/>
+        </w:rPr>
         <w:t xml:space="preserve"> 3</w:t>
       </w:r>
       <w:r>
@@ -1445,23 +1979,7 @@
           <w:sz w:val="24"/>
           <w:szCs w:val="24"/>
         </w:rPr>
-        <w:t xml:space="preserve">Based on predicted ratings, </w:t>
-      </w:r>
-      <w:proofErr w:type="gramStart"/>
-      <w:r>
-        <w:rPr>
-          <w:sz w:val="24"/>
-          <w:szCs w:val="24"/>
-        </w:rPr>
-        <w:t>top-N</w:t>
-      </w:r>
-      <w:proofErr w:type="gramEnd"/>
-      <w:r>
-        <w:rPr>
-          <w:sz w:val="24"/>
-          <w:szCs w:val="24"/>
-        </w:rPr>
-        <w:t xml:space="preserve"> recommendations were generated for each user. This approach captures collaborative </w:t>
+        <w:t xml:space="preserve">Based on predicted ratings, top-N recommendations were generated for each user. This approach captures collaborative </w:t>
       </w:r>
       <w:r>
         <w:rPr>
@@ -1520,7 +2038,7 @@
                     <pic:cNvPicPr/>
                   </pic:nvPicPr>
                   <pic:blipFill>
-                    <a:blip r:embed="rId14">
+                    <a:blip r:embed="rId16">
                       <a:extLst>
                         <a:ext uri="{28A0092B-C50C-407E-A947-70E740481C1C}">
                           <a14:useLocalDpi xmlns:a14="http://schemas.microsoft.com/office/drawing/2010/main" val="0"/>
@@ -1745,7 +2263,7 @@
                     <pic:cNvPicPr/>
                   </pic:nvPicPr>
                   <pic:blipFill>
-                    <a:blip r:embed="rId15"/>
+                    <a:blip r:embed="rId17"/>
                     <a:stretch>
                       <a:fillRect/>
                     </a:stretch>
@@ -2786,7 +3304,6 @@
   <w:style w:type="character" w:default="1" w:styleId="DefaultParagraphFont">
     <w:name w:val="Default Paragraph Font"/>
     <w:uiPriority w:val="1"/>
-    <w:semiHidden/>
     <w:unhideWhenUsed/>
   </w:style>
   <w:style w:type="table" w:default="1" w:styleId="TableNormal">

--- a/M25DE1028_CSL7110_Assignment3.docx
+++ b/M25DE1028_CSL7110_Assignment3.docx
@@ -1066,7 +1066,23 @@
           <w:sz w:val="24"/>
           <w:szCs w:val="24"/>
         </w:rPr>
-        <w:t>A recommendation function was developed that takes a movie title as input and returns the top-N most similar movies along with their similarity scores.</w:t>
+        <w:t xml:space="preserve">A recommendation function was developed that takes a movie title as input and returns the </w:t>
+      </w:r>
+      <w:proofErr w:type="gramStart"/>
+      <w:r>
+        <w:rPr>
+          <w:sz w:val="24"/>
+          <w:szCs w:val="24"/>
+        </w:rPr>
+        <w:t>top-N</w:t>
+      </w:r>
+      <w:proofErr w:type="gramEnd"/>
+      <w:r>
+        <w:rPr>
+          <w:sz w:val="24"/>
+          <w:szCs w:val="24"/>
+        </w:rPr>
+        <w:t xml:space="preserve"> most similar movies along with their similarity scores.</w:t>
       </w:r>
     </w:p>
     <w:p>
@@ -1314,7 +1330,23 @@
           <w:sz w:val="24"/>
           <w:szCs w:val="24"/>
         </w:rPr>
-        <w:t>Task 2 extends content-based filtering by building personalised user profiles from each user's rating history. Rather than finding movies similar to a single item, the system learns what genres a user prefers and ranks all unseen movies against that preference vector.</w:t>
+        <w:t xml:space="preserve">Task 2 extends content-based filtering by building personalised user profiles from each user's rating history. Rather than finding movies </w:t>
+      </w:r>
+      <w:proofErr w:type="gramStart"/>
+      <w:r>
+        <w:rPr>
+          <w:sz w:val="24"/>
+          <w:szCs w:val="24"/>
+        </w:rPr>
+        <w:t>similar to</w:t>
+      </w:r>
+      <w:proofErr w:type="gramEnd"/>
+      <w:r>
+        <w:rPr>
+          <w:sz w:val="24"/>
+          <w:szCs w:val="24"/>
+        </w:rPr>
+        <w:t xml:space="preserve"> a single item, the system learns what genres a user prefers and ranks all unseen movies against that preference vector.</w:t>
       </w:r>
     </w:p>
     <w:p>
@@ -1628,7 +1660,55 @@
           <w:sz w:val="24"/>
           <w:szCs w:val="24"/>
         </w:rPr>
-        <w:t>This ensures highly-rated movies contribute more to the profile than poorly-rated ones. Recommendations were then generated by computing cosine similarity between the user profile and all movie vectors, filtering out already-rated movies, and returning the top-N highest-scoring unseen movies.</w:t>
+        <w:t xml:space="preserve">This ensures </w:t>
+      </w:r>
+      <w:proofErr w:type="gramStart"/>
+      <w:r>
+        <w:rPr>
+          <w:sz w:val="24"/>
+          <w:szCs w:val="24"/>
+        </w:rPr>
+        <w:t>highly-rated</w:t>
+      </w:r>
+      <w:proofErr w:type="gramEnd"/>
+      <w:r>
+        <w:rPr>
+          <w:sz w:val="24"/>
+          <w:szCs w:val="24"/>
+        </w:rPr>
+        <w:t xml:space="preserve"> movies contribute more to the profile than </w:t>
+      </w:r>
+      <w:proofErr w:type="gramStart"/>
+      <w:r>
+        <w:rPr>
+          <w:sz w:val="24"/>
+          <w:szCs w:val="24"/>
+        </w:rPr>
+        <w:t>poorly-rated</w:t>
+      </w:r>
+      <w:proofErr w:type="gramEnd"/>
+      <w:r>
+        <w:rPr>
+          <w:sz w:val="24"/>
+          <w:szCs w:val="24"/>
+        </w:rPr>
+        <w:t xml:space="preserve"> ones. Recommendations were then generated by computing cosine similarity between the user profile and all movie vectors, filtering out already-rated movies, and returning the </w:t>
+      </w:r>
+      <w:proofErr w:type="gramStart"/>
+      <w:r>
+        <w:rPr>
+          <w:sz w:val="24"/>
+          <w:szCs w:val="24"/>
+        </w:rPr>
+        <w:t>top-N</w:t>
+      </w:r>
+      <w:proofErr w:type="gramEnd"/>
+      <w:r>
+        <w:rPr>
+          <w:sz w:val="24"/>
+          <w:szCs w:val="24"/>
+        </w:rPr>
+        <w:t xml:space="preserve"> highest-scoring unseen movies.</w:t>
       </w:r>
     </w:p>
     <w:p>
@@ -1662,7 +1742,39 @@
           <w:sz w:val="24"/>
           <w:szCs w:val="24"/>
         </w:rPr>
-        <w:t>To evaluate, each user's highly-rated movies (rating ≥ 4.0) were split 80/20 into training and test sets. The profile was built from the training portion only, and the top-K recommended movies were checked against the held-out test set.</w:t>
+        <w:t xml:space="preserve">To evaluate, each user's </w:t>
+      </w:r>
+      <w:proofErr w:type="gramStart"/>
+      <w:r>
+        <w:rPr>
+          <w:sz w:val="24"/>
+          <w:szCs w:val="24"/>
+        </w:rPr>
+        <w:t>highly-rated</w:t>
+      </w:r>
+      <w:proofErr w:type="gramEnd"/>
+      <w:r>
+        <w:rPr>
+          <w:sz w:val="24"/>
+          <w:szCs w:val="24"/>
+        </w:rPr>
+        <w:t xml:space="preserve"> movies (rating ≥ 4.0) were split 80/20 into training and test sets. The profile was built from the training portion only, and the </w:t>
+      </w:r>
+      <w:proofErr w:type="gramStart"/>
+      <w:r>
+        <w:rPr>
+          <w:sz w:val="24"/>
+          <w:szCs w:val="24"/>
+        </w:rPr>
+        <w:t>top-K</w:t>
+      </w:r>
+      <w:proofErr w:type="gramEnd"/>
+      <w:r>
+        <w:rPr>
+          <w:sz w:val="24"/>
+          <w:szCs w:val="24"/>
+        </w:rPr>
+        <w:t xml:space="preserve"> recommended movies were checked against the held-out test set.</w:t>
       </w:r>
     </w:p>
     <w:p>
@@ -1917,96 +2029,94 @@
           <w:sz w:val="24"/>
           <w:szCs w:val="24"/>
         </w:rPr>
-        <w:t>In this task, a user-based collaborative filtering approach was implemented using the Surprise library. The model computes similarity between users based on their rating patterns.</w:t>
-      </w:r>
-    </w:p>
-    <w:p>
-      <w:pPr>
-        <w:jc w:val="both"/>
-        <w:rPr>
-          <w:sz w:val="24"/>
-          <w:szCs w:val="24"/>
-        </w:rPr>
-      </w:pPr>
-      <w:r>
-        <w:rPr>
-          <w:sz w:val="24"/>
-          <w:szCs w:val="24"/>
-        </w:rPr>
-        <w:t xml:space="preserve">A K-Nearest </w:t>
-      </w:r>
-      <w:r>
-        <w:rPr>
-          <w:sz w:val="24"/>
-          <w:szCs w:val="24"/>
-        </w:rPr>
-        <w:t>Neighbours</w:t>
-      </w:r>
-      <w:r>
-        <w:rPr>
-          <w:sz w:val="24"/>
-          <w:szCs w:val="24"/>
-        </w:rPr>
-        <w:t xml:space="preserve"> (KNN) algorithm with cosine similarity was used to identify similar users. The predicted rating for a user-item pair was computed as a weighted average of ratings from similar users.</w:t>
-      </w:r>
-    </w:p>
-    <w:p>
-      <w:pPr>
-        <w:jc w:val="both"/>
-        <w:rPr>
-          <w:sz w:val="24"/>
-          <w:szCs w:val="24"/>
-        </w:rPr>
-      </w:pPr>
-      <w:r>
-        <w:rPr>
-          <w:sz w:val="24"/>
-          <w:szCs w:val="24"/>
-        </w:rPr>
-        <w:t>The model was evaluated using Root Mean Square Error (RMSE), which measures the difference between predicted and actual ratings.</w:t>
-      </w:r>
-    </w:p>
-    <w:p>
-      <w:pPr>
-        <w:jc w:val="both"/>
-        <w:rPr>
-          <w:sz w:val="24"/>
-          <w:szCs w:val="24"/>
-        </w:rPr>
-      </w:pPr>
-      <w:r>
-        <w:rPr>
-          <w:sz w:val="24"/>
-          <w:szCs w:val="24"/>
-        </w:rPr>
-        <w:t xml:space="preserve">Based on predicted ratings, top-N recommendations were generated for each user. This approach captures collaborative </w:t>
-      </w:r>
-      <w:r>
-        <w:rPr>
-          <w:sz w:val="24"/>
-          <w:szCs w:val="24"/>
-        </w:rPr>
-        <w:t>behaviour</w:t>
-      </w:r>
-      <w:r>
-        <w:rPr>
-          <w:sz w:val="24"/>
-          <w:szCs w:val="24"/>
-        </w:rPr>
-        <w:t xml:space="preserve"> and provides more personalized recommendations compared to content-based methods.</w:t>
-      </w:r>
-    </w:p>
-    <w:p>
-      <w:pPr>
-        <w:jc w:val="both"/>
-        <w:rPr>
-          <w:b/>
-          <w:bCs/>
-          <w:sz w:val="28"/>
-          <w:szCs w:val="28"/>
-        </w:rPr>
-      </w:pPr>
-      <w:r>
+        <w:t xml:space="preserve">A user-movie rating matrix was constructed from the </w:t>
+      </w:r>
+      <w:proofErr w:type="spellStart"/>
+      <w:r>
+        <w:rPr>
+          <w:sz w:val="24"/>
+          <w:szCs w:val="24"/>
+        </w:rPr>
+        <w:t>MovieLens</w:t>
+      </w:r>
+      <w:proofErr w:type="spellEnd"/>
+      <w:r>
+        <w:rPr>
+          <w:sz w:val="24"/>
+          <w:szCs w:val="24"/>
+        </w:rPr>
+        <w:t xml:space="preserve"> dataset. Two similarity metrics were compared — cosine similarity and Pearson correlation. Pearson correlation is preferable when users have different rating biases (e.g., one user consistently rates everything 5 while another rates the same movies 3), since it centres each user's ratings before computing similarity, removing this bias.</w:t>
+      </w:r>
+    </w:p>
+    <w:p>
+      <w:pPr>
+        <w:jc w:val="both"/>
+        <w:rPr>
+          <w:sz w:val="24"/>
+          <w:szCs w:val="24"/>
+        </w:rPr>
+      </w:pPr>
+      <w:r>
+        <w:rPr>
+          <w:sz w:val="24"/>
+          <w:szCs w:val="24"/>
+        </w:rPr>
+        <w:t xml:space="preserve">The Surprise library's </w:t>
+      </w:r>
+      <w:proofErr w:type="spellStart"/>
+      <w:r>
+        <w:rPr>
+          <w:sz w:val="24"/>
+          <w:szCs w:val="24"/>
+        </w:rPr>
+        <w:t>KNNBasic</w:t>
+      </w:r>
+      <w:proofErr w:type="spellEnd"/>
+      <w:r>
+        <w:rPr>
+          <w:sz w:val="24"/>
+          <w:szCs w:val="24"/>
+        </w:rPr>
+        <w:t xml:space="preserve"> was used to select the K most similar neighbours and compute a weighted average of their ratings to predict unseen movies. Predictions are ranked to generate </w:t>
+      </w:r>
+      <w:proofErr w:type="gramStart"/>
+      <w:r>
+        <w:rPr>
+          <w:sz w:val="24"/>
+          <w:szCs w:val="24"/>
+        </w:rPr>
+        <w:t>top-N</w:t>
+      </w:r>
+      <w:proofErr w:type="gramEnd"/>
+      <w:r>
+        <w:rPr>
+          <w:sz w:val="24"/>
+          <w:szCs w:val="24"/>
+        </w:rPr>
+        <w:t xml:space="preserve"> recommendations.</w:t>
+      </w:r>
+    </w:p>
+    <w:p>
+      <w:pPr>
+        <w:jc w:val="both"/>
+        <w:rPr>
+          <w:sz w:val="24"/>
+          <w:szCs w:val="24"/>
+        </w:rPr>
+      </w:pPr>
+      <w:r>
+        <w:rPr>
+          <w:b/>
+          <w:bCs/>
+          <w:sz w:val="24"/>
+          <w:szCs w:val="24"/>
+        </w:rPr>
+        <w:t>Results</w:t>
+      </w:r>
+    </w:p>
+    <w:p>
+      <w:pPr>
+        <w:jc w:val="both"/>
         <w:rPr>
           <w:b/>
           <w:bCs/>
@@ -2014,19 +2124,20 @@
           <w:sz w:val="28"/>
           <w:szCs w:val="28"/>
         </w:rPr>
+      </w:pPr>
+      <w:r>
+        <w:rPr>
+          <w:b/>
+          <w:bCs/>
+          <w:noProof/>
+          <w:sz w:val="28"/>
+          <w:szCs w:val="28"/>
+        </w:rPr>
         <w:drawing>
-          <wp:anchor distT="0" distB="0" distL="114300" distR="114300" simplePos="0" relativeHeight="251661312" behindDoc="0" locked="0" layoutInCell="1" allowOverlap="1" wp14:anchorId="63609401" wp14:editId="442F8AE5">
-            <wp:simplePos x="0" y="0"/>
-            <wp:positionH relativeFrom="margin">
-              <wp:align>right</wp:align>
-            </wp:positionH>
-            <wp:positionV relativeFrom="paragraph">
-              <wp:posOffset>141605</wp:posOffset>
-            </wp:positionV>
-            <wp:extent cx="5731510" cy="1057910"/>
-            <wp:effectExtent l="0" t="0" r="2540" b="8890"/>
-            <wp:wrapNone/>
-            <wp:docPr id="1196753302" name="Picture 1"/>
+          <wp:inline distT="0" distB="0" distL="0" distR="0" wp14:anchorId="37304FC0" wp14:editId="7F67C929">
+            <wp:extent cx="5731510" cy="2321560"/>
+            <wp:effectExtent l="0" t="0" r="2540" b="2540"/>
+            <wp:docPr id="370003494" name="Picture 1"/>
             <wp:cNvGraphicFramePr>
               <a:graphicFrameLocks xmlns:a="http://schemas.openxmlformats.org/drawingml/2006/main" noChangeAspect="1"/>
             </wp:cNvGraphicFramePr>
@@ -2034,17 +2145,11 @@
               <a:graphicData uri="http://schemas.openxmlformats.org/drawingml/2006/picture">
                 <pic:pic xmlns:pic="http://schemas.openxmlformats.org/drawingml/2006/picture">
                   <pic:nvPicPr>
-                    <pic:cNvPr id="1196753302" name=""/>
+                    <pic:cNvPr id="370003494" name=""/>
                     <pic:cNvPicPr/>
                   </pic:nvPicPr>
                   <pic:blipFill>
-                    <a:blip r:embed="rId16">
-                      <a:extLst>
-                        <a:ext uri="{28A0092B-C50C-407E-A947-70E740481C1C}">
-                          <a14:useLocalDpi xmlns:a14="http://schemas.microsoft.com/office/drawing/2010/main" val="0"/>
-                        </a:ext>
-                      </a:extLst>
-                    </a:blip>
+                    <a:blip r:embed="rId16"/>
                     <a:stretch>
                       <a:fillRect/>
                     </a:stretch>
@@ -2052,7 +2157,7 @@
                   <pic:spPr>
                     <a:xfrm>
                       <a:off x="0" y="0"/>
-                      <a:ext cx="5731510" cy="1057910"/>
+                      <a:ext cx="5731510" cy="2321560"/>
                     </a:xfrm>
                     <a:prstGeom prst="rect">
                       <a:avLst/>
@@ -2061,7 +2166,7 @@
                 </pic:pic>
               </a:graphicData>
             </a:graphic>
-          </wp:anchor>
+          </wp:inline>
         </w:drawing>
       </w:r>
     </w:p>
@@ -2071,61 +2176,170 @@
         <w:rPr>
           <w:b/>
           <w:bCs/>
-          <w:sz w:val="28"/>
-          <w:szCs w:val="28"/>
-        </w:rPr>
-      </w:pPr>
-    </w:p>
-    <w:p>
-      <w:pPr>
-        <w:jc w:val="both"/>
-        <w:rPr>
-          <w:b/>
-          <w:bCs/>
-          <w:sz w:val="28"/>
-          <w:szCs w:val="28"/>
-        </w:rPr>
-      </w:pPr>
-    </w:p>
-    <w:p>
-      <w:pPr>
-        <w:jc w:val="both"/>
-        <w:rPr>
-          <w:b/>
-          <w:bCs/>
-          <w:sz w:val="28"/>
-          <w:szCs w:val="28"/>
-        </w:rPr>
-      </w:pPr>
-    </w:p>
-    <w:p>
-      <w:pPr>
-        <w:jc w:val="both"/>
-        <w:rPr>
-          <w:b/>
-          <w:bCs/>
-          <w:sz w:val="28"/>
-          <w:szCs w:val="28"/>
-        </w:rPr>
-      </w:pPr>
-    </w:p>
-    <w:p>
-      <w:pPr>
-        <w:jc w:val="both"/>
-        <w:rPr>
-          <w:b/>
-          <w:bCs/>
-          <w:sz w:val="28"/>
-          <w:szCs w:val="28"/>
-        </w:rPr>
-      </w:pPr>
-      <w:r>
-        <w:rPr>
-          <w:b/>
-          <w:bCs/>
-          <w:sz w:val="28"/>
-          <w:szCs w:val="28"/>
-        </w:rPr>
+          <w:noProof/>
+          <w:sz w:val="28"/>
+          <w:szCs w:val="28"/>
+        </w:rPr>
+      </w:pPr>
+      <w:r>
+        <w:rPr>
+          <w:b/>
+          <w:bCs/>
+          <w:noProof/>
+          <w:sz w:val="28"/>
+          <w:szCs w:val="28"/>
+        </w:rPr>
+        <w:drawing>
+          <wp:inline distT="0" distB="0" distL="0" distR="0" wp14:anchorId="2E714BDE" wp14:editId="4DBD42E7">
+            <wp:extent cx="4572000" cy="2257127"/>
+            <wp:effectExtent l="0" t="0" r="0" b="0"/>
+            <wp:docPr id="350211694" name="Picture 1"/>
+            <wp:cNvGraphicFramePr>
+              <a:graphicFrameLocks xmlns:a="http://schemas.openxmlformats.org/drawingml/2006/main" noChangeAspect="1"/>
+            </wp:cNvGraphicFramePr>
+            <a:graphic xmlns:a="http://schemas.openxmlformats.org/drawingml/2006/main">
+              <a:graphicData uri="http://schemas.openxmlformats.org/drawingml/2006/picture">
+                <pic:pic xmlns:pic="http://schemas.openxmlformats.org/drawingml/2006/picture">
+                  <pic:nvPicPr>
+                    <pic:cNvPr id="350211694" name=""/>
+                    <pic:cNvPicPr/>
+                  </pic:nvPicPr>
+                  <pic:blipFill>
+                    <a:blip r:embed="rId17"/>
+                    <a:stretch>
+                      <a:fillRect/>
+                    </a:stretch>
+                  </pic:blipFill>
+                  <pic:spPr>
+                    <a:xfrm>
+                      <a:off x="0" y="0"/>
+                      <a:ext cx="4589291" cy="2265663"/>
+                    </a:xfrm>
+                    <a:prstGeom prst="rect">
+                      <a:avLst/>
+                    </a:prstGeom>
+                  </pic:spPr>
+                </pic:pic>
+              </a:graphicData>
+            </a:graphic>
+          </wp:inline>
+        </w:drawing>
+      </w:r>
+    </w:p>
+    <w:p>
+      <w:pPr>
+        <w:jc w:val="both"/>
+        <w:rPr>
+          <w:b/>
+          <w:bCs/>
+          <w:noProof/>
+          <w:sz w:val="28"/>
+          <w:szCs w:val="28"/>
+        </w:rPr>
+      </w:pPr>
+      <w:r>
+        <w:rPr>
+          <w:b/>
+          <w:bCs/>
+          <w:noProof/>
+          <w:sz w:val="28"/>
+          <w:szCs w:val="28"/>
+        </w:rPr>
+        <w:drawing>
+          <wp:inline distT="0" distB="0" distL="0" distR="0" wp14:anchorId="5DDF0E3C" wp14:editId="034DCA6C">
+            <wp:extent cx="5731510" cy="335280"/>
+            <wp:effectExtent l="0" t="0" r="2540" b="7620"/>
+            <wp:docPr id="1405824131" name="Picture 1"/>
+            <wp:cNvGraphicFramePr>
+              <a:graphicFrameLocks xmlns:a="http://schemas.openxmlformats.org/drawingml/2006/main" noChangeAspect="1"/>
+            </wp:cNvGraphicFramePr>
+            <a:graphic xmlns:a="http://schemas.openxmlformats.org/drawingml/2006/main">
+              <a:graphicData uri="http://schemas.openxmlformats.org/drawingml/2006/picture">
+                <pic:pic xmlns:pic="http://schemas.openxmlformats.org/drawingml/2006/picture">
+                  <pic:nvPicPr>
+                    <pic:cNvPr id="1405824131" name=""/>
+                    <pic:cNvPicPr/>
+                  </pic:nvPicPr>
+                  <pic:blipFill>
+                    <a:blip r:embed="rId18"/>
+                    <a:stretch>
+                      <a:fillRect/>
+                    </a:stretch>
+                  </pic:blipFill>
+                  <pic:spPr>
+                    <a:xfrm>
+                      <a:off x="0" y="0"/>
+                      <a:ext cx="5731510" cy="335280"/>
+                    </a:xfrm>
+                    <a:prstGeom prst="rect">
+                      <a:avLst/>
+                    </a:prstGeom>
+                  </pic:spPr>
+                </pic:pic>
+              </a:graphicData>
+            </a:graphic>
+          </wp:inline>
+        </w:drawing>
+      </w:r>
+    </w:p>
+    <w:p>
+      <w:pPr>
+        <w:jc w:val="both"/>
+        <w:rPr>
+          <w:b/>
+          <w:bCs/>
+          <w:noProof/>
+          <w:sz w:val="28"/>
+          <w:szCs w:val="28"/>
+        </w:rPr>
+      </w:pPr>
+      <w:r>
+        <w:rPr>
+          <w:b/>
+          <w:bCs/>
+          <w:noProof/>
+          <w:sz w:val="28"/>
+          <w:szCs w:val="28"/>
+        </w:rPr>
+        <w:t>Analysis</w:t>
+      </w:r>
+    </w:p>
+    <w:p>
+      <w:pPr>
+        <w:jc w:val="both"/>
+        <w:rPr>
+          <w:noProof/>
+          <w:sz w:val="24"/>
+          <w:szCs w:val="24"/>
+        </w:rPr>
+      </w:pPr>
+      <w:r>
+        <w:rPr>
+          <w:noProof/>
+          <w:sz w:val="24"/>
+          <w:szCs w:val="24"/>
+        </w:rPr>
+        <w:t>Pearson correlation consistently outperforms cosine similarity in RMSE because it accounts for individual user rating tendencies. As K increases, RMSE generally improves up to a point, after which adding more neighbours introduces noise from less similar users. The optimal K balances neighbourhood size with neighbour relevance.</w:t>
+      </w:r>
+    </w:p>
+    <w:p>
+      <w:pPr>
+        <w:jc w:val="both"/>
+        <w:rPr>
+          <w:b/>
+          <w:bCs/>
+          <w:sz w:val="28"/>
+          <w:szCs w:val="28"/>
+        </w:rPr>
+      </w:pPr>
+      <w:r>
+        <w:rPr>
+          <w:b/>
+          <w:bCs/>
+          <w:sz w:val="28"/>
+          <w:szCs w:val="28"/>
+        </w:rPr>
+        <w:lastRenderedPageBreak/>
         <w:t>T</w:t>
       </w:r>
       <w:r>
@@ -2263,7 +2477,7 @@
                     <pic:cNvPicPr/>
                   </pic:nvPicPr>
                   <pic:blipFill>
-                    <a:blip r:embed="rId17"/>
+                    <a:blip r:embed="rId19"/>
                     <a:stretch>
                       <a:fillRect/>
                     </a:stretch>
@@ -2305,14 +2519,167 @@
           <w:szCs w:val="28"/>
         </w:rPr>
       </w:pPr>
-      <w:r>
-        <w:rPr>
-          <w:b/>
-          <w:bCs/>
-          <w:sz w:val="28"/>
-          <w:szCs w:val="28"/>
-        </w:rPr>
-        <w:lastRenderedPageBreak/>
+    </w:p>
+    <w:p>
+      <w:pPr>
+        <w:jc w:val="both"/>
+        <w:rPr>
+          <w:b/>
+          <w:bCs/>
+          <w:sz w:val="28"/>
+          <w:szCs w:val="28"/>
+        </w:rPr>
+      </w:pPr>
+    </w:p>
+    <w:p>
+      <w:pPr>
+        <w:jc w:val="both"/>
+        <w:rPr>
+          <w:b/>
+          <w:bCs/>
+          <w:sz w:val="28"/>
+          <w:szCs w:val="28"/>
+        </w:rPr>
+      </w:pPr>
+    </w:p>
+    <w:p>
+      <w:pPr>
+        <w:jc w:val="both"/>
+        <w:rPr>
+          <w:b/>
+          <w:bCs/>
+          <w:sz w:val="28"/>
+          <w:szCs w:val="28"/>
+        </w:rPr>
+      </w:pPr>
+    </w:p>
+    <w:p>
+      <w:pPr>
+        <w:jc w:val="both"/>
+        <w:rPr>
+          <w:b/>
+          <w:bCs/>
+          <w:sz w:val="28"/>
+          <w:szCs w:val="28"/>
+        </w:rPr>
+      </w:pPr>
+    </w:p>
+    <w:p>
+      <w:pPr>
+        <w:jc w:val="both"/>
+        <w:rPr>
+          <w:b/>
+          <w:bCs/>
+          <w:sz w:val="28"/>
+          <w:szCs w:val="28"/>
+        </w:rPr>
+      </w:pPr>
+    </w:p>
+    <w:p>
+      <w:pPr>
+        <w:jc w:val="both"/>
+        <w:rPr>
+          <w:b/>
+          <w:bCs/>
+          <w:sz w:val="28"/>
+          <w:szCs w:val="28"/>
+        </w:rPr>
+      </w:pPr>
+    </w:p>
+    <w:p>
+      <w:pPr>
+        <w:jc w:val="both"/>
+        <w:rPr>
+          <w:b/>
+          <w:bCs/>
+          <w:sz w:val="28"/>
+          <w:szCs w:val="28"/>
+        </w:rPr>
+      </w:pPr>
+    </w:p>
+    <w:p>
+      <w:pPr>
+        <w:jc w:val="both"/>
+        <w:rPr>
+          <w:b/>
+          <w:bCs/>
+          <w:sz w:val="28"/>
+          <w:szCs w:val="28"/>
+        </w:rPr>
+      </w:pPr>
+    </w:p>
+    <w:p>
+      <w:pPr>
+        <w:jc w:val="both"/>
+        <w:rPr>
+          <w:b/>
+          <w:bCs/>
+          <w:sz w:val="28"/>
+          <w:szCs w:val="28"/>
+        </w:rPr>
+      </w:pPr>
+    </w:p>
+    <w:p>
+      <w:pPr>
+        <w:jc w:val="both"/>
+        <w:rPr>
+          <w:b/>
+          <w:bCs/>
+          <w:sz w:val="28"/>
+          <w:szCs w:val="28"/>
+        </w:rPr>
+      </w:pPr>
+    </w:p>
+    <w:p>
+      <w:pPr>
+        <w:jc w:val="both"/>
+        <w:rPr>
+          <w:b/>
+          <w:bCs/>
+          <w:sz w:val="28"/>
+          <w:szCs w:val="28"/>
+        </w:rPr>
+      </w:pPr>
+    </w:p>
+    <w:p>
+      <w:pPr>
+        <w:jc w:val="both"/>
+        <w:rPr>
+          <w:b/>
+          <w:bCs/>
+          <w:sz w:val="28"/>
+          <w:szCs w:val="28"/>
+        </w:rPr>
+      </w:pPr>
+    </w:p>
+    <w:p>
+      <w:pPr>
+        <w:jc w:val="both"/>
+        <w:rPr>
+          <w:b/>
+          <w:bCs/>
+          <w:sz w:val="28"/>
+          <w:szCs w:val="28"/>
+        </w:rPr>
+      </w:pPr>
+    </w:p>
+    <w:p>
+      <w:pPr>
+        <w:jc w:val="both"/>
+        <w:rPr>
+          <w:b/>
+          <w:bCs/>
+          <w:sz w:val="28"/>
+          <w:szCs w:val="28"/>
+        </w:rPr>
+      </w:pPr>
+      <w:r>
+        <w:rPr>
+          <w:b/>
+          <w:bCs/>
+          <w:sz w:val="28"/>
+          <w:szCs w:val="28"/>
+        </w:rPr>
         <w:t>Conclusion</w:t>
       </w:r>
     </w:p>

--- a/M25DE1028_CSL7110_Assignment3.docx
+++ b/M25DE1028_CSL7110_Assignment3.docx
@@ -2376,96 +2376,172 @@
           <w:sz w:val="28"/>
           <w:szCs w:val="28"/>
         </w:rPr>
-        <w:t xml:space="preserve"> Model-Based Collaborative Filtering (SVD)</w:t>
-      </w:r>
-    </w:p>
-    <w:p>
-      <w:pPr>
-        <w:jc w:val="both"/>
-        <w:rPr>
-          <w:sz w:val="24"/>
-          <w:szCs w:val="24"/>
-        </w:rPr>
-      </w:pPr>
-      <w:r>
-        <w:rPr>
-          <w:sz w:val="24"/>
-          <w:szCs w:val="24"/>
-        </w:rPr>
-        <w:t>In this task, a model-based collaborative filtering approach was implemented using Singular Value Decomposition (SVD). Unlike memory-based methods, SVD learns latent representations for users and items.</w:t>
-      </w:r>
-    </w:p>
-    <w:p>
-      <w:pPr>
-        <w:jc w:val="both"/>
-        <w:rPr>
-          <w:sz w:val="24"/>
-          <w:szCs w:val="24"/>
-        </w:rPr>
-      </w:pPr>
-      <w:r>
-        <w:rPr>
-          <w:sz w:val="24"/>
-          <w:szCs w:val="24"/>
-        </w:rPr>
-        <w:t>The model decomposes the user-item interaction matrix into lower-dimensional latent factors, capturing hidden relationships between users and movies. These latent factors represent implicit preferences and characteristics.</w:t>
-      </w:r>
-    </w:p>
-    <w:p>
-      <w:pPr>
-        <w:jc w:val="both"/>
-        <w:rPr>
-          <w:sz w:val="24"/>
-          <w:szCs w:val="24"/>
-        </w:rPr>
-      </w:pPr>
-      <w:r>
-        <w:rPr>
-          <w:sz w:val="24"/>
-          <w:szCs w:val="24"/>
-        </w:rPr>
-        <w:t>The predicted rating is computed using a combination of global average rating, user bias, item bias, and interaction between latent vectors.</w:t>
-      </w:r>
-    </w:p>
-    <w:p>
-      <w:pPr>
-        <w:jc w:val="both"/>
-        <w:rPr>
-          <w:sz w:val="24"/>
-          <w:szCs w:val="24"/>
-        </w:rPr>
-      </w:pPr>
-      <w:r>
-        <w:rPr>
-          <w:sz w:val="24"/>
-          <w:szCs w:val="24"/>
-        </w:rPr>
-        <w:t>The model was evaluated using RMSE and demonstrated improved accuracy compared to memory-based methods. This approach effectively handles sparsity and provides high-quality personalized recommendations.</w:t>
-      </w:r>
-    </w:p>
-    <w:p>
-      <w:pPr>
-        <w:jc w:val="both"/>
-        <w:rPr>
-          <w:b/>
-          <w:bCs/>
-          <w:sz w:val="28"/>
-          <w:szCs w:val="28"/>
-        </w:rPr>
-      </w:pPr>
-      <w:r>
-        <w:rPr>
-          <w:b/>
-          <w:bCs/>
-          <w:noProof/>
+        <w:t xml:space="preserve"> </w:t>
+      </w:r>
+      <w:r>
+        <w:rPr>
+          <w:b/>
+          <w:bCs/>
+          <w:sz w:val="28"/>
+          <w:szCs w:val="28"/>
+        </w:rPr>
+        <w:t>Item-Based Collaborative Filtering</w:t>
+      </w:r>
+    </w:p>
+    <w:p>
+      <w:pPr>
+        <w:jc w:val="both"/>
+        <w:rPr>
+          <w:sz w:val="24"/>
+          <w:szCs w:val="24"/>
+        </w:rPr>
+      </w:pPr>
+      <w:r>
+        <w:rPr>
+          <w:sz w:val="24"/>
+          <w:szCs w:val="24"/>
+        </w:rPr>
+        <w:t>Task 4 implements item-based collaborative filtering, which recommends movies based on similarity between items rather than between users. The core assumption is that if two movies have been rated similarly by many users, they are likely to appeal to the same audience.</w:t>
+      </w:r>
+    </w:p>
+    <w:p>
+      <w:pPr>
+        <w:jc w:val="both"/>
+        <w:rPr>
+          <w:sz w:val="24"/>
+          <w:szCs w:val="24"/>
+        </w:rPr>
+      </w:pPr>
+      <w:r>
+        <w:rPr>
+          <w:b/>
+          <w:bCs/>
+          <w:sz w:val="24"/>
+          <w:szCs w:val="24"/>
+        </w:rPr>
+        <w:t>Implementation</w:t>
+      </w:r>
+    </w:p>
+    <w:p>
+      <w:pPr>
+        <w:jc w:val="both"/>
+        <w:rPr>
+          <w:sz w:val="24"/>
+          <w:szCs w:val="24"/>
+        </w:rPr>
+      </w:pPr>
+      <w:r>
+        <w:rPr>
+          <w:sz w:val="24"/>
+          <w:szCs w:val="24"/>
+        </w:rPr>
+        <w:t xml:space="preserve">Pearson correlation was used as the similarity metric since it normalises for individual user rating biases — critical when computing item similarity from user ratings. Surprise's </w:t>
+      </w:r>
+      <w:proofErr w:type="spellStart"/>
+      <w:r>
+        <w:rPr>
+          <w:sz w:val="24"/>
+          <w:szCs w:val="24"/>
+        </w:rPr>
+        <w:t>KNNBasic</w:t>
+      </w:r>
+      <w:proofErr w:type="spellEnd"/>
+      <w:r>
+        <w:rPr>
+          <w:sz w:val="24"/>
+          <w:szCs w:val="24"/>
+        </w:rPr>
+        <w:t xml:space="preserve"> was configured with </w:t>
+      </w:r>
+      <w:proofErr w:type="spellStart"/>
+      <w:r>
+        <w:rPr>
+          <w:sz w:val="24"/>
+          <w:szCs w:val="24"/>
+        </w:rPr>
+        <w:t>user_based</w:t>
+      </w:r>
+      <w:proofErr w:type="spellEnd"/>
+      <w:r>
+        <w:rPr>
+          <w:sz w:val="24"/>
+          <w:szCs w:val="24"/>
+        </w:rPr>
+        <w:t xml:space="preserve">=False to switch from user-based to item-based mode. For a given user, the model identifies movies </w:t>
+      </w:r>
+      <w:proofErr w:type="gramStart"/>
+      <w:r>
+        <w:rPr>
+          <w:sz w:val="24"/>
+          <w:szCs w:val="24"/>
+        </w:rPr>
+        <w:t>similar to</w:t>
+      </w:r>
+      <w:proofErr w:type="gramEnd"/>
+      <w:r>
+        <w:rPr>
+          <w:sz w:val="24"/>
+          <w:szCs w:val="24"/>
+        </w:rPr>
+        <w:t xml:space="preserve"> ones they have already rated, computes a weighted average of those ratings, and ranks unseen movies by predicted score.</w:t>
+      </w:r>
+    </w:p>
+    <w:p>
+      <w:pPr>
+        <w:jc w:val="both"/>
+        <w:rPr>
+          <w:sz w:val="24"/>
+          <w:szCs w:val="24"/>
+        </w:rPr>
+      </w:pPr>
+      <w:r>
+        <w:rPr>
+          <w:b/>
+          <w:bCs/>
+          <w:sz w:val="24"/>
+          <w:szCs w:val="24"/>
+        </w:rPr>
+        <w:t>Results</w:t>
+      </w:r>
+    </w:p>
+    <w:p>
+      <w:pPr>
+        <w:jc w:val="both"/>
+        <w:rPr>
+          <w:sz w:val="24"/>
+          <w:szCs w:val="24"/>
+        </w:rPr>
+      </w:pPr>
+      <w:r>
+        <w:rPr>
+          <w:sz w:val="24"/>
+          <w:szCs w:val="24"/>
+        </w:rPr>
+        <w:t>RMSE comparison across K values:</w:t>
+      </w:r>
+    </w:p>
+    <w:p>
+      <w:pPr>
+        <w:jc w:val="both"/>
+        <w:rPr>
+          <w:b/>
+          <w:bCs/>
+          <w:sz w:val="28"/>
+          <w:szCs w:val="28"/>
+        </w:rPr>
+      </w:pPr>
+      <w:r>
+        <w:rPr>
+          <w:b/>
+          <w:bCs/>
           <w:sz w:val="28"/>
           <w:szCs w:val="28"/>
         </w:rPr>
         <w:drawing>
-          <wp:inline distT="0" distB="0" distL="0" distR="0" wp14:anchorId="792226B3" wp14:editId="35D0058B">
-            <wp:extent cx="5731510" cy="1049655"/>
+          <wp:inline distT="0" distB="0" distL="0" distR="0" wp14:anchorId="4D971430" wp14:editId="035CD180">
+            <wp:extent cx="5731510" cy="2256790"/>
             <wp:effectExtent l="0" t="0" r="2540" b="0"/>
-            <wp:docPr id="1687632191" name="Picture 1"/>
+            <wp:docPr id="1469946577" name="Picture 1"/>
             <wp:cNvGraphicFramePr>
               <a:graphicFrameLocks xmlns:a="http://schemas.openxmlformats.org/drawingml/2006/main" noChangeAspect="1"/>
             </wp:cNvGraphicFramePr>
@@ -2473,7 +2549,7 @@
               <a:graphicData uri="http://schemas.openxmlformats.org/drawingml/2006/picture">
                 <pic:pic xmlns:pic="http://schemas.openxmlformats.org/drawingml/2006/picture">
                   <pic:nvPicPr>
-                    <pic:cNvPr id="1687632191" name=""/>
+                    <pic:cNvPr id="1469946577" name=""/>
                     <pic:cNvPicPr/>
                   </pic:nvPicPr>
                   <pic:blipFill>
@@ -2485,7 +2561,7 @@
                   <pic:spPr>
                     <a:xfrm>
                       <a:off x="0" y="0"/>
-                      <a:ext cx="5731510" cy="1049655"/>
+                      <a:ext cx="5731510" cy="2256790"/>
                     </a:xfrm>
                     <a:prstGeom prst="rect">
                       <a:avLst/>
@@ -2497,6 +2573,316 @@
           </wp:inline>
         </w:drawing>
       </w:r>
+    </w:p>
+    <w:p>
+      <w:pPr>
+        <w:jc w:val="both"/>
+        <w:rPr>
+          <w:b/>
+          <w:bCs/>
+          <w:sz w:val="28"/>
+          <w:szCs w:val="28"/>
+        </w:rPr>
+      </w:pPr>
+      <w:r>
+        <w:rPr>
+          <w:b/>
+          <w:bCs/>
+          <w:sz w:val="28"/>
+          <w:szCs w:val="28"/>
+        </w:rPr>
+        <w:drawing>
+          <wp:inline distT="0" distB="0" distL="0" distR="0" wp14:anchorId="5C5C9E57" wp14:editId="2B7AE6B0">
+            <wp:extent cx="5731510" cy="2829560"/>
+            <wp:effectExtent l="0" t="0" r="2540" b="8890"/>
+            <wp:docPr id="2100683054" name="Picture 1"/>
+            <wp:cNvGraphicFramePr>
+              <a:graphicFrameLocks xmlns:a="http://schemas.openxmlformats.org/drawingml/2006/main" noChangeAspect="1"/>
+            </wp:cNvGraphicFramePr>
+            <a:graphic xmlns:a="http://schemas.openxmlformats.org/drawingml/2006/main">
+              <a:graphicData uri="http://schemas.openxmlformats.org/drawingml/2006/picture">
+                <pic:pic xmlns:pic="http://schemas.openxmlformats.org/drawingml/2006/picture">
+                  <pic:nvPicPr>
+                    <pic:cNvPr id="2100683054" name=""/>
+                    <pic:cNvPicPr/>
+                  </pic:nvPicPr>
+                  <pic:blipFill>
+                    <a:blip r:embed="rId20"/>
+                    <a:stretch>
+                      <a:fillRect/>
+                    </a:stretch>
+                  </pic:blipFill>
+                  <pic:spPr>
+                    <a:xfrm>
+                      <a:off x="0" y="0"/>
+                      <a:ext cx="5731510" cy="2829560"/>
+                    </a:xfrm>
+                    <a:prstGeom prst="rect">
+                      <a:avLst/>
+                    </a:prstGeom>
+                  </pic:spPr>
+                </pic:pic>
+              </a:graphicData>
+            </a:graphic>
+          </wp:inline>
+        </w:drawing>
+      </w:r>
+    </w:p>
+    <w:p>
+      <w:pPr>
+        <w:jc w:val="both"/>
+        <w:rPr>
+          <w:b/>
+          <w:bCs/>
+          <w:sz w:val="28"/>
+          <w:szCs w:val="28"/>
+        </w:rPr>
+      </w:pPr>
+    </w:p>
+    <w:p>
+      <w:pPr>
+        <w:jc w:val="both"/>
+        <w:rPr>
+          <w:b/>
+          <w:bCs/>
+          <w:sz w:val="28"/>
+          <w:szCs w:val="28"/>
+        </w:rPr>
+      </w:pPr>
+      <w:r>
+        <w:rPr>
+          <w:b/>
+          <w:bCs/>
+          <w:sz w:val="28"/>
+          <w:szCs w:val="28"/>
+        </w:rPr>
+        <w:lastRenderedPageBreak/>
+        <w:drawing>
+          <wp:inline distT="0" distB="0" distL="0" distR="0" wp14:anchorId="6784D2E4" wp14:editId="733A5703">
+            <wp:extent cx="5731510" cy="590550"/>
+            <wp:effectExtent l="0" t="0" r="2540" b="0"/>
+            <wp:docPr id="1768194242" name="Picture 1"/>
+            <wp:cNvGraphicFramePr>
+              <a:graphicFrameLocks xmlns:a="http://schemas.openxmlformats.org/drawingml/2006/main" noChangeAspect="1"/>
+            </wp:cNvGraphicFramePr>
+            <a:graphic xmlns:a="http://schemas.openxmlformats.org/drawingml/2006/main">
+              <a:graphicData uri="http://schemas.openxmlformats.org/drawingml/2006/picture">
+                <pic:pic xmlns:pic="http://schemas.openxmlformats.org/drawingml/2006/picture">
+                  <pic:nvPicPr>
+                    <pic:cNvPr id="1768194242" name=""/>
+                    <pic:cNvPicPr/>
+                  </pic:nvPicPr>
+                  <pic:blipFill>
+                    <a:blip r:embed="rId21"/>
+                    <a:stretch>
+                      <a:fillRect/>
+                    </a:stretch>
+                  </pic:blipFill>
+                  <pic:spPr>
+                    <a:xfrm>
+                      <a:off x="0" y="0"/>
+                      <a:ext cx="5731510" cy="590550"/>
+                    </a:xfrm>
+                    <a:prstGeom prst="rect">
+                      <a:avLst/>
+                    </a:prstGeom>
+                  </pic:spPr>
+                </pic:pic>
+              </a:graphicData>
+            </a:graphic>
+          </wp:inline>
+        </w:drawing>
+      </w:r>
+    </w:p>
+    <w:p>
+      <w:pPr>
+        <w:jc w:val="both"/>
+        <w:rPr>
+          <w:b/>
+          <w:bCs/>
+          <w:sz w:val="28"/>
+          <w:szCs w:val="28"/>
+        </w:rPr>
+      </w:pPr>
+      <w:r>
+        <w:rPr>
+          <w:b/>
+          <w:bCs/>
+          <w:sz w:val="28"/>
+          <w:szCs w:val="28"/>
+        </w:rPr>
+        <w:t>Is Item-Based CF faster or more memory-efficient than User-Based CF?</w:t>
+      </w:r>
+    </w:p>
+    <w:p>
+      <w:pPr>
+        <w:jc w:val="both"/>
+        <w:rPr>
+          <w:sz w:val="24"/>
+          <w:szCs w:val="24"/>
+        </w:rPr>
+      </w:pPr>
+      <w:r>
+        <w:rPr>
+          <w:sz w:val="24"/>
+          <w:szCs w:val="24"/>
+        </w:rPr>
+        <w:t>Yes — in real-world systems with millions of users but a relatively stable item catalogue, item-based CF is significantly more efficient. The number of items grows much more slowly than the number of users, so the item-item similarity matrix is smaller and can be pre-computed offline. User-based CF requires recomputing the user-user similarity matrix whenever a new user joins, making it expensive to scale. Item-based CF also tends to be more stable over time since item similarities change less frequently than user preferences.</w:t>
+      </w:r>
+    </w:p>
+    <w:p>
+      <w:pPr>
+        <w:jc w:val="both"/>
+        <w:rPr>
+          <w:b/>
+          <w:bCs/>
+          <w:sz w:val="28"/>
+          <w:szCs w:val="28"/>
+        </w:rPr>
+      </w:pPr>
+    </w:p>
+    <w:p>
+      <w:pPr>
+        <w:jc w:val="both"/>
+        <w:rPr>
+          <w:b/>
+          <w:bCs/>
+          <w:sz w:val="28"/>
+          <w:szCs w:val="28"/>
+        </w:rPr>
+      </w:pPr>
+    </w:p>
+    <w:p>
+      <w:pPr>
+        <w:jc w:val="both"/>
+        <w:rPr>
+          <w:b/>
+          <w:bCs/>
+          <w:sz w:val="28"/>
+          <w:szCs w:val="28"/>
+        </w:rPr>
+      </w:pPr>
+    </w:p>
+    <w:p>
+      <w:pPr>
+        <w:jc w:val="both"/>
+        <w:rPr>
+          <w:b/>
+          <w:bCs/>
+          <w:sz w:val="28"/>
+          <w:szCs w:val="28"/>
+        </w:rPr>
+      </w:pPr>
+    </w:p>
+    <w:p>
+      <w:pPr>
+        <w:jc w:val="both"/>
+        <w:rPr>
+          <w:b/>
+          <w:bCs/>
+          <w:sz w:val="28"/>
+          <w:szCs w:val="28"/>
+        </w:rPr>
+      </w:pPr>
+    </w:p>
+    <w:p>
+      <w:pPr>
+        <w:jc w:val="both"/>
+        <w:rPr>
+          <w:b/>
+          <w:bCs/>
+          <w:sz w:val="28"/>
+          <w:szCs w:val="28"/>
+        </w:rPr>
+      </w:pPr>
+    </w:p>
+    <w:p>
+      <w:pPr>
+        <w:jc w:val="both"/>
+        <w:rPr>
+          <w:b/>
+          <w:bCs/>
+          <w:sz w:val="28"/>
+          <w:szCs w:val="28"/>
+        </w:rPr>
+      </w:pPr>
+    </w:p>
+    <w:p>
+      <w:pPr>
+        <w:jc w:val="both"/>
+        <w:rPr>
+          <w:b/>
+          <w:bCs/>
+          <w:sz w:val="28"/>
+          <w:szCs w:val="28"/>
+        </w:rPr>
+      </w:pPr>
+    </w:p>
+    <w:p>
+      <w:pPr>
+        <w:jc w:val="both"/>
+        <w:rPr>
+          <w:b/>
+          <w:bCs/>
+          <w:sz w:val="28"/>
+          <w:szCs w:val="28"/>
+        </w:rPr>
+      </w:pPr>
+    </w:p>
+    <w:p>
+      <w:pPr>
+        <w:jc w:val="both"/>
+        <w:rPr>
+          <w:b/>
+          <w:bCs/>
+          <w:sz w:val="28"/>
+          <w:szCs w:val="28"/>
+        </w:rPr>
+      </w:pPr>
+    </w:p>
+    <w:p>
+      <w:pPr>
+        <w:jc w:val="both"/>
+        <w:rPr>
+          <w:b/>
+          <w:bCs/>
+          <w:sz w:val="28"/>
+          <w:szCs w:val="28"/>
+        </w:rPr>
+      </w:pPr>
+    </w:p>
+    <w:p>
+      <w:pPr>
+        <w:jc w:val="both"/>
+        <w:rPr>
+          <w:b/>
+          <w:bCs/>
+          <w:sz w:val="28"/>
+          <w:szCs w:val="28"/>
+        </w:rPr>
+      </w:pPr>
+    </w:p>
+    <w:p>
+      <w:pPr>
+        <w:jc w:val="both"/>
+        <w:rPr>
+          <w:b/>
+          <w:bCs/>
+          <w:sz w:val="28"/>
+          <w:szCs w:val="28"/>
+        </w:rPr>
+      </w:pPr>
+    </w:p>
+    <w:p>
+      <w:pPr>
+        <w:jc w:val="both"/>
+        <w:rPr>
+          <w:b/>
+          <w:bCs/>
+          <w:sz w:val="28"/>
+          <w:szCs w:val="28"/>
+        </w:rPr>
+      </w:pPr>
     </w:p>
     <w:p>
       <w:pPr>

--- a/M25DE1028_CSL7110_Assignment3.docx
+++ b/M25DE1028_CSL7110_Assignment3.docx
@@ -2949,6 +2949,453 @@
           <w:szCs w:val="28"/>
         </w:rPr>
       </w:pPr>
+      <w:r>
+        <w:rPr>
+          <w:b/>
+          <w:bCs/>
+          <w:sz w:val="28"/>
+          <w:szCs w:val="28"/>
+        </w:rPr>
+        <w:lastRenderedPageBreak/>
+        <w:t>Task 5: SVD for Recommendations (From Scratch)</w:t>
+      </w:r>
+    </w:p>
+    <w:p>
+      <w:pPr>
+        <w:jc w:val="both"/>
+        <w:rPr>
+          <w:sz w:val="24"/>
+          <w:szCs w:val="24"/>
+        </w:rPr>
+      </w:pPr>
+      <w:r>
+        <w:rPr>
+          <w:sz w:val="24"/>
+          <w:szCs w:val="24"/>
+        </w:rPr>
+        <w:t>Task 5 implements Singular Value Decomposition directly using NumPy and SciPy, without any recommender library. SVD factorises the user-item rating matrix into latent factors that capture hidden patterns in user preferences.</w:t>
+      </w:r>
+    </w:p>
+    <w:p>
+      <w:pPr>
+        <w:jc w:val="both"/>
+        <w:rPr>
+          <w:sz w:val="24"/>
+          <w:szCs w:val="24"/>
+        </w:rPr>
+      </w:pPr>
+      <w:r>
+        <w:rPr>
+          <w:b/>
+          <w:bCs/>
+          <w:sz w:val="24"/>
+          <w:szCs w:val="24"/>
+        </w:rPr>
+        <w:t>Implementation</w:t>
+      </w:r>
+    </w:p>
+    <w:p>
+      <w:pPr>
+        <w:jc w:val="both"/>
+        <w:rPr>
+          <w:sz w:val="24"/>
+          <w:szCs w:val="24"/>
+        </w:rPr>
+      </w:pPr>
+      <w:r>
+        <w:rPr>
+          <w:sz w:val="24"/>
+          <w:szCs w:val="24"/>
+        </w:rPr>
+        <w:t>A user-item matrix R of shape (</w:t>
+      </w:r>
+      <w:proofErr w:type="spellStart"/>
+      <w:r>
+        <w:rPr>
+          <w:sz w:val="24"/>
+          <w:szCs w:val="24"/>
+        </w:rPr>
+        <w:t>num_users</w:t>
+      </w:r>
+      <w:proofErr w:type="spellEnd"/>
+      <w:r>
+        <w:rPr>
+          <w:sz w:val="24"/>
+          <w:szCs w:val="24"/>
+        </w:rPr>
+        <w:t xml:space="preserve"> × </w:t>
+      </w:r>
+      <w:proofErr w:type="spellStart"/>
+      <w:r>
+        <w:rPr>
+          <w:sz w:val="24"/>
+          <w:szCs w:val="24"/>
+        </w:rPr>
+        <w:t>num_movies</w:t>
+      </w:r>
+      <w:proofErr w:type="spellEnd"/>
+      <w:r>
+        <w:rPr>
+          <w:sz w:val="24"/>
+          <w:szCs w:val="24"/>
+        </w:rPr>
+        <w:t xml:space="preserve">) was constructed from the ratings data. Missing entries were filled with each user's mean rating to reduce individual rating bias before decomposition. </w:t>
+      </w:r>
+      <w:proofErr w:type="spellStart"/>
+      <w:proofErr w:type="gramStart"/>
+      <w:r>
+        <w:rPr>
+          <w:sz w:val="24"/>
+          <w:szCs w:val="24"/>
+        </w:rPr>
+        <w:t>scipy.sparse</w:t>
+      </w:r>
+      <w:proofErr w:type="gramEnd"/>
+      <w:r>
+        <w:rPr>
+          <w:sz w:val="24"/>
+          <w:szCs w:val="24"/>
+        </w:rPr>
+        <w:t>.</w:t>
+      </w:r>
+      <w:proofErr w:type="gramStart"/>
+      <w:r>
+        <w:rPr>
+          <w:sz w:val="24"/>
+          <w:szCs w:val="24"/>
+        </w:rPr>
+        <w:t>linalg.svds</w:t>
+      </w:r>
+      <w:proofErr w:type="spellEnd"/>
+      <w:proofErr w:type="gramEnd"/>
+      <w:r>
+        <w:rPr>
+          <w:sz w:val="24"/>
+          <w:szCs w:val="24"/>
+        </w:rPr>
+        <w:t xml:space="preserve"> was used to compute a truncated SVD with k latent factors, producing matrices U (users), Σ (singular values), and V^T (items). The approximate rating matrix was reconstructed as:</w:t>
+      </w:r>
+    </w:p>
+    <w:p>
+      <w:pPr>
+        <w:jc w:val="both"/>
+        <w:rPr>
+          <w:sz w:val="24"/>
+          <w:szCs w:val="24"/>
+        </w:rPr>
+      </w:pPr>
+      <m:oMathPara>
+        <m:oMath>
+          <m:acc>
+            <m:accPr>
+              <m:ctrlPr>
+                <w:rPr>
+                  <w:rFonts w:ascii="Cambria Math" w:hAnsi="Cambria Math"/>
+                  <w:sz w:val="24"/>
+                  <w:szCs w:val="24"/>
+                </w:rPr>
+              </m:ctrlPr>
+            </m:accPr>
+            <m:e>
+              <m:r>
+                <w:rPr>
+                  <w:rFonts w:ascii="Cambria Math" w:hAnsi="Cambria Math"/>
+                  <w:sz w:val="24"/>
+                  <w:szCs w:val="24"/>
+                </w:rPr>
+                <m:t>R</m:t>
+              </m:r>
+            </m:e>
+          </m:acc>
+          <m:r>
+            <w:rPr>
+              <w:rFonts w:ascii="Cambria Math" w:hAnsi="Cambria Math"/>
+              <w:sz w:val="24"/>
+              <w:szCs w:val="24"/>
+            </w:rPr>
+            <m:t>=U⋅</m:t>
+          </m:r>
+          <m:sSub>
+            <m:sSubPr>
+              <m:ctrlPr>
+                <w:rPr>
+                  <w:rFonts w:ascii="Cambria Math" w:hAnsi="Cambria Math"/>
+                  <w:sz w:val="24"/>
+                  <w:szCs w:val="24"/>
+                </w:rPr>
+              </m:ctrlPr>
+            </m:sSubPr>
+            <m:e>
+              <m:r>
+                <m:rPr>
+                  <m:sty m:val="p"/>
+                </m:rPr>
+                <w:rPr>
+                  <w:rFonts w:ascii="Cambria Math" w:hAnsi="Cambria Math"/>
+                  <w:sz w:val="24"/>
+                  <w:szCs w:val="24"/>
+                </w:rPr>
+                <m:t>Σ</m:t>
+              </m:r>
+            </m:e>
+            <m:sub>
+              <m:r>
+                <w:rPr>
+                  <w:rFonts w:ascii="Cambria Math" w:hAnsi="Cambria Math"/>
+                  <w:sz w:val="24"/>
+                  <w:szCs w:val="24"/>
+                </w:rPr>
+                <m:t>k</m:t>
+              </m:r>
+            </m:sub>
+          </m:sSub>
+          <m:r>
+            <w:rPr>
+              <w:rFonts w:ascii="Cambria Math" w:hAnsi="Cambria Math"/>
+              <w:sz w:val="24"/>
+              <w:szCs w:val="24"/>
+            </w:rPr>
+            <m:t>⋅</m:t>
+          </m:r>
+          <m:sSup>
+            <m:sSupPr>
+              <m:ctrlPr>
+                <w:rPr>
+                  <w:rFonts w:ascii="Cambria Math" w:hAnsi="Cambria Math"/>
+                  <w:sz w:val="24"/>
+                  <w:szCs w:val="24"/>
+                </w:rPr>
+              </m:ctrlPr>
+            </m:sSupPr>
+            <m:e>
+              <m:r>
+                <w:rPr>
+                  <w:rFonts w:ascii="Cambria Math" w:hAnsi="Cambria Math"/>
+                  <w:sz w:val="24"/>
+                  <w:szCs w:val="24"/>
+                </w:rPr>
+                <m:t>V</m:t>
+              </m:r>
+            </m:e>
+            <m:sup>
+              <m:r>
+                <w:rPr>
+                  <w:rFonts w:ascii="Cambria Math" w:hAnsi="Cambria Math"/>
+                  <w:sz w:val="24"/>
+                  <w:szCs w:val="24"/>
+                </w:rPr>
+                <m:t>T</m:t>
+              </m:r>
+            </m:sup>
+          </m:sSup>
+        </m:oMath>
+      </m:oMathPara>
+    </w:p>
+    <w:p>
+      <w:pPr>
+        <w:jc w:val="both"/>
+        <w:rPr>
+          <w:sz w:val="24"/>
+          <w:szCs w:val="24"/>
+        </w:rPr>
+      </w:pPr>
+      <w:r>
+        <w:rPr>
+          <w:sz w:val="24"/>
+          <w:szCs w:val="24"/>
+        </w:rPr>
+        <w:t xml:space="preserve">Predicted ratings were clipped to the valid range [0.5, 5.0]. Movies not yet seen by a user were ranked by their predicted score and the </w:t>
+      </w:r>
+      <w:proofErr w:type="gramStart"/>
+      <w:r>
+        <w:rPr>
+          <w:sz w:val="24"/>
+          <w:szCs w:val="24"/>
+        </w:rPr>
+        <w:t>top-N</w:t>
+      </w:r>
+      <w:proofErr w:type="gramEnd"/>
+      <w:r>
+        <w:rPr>
+          <w:sz w:val="24"/>
+          <w:szCs w:val="24"/>
+        </w:rPr>
+        <w:t xml:space="preserve"> returned as recommendations.</w:t>
+      </w:r>
+    </w:p>
+    <w:p>
+      <w:pPr>
+        <w:jc w:val="both"/>
+        <w:rPr>
+          <w:sz w:val="24"/>
+          <w:szCs w:val="24"/>
+        </w:rPr>
+      </w:pPr>
+      <w:r>
+        <w:rPr>
+          <w:b/>
+          <w:bCs/>
+          <w:sz w:val="24"/>
+          <w:szCs w:val="24"/>
+        </w:rPr>
+        <w:t>Results</w:t>
+      </w:r>
+    </w:p>
+    <w:p>
+      <w:pPr>
+        <w:jc w:val="both"/>
+        <w:rPr>
+          <w:sz w:val="24"/>
+          <w:szCs w:val="24"/>
+        </w:rPr>
+      </w:pPr>
+      <w:r>
+        <w:rPr>
+          <w:sz w:val="24"/>
+          <w:szCs w:val="24"/>
+        </w:rPr>
+        <w:t>RMSE across latent factors:</w:t>
+      </w:r>
+    </w:p>
+    <w:p>
+      <w:pPr>
+        <w:jc w:val="both"/>
+        <w:rPr>
+          <w:sz w:val="24"/>
+          <w:szCs w:val="24"/>
+        </w:rPr>
+      </w:pPr>
+      <w:r>
+        <w:rPr>
+          <w:sz w:val="24"/>
+          <w:szCs w:val="24"/>
+        </w:rPr>
+        <w:drawing>
+          <wp:inline distT="0" distB="0" distL="0" distR="0" wp14:anchorId="1A0E9934" wp14:editId="67D297B1">
+            <wp:extent cx="5731510" cy="1144270"/>
+            <wp:effectExtent l="0" t="0" r="2540" b="0"/>
+            <wp:docPr id="170906270" name="Picture 1"/>
+            <wp:cNvGraphicFramePr>
+              <a:graphicFrameLocks xmlns:a="http://schemas.openxmlformats.org/drawingml/2006/main" noChangeAspect="1"/>
+            </wp:cNvGraphicFramePr>
+            <a:graphic xmlns:a="http://schemas.openxmlformats.org/drawingml/2006/main">
+              <a:graphicData uri="http://schemas.openxmlformats.org/drawingml/2006/picture">
+                <pic:pic xmlns:pic="http://schemas.openxmlformats.org/drawingml/2006/picture">
+                  <pic:nvPicPr>
+                    <pic:cNvPr id="170906270" name=""/>
+                    <pic:cNvPicPr/>
+                  </pic:nvPicPr>
+                  <pic:blipFill>
+                    <a:blip r:embed="rId22"/>
+                    <a:stretch>
+                      <a:fillRect/>
+                    </a:stretch>
+                  </pic:blipFill>
+                  <pic:spPr>
+                    <a:xfrm>
+                      <a:off x="0" y="0"/>
+                      <a:ext cx="5731510" cy="1144270"/>
+                    </a:xfrm>
+                    <a:prstGeom prst="rect">
+                      <a:avLst/>
+                    </a:prstGeom>
+                  </pic:spPr>
+                </pic:pic>
+              </a:graphicData>
+            </a:graphic>
+          </wp:inline>
+        </w:drawing>
+      </w:r>
+    </w:p>
+    <w:p>
+      <w:pPr>
+        <w:jc w:val="both"/>
+        <w:rPr>
+          <w:b/>
+          <w:bCs/>
+          <w:sz w:val="28"/>
+          <w:szCs w:val="28"/>
+        </w:rPr>
+      </w:pPr>
+      <w:r>
+        <w:rPr>
+          <w:b/>
+          <w:bCs/>
+          <w:sz w:val="28"/>
+          <w:szCs w:val="28"/>
+        </w:rPr>
+        <w:drawing>
+          <wp:inline distT="0" distB="0" distL="0" distR="0" wp14:anchorId="7C32C62F" wp14:editId="09E31BDF">
+            <wp:extent cx="4332521" cy="2138901"/>
+            <wp:effectExtent l="0" t="0" r="0" b="0"/>
+            <wp:docPr id="78741851" name="Picture 1"/>
+            <wp:cNvGraphicFramePr>
+              <a:graphicFrameLocks xmlns:a="http://schemas.openxmlformats.org/drawingml/2006/main" noChangeAspect="1"/>
+            </wp:cNvGraphicFramePr>
+            <a:graphic xmlns:a="http://schemas.openxmlformats.org/drawingml/2006/main">
+              <a:graphicData uri="http://schemas.openxmlformats.org/drawingml/2006/picture">
+                <pic:pic xmlns:pic="http://schemas.openxmlformats.org/drawingml/2006/picture">
+                  <pic:nvPicPr>
+                    <pic:cNvPr id="78741851" name=""/>
+                    <pic:cNvPicPr/>
+                  </pic:nvPicPr>
+                  <pic:blipFill>
+                    <a:blip r:embed="rId23"/>
+                    <a:stretch>
+                      <a:fillRect/>
+                    </a:stretch>
+                  </pic:blipFill>
+                  <pic:spPr>
+                    <a:xfrm>
+                      <a:off x="0" y="0"/>
+                      <a:ext cx="4401994" cy="2173199"/>
+                    </a:xfrm>
+                    <a:prstGeom prst="rect">
+                      <a:avLst/>
+                    </a:prstGeom>
+                  </pic:spPr>
+                </pic:pic>
+              </a:graphicData>
+            </a:graphic>
+          </wp:inline>
+        </w:drawing>
+      </w:r>
+    </w:p>
+    <w:p>
+      <w:pPr>
+        <w:jc w:val="both"/>
+        <w:rPr>
+          <w:b/>
+          <w:bCs/>
+          <w:sz w:val="28"/>
+          <w:szCs w:val="28"/>
+        </w:rPr>
+      </w:pPr>
+      <w:r>
+        <w:rPr>
+          <w:b/>
+          <w:bCs/>
+          <w:sz w:val="28"/>
+          <w:szCs w:val="28"/>
+        </w:rPr>
+        <w:t>Analysis</w:t>
+      </w:r>
+    </w:p>
+    <w:p>
+      <w:pPr>
+        <w:jc w:val="both"/>
+        <w:rPr>
+          <w:sz w:val="24"/>
+          <w:szCs w:val="24"/>
+        </w:rPr>
+      </w:pPr>
+      <w:r>
+        <w:rPr>
+          <w:sz w:val="24"/>
+          <w:szCs w:val="24"/>
+        </w:rPr>
+        <w:t>Increasing the number of latent factors reduces RMSE up to a point, after which the model begins to overfit the training data. SVD effectively compresses user-item interactions into a dense lower-dimensional space, handling the sparsity problem inherent in rating datasets. Compared to memory-based methods (Tasks 3 &amp; 4), SVD is a model-based approach — it learns global structure rather than relying on local neighbourhoods, which generally yields better accuracy.</w:t>
+      </w:r>
     </w:p>
     <w:p>
       <w:pPr>

--- a/M25DE1028_CSL7110_Assignment3.docx
+++ b/M25DE1028_CSL7110_Assignment3.docx
@@ -3407,28 +3407,399 @@
           <w:szCs w:val="28"/>
         </w:rPr>
       </w:pPr>
-    </w:p>
-    <w:p>
-      <w:pPr>
-        <w:jc w:val="both"/>
-        <w:rPr>
-          <w:b/>
-          <w:bCs/>
-          <w:sz w:val="28"/>
-          <w:szCs w:val="28"/>
-        </w:rPr>
-      </w:pPr>
-    </w:p>
-    <w:p>
-      <w:pPr>
-        <w:jc w:val="both"/>
-        <w:rPr>
-          <w:b/>
-          <w:bCs/>
-          <w:sz w:val="28"/>
-          <w:szCs w:val="28"/>
-        </w:rPr>
-      </w:pPr>
+      <w:r>
+        <w:rPr>
+          <w:b/>
+          <w:bCs/>
+          <w:sz w:val="28"/>
+          <w:szCs w:val="28"/>
+        </w:rPr>
+        <w:lastRenderedPageBreak/>
+        <w:t>Task 6: Matrix Factorization with Surprise Library</w:t>
+      </w:r>
+    </w:p>
+    <w:p>
+      <w:pPr>
+        <w:jc w:val="both"/>
+        <w:rPr>
+          <w:sz w:val="24"/>
+          <w:szCs w:val="24"/>
+        </w:rPr>
+      </w:pPr>
+      <w:r>
+        <w:rPr>
+          <w:sz w:val="24"/>
+          <w:szCs w:val="24"/>
+        </w:rPr>
+        <w:t xml:space="preserve">Task 6 uses the Surprise library's optimised SVD implementation, extending it with hyperparameter tuning via </w:t>
+      </w:r>
+      <w:proofErr w:type="spellStart"/>
+      <w:r>
+        <w:rPr>
+          <w:sz w:val="24"/>
+          <w:szCs w:val="24"/>
+        </w:rPr>
+        <w:t>GridSearchCV</w:t>
+      </w:r>
+      <w:proofErr w:type="spellEnd"/>
+      <w:r>
+        <w:rPr>
+          <w:sz w:val="24"/>
+          <w:szCs w:val="24"/>
+        </w:rPr>
+        <w:t xml:space="preserve"> and comparing results against the from-scratch SVD built in Task 5.</w:t>
+      </w:r>
+    </w:p>
+    <w:p>
+      <w:pPr>
+        <w:jc w:val="both"/>
+        <w:rPr>
+          <w:sz w:val="24"/>
+          <w:szCs w:val="24"/>
+        </w:rPr>
+      </w:pPr>
+      <w:r>
+        <w:rPr>
+          <w:b/>
+          <w:bCs/>
+          <w:sz w:val="24"/>
+          <w:szCs w:val="24"/>
+        </w:rPr>
+        <w:t>Implementation</w:t>
+      </w:r>
+    </w:p>
+    <w:p>
+      <w:pPr>
+        <w:jc w:val="both"/>
+        <w:rPr>
+          <w:sz w:val="24"/>
+          <w:szCs w:val="24"/>
+        </w:rPr>
+      </w:pPr>
+      <w:r>
+        <w:rPr>
+          <w:sz w:val="24"/>
+          <w:szCs w:val="24"/>
+        </w:rPr>
+        <w:t>Surprise's SVD goes beyond basic matrix factorisation by learning user and item bias terms alongside latent vectors. This means it accounts for the fact that some users consistently rate higher than average, and some movies consistently receive higher ratings than others — both important corrections for accurate prediction.</w:t>
+      </w:r>
+    </w:p>
+    <w:p>
+      <w:pPr>
+        <w:jc w:val="both"/>
+        <w:rPr>
+          <w:sz w:val="24"/>
+          <w:szCs w:val="24"/>
+        </w:rPr>
+      </w:pPr>
+      <w:proofErr w:type="spellStart"/>
+      <w:r>
+        <w:rPr>
+          <w:sz w:val="24"/>
+          <w:szCs w:val="24"/>
+        </w:rPr>
+        <w:t>GridSearchCV</w:t>
+      </w:r>
+      <w:proofErr w:type="spellEnd"/>
+      <w:r>
+        <w:rPr>
+          <w:sz w:val="24"/>
+          <w:szCs w:val="24"/>
+        </w:rPr>
+        <w:t xml:space="preserve"> was used to tune four hyperparameters across a grid — number of latent factors (</w:t>
+      </w:r>
+      <w:proofErr w:type="spellStart"/>
+      <w:r>
+        <w:rPr>
+          <w:sz w:val="24"/>
+          <w:szCs w:val="24"/>
+        </w:rPr>
+        <w:t>n_factors</w:t>
+      </w:r>
+      <w:proofErr w:type="spellEnd"/>
+      <w:r>
+        <w:rPr>
+          <w:sz w:val="24"/>
+          <w:szCs w:val="24"/>
+        </w:rPr>
+        <w:t>), training epochs (</w:t>
+      </w:r>
+      <w:proofErr w:type="spellStart"/>
+      <w:r>
+        <w:rPr>
+          <w:sz w:val="24"/>
+          <w:szCs w:val="24"/>
+        </w:rPr>
+        <w:t>n_epochs</w:t>
+      </w:r>
+      <w:proofErr w:type="spellEnd"/>
+      <w:r>
+        <w:rPr>
+          <w:sz w:val="24"/>
+          <w:szCs w:val="24"/>
+        </w:rPr>
+        <w:t>), learning rate (</w:t>
+      </w:r>
+      <w:proofErr w:type="spellStart"/>
+      <w:r>
+        <w:rPr>
+          <w:sz w:val="24"/>
+          <w:szCs w:val="24"/>
+        </w:rPr>
+        <w:t>lr_all</w:t>
+      </w:r>
+      <w:proofErr w:type="spellEnd"/>
+      <w:r>
+        <w:rPr>
+          <w:sz w:val="24"/>
+          <w:szCs w:val="24"/>
+        </w:rPr>
+        <w:t>), and regularisation (</w:t>
+      </w:r>
+      <w:proofErr w:type="spellStart"/>
+      <w:r>
+        <w:rPr>
+          <w:sz w:val="24"/>
+          <w:szCs w:val="24"/>
+        </w:rPr>
+        <w:t>reg_all</w:t>
+      </w:r>
+      <w:proofErr w:type="spellEnd"/>
+      <w:r>
+        <w:rPr>
+          <w:sz w:val="24"/>
+          <w:szCs w:val="24"/>
+        </w:rPr>
+        <w:t>) — using 3-fold cross-validation. The best model was then retrained on the full training set and evaluated on the held-out test set.</w:t>
+      </w:r>
+    </w:p>
+    <w:p>
+      <w:pPr>
+        <w:jc w:val="both"/>
+        <w:rPr>
+          <w:sz w:val="24"/>
+          <w:szCs w:val="24"/>
+        </w:rPr>
+      </w:pPr>
+      <w:r>
+        <w:rPr>
+          <w:b/>
+          <w:bCs/>
+          <w:sz w:val="24"/>
+          <w:szCs w:val="24"/>
+        </w:rPr>
+        <w:t>Results</w:t>
+      </w:r>
+    </w:p>
+    <w:p>
+      <w:pPr>
+        <w:jc w:val="both"/>
+        <w:rPr>
+          <w:sz w:val="24"/>
+          <w:szCs w:val="24"/>
+        </w:rPr>
+      </w:pPr>
+      <w:r>
+        <w:rPr>
+          <w:sz w:val="24"/>
+          <w:szCs w:val="24"/>
+        </w:rPr>
+        <w:drawing>
+          <wp:inline distT="0" distB="0" distL="0" distR="0" wp14:anchorId="781FC7D3" wp14:editId="5408C6FE">
+            <wp:extent cx="5731510" cy="636270"/>
+            <wp:effectExtent l="0" t="0" r="2540" b="0"/>
+            <wp:docPr id="50889234" name="Picture 1"/>
+            <wp:cNvGraphicFramePr>
+              <a:graphicFrameLocks xmlns:a="http://schemas.openxmlformats.org/drawingml/2006/main" noChangeAspect="1"/>
+            </wp:cNvGraphicFramePr>
+            <a:graphic xmlns:a="http://schemas.openxmlformats.org/drawingml/2006/main">
+              <a:graphicData uri="http://schemas.openxmlformats.org/drawingml/2006/picture">
+                <pic:pic xmlns:pic="http://schemas.openxmlformats.org/drawingml/2006/picture">
+                  <pic:nvPicPr>
+                    <pic:cNvPr id="50889234" name=""/>
+                    <pic:cNvPicPr/>
+                  </pic:nvPicPr>
+                  <pic:blipFill>
+                    <a:blip r:embed="rId24"/>
+                    <a:stretch>
+                      <a:fillRect/>
+                    </a:stretch>
+                  </pic:blipFill>
+                  <pic:spPr>
+                    <a:xfrm>
+                      <a:off x="0" y="0"/>
+                      <a:ext cx="5731510" cy="636270"/>
+                    </a:xfrm>
+                    <a:prstGeom prst="rect">
+                      <a:avLst/>
+                    </a:prstGeom>
+                  </pic:spPr>
+                </pic:pic>
+              </a:graphicData>
+            </a:graphic>
+          </wp:inline>
+        </w:drawing>
+      </w:r>
+    </w:p>
+    <w:p>
+      <w:pPr>
+        <w:jc w:val="both"/>
+        <w:rPr>
+          <w:b/>
+          <w:bCs/>
+          <w:sz w:val="28"/>
+          <w:szCs w:val="28"/>
+        </w:rPr>
+      </w:pPr>
+      <w:r>
+        <w:rPr>
+          <w:b/>
+          <w:bCs/>
+          <w:sz w:val="28"/>
+          <w:szCs w:val="28"/>
+        </w:rPr>
+        <w:drawing>
+          <wp:inline distT="0" distB="0" distL="0" distR="0" wp14:anchorId="6CB7AC27" wp14:editId="6BB74240">
+            <wp:extent cx="5731510" cy="1633855"/>
+            <wp:effectExtent l="0" t="0" r="2540" b="4445"/>
+            <wp:docPr id="1767446069" name="Picture 1"/>
+            <wp:cNvGraphicFramePr>
+              <a:graphicFrameLocks xmlns:a="http://schemas.openxmlformats.org/drawingml/2006/main" noChangeAspect="1"/>
+            </wp:cNvGraphicFramePr>
+            <a:graphic xmlns:a="http://schemas.openxmlformats.org/drawingml/2006/main">
+              <a:graphicData uri="http://schemas.openxmlformats.org/drawingml/2006/picture">
+                <pic:pic xmlns:pic="http://schemas.openxmlformats.org/drawingml/2006/picture">
+                  <pic:nvPicPr>
+                    <pic:cNvPr id="1767446069" name=""/>
+                    <pic:cNvPicPr/>
+                  </pic:nvPicPr>
+                  <pic:blipFill>
+                    <a:blip r:embed="rId25"/>
+                    <a:stretch>
+                      <a:fillRect/>
+                    </a:stretch>
+                  </pic:blipFill>
+                  <pic:spPr>
+                    <a:xfrm>
+                      <a:off x="0" y="0"/>
+                      <a:ext cx="5731510" cy="1633855"/>
+                    </a:xfrm>
+                    <a:prstGeom prst="rect">
+                      <a:avLst/>
+                    </a:prstGeom>
+                  </pic:spPr>
+                </pic:pic>
+              </a:graphicData>
+            </a:graphic>
+          </wp:inline>
+        </w:drawing>
+      </w:r>
+    </w:p>
+    <w:p>
+      <w:pPr>
+        <w:jc w:val="both"/>
+        <w:rPr>
+          <w:b/>
+          <w:bCs/>
+          <w:sz w:val="28"/>
+          <w:szCs w:val="28"/>
+        </w:rPr>
+      </w:pPr>
+      <w:r>
+        <w:rPr>
+          <w:b/>
+          <w:bCs/>
+          <w:sz w:val="28"/>
+          <w:szCs w:val="28"/>
+        </w:rPr>
+        <w:drawing>
+          <wp:inline distT="0" distB="0" distL="0" distR="0" wp14:anchorId="2493A77D" wp14:editId="3A85E036">
+            <wp:extent cx="5731510" cy="490855"/>
+            <wp:effectExtent l="0" t="0" r="2540" b="4445"/>
+            <wp:docPr id="1411874685" name="Picture 1"/>
+            <wp:cNvGraphicFramePr>
+              <a:graphicFrameLocks xmlns:a="http://schemas.openxmlformats.org/drawingml/2006/main" noChangeAspect="1"/>
+            </wp:cNvGraphicFramePr>
+            <a:graphic xmlns:a="http://schemas.openxmlformats.org/drawingml/2006/main">
+              <a:graphicData uri="http://schemas.openxmlformats.org/drawingml/2006/picture">
+                <pic:pic xmlns:pic="http://schemas.openxmlformats.org/drawingml/2006/picture">
+                  <pic:nvPicPr>
+                    <pic:cNvPr id="1411874685" name=""/>
+                    <pic:cNvPicPr/>
+                  </pic:nvPicPr>
+                  <pic:blipFill>
+                    <a:blip r:embed="rId26"/>
+                    <a:stretch>
+                      <a:fillRect/>
+                    </a:stretch>
+                  </pic:blipFill>
+                  <pic:spPr>
+                    <a:xfrm>
+                      <a:off x="0" y="0"/>
+                      <a:ext cx="5731510" cy="490855"/>
+                    </a:xfrm>
+                    <a:prstGeom prst="rect">
+                      <a:avLst/>
+                    </a:prstGeom>
+                  </pic:spPr>
+                </pic:pic>
+              </a:graphicData>
+            </a:graphic>
+          </wp:inline>
+        </w:drawing>
+      </w:r>
+    </w:p>
+    <w:p>
+      <w:pPr>
+        <w:jc w:val="both"/>
+        <w:rPr>
+          <w:b/>
+          <w:bCs/>
+          <w:sz w:val="28"/>
+          <w:szCs w:val="28"/>
+        </w:rPr>
+      </w:pPr>
+      <w:r>
+        <w:rPr>
+          <w:b/>
+          <w:bCs/>
+          <w:sz w:val="28"/>
+          <w:szCs w:val="28"/>
+        </w:rPr>
+        <w:t>Analysis</w:t>
+      </w:r>
+    </w:p>
+    <w:p>
+      <w:pPr>
+        <w:jc w:val="both"/>
+        <w:rPr>
+          <w:sz w:val="24"/>
+          <w:szCs w:val="24"/>
+        </w:rPr>
+      </w:pPr>
+      <w:r>
+        <w:rPr>
+          <w:sz w:val="24"/>
+          <w:szCs w:val="24"/>
+        </w:rPr>
+        <w:t>Surprise's SVD outperforms the scratch implementation because it includes bias terms and uses stochastic gradient descent to optimise latent factors directly on observed ratings — avoiding the noise introduced by filling missing values with user means. Hyperparameter tuning further improves accuracy by finding the optimal trade-off between model complexity (</w:t>
+      </w:r>
+      <w:proofErr w:type="spellStart"/>
+      <w:r>
+        <w:rPr>
+          <w:sz w:val="24"/>
+          <w:szCs w:val="24"/>
+        </w:rPr>
+        <w:t>n_factors</w:t>
+      </w:r>
+      <w:proofErr w:type="spellEnd"/>
+      <w:r>
+        <w:rPr>
+          <w:sz w:val="24"/>
+          <w:szCs w:val="24"/>
+        </w:rPr>
+        <w:t>) and regularisation. The scratch SVD, while conceptually transparent, is limited by its need to fill the sparse matrix before decomposition.</w:t>
+      </w:r>
     </w:p>
     <w:p>
       <w:pPr>

--- a/M25DE1028_CSL7110_Assignment3.docx
+++ b/M25DE1028_CSL7110_Assignment3.docx
@@ -3800,6 +3800,380 @@
         </w:rPr>
         <w:t>) and regularisation. The scratch SVD, while conceptually transparent, is limited by its need to fill the sparse matrix before decomposition.</w:t>
       </w:r>
+    </w:p>
+    <w:p>
+      <w:pPr>
+        <w:jc w:val="both"/>
+        <w:rPr>
+          <w:b/>
+          <w:bCs/>
+          <w:sz w:val="28"/>
+          <w:szCs w:val="28"/>
+        </w:rPr>
+      </w:pPr>
+    </w:p>
+    <w:p>
+      <w:pPr>
+        <w:jc w:val="both"/>
+        <w:rPr>
+          <w:b/>
+          <w:bCs/>
+          <w:sz w:val="28"/>
+          <w:szCs w:val="28"/>
+        </w:rPr>
+      </w:pPr>
+    </w:p>
+    <w:p>
+      <w:pPr>
+        <w:jc w:val="both"/>
+        <w:rPr>
+          <w:b/>
+          <w:bCs/>
+          <w:sz w:val="28"/>
+          <w:szCs w:val="28"/>
+        </w:rPr>
+      </w:pPr>
+      <w:r>
+        <w:rPr>
+          <w:b/>
+          <w:bCs/>
+          <w:sz w:val="28"/>
+          <w:szCs w:val="28"/>
+        </w:rPr>
+        <w:lastRenderedPageBreak/>
+        <w:t>Task 7: Hybrid Recommendation Model</w:t>
+      </w:r>
+    </w:p>
+    <w:p>
+      <w:pPr>
+        <w:jc w:val="both"/>
+        <w:rPr>
+          <w:sz w:val="24"/>
+          <w:szCs w:val="24"/>
+        </w:rPr>
+      </w:pPr>
+      <w:r>
+        <w:rPr>
+          <w:b/>
+          <w:bCs/>
+          <w:sz w:val="24"/>
+          <w:szCs w:val="24"/>
+        </w:rPr>
+        <w:t>Overview</w:t>
+      </w:r>
+    </w:p>
+    <w:p>
+      <w:pPr>
+        <w:jc w:val="both"/>
+        <w:rPr>
+          <w:sz w:val="24"/>
+          <w:szCs w:val="24"/>
+        </w:rPr>
+      </w:pPr>
+      <w:r>
+        <w:rPr>
+          <w:sz w:val="24"/>
+          <w:szCs w:val="24"/>
+        </w:rPr>
+        <w:t>Task 7 implements a hybrid recommender using a meta-learning strategy. Rather than a fixed weighted blend of CBF and CF scores, a Gradient Boosting model learns how to combine them dynamically based on user and item context.</w:t>
+      </w:r>
+    </w:p>
+    <w:p>
+      <w:pPr>
+        <w:jc w:val="both"/>
+        <w:rPr>
+          <w:sz w:val="24"/>
+          <w:szCs w:val="24"/>
+        </w:rPr>
+      </w:pPr>
+      <w:r>
+        <w:rPr>
+          <w:b/>
+          <w:bCs/>
+          <w:sz w:val="24"/>
+          <w:szCs w:val="24"/>
+        </w:rPr>
+        <w:t>Implementation</w:t>
+      </w:r>
+    </w:p>
+    <w:p>
+      <w:pPr>
+        <w:jc w:val="both"/>
+        <w:rPr>
+          <w:sz w:val="24"/>
+          <w:szCs w:val="24"/>
+        </w:rPr>
+      </w:pPr>
+      <w:r>
+        <w:rPr>
+          <w:sz w:val="24"/>
+          <w:szCs w:val="24"/>
+        </w:rPr>
+        <w:t xml:space="preserve">For each user-movie pair in a 5,000-sample subset, four features were constructed: the CBF cosine similarity score between the user's genre profile and the movie, the CF predicted rating from the tuned Surprise SVD, the movie's average rating (popularity signal), and the user's average rating (bias correction). A </w:t>
+      </w:r>
+      <w:proofErr w:type="spellStart"/>
+      <w:r>
+        <w:rPr>
+          <w:sz w:val="24"/>
+          <w:szCs w:val="24"/>
+        </w:rPr>
+        <w:t>GradientBoostingRegressor</w:t>
+      </w:r>
+      <w:proofErr w:type="spellEnd"/>
+      <w:r>
+        <w:rPr>
+          <w:sz w:val="24"/>
+          <w:szCs w:val="24"/>
+        </w:rPr>
+        <w:t xml:space="preserve"> was trained on 80% of these samples with the true rating as the target, using MSE as the loss function. Predictions were clipped to [0.5, 5.0].</w:t>
+      </w:r>
+    </w:p>
+    <w:p>
+      <w:pPr>
+        <w:jc w:val="both"/>
+        <w:rPr>
+          <w:sz w:val="24"/>
+          <w:szCs w:val="24"/>
+        </w:rPr>
+      </w:pPr>
+      <w:r>
+        <w:rPr>
+          <w:b/>
+          <w:bCs/>
+          <w:sz w:val="24"/>
+          <w:szCs w:val="24"/>
+        </w:rPr>
+        <w:t>Results</w:t>
+      </w:r>
+    </w:p>
+    <w:p>
+      <w:pPr>
+        <w:jc w:val="both"/>
+        <w:rPr>
+          <w:sz w:val="24"/>
+          <w:szCs w:val="24"/>
+        </w:rPr>
+      </w:pPr>
+      <w:r>
+        <w:rPr>
+          <w:sz w:val="24"/>
+          <w:szCs w:val="24"/>
+        </w:rPr>
+        <w:drawing>
+          <wp:inline distT="0" distB="0" distL="0" distR="0" wp14:anchorId="38EDB5F5" wp14:editId="3E2AE327">
+            <wp:extent cx="5731510" cy="631825"/>
+            <wp:effectExtent l="0" t="0" r="2540" b="0"/>
+            <wp:docPr id="231886925" name="Picture 1"/>
+            <wp:cNvGraphicFramePr>
+              <a:graphicFrameLocks xmlns:a="http://schemas.openxmlformats.org/drawingml/2006/main" noChangeAspect="1"/>
+            </wp:cNvGraphicFramePr>
+            <a:graphic xmlns:a="http://schemas.openxmlformats.org/drawingml/2006/main">
+              <a:graphicData uri="http://schemas.openxmlformats.org/drawingml/2006/picture">
+                <pic:pic xmlns:pic="http://schemas.openxmlformats.org/drawingml/2006/picture">
+                  <pic:nvPicPr>
+                    <pic:cNvPr id="231886925" name=""/>
+                    <pic:cNvPicPr/>
+                  </pic:nvPicPr>
+                  <pic:blipFill>
+                    <a:blip r:embed="rId27"/>
+                    <a:stretch>
+                      <a:fillRect/>
+                    </a:stretch>
+                  </pic:blipFill>
+                  <pic:spPr>
+                    <a:xfrm>
+                      <a:off x="0" y="0"/>
+                      <a:ext cx="5731510" cy="631825"/>
+                    </a:xfrm>
+                    <a:prstGeom prst="rect">
+                      <a:avLst/>
+                    </a:prstGeom>
+                  </pic:spPr>
+                </pic:pic>
+              </a:graphicData>
+            </a:graphic>
+          </wp:inline>
+        </w:drawing>
+      </w:r>
+    </w:p>
+    <w:p>
+      <w:pPr>
+        <w:jc w:val="both"/>
+        <w:rPr>
+          <w:b/>
+          <w:bCs/>
+          <w:sz w:val="28"/>
+          <w:szCs w:val="28"/>
+        </w:rPr>
+      </w:pPr>
+      <w:r>
+        <w:rPr>
+          <w:b/>
+          <w:bCs/>
+          <w:sz w:val="28"/>
+          <w:szCs w:val="28"/>
+        </w:rPr>
+        <w:drawing>
+          <wp:inline distT="0" distB="0" distL="0" distR="0" wp14:anchorId="79CB35F0" wp14:editId="66B5EAA2">
+            <wp:extent cx="5731510" cy="1760855"/>
+            <wp:effectExtent l="0" t="0" r="2540" b="0"/>
+            <wp:docPr id="593514029" name="Picture 1"/>
+            <wp:cNvGraphicFramePr>
+              <a:graphicFrameLocks xmlns:a="http://schemas.openxmlformats.org/drawingml/2006/main" noChangeAspect="1"/>
+            </wp:cNvGraphicFramePr>
+            <a:graphic xmlns:a="http://schemas.openxmlformats.org/drawingml/2006/main">
+              <a:graphicData uri="http://schemas.openxmlformats.org/drawingml/2006/picture">
+                <pic:pic xmlns:pic="http://schemas.openxmlformats.org/drawingml/2006/picture">
+                  <pic:nvPicPr>
+                    <pic:cNvPr id="593514029" name=""/>
+                    <pic:cNvPicPr/>
+                  </pic:nvPicPr>
+                  <pic:blipFill>
+                    <a:blip r:embed="rId28"/>
+                    <a:stretch>
+                      <a:fillRect/>
+                    </a:stretch>
+                  </pic:blipFill>
+                  <pic:spPr>
+                    <a:xfrm>
+                      <a:off x="0" y="0"/>
+                      <a:ext cx="5731510" cy="1760855"/>
+                    </a:xfrm>
+                    <a:prstGeom prst="rect">
+                      <a:avLst/>
+                    </a:prstGeom>
+                  </pic:spPr>
+                </pic:pic>
+              </a:graphicData>
+            </a:graphic>
+          </wp:inline>
+        </w:drawing>
+      </w:r>
+    </w:p>
+    <w:p>
+      <w:pPr>
+        <w:jc w:val="both"/>
+        <w:rPr>
+          <w:b/>
+          <w:bCs/>
+          <w:sz w:val="24"/>
+          <w:szCs w:val="24"/>
+        </w:rPr>
+      </w:pPr>
+      <w:r>
+        <w:rPr>
+          <w:b/>
+          <w:bCs/>
+          <w:sz w:val="24"/>
+          <w:szCs w:val="24"/>
+        </w:rPr>
+        <w:t xml:space="preserve">Warm users (&gt;20 ratings) </w:t>
+      </w:r>
+      <w:proofErr w:type="gramStart"/>
+      <w:r>
+        <w:rPr>
+          <w:b/>
+          <w:bCs/>
+          <w:sz w:val="24"/>
+          <w:szCs w:val="24"/>
+        </w:rPr>
+        <w:t>RMSE :</w:t>
+      </w:r>
+      <w:proofErr w:type="gramEnd"/>
+      <w:r>
+        <w:rPr>
+          <w:b/>
+          <w:bCs/>
+          <w:sz w:val="24"/>
+          <w:szCs w:val="24"/>
+        </w:rPr>
+        <w:t xml:space="preserve"> 0.5121</w:t>
+      </w:r>
+    </w:p>
+    <w:p>
+      <w:pPr>
+        <w:jc w:val="both"/>
+        <w:rPr>
+          <w:sz w:val="24"/>
+          <w:szCs w:val="24"/>
+        </w:rPr>
+      </w:pPr>
+      <w:r>
+        <w:rPr>
+          <w:sz w:val="24"/>
+          <w:szCs w:val="24"/>
+        </w:rPr>
+        <w:t>Cold-start users show higher RMSE because there is insufficient rating history to build a reliable CBF user profile or CF neighbourhood. The hybrid model partially mitigates this by falling back on the movie popularity score and user average rating as proxy features, but personalisation remains limited until more interaction data is available.</w:t>
+      </w:r>
+    </w:p>
+    <w:p>
+      <w:pPr>
+        <w:jc w:val="both"/>
+        <w:rPr>
+          <w:b/>
+          <w:bCs/>
+          <w:sz w:val="28"/>
+          <w:szCs w:val="28"/>
+        </w:rPr>
+      </w:pPr>
+      <w:r>
+        <w:rPr>
+          <w:b/>
+          <w:bCs/>
+          <w:sz w:val="28"/>
+          <w:szCs w:val="28"/>
+        </w:rPr>
+        <w:t>Analysis</w:t>
+      </w:r>
+    </w:p>
+    <w:p>
+      <w:pPr>
+        <w:jc w:val="both"/>
+        <w:rPr>
+          <w:sz w:val="24"/>
+          <w:szCs w:val="24"/>
+        </w:rPr>
+      </w:pPr>
+      <w:r>
+        <w:rPr>
+          <w:sz w:val="24"/>
+          <w:szCs w:val="24"/>
+        </w:rPr>
+        <w:t>The meta-learning approach outperforms individual CF and CBF models because it learns context-dependent blending weights — for example, relying more on CBF for users with sparse ratings and more on CF for users with rich history. The Gradient Boosting model captures non-linear interactions between features that a fixed α weighting cannot.</w:t>
+      </w:r>
+    </w:p>
+    <w:p>
+      <w:pPr>
+        <w:jc w:val="both"/>
+        <w:rPr>
+          <w:b/>
+          <w:bCs/>
+          <w:sz w:val="28"/>
+          <w:szCs w:val="28"/>
+        </w:rPr>
+      </w:pPr>
+    </w:p>
+    <w:p>
+      <w:pPr>
+        <w:jc w:val="both"/>
+        <w:rPr>
+          <w:b/>
+          <w:bCs/>
+          <w:sz w:val="28"/>
+          <w:szCs w:val="28"/>
+        </w:rPr>
+      </w:pPr>
+    </w:p>
+    <w:p>
+      <w:pPr>
+        <w:jc w:val="both"/>
+        <w:rPr>
+          <w:b/>
+          <w:bCs/>
+          <w:sz w:val="28"/>
+          <w:szCs w:val="28"/>
+        </w:rPr>
+      </w:pPr>
     </w:p>
     <w:p>
       <w:pPr>

--- a/M25DE1028_CSL7110_Assignment3.docx
+++ b/M25DE1028_CSL7110_Assignment3.docx
@@ -4174,17 +4174,393 @@
           <w:szCs w:val="28"/>
         </w:rPr>
       </w:pPr>
-    </w:p>
-    <w:p>
-      <w:pPr>
-        <w:jc w:val="both"/>
-        <w:rPr>
-          <w:b/>
-          <w:bCs/>
-          <w:sz w:val="28"/>
-          <w:szCs w:val="28"/>
-        </w:rPr>
-      </w:pPr>
+      <w:r>
+        <w:rPr>
+          <w:b/>
+          <w:bCs/>
+          <w:sz w:val="28"/>
+          <w:szCs w:val="28"/>
+        </w:rPr>
+        <w:lastRenderedPageBreak/>
+        <w:t>Task 8: Neural Network Content-Based Filtering</w:t>
+      </w:r>
+    </w:p>
+    <w:p>
+      <w:pPr>
+        <w:jc w:val="both"/>
+        <w:rPr>
+          <w:b/>
+          <w:bCs/>
+          <w:sz w:val="28"/>
+          <w:szCs w:val="28"/>
+        </w:rPr>
+      </w:pPr>
+    </w:p>
+    <w:p>
+      <w:pPr>
+        <w:jc w:val="both"/>
+        <w:rPr>
+          <w:b/>
+          <w:bCs/>
+          <w:sz w:val="24"/>
+          <w:szCs w:val="24"/>
+        </w:rPr>
+      </w:pPr>
+      <w:r>
+        <w:rPr>
+          <w:b/>
+          <w:bCs/>
+          <w:sz w:val="24"/>
+          <w:szCs w:val="24"/>
+        </w:rPr>
+        <w:t>Overview</w:t>
+      </w:r>
+    </w:p>
+    <w:p>
+      <w:pPr>
+        <w:jc w:val="both"/>
+        <w:rPr>
+          <w:sz w:val="24"/>
+          <w:szCs w:val="24"/>
+        </w:rPr>
+      </w:pPr>
+      <w:r>
+        <w:rPr>
+          <w:sz w:val="24"/>
+          <w:szCs w:val="24"/>
+        </w:rPr>
+        <w:t>Task 8 replaces manual cosine similarity with a neural network that learns user and movie embeddings directly from metadata, capturing complex non-linear preference patterns.</w:t>
+      </w:r>
+    </w:p>
+    <w:p>
+      <w:pPr>
+        <w:jc w:val="both"/>
+        <w:rPr>
+          <w:sz w:val="24"/>
+          <w:szCs w:val="24"/>
+        </w:rPr>
+      </w:pPr>
+    </w:p>
+    <w:p>
+      <w:pPr>
+        <w:jc w:val="both"/>
+        <w:rPr>
+          <w:b/>
+          <w:bCs/>
+          <w:sz w:val="24"/>
+          <w:szCs w:val="24"/>
+        </w:rPr>
+      </w:pPr>
+      <w:r>
+        <w:rPr>
+          <w:b/>
+          <w:bCs/>
+          <w:sz w:val="24"/>
+          <w:szCs w:val="24"/>
+        </w:rPr>
+        <w:t>Implementation</w:t>
+      </w:r>
+    </w:p>
+    <w:p>
+      <w:pPr>
+        <w:jc w:val="both"/>
+        <w:rPr>
+          <w:sz w:val="24"/>
+          <w:szCs w:val="24"/>
+        </w:rPr>
+      </w:pPr>
+      <w:r>
+        <w:rPr>
+          <w:sz w:val="24"/>
+          <w:szCs w:val="24"/>
+        </w:rPr>
+        <w:t>Movie features were constructed from one-hot encoded genres (20 dimensions), normalised release year, and normalised average rating. User features were built as the average rating given per genre across all movies the user has rated, producing a genre-preference vector.</w:t>
+      </w:r>
+    </w:p>
+    <w:p>
+      <w:pPr>
+        <w:jc w:val="both"/>
+        <w:rPr>
+          <w:sz w:val="24"/>
+          <w:szCs w:val="24"/>
+        </w:rPr>
+      </w:pPr>
+      <w:r>
+        <w:rPr>
+          <w:sz w:val="24"/>
+          <w:szCs w:val="24"/>
+        </w:rPr>
+        <w:t xml:space="preserve">The network has two input branches — one per feature type — each passing through a </w:t>
+      </w:r>
+      <w:proofErr w:type="gramStart"/>
+      <w:r>
+        <w:rPr>
+          <w:sz w:val="24"/>
+          <w:szCs w:val="24"/>
+        </w:rPr>
+        <w:t>Dense(</w:t>
+      </w:r>
+      <w:proofErr w:type="gramEnd"/>
+      <w:r>
+        <w:rPr>
+          <w:sz w:val="24"/>
+          <w:szCs w:val="24"/>
+        </w:rPr>
+        <w:t xml:space="preserve">32) → </w:t>
+      </w:r>
+      <w:proofErr w:type="spellStart"/>
+      <w:r>
+        <w:rPr>
+          <w:sz w:val="24"/>
+          <w:szCs w:val="24"/>
+        </w:rPr>
+        <w:t>ReLU</w:t>
+      </w:r>
+      <w:proofErr w:type="spellEnd"/>
+      <w:r>
+        <w:rPr>
+          <w:sz w:val="24"/>
+          <w:szCs w:val="24"/>
+        </w:rPr>
+        <w:t xml:space="preserve"> → </w:t>
+      </w:r>
+      <w:proofErr w:type="gramStart"/>
+      <w:r>
+        <w:rPr>
+          <w:sz w:val="24"/>
+          <w:szCs w:val="24"/>
+        </w:rPr>
+        <w:t>Dense(</w:t>
+      </w:r>
+      <w:proofErr w:type="gramEnd"/>
+      <w:r>
+        <w:rPr>
+          <w:sz w:val="24"/>
+          <w:szCs w:val="24"/>
+        </w:rPr>
+        <w:t xml:space="preserve">16) embedding layer. Both 16-dimensional embeddings are concatenated and passed through </w:t>
+      </w:r>
+      <w:proofErr w:type="gramStart"/>
+      <w:r>
+        <w:rPr>
+          <w:sz w:val="24"/>
+          <w:szCs w:val="24"/>
+        </w:rPr>
+        <w:t>Dense(</w:t>
+      </w:r>
+      <w:proofErr w:type="gramEnd"/>
+      <w:r>
+        <w:rPr>
+          <w:sz w:val="24"/>
+          <w:szCs w:val="24"/>
+        </w:rPr>
+        <w:t xml:space="preserve">16) → </w:t>
+      </w:r>
+      <w:proofErr w:type="gramStart"/>
+      <w:r>
+        <w:rPr>
+          <w:sz w:val="24"/>
+          <w:szCs w:val="24"/>
+        </w:rPr>
+        <w:t>Dense(</w:t>
+      </w:r>
+      <w:proofErr w:type="gramEnd"/>
+      <w:r>
+        <w:rPr>
+          <w:sz w:val="24"/>
+          <w:szCs w:val="24"/>
+        </w:rPr>
+        <w:t>1) to predict the rating. MSE loss and the Adam optimiser were used, with validation loss monitored across 10 epochs to detect overfitting.</w:t>
+      </w:r>
+    </w:p>
+    <w:p>
+      <w:pPr>
+        <w:jc w:val="both"/>
+        <w:rPr>
+          <w:sz w:val="24"/>
+          <w:szCs w:val="24"/>
+        </w:rPr>
+      </w:pPr>
+    </w:p>
+    <w:p>
+      <w:pPr>
+        <w:jc w:val="both"/>
+        <w:rPr>
+          <w:b/>
+          <w:bCs/>
+          <w:sz w:val="24"/>
+          <w:szCs w:val="24"/>
+        </w:rPr>
+      </w:pPr>
+      <w:r>
+        <w:rPr>
+          <w:b/>
+          <w:bCs/>
+          <w:sz w:val="24"/>
+          <w:szCs w:val="24"/>
+        </w:rPr>
+        <w:t>Results</w:t>
+      </w:r>
+    </w:p>
+    <w:p>
+      <w:pPr>
+        <w:jc w:val="both"/>
+        <w:rPr>
+          <w:b/>
+          <w:bCs/>
+          <w:sz w:val="28"/>
+          <w:szCs w:val="28"/>
+        </w:rPr>
+      </w:pPr>
+      <w:r>
+        <w:rPr>
+          <w:b/>
+          <w:bCs/>
+          <w:sz w:val="28"/>
+          <w:szCs w:val="28"/>
+        </w:rPr>
+        <w:drawing>
+          <wp:inline distT="0" distB="0" distL="0" distR="0" wp14:anchorId="01F0B545" wp14:editId="5BAEA2E0">
+            <wp:extent cx="5731510" cy="685165"/>
+            <wp:effectExtent l="0" t="0" r="2540" b="635"/>
+            <wp:docPr id="1345945491" name="Picture 1"/>
+            <wp:cNvGraphicFramePr>
+              <a:graphicFrameLocks xmlns:a="http://schemas.openxmlformats.org/drawingml/2006/main" noChangeAspect="1"/>
+            </wp:cNvGraphicFramePr>
+            <a:graphic xmlns:a="http://schemas.openxmlformats.org/drawingml/2006/main">
+              <a:graphicData uri="http://schemas.openxmlformats.org/drawingml/2006/picture">
+                <pic:pic xmlns:pic="http://schemas.openxmlformats.org/drawingml/2006/picture">
+                  <pic:nvPicPr>
+                    <pic:cNvPr id="1345945491" name=""/>
+                    <pic:cNvPicPr/>
+                  </pic:nvPicPr>
+                  <pic:blipFill>
+                    <a:blip r:embed="rId29"/>
+                    <a:stretch>
+                      <a:fillRect/>
+                    </a:stretch>
+                  </pic:blipFill>
+                  <pic:spPr>
+                    <a:xfrm>
+                      <a:off x="0" y="0"/>
+                      <a:ext cx="5731510" cy="685165"/>
+                    </a:xfrm>
+                    <a:prstGeom prst="rect">
+                      <a:avLst/>
+                    </a:prstGeom>
+                  </pic:spPr>
+                </pic:pic>
+              </a:graphicData>
+            </a:graphic>
+          </wp:inline>
+        </w:drawing>
+      </w:r>
+    </w:p>
+    <w:p>
+      <w:pPr>
+        <w:jc w:val="both"/>
+        <w:rPr>
+          <w:b/>
+          <w:bCs/>
+          <w:sz w:val="28"/>
+          <w:szCs w:val="28"/>
+        </w:rPr>
+      </w:pPr>
+      <w:r>
+        <w:rPr>
+          <w:b/>
+          <w:bCs/>
+          <w:sz w:val="28"/>
+          <w:szCs w:val="28"/>
+        </w:rPr>
+        <w:drawing>
+          <wp:inline distT="0" distB="0" distL="0" distR="0" wp14:anchorId="38A5538E" wp14:editId="26FDA338">
+            <wp:extent cx="5731510" cy="1734185"/>
+            <wp:effectExtent l="0" t="0" r="2540" b="0"/>
+            <wp:docPr id="363634509" name="Picture 1"/>
+            <wp:cNvGraphicFramePr>
+              <a:graphicFrameLocks xmlns:a="http://schemas.openxmlformats.org/drawingml/2006/main" noChangeAspect="1"/>
+            </wp:cNvGraphicFramePr>
+            <a:graphic xmlns:a="http://schemas.openxmlformats.org/drawingml/2006/main">
+              <a:graphicData uri="http://schemas.openxmlformats.org/drawingml/2006/picture">
+                <pic:pic xmlns:pic="http://schemas.openxmlformats.org/drawingml/2006/picture">
+                  <pic:nvPicPr>
+                    <pic:cNvPr id="363634509" name=""/>
+                    <pic:cNvPicPr/>
+                  </pic:nvPicPr>
+                  <pic:blipFill>
+                    <a:blip r:embed="rId30"/>
+                    <a:stretch>
+                      <a:fillRect/>
+                    </a:stretch>
+                  </pic:blipFill>
+                  <pic:spPr>
+                    <a:xfrm>
+                      <a:off x="0" y="0"/>
+                      <a:ext cx="5731510" cy="1734185"/>
+                    </a:xfrm>
+                    <a:prstGeom prst="rect">
+                      <a:avLst/>
+                    </a:prstGeom>
+                  </pic:spPr>
+                </pic:pic>
+              </a:graphicData>
+            </a:graphic>
+          </wp:inline>
+        </w:drawing>
+      </w:r>
+    </w:p>
+    <w:p>
+      <w:pPr>
+        <w:jc w:val="both"/>
+        <w:rPr>
+          <w:b/>
+          <w:bCs/>
+          <w:sz w:val="28"/>
+          <w:szCs w:val="28"/>
+        </w:rPr>
+      </w:pPr>
+      <w:r>
+        <w:rPr>
+          <w:b/>
+          <w:bCs/>
+          <w:sz w:val="28"/>
+          <w:szCs w:val="28"/>
+        </w:rPr>
+        <w:t>Analysis</w:t>
+      </w:r>
+    </w:p>
+    <w:p>
+      <w:pPr>
+        <w:jc w:val="both"/>
+        <w:rPr>
+          <w:sz w:val="24"/>
+          <w:szCs w:val="24"/>
+        </w:rPr>
+      </w:pPr>
+      <w:r>
+        <w:rPr>
+          <w:sz w:val="24"/>
+          <w:szCs w:val="24"/>
+        </w:rPr>
+        <w:t xml:space="preserve">The neural network outperforms the mean baseline by learning genre-level user preferences. Compared to TF-IDF cosine similarity, the neural approach captures non-linear interactions — for example, a user who likes </w:t>
+      </w:r>
+      <w:proofErr w:type="gramStart"/>
+      <w:r>
+        <w:rPr>
+          <w:sz w:val="24"/>
+          <w:szCs w:val="24"/>
+        </w:rPr>
+        <w:t>Action</w:t>
+      </w:r>
+      <w:proofErr w:type="gramEnd"/>
+      <w:r>
+        <w:rPr>
+          <w:sz w:val="24"/>
+          <w:szCs w:val="24"/>
+        </w:rPr>
+        <w:t xml:space="preserve"> but dislikes Action-Comedy is handled better through learned weights than through a simple vector average. Validation loss closely tracks training loss across 10 epochs, indicating no significant overfitting given the small architecture and regularisation from early stopping.</w:t>
+      </w:r>
     </w:p>
     <w:p>
       <w:pPr>

--- a/M25DE1028_CSL7110_Assignment3.docx
+++ b/M25DE1028_CSL7110_Assignment3.docx
@@ -4561,6 +4561,781 @@
         </w:rPr>
         <w:t xml:space="preserve"> but dislikes Action-Comedy is handled better through learned weights than through a simple vector average. Validation loss closely tracks training loss across 10 epochs, indicating no significant overfitting given the small architecture and regularisation from early stopping.</w:t>
       </w:r>
+    </w:p>
+    <w:p>
+      <w:pPr>
+        <w:jc w:val="both"/>
+        <w:rPr>
+          <w:b/>
+          <w:bCs/>
+          <w:sz w:val="28"/>
+          <w:szCs w:val="28"/>
+        </w:rPr>
+      </w:pPr>
+      <w:r>
+        <w:rPr>
+          <w:b/>
+          <w:bCs/>
+          <w:sz w:val="28"/>
+          <w:szCs w:val="28"/>
+        </w:rPr>
+        <w:lastRenderedPageBreak/>
+        <w:t>Task 9: Reinforcement Learning</w:t>
+      </w:r>
+    </w:p>
+    <w:p>
+      <w:pPr>
+        <w:jc w:val="both"/>
+        <w:rPr>
+          <w:sz w:val="24"/>
+          <w:szCs w:val="24"/>
+        </w:rPr>
+      </w:pPr>
+      <w:r>
+        <w:rPr>
+          <w:b/>
+          <w:bCs/>
+          <w:sz w:val="24"/>
+          <w:szCs w:val="24"/>
+        </w:rPr>
+        <w:t>Overview</w:t>
+      </w:r>
+    </w:p>
+    <w:p>
+      <w:pPr>
+        <w:jc w:val="both"/>
+        <w:rPr>
+          <w:sz w:val="24"/>
+          <w:szCs w:val="24"/>
+        </w:rPr>
+      </w:pPr>
+      <w:r>
+        <w:rPr>
+          <w:sz w:val="24"/>
+          <w:szCs w:val="24"/>
+        </w:rPr>
+        <w:t>Task 9 frames recommendation as a sequential decision problem where an agent learns to recommend movies by maximising cumulative user reward over time, rather than optimising a single prediction.</w:t>
+      </w:r>
+    </w:p>
+    <w:p>
+      <w:pPr>
+        <w:jc w:val="both"/>
+        <w:rPr>
+          <w:sz w:val="24"/>
+          <w:szCs w:val="24"/>
+        </w:rPr>
+      </w:pPr>
+      <w:r>
+        <w:rPr>
+          <w:b/>
+          <w:bCs/>
+          <w:sz w:val="24"/>
+          <w:szCs w:val="24"/>
+        </w:rPr>
+        <w:t>Implementation</w:t>
+      </w:r>
+    </w:p>
+    <w:p>
+      <w:pPr>
+        <w:jc w:val="both"/>
+        <w:rPr>
+          <w:sz w:val="24"/>
+          <w:szCs w:val="24"/>
+        </w:rPr>
+      </w:pPr>
+      <w:r>
+        <w:rPr>
+          <w:sz w:val="24"/>
+          <w:szCs w:val="24"/>
+        </w:rPr>
+        <w:t xml:space="preserve">The environment was defined using the top 200 most-rated movies and 100 most-active users from </w:t>
+      </w:r>
+      <w:proofErr w:type="spellStart"/>
+      <w:r>
+        <w:rPr>
+          <w:sz w:val="24"/>
+          <w:szCs w:val="24"/>
+        </w:rPr>
+        <w:t>MovieLens</w:t>
+      </w:r>
+      <w:proofErr w:type="spellEnd"/>
+      <w:r>
+        <w:rPr>
+          <w:sz w:val="24"/>
+          <w:szCs w:val="24"/>
+        </w:rPr>
+        <w:t>. Reward was defined as +1 for a rating ≥ 4.0, -1 for rating &lt; 4.0, and 0 if no rating existed.</w:t>
+      </w:r>
+    </w:p>
+    <w:p>
+      <w:pPr>
+        <w:jc w:val="both"/>
+        <w:rPr>
+          <w:sz w:val="24"/>
+          <w:szCs w:val="24"/>
+        </w:rPr>
+      </w:pPr>
+      <w:r>
+        <w:rPr>
+          <w:sz w:val="24"/>
+          <w:szCs w:val="24"/>
+        </w:rPr>
+        <w:t>Two MAB strategies were implemented. ε-Greedy (ε=0.1) exploits the highest estimated reward movie 90% of the time and randomly explores 10% of the time. UCB prioritises less-explored movies by adding an exploration bonus proportional to uncertainty, naturally balancing exploration and exploitation without a fixed ε.</w:t>
+      </w:r>
+    </w:p>
+    <w:p>
+      <w:pPr>
+        <w:jc w:val="both"/>
+        <w:rPr>
+          <w:sz w:val="24"/>
+          <w:szCs w:val="24"/>
+        </w:rPr>
+      </w:pPr>
+      <w:r>
+        <w:rPr>
+          <w:sz w:val="24"/>
+          <w:szCs w:val="24"/>
+        </w:rPr>
+        <w:t>The Q-Learning agent maintains a Q-table over 5 genre-based states and 200 movie actions. At each step it selects an action via ε-Greedy, observes the reward, and updates the Q-table using:</w:t>
+      </w:r>
+    </w:p>
+    <w:p>
+      <w:pPr>
+        <w:jc w:val="both"/>
+        <w:rPr>
+          <w:sz w:val="24"/>
+          <w:szCs w:val="24"/>
+        </w:rPr>
+      </w:pPr>
+      <m:oMathPara>
+        <m:oMath>
+          <m:r>
+            <w:rPr>
+              <w:rFonts w:ascii="Cambria Math" w:hAnsi="Cambria Math"/>
+              <w:sz w:val="24"/>
+              <w:szCs w:val="24"/>
+            </w:rPr>
+            <m:t>Q(s,a)←Q(s,a)+α[r+γ</m:t>
+          </m:r>
+          <m:limLow>
+            <m:limLowPr>
+              <m:ctrlPr>
+                <w:rPr>
+                  <w:rFonts w:ascii="Cambria Math" w:hAnsi="Cambria Math"/>
+                  <w:sz w:val="24"/>
+                  <w:szCs w:val="24"/>
+                </w:rPr>
+              </m:ctrlPr>
+            </m:limLowPr>
+            <m:e>
+              <m:r>
+                <m:rPr>
+                  <m:sty m:val="p"/>
+                </m:rPr>
+                <w:rPr>
+                  <w:rFonts w:ascii="Cambria Math" w:hAnsi="Cambria Math"/>
+                  <w:sz w:val="24"/>
+                  <w:szCs w:val="24"/>
+                </w:rPr>
+                <m:t>max</m:t>
+              </m:r>
+              <m:r>
+                <w:rPr>
+                  <w:rFonts w:ascii="Cambria Math" w:hAnsi="Cambria Math"/>
+                  <w:sz w:val="24"/>
+                  <w:szCs w:val="24"/>
+                </w:rPr>
+                <m:t>⁡</m:t>
+              </m:r>
+            </m:e>
+            <m:lim>
+              <m:sSup>
+                <m:sSupPr>
+                  <m:ctrlPr>
+                    <w:rPr>
+                      <w:rFonts w:ascii="Cambria Math" w:hAnsi="Cambria Math"/>
+                      <w:sz w:val="24"/>
+                      <w:szCs w:val="24"/>
+                    </w:rPr>
+                  </m:ctrlPr>
+                </m:sSupPr>
+                <m:e>
+                  <m:r>
+                    <w:rPr>
+                      <w:rFonts w:ascii="Cambria Math" w:hAnsi="Cambria Math"/>
+                      <w:sz w:val="24"/>
+                      <w:szCs w:val="24"/>
+                    </w:rPr>
+                    <m:t>a</m:t>
+                  </m:r>
+                </m:e>
+                <m:sup>
+                  <m:r>
+                    <m:rPr>
+                      <m:sty m:val="p"/>
+                    </m:rPr>
+                    <w:rPr>
+                      <w:rFonts w:ascii="Cambria Math" w:hAnsi="Cambria Math"/>
+                      <w:sz w:val="24"/>
+                      <w:szCs w:val="24"/>
+                    </w:rPr>
+                    <m:t>'</m:t>
+                  </m:r>
+                </m:sup>
+              </m:sSup>
+            </m:lim>
+          </m:limLow>
+          <m:r>
+            <w:rPr>
+              <w:rFonts w:ascii="Cambria Math" w:hAnsi="Cambria Math"/>
+              <w:sz w:val="24"/>
+              <w:szCs w:val="24"/>
+            </w:rPr>
+            <m:t>Q(</m:t>
+          </m:r>
+          <m:sSup>
+            <m:sSupPr>
+              <m:ctrlPr>
+                <w:rPr>
+                  <w:rFonts w:ascii="Cambria Math" w:hAnsi="Cambria Math"/>
+                  <w:sz w:val="24"/>
+                  <w:szCs w:val="24"/>
+                </w:rPr>
+              </m:ctrlPr>
+            </m:sSupPr>
+            <m:e>
+              <m:r>
+                <w:rPr>
+                  <w:rFonts w:ascii="Cambria Math" w:hAnsi="Cambria Math"/>
+                  <w:sz w:val="24"/>
+                  <w:szCs w:val="24"/>
+                </w:rPr>
+                <m:t>s</m:t>
+              </m:r>
+            </m:e>
+            <m:sup>
+              <m:r>
+                <m:rPr>
+                  <m:sty m:val="p"/>
+                </m:rPr>
+                <w:rPr>
+                  <w:rFonts w:ascii="Cambria Math" w:hAnsi="Cambria Math"/>
+                  <w:sz w:val="24"/>
+                  <w:szCs w:val="24"/>
+                </w:rPr>
+                <m:t>'</m:t>
+              </m:r>
+            </m:sup>
+          </m:sSup>
+          <m:r>
+            <w:rPr>
+              <w:rFonts w:ascii="Cambria Math" w:hAnsi="Cambria Math"/>
+              <w:sz w:val="24"/>
+              <w:szCs w:val="24"/>
+            </w:rPr>
+            <m:t>,</m:t>
+          </m:r>
+          <m:sSup>
+            <m:sSupPr>
+              <m:ctrlPr>
+                <w:rPr>
+                  <w:rFonts w:ascii="Cambria Math" w:hAnsi="Cambria Math"/>
+                  <w:sz w:val="24"/>
+                  <w:szCs w:val="24"/>
+                </w:rPr>
+              </m:ctrlPr>
+            </m:sSupPr>
+            <m:e>
+              <m:r>
+                <w:rPr>
+                  <w:rFonts w:ascii="Cambria Math" w:hAnsi="Cambria Math"/>
+                  <w:sz w:val="24"/>
+                  <w:szCs w:val="24"/>
+                </w:rPr>
+                <m:t>a</m:t>
+              </m:r>
+            </m:e>
+            <m:sup>
+              <m:r>
+                <m:rPr>
+                  <m:sty m:val="p"/>
+                </m:rPr>
+                <w:rPr>
+                  <w:rFonts w:ascii="Cambria Math" w:hAnsi="Cambria Math"/>
+                  <w:sz w:val="24"/>
+                  <w:szCs w:val="24"/>
+                </w:rPr>
+                <m:t>'</m:t>
+              </m:r>
+            </m:sup>
+          </m:sSup>
+          <m:r>
+            <w:rPr>
+              <w:rFonts w:ascii="Cambria Math" w:hAnsi="Cambria Math"/>
+              <w:sz w:val="24"/>
+              <w:szCs w:val="24"/>
+            </w:rPr>
+            <m:t>)-Q(s,a)]</m:t>
+          </m:r>
+          <m:r>
+            <w:rPr>
+              <w:i/>
+              <w:sz w:val="24"/>
+              <w:szCs w:val="24"/>
+            </w:rPr>
+            <w:br/>
+          </m:r>
+        </m:oMath>
+      </m:oMathPara>
+    </w:p>
+    <w:p>
+      <w:pPr>
+        <w:jc w:val="both"/>
+        <w:rPr>
+          <w:sz w:val="24"/>
+          <w:szCs w:val="24"/>
+        </w:rPr>
+      </w:pPr>
+      <w:r>
+        <w:rPr>
+          <w:b/>
+          <w:bCs/>
+          <w:sz w:val="24"/>
+          <w:szCs w:val="24"/>
+        </w:rPr>
+        <w:t>Results</w:t>
+      </w:r>
+    </w:p>
+    <w:p>
+      <w:pPr>
+        <w:jc w:val="both"/>
+        <w:rPr>
+          <w:sz w:val="24"/>
+          <w:szCs w:val="24"/>
+        </w:rPr>
+      </w:pPr>
+      <w:r>
+        <w:rPr>
+          <w:sz w:val="24"/>
+          <w:szCs w:val="24"/>
+        </w:rPr>
+        <w:drawing>
+          <wp:inline distT="0" distB="0" distL="0" distR="0" wp14:anchorId="465BE818" wp14:editId="77E6DCAA">
+            <wp:extent cx="5731510" cy="637540"/>
+            <wp:effectExtent l="0" t="0" r="2540" b="0"/>
+            <wp:docPr id="120487401" name="Picture 1"/>
+            <wp:cNvGraphicFramePr>
+              <a:graphicFrameLocks xmlns:a="http://schemas.openxmlformats.org/drawingml/2006/main" noChangeAspect="1"/>
+            </wp:cNvGraphicFramePr>
+            <a:graphic xmlns:a="http://schemas.openxmlformats.org/drawingml/2006/main">
+              <a:graphicData uri="http://schemas.openxmlformats.org/drawingml/2006/picture">
+                <pic:pic xmlns:pic="http://schemas.openxmlformats.org/drawingml/2006/picture">
+                  <pic:nvPicPr>
+                    <pic:cNvPr id="120487401" name=""/>
+                    <pic:cNvPicPr/>
+                  </pic:nvPicPr>
+                  <pic:blipFill>
+                    <a:blip r:embed="rId31"/>
+                    <a:stretch>
+                      <a:fillRect/>
+                    </a:stretch>
+                  </pic:blipFill>
+                  <pic:spPr>
+                    <a:xfrm>
+                      <a:off x="0" y="0"/>
+                      <a:ext cx="5731510" cy="637540"/>
+                    </a:xfrm>
+                    <a:prstGeom prst="rect">
+                      <a:avLst/>
+                    </a:prstGeom>
+                  </pic:spPr>
+                </pic:pic>
+              </a:graphicData>
+            </a:graphic>
+          </wp:inline>
+        </w:drawing>
+      </w:r>
+    </w:p>
+    <w:p>
+      <w:pPr>
+        <w:jc w:val="both"/>
+        <w:rPr>
+          <w:b/>
+          <w:bCs/>
+          <w:sz w:val="28"/>
+          <w:szCs w:val="28"/>
+        </w:rPr>
+      </w:pPr>
+      <w:r>
+        <w:rPr>
+          <w:b/>
+          <w:bCs/>
+          <w:sz w:val="28"/>
+          <w:szCs w:val="28"/>
+        </w:rPr>
+        <w:drawing>
+          <wp:inline distT="0" distB="0" distL="0" distR="0" wp14:anchorId="77350930" wp14:editId="4F2BAEA3">
+            <wp:extent cx="5731510" cy="1734185"/>
+            <wp:effectExtent l="0" t="0" r="2540" b="0"/>
+            <wp:docPr id="1200891502" name="Picture 1"/>
+            <wp:cNvGraphicFramePr>
+              <a:graphicFrameLocks xmlns:a="http://schemas.openxmlformats.org/drawingml/2006/main" noChangeAspect="1"/>
+            </wp:cNvGraphicFramePr>
+            <a:graphic xmlns:a="http://schemas.openxmlformats.org/drawingml/2006/main">
+              <a:graphicData uri="http://schemas.openxmlformats.org/drawingml/2006/picture">
+                <pic:pic xmlns:pic="http://schemas.openxmlformats.org/drawingml/2006/picture">
+                  <pic:nvPicPr>
+                    <pic:cNvPr id="1200891502" name=""/>
+                    <pic:cNvPicPr/>
+                  </pic:nvPicPr>
+                  <pic:blipFill>
+                    <a:blip r:embed="rId32"/>
+                    <a:stretch>
+                      <a:fillRect/>
+                    </a:stretch>
+                  </pic:blipFill>
+                  <pic:spPr>
+                    <a:xfrm>
+                      <a:off x="0" y="0"/>
+                      <a:ext cx="5731510" cy="1734185"/>
+                    </a:xfrm>
+                    <a:prstGeom prst="rect">
+                      <a:avLst/>
+                    </a:prstGeom>
+                  </pic:spPr>
+                </pic:pic>
+              </a:graphicData>
+            </a:graphic>
+          </wp:inline>
+        </w:drawing>
+      </w:r>
+    </w:p>
+    <w:p>
+      <w:pPr>
+        <w:jc w:val="both"/>
+        <w:rPr>
+          <w:b/>
+          <w:bCs/>
+          <w:sz w:val="28"/>
+          <w:szCs w:val="28"/>
+        </w:rPr>
+      </w:pPr>
+      <w:r>
+        <w:rPr>
+          <w:b/>
+          <w:bCs/>
+          <w:sz w:val="28"/>
+          <w:szCs w:val="28"/>
+        </w:rPr>
+        <w:drawing>
+          <wp:inline distT="0" distB="0" distL="0" distR="0" wp14:anchorId="470E799E" wp14:editId="10AA8D4A">
+            <wp:extent cx="5731510" cy="561340"/>
+            <wp:effectExtent l="0" t="0" r="2540" b="0"/>
+            <wp:docPr id="30214974" name="Picture 1"/>
+            <wp:cNvGraphicFramePr>
+              <a:graphicFrameLocks xmlns:a="http://schemas.openxmlformats.org/drawingml/2006/main" noChangeAspect="1"/>
+            </wp:cNvGraphicFramePr>
+            <a:graphic xmlns:a="http://schemas.openxmlformats.org/drawingml/2006/main">
+              <a:graphicData uri="http://schemas.openxmlformats.org/drawingml/2006/picture">
+                <pic:pic xmlns:pic="http://schemas.openxmlformats.org/drawingml/2006/picture">
+                  <pic:nvPicPr>
+                    <pic:cNvPr id="30214974" name=""/>
+                    <pic:cNvPicPr/>
+                  </pic:nvPicPr>
+                  <pic:blipFill>
+                    <a:blip r:embed="rId33"/>
+                    <a:stretch>
+                      <a:fillRect/>
+                    </a:stretch>
+                  </pic:blipFill>
+                  <pic:spPr>
+                    <a:xfrm>
+                      <a:off x="0" y="0"/>
+                      <a:ext cx="5731510" cy="561340"/>
+                    </a:xfrm>
+                    <a:prstGeom prst="rect">
+                      <a:avLst/>
+                    </a:prstGeom>
+                  </pic:spPr>
+                </pic:pic>
+              </a:graphicData>
+            </a:graphic>
+          </wp:inline>
+        </w:drawing>
+      </w:r>
+    </w:p>
+    <w:p>
+      <w:pPr>
+        <w:jc w:val="both"/>
+        <w:rPr>
+          <w:b/>
+          <w:bCs/>
+          <w:sz w:val="28"/>
+          <w:szCs w:val="28"/>
+        </w:rPr>
+      </w:pPr>
+    </w:p>
+    <w:p>
+      <w:pPr>
+        <w:jc w:val="both"/>
+        <w:rPr>
+          <w:b/>
+          <w:bCs/>
+          <w:sz w:val="28"/>
+          <w:szCs w:val="28"/>
+        </w:rPr>
+      </w:pPr>
+    </w:p>
+    <w:p>
+      <w:pPr>
+        <w:jc w:val="both"/>
+        <w:rPr>
+          <w:b/>
+          <w:bCs/>
+          <w:sz w:val="28"/>
+          <w:szCs w:val="28"/>
+        </w:rPr>
+      </w:pPr>
+      <w:r>
+        <w:rPr>
+          <w:b/>
+          <w:bCs/>
+          <w:sz w:val="28"/>
+          <w:szCs w:val="28"/>
+        </w:rPr>
+        <w:lastRenderedPageBreak/>
+        <w:t>Analysis</w:t>
+      </w:r>
+    </w:p>
+    <w:p>
+      <w:pPr>
+        <w:jc w:val="both"/>
+        <w:rPr>
+          <w:sz w:val="24"/>
+          <w:szCs w:val="24"/>
+        </w:rPr>
+      </w:pPr>
+      <w:r>
+        <w:rPr>
+          <w:sz w:val="24"/>
+          <w:szCs w:val="24"/>
+        </w:rPr>
+        <w:t xml:space="preserve">UCB typically outperforms ε-Greedy because it intelligently directs exploration towards uncertain but potentially high-reward movies, rather than exploring purely at random. Q-Learning improves over time as the Q-table </w:t>
+      </w:r>
+      <w:proofErr w:type="gramStart"/>
+      <w:r>
+        <w:rPr>
+          <w:sz w:val="24"/>
+          <w:szCs w:val="24"/>
+        </w:rPr>
+        <w:t>converges, but</w:t>
+      </w:r>
+      <w:proofErr w:type="gramEnd"/>
+      <w:r>
+        <w:rPr>
+          <w:sz w:val="24"/>
+          <w:szCs w:val="24"/>
+        </w:rPr>
+        <w:t xml:space="preserve"> is slower to start due to random initialisation. Unlike SVD which optimises a single rating prediction, RL optimises long-term cumulative engagement — better suited for real recommendation pipelines where user sessions span multiple interactions.</w:t>
+      </w:r>
+    </w:p>
+    <w:p>
+      <w:pPr>
+        <w:jc w:val="both"/>
+        <w:rPr>
+          <w:b/>
+          <w:bCs/>
+          <w:sz w:val="28"/>
+          <w:szCs w:val="28"/>
+        </w:rPr>
+      </w:pPr>
+    </w:p>
+    <w:p>
+      <w:pPr>
+        <w:jc w:val="both"/>
+        <w:rPr>
+          <w:b/>
+          <w:bCs/>
+          <w:sz w:val="28"/>
+          <w:szCs w:val="28"/>
+        </w:rPr>
+      </w:pPr>
+    </w:p>
+    <w:p>
+      <w:pPr>
+        <w:jc w:val="both"/>
+        <w:rPr>
+          <w:b/>
+          <w:bCs/>
+          <w:sz w:val="28"/>
+          <w:szCs w:val="28"/>
+        </w:rPr>
+      </w:pPr>
+    </w:p>
+    <w:p>
+      <w:pPr>
+        <w:jc w:val="both"/>
+        <w:rPr>
+          <w:b/>
+          <w:bCs/>
+          <w:sz w:val="28"/>
+          <w:szCs w:val="28"/>
+        </w:rPr>
+      </w:pPr>
+    </w:p>
+    <w:p>
+      <w:pPr>
+        <w:jc w:val="both"/>
+        <w:rPr>
+          <w:b/>
+          <w:bCs/>
+          <w:sz w:val="28"/>
+          <w:szCs w:val="28"/>
+        </w:rPr>
+      </w:pPr>
+    </w:p>
+    <w:p>
+      <w:pPr>
+        <w:jc w:val="both"/>
+        <w:rPr>
+          <w:b/>
+          <w:bCs/>
+          <w:sz w:val="28"/>
+          <w:szCs w:val="28"/>
+        </w:rPr>
+      </w:pPr>
+    </w:p>
+    <w:p>
+      <w:pPr>
+        <w:jc w:val="both"/>
+        <w:rPr>
+          <w:b/>
+          <w:bCs/>
+          <w:sz w:val="28"/>
+          <w:szCs w:val="28"/>
+        </w:rPr>
+      </w:pPr>
+    </w:p>
+    <w:p>
+      <w:pPr>
+        <w:jc w:val="both"/>
+        <w:rPr>
+          <w:b/>
+          <w:bCs/>
+          <w:sz w:val="28"/>
+          <w:szCs w:val="28"/>
+        </w:rPr>
+      </w:pPr>
+    </w:p>
+    <w:p>
+      <w:pPr>
+        <w:jc w:val="both"/>
+        <w:rPr>
+          <w:b/>
+          <w:bCs/>
+          <w:sz w:val="28"/>
+          <w:szCs w:val="28"/>
+        </w:rPr>
+      </w:pPr>
+    </w:p>
+    <w:p>
+      <w:pPr>
+        <w:jc w:val="both"/>
+        <w:rPr>
+          <w:b/>
+          <w:bCs/>
+          <w:sz w:val="28"/>
+          <w:szCs w:val="28"/>
+        </w:rPr>
+      </w:pPr>
+    </w:p>
+    <w:p>
+      <w:pPr>
+        <w:jc w:val="both"/>
+        <w:rPr>
+          <w:b/>
+          <w:bCs/>
+          <w:sz w:val="28"/>
+          <w:szCs w:val="28"/>
+        </w:rPr>
+      </w:pPr>
+    </w:p>
+    <w:p>
+      <w:pPr>
+        <w:jc w:val="both"/>
+        <w:rPr>
+          <w:b/>
+          <w:bCs/>
+          <w:sz w:val="28"/>
+          <w:szCs w:val="28"/>
+        </w:rPr>
+      </w:pPr>
+    </w:p>
+    <w:p>
+      <w:pPr>
+        <w:jc w:val="both"/>
+        <w:rPr>
+          <w:b/>
+          <w:bCs/>
+          <w:sz w:val="28"/>
+          <w:szCs w:val="28"/>
+        </w:rPr>
+      </w:pPr>
+    </w:p>
+    <w:p>
+      <w:pPr>
+        <w:jc w:val="both"/>
+        <w:rPr>
+          <w:b/>
+          <w:bCs/>
+          <w:sz w:val="28"/>
+          <w:szCs w:val="28"/>
+        </w:rPr>
+      </w:pPr>
+    </w:p>
+    <w:p>
+      <w:pPr>
+        <w:jc w:val="both"/>
+        <w:rPr>
+          <w:b/>
+          <w:bCs/>
+          <w:sz w:val="28"/>
+          <w:szCs w:val="28"/>
+        </w:rPr>
+      </w:pPr>
+    </w:p>
+    <w:p>
+      <w:pPr>
+        <w:jc w:val="both"/>
+        <w:rPr>
+          <w:b/>
+          <w:bCs/>
+          <w:sz w:val="28"/>
+          <w:szCs w:val="28"/>
+        </w:rPr>
+      </w:pPr>
+    </w:p>
+    <w:p>
+      <w:pPr>
+        <w:jc w:val="both"/>
+        <w:rPr>
+          <w:b/>
+          <w:bCs/>
+          <w:sz w:val="28"/>
+          <w:szCs w:val="28"/>
+        </w:rPr>
+      </w:pPr>
+    </w:p>
+    <w:p>
+      <w:pPr>
+        <w:jc w:val="both"/>
+        <w:rPr>
+          <w:b/>
+          <w:bCs/>
+          <w:sz w:val="28"/>
+          <w:szCs w:val="28"/>
+        </w:rPr>
+      </w:pPr>
     </w:p>
     <w:p>
       <w:pPr>

--- a/M25DE1028_CSL7110_Assignment3.docx
+++ b/M25DE1028_CSL7110_Assignment3.docx
@@ -5389,6 +5389,580 @@
           <w:bCs/>
           <w:sz w:val="28"/>
           <w:szCs w:val="28"/>
+        </w:rPr>
+      </w:pPr>
+      <w:r>
+        <w:rPr>
+          <w:b/>
+          <w:bCs/>
+          <w:sz w:val="28"/>
+          <w:szCs w:val="28"/>
+        </w:rPr>
+        <w:lastRenderedPageBreak/>
+        <w:t>Task 10: Feature-Based Explanations (SHAP)</w:t>
+      </w:r>
+    </w:p>
+    <w:p>
+      <w:pPr>
+        <w:jc w:val="both"/>
+        <w:rPr>
+          <w:sz w:val="24"/>
+          <w:szCs w:val="24"/>
+        </w:rPr>
+      </w:pPr>
+      <w:r>
+        <w:rPr>
+          <w:b/>
+          <w:bCs/>
+          <w:sz w:val="24"/>
+          <w:szCs w:val="24"/>
+        </w:rPr>
+        <w:t>Overview</w:t>
+      </w:r>
+    </w:p>
+    <w:p>
+      <w:pPr>
+        <w:jc w:val="both"/>
+        <w:rPr>
+          <w:sz w:val="24"/>
+          <w:szCs w:val="24"/>
+        </w:rPr>
+      </w:pPr>
+      <w:r>
+        <w:rPr>
+          <w:sz w:val="24"/>
+          <w:szCs w:val="24"/>
+        </w:rPr>
+        <w:t>Task 10 uses SHAP (</w:t>
+      </w:r>
+      <w:proofErr w:type="spellStart"/>
+      <w:r>
+        <w:rPr>
+          <w:sz w:val="24"/>
+          <w:szCs w:val="24"/>
+        </w:rPr>
+        <w:t>SHapley</w:t>
+      </w:r>
+      <w:proofErr w:type="spellEnd"/>
+      <w:r>
+        <w:rPr>
+          <w:sz w:val="24"/>
+          <w:szCs w:val="24"/>
+        </w:rPr>
+        <w:t xml:space="preserve"> Additive Explanations) to explain which features drove each recommendation in the hybrid meta-model. SHAP assigns each feature a contribution value based on game theory — features that consistently push predictions higher receive positive SHAP values.</w:t>
+      </w:r>
+    </w:p>
+    <w:p>
+      <w:pPr>
+        <w:jc w:val="both"/>
+        <w:rPr>
+          <w:sz w:val="24"/>
+          <w:szCs w:val="24"/>
+        </w:rPr>
+      </w:pPr>
+      <w:r>
+        <w:rPr>
+          <w:b/>
+          <w:bCs/>
+          <w:sz w:val="24"/>
+          <w:szCs w:val="24"/>
+        </w:rPr>
+        <w:t>Implementation</w:t>
+      </w:r>
+    </w:p>
+    <w:p>
+      <w:pPr>
+        <w:jc w:val="both"/>
+        <w:rPr>
+          <w:sz w:val="24"/>
+          <w:szCs w:val="24"/>
+        </w:rPr>
+      </w:pPr>
+      <w:r>
+        <w:rPr>
+          <w:sz w:val="24"/>
+          <w:szCs w:val="24"/>
+        </w:rPr>
+        <w:t xml:space="preserve">A </w:t>
+      </w:r>
+      <w:proofErr w:type="spellStart"/>
+      <w:r>
+        <w:rPr>
+          <w:sz w:val="24"/>
+          <w:szCs w:val="24"/>
+        </w:rPr>
+        <w:t>TreeExplainer</w:t>
+      </w:r>
+      <w:proofErr w:type="spellEnd"/>
+      <w:r>
+        <w:rPr>
+          <w:sz w:val="24"/>
+          <w:szCs w:val="24"/>
+        </w:rPr>
+        <w:t xml:space="preserve"> was applied to the Gradient Boosting meta-model from Task 7, which operates on four features: CBF score, CF score, movie average rating, and user average rating. SHAP values were computed for 100 test samples. Three visualisations were produced — a bar chart of mean absolute SHAP values (overall importance), a </w:t>
+      </w:r>
+      <w:proofErr w:type="spellStart"/>
+      <w:r>
+        <w:rPr>
+          <w:sz w:val="24"/>
+          <w:szCs w:val="24"/>
+        </w:rPr>
+        <w:t>beeswarm</w:t>
+      </w:r>
+      <w:proofErr w:type="spellEnd"/>
+      <w:r>
+        <w:rPr>
+          <w:sz w:val="24"/>
+          <w:szCs w:val="24"/>
+        </w:rPr>
+        <w:t xml:space="preserve"> plot showing the direction and magnitude of each feature's impact, and a force plot explaining one individual prediction.</w:t>
+      </w:r>
+    </w:p>
+    <w:p>
+      <w:pPr>
+        <w:jc w:val="both"/>
+        <w:rPr>
+          <w:sz w:val="24"/>
+          <w:szCs w:val="24"/>
+        </w:rPr>
+      </w:pPr>
+      <w:r>
+        <w:rPr>
+          <w:sz w:val="24"/>
+          <w:szCs w:val="24"/>
+        </w:rPr>
+        <w:t xml:space="preserve">A natural language explanation function was also built, which identifies the most influential feature for any user-movie pair and generates a human-readable sentence such as </w:t>
+      </w:r>
+      <w:r>
+        <w:rPr>
+          <w:i/>
+          <w:iCs/>
+          <w:sz w:val="24"/>
+          <w:szCs w:val="24"/>
+        </w:rPr>
+        <w:t>"This movie matches your genre preferences"</w:t>
+      </w:r>
+      <w:r>
+        <w:rPr>
+          <w:sz w:val="24"/>
+          <w:szCs w:val="24"/>
+        </w:rPr>
+        <w:t xml:space="preserve"> or </w:t>
+      </w:r>
+      <w:r>
+        <w:rPr>
+          <w:i/>
+          <w:iCs/>
+          <w:sz w:val="24"/>
+          <w:szCs w:val="24"/>
+        </w:rPr>
+        <w:t>"Users similar to you rated this highly."</w:t>
+      </w:r>
+    </w:p>
+    <w:p>
+      <w:pPr>
+        <w:jc w:val="both"/>
+        <w:rPr>
+          <w:sz w:val="24"/>
+          <w:szCs w:val="24"/>
+        </w:rPr>
+      </w:pPr>
+      <w:r>
+        <w:rPr>
+          <w:b/>
+          <w:bCs/>
+          <w:sz w:val="24"/>
+          <w:szCs w:val="24"/>
+        </w:rPr>
+        <w:t>Results</w:t>
+      </w:r>
+    </w:p>
+    <w:p>
+      <w:pPr>
+        <w:jc w:val="both"/>
+        <w:rPr>
+          <w:sz w:val="24"/>
+          <w:szCs w:val="24"/>
+        </w:rPr>
+      </w:pPr>
+      <w:r>
+        <w:rPr>
+          <w:sz w:val="24"/>
+          <w:szCs w:val="24"/>
+        </w:rPr>
+        <w:t>Mean absolute SHAP values:</w:t>
+      </w:r>
+    </w:p>
+    <w:p>
+      <w:pPr>
+        <w:jc w:val="both"/>
+        <w:rPr>
+          <w:sz w:val="24"/>
+          <w:szCs w:val="24"/>
+        </w:rPr>
+      </w:pPr>
+      <w:r>
+        <w:rPr>
+          <w:sz w:val="24"/>
+          <w:szCs w:val="24"/>
+        </w:rPr>
+        <w:drawing>
+          <wp:inline distT="0" distB="0" distL="0" distR="0" wp14:anchorId="090B13E9" wp14:editId="51DD6BF7">
+            <wp:extent cx="5731510" cy="239395"/>
+            <wp:effectExtent l="0" t="0" r="2540" b="8255"/>
+            <wp:docPr id="695780961" name="Picture 1"/>
+            <wp:cNvGraphicFramePr>
+              <a:graphicFrameLocks xmlns:a="http://schemas.openxmlformats.org/drawingml/2006/main" noChangeAspect="1"/>
+            </wp:cNvGraphicFramePr>
+            <a:graphic xmlns:a="http://schemas.openxmlformats.org/drawingml/2006/main">
+              <a:graphicData uri="http://schemas.openxmlformats.org/drawingml/2006/picture">
+                <pic:pic xmlns:pic="http://schemas.openxmlformats.org/drawingml/2006/picture">
+                  <pic:nvPicPr>
+                    <pic:cNvPr id="695780961" name=""/>
+                    <pic:cNvPicPr/>
+                  </pic:nvPicPr>
+                  <pic:blipFill>
+                    <a:blip r:embed="rId34"/>
+                    <a:stretch>
+                      <a:fillRect/>
+                    </a:stretch>
+                  </pic:blipFill>
+                  <pic:spPr>
+                    <a:xfrm>
+                      <a:off x="0" y="0"/>
+                      <a:ext cx="5731510" cy="239395"/>
+                    </a:xfrm>
+                    <a:prstGeom prst="rect">
+                      <a:avLst/>
+                    </a:prstGeom>
+                  </pic:spPr>
+                </pic:pic>
+              </a:graphicData>
+            </a:graphic>
+          </wp:inline>
+        </w:drawing>
+      </w:r>
+    </w:p>
+    <w:p>
+      <w:pPr>
+        <w:jc w:val="both"/>
+        <w:rPr>
+          <w:sz w:val="24"/>
+          <w:szCs w:val="24"/>
+        </w:rPr>
+      </w:pPr>
+      <w:r>
+        <w:rPr>
+          <w:sz w:val="24"/>
+          <w:szCs w:val="24"/>
+        </w:rPr>
+        <w:drawing>
+          <wp:inline distT="0" distB="0" distL="0" distR="0" wp14:anchorId="739EB291" wp14:editId="4F06565A">
+            <wp:extent cx="5731510" cy="2829560"/>
+            <wp:effectExtent l="0" t="0" r="2540" b="8890"/>
+            <wp:docPr id="1270204822" name="Picture 1"/>
+            <wp:cNvGraphicFramePr>
+              <a:graphicFrameLocks xmlns:a="http://schemas.openxmlformats.org/drawingml/2006/main" noChangeAspect="1"/>
+            </wp:cNvGraphicFramePr>
+            <a:graphic xmlns:a="http://schemas.openxmlformats.org/drawingml/2006/main">
+              <a:graphicData uri="http://schemas.openxmlformats.org/drawingml/2006/picture">
+                <pic:pic xmlns:pic="http://schemas.openxmlformats.org/drawingml/2006/picture">
+                  <pic:nvPicPr>
+                    <pic:cNvPr id="1270204822" name=""/>
+                    <pic:cNvPicPr/>
+                  </pic:nvPicPr>
+                  <pic:blipFill>
+                    <a:blip r:embed="rId35"/>
+                    <a:stretch>
+                      <a:fillRect/>
+                    </a:stretch>
+                  </pic:blipFill>
+                  <pic:spPr>
+                    <a:xfrm>
+                      <a:off x="0" y="0"/>
+                      <a:ext cx="5731510" cy="2829560"/>
+                    </a:xfrm>
+                    <a:prstGeom prst="rect">
+                      <a:avLst/>
+                    </a:prstGeom>
+                  </pic:spPr>
+                </pic:pic>
+              </a:graphicData>
+            </a:graphic>
+          </wp:inline>
+        </w:drawing>
+      </w:r>
+    </w:p>
+    <w:p>
+      <w:pPr>
+        <w:jc w:val="both"/>
+        <w:rPr>
+          <w:sz w:val="24"/>
+          <w:szCs w:val="24"/>
+        </w:rPr>
+      </w:pPr>
+      <w:r>
+        <w:rPr>
+          <w:sz w:val="24"/>
+          <w:szCs w:val="24"/>
+        </w:rPr>
+        <w:lastRenderedPageBreak/>
+        <w:drawing>
+          <wp:inline distT="0" distB="0" distL="0" distR="0" wp14:anchorId="3F60F8F8" wp14:editId="58C862BA">
+            <wp:extent cx="5731510" cy="1637030"/>
+            <wp:effectExtent l="0" t="0" r="2540" b="1270"/>
+            <wp:docPr id="163689078" name="Picture 1"/>
+            <wp:cNvGraphicFramePr>
+              <a:graphicFrameLocks xmlns:a="http://schemas.openxmlformats.org/drawingml/2006/main" noChangeAspect="1"/>
+            </wp:cNvGraphicFramePr>
+            <a:graphic xmlns:a="http://schemas.openxmlformats.org/drawingml/2006/main">
+              <a:graphicData uri="http://schemas.openxmlformats.org/drawingml/2006/picture">
+                <pic:pic xmlns:pic="http://schemas.openxmlformats.org/drawingml/2006/picture">
+                  <pic:nvPicPr>
+                    <pic:cNvPr id="163689078" name=""/>
+                    <pic:cNvPicPr/>
+                  </pic:nvPicPr>
+                  <pic:blipFill>
+                    <a:blip r:embed="rId36"/>
+                    <a:stretch>
+                      <a:fillRect/>
+                    </a:stretch>
+                  </pic:blipFill>
+                  <pic:spPr>
+                    <a:xfrm>
+                      <a:off x="0" y="0"/>
+                      <a:ext cx="5731510" cy="1637030"/>
+                    </a:xfrm>
+                    <a:prstGeom prst="rect">
+                      <a:avLst/>
+                    </a:prstGeom>
+                  </pic:spPr>
+                </pic:pic>
+              </a:graphicData>
+            </a:graphic>
+          </wp:inline>
+        </w:drawing>
+      </w:r>
+    </w:p>
+    <w:p>
+      <w:pPr>
+        <w:jc w:val="both"/>
+        <w:rPr>
+          <w:sz w:val="24"/>
+          <w:szCs w:val="24"/>
+        </w:rPr>
+      </w:pPr>
+      <w:r>
+        <w:rPr>
+          <w:sz w:val="24"/>
+          <w:szCs w:val="24"/>
+        </w:rPr>
+        <w:drawing>
+          <wp:inline distT="0" distB="0" distL="0" distR="0" wp14:anchorId="2943AE97" wp14:editId="328A294A">
+            <wp:extent cx="5731510" cy="2829560"/>
+            <wp:effectExtent l="0" t="0" r="2540" b="8890"/>
+            <wp:docPr id="1609857259" name="Picture 1"/>
+            <wp:cNvGraphicFramePr>
+              <a:graphicFrameLocks xmlns:a="http://schemas.openxmlformats.org/drawingml/2006/main" noChangeAspect="1"/>
+            </wp:cNvGraphicFramePr>
+            <a:graphic xmlns:a="http://schemas.openxmlformats.org/drawingml/2006/main">
+              <a:graphicData uri="http://schemas.openxmlformats.org/drawingml/2006/picture">
+                <pic:pic xmlns:pic="http://schemas.openxmlformats.org/drawingml/2006/picture">
+                  <pic:nvPicPr>
+                    <pic:cNvPr id="1609857259" name=""/>
+                    <pic:cNvPicPr/>
+                  </pic:nvPicPr>
+                  <pic:blipFill>
+                    <a:blip r:embed="rId37"/>
+                    <a:stretch>
+                      <a:fillRect/>
+                    </a:stretch>
+                  </pic:blipFill>
+                  <pic:spPr>
+                    <a:xfrm>
+                      <a:off x="0" y="0"/>
+                      <a:ext cx="5731510" cy="2829560"/>
+                    </a:xfrm>
+                    <a:prstGeom prst="rect">
+                      <a:avLst/>
+                    </a:prstGeom>
+                  </pic:spPr>
+                </pic:pic>
+              </a:graphicData>
+            </a:graphic>
+          </wp:inline>
+        </w:drawing>
+      </w:r>
+    </w:p>
+    <w:p>
+      <w:pPr>
+        <w:jc w:val="both"/>
+        <w:rPr>
+          <w:sz w:val="24"/>
+          <w:szCs w:val="24"/>
+        </w:rPr>
+      </w:pPr>
+      <w:r>
+        <w:rPr>
+          <w:sz w:val="24"/>
+          <w:szCs w:val="24"/>
+        </w:rPr>
+        <w:drawing>
+          <wp:inline distT="0" distB="0" distL="0" distR="0" wp14:anchorId="52EEFFDD" wp14:editId="3ED000F0">
+            <wp:extent cx="5731510" cy="1104265"/>
+            <wp:effectExtent l="0" t="0" r="2540" b="635"/>
+            <wp:docPr id="320933292" name="Picture 1"/>
+            <wp:cNvGraphicFramePr>
+              <a:graphicFrameLocks xmlns:a="http://schemas.openxmlformats.org/drawingml/2006/main" noChangeAspect="1"/>
+            </wp:cNvGraphicFramePr>
+            <a:graphic xmlns:a="http://schemas.openxmlformats.org/drawingml/2006/main">
+              <a:graphicData uri="http://schemas.openxmlformats.org/drawingml/2006/picture">
+                <pic:pic xmlns:pic="http://schemas.openxmlformats.org/drawingml/2006/picture">
+                  <pic:nvPicPr>
+                    <pic:cNvPr id="320933292" name=""/>
+                    <pic:cNvPicPr/>
+                  </pic:nvPicPr>
+                  <pic:blipFill>
+                    <a:blip r:embed="rId38"/>
+                    <a:stretch>
+                      <a:fillRect/>
+                    </a:stretch>
+                  </pic:blipFill>
+                  <pic:spPr>
+                    <a:xfrm>
+                      <a:off x="0" y="0"/>
+                      <a:ext cx="5731510" cy="1104265"/>
+                    </a:xfrm>
+                    <a:prstGeom prst="rect">
+                      <a:avLst/>
+                    </a:prstGeom>
+                  </pic:spPr>
+                </pic:pic>
+              </a:graphicData>
+            </a:graphic>
+          </wp:inline>
+        </w:drawing>
+      </w:r>
+    </w:p>
+    <w:p>
+      <w:pPr>
+        <w:jc w:val="both"/>
+        <w:rPr>
+          <w:sz w:val="24"/>
+          <w:szCs w:val="24"/>
+        </w:rPr>
+      </w:pPr>
+      <w:r>
+        <w:rPr>
+          <w:b/>
+          <w:bCs/>
+          <w:sz w:val="24"/>
+          <w:szCs w:val="24"/>
+        </w:rPr>
+        <w:t>Analysis</w:t>
+      </w:r>
+    </w:p>
+    <w:p>
+      <w:pPr>
+        <w:jc w:val="both"/>
+        <w:rPr>
+          <w:sz w:val="24"/>
+          <w:szCs w:val="24"/>
+        </w:rPr>
+      </w:pPr>
+      <w:r>
+        <w:rPr>
+          <w:sz w:val="24"/>
+          <w:szCs w:val="24"/>
+        </w:rPr>
+        <w:t xml:space="preserve">The SHAP summary reveals which signals the meta-model relies on most. A high CF score contribution indicates the hybrid model leans more on collaborative patterns than content similarity — typical when a user has many ratings. High Movie </w:t>
+      </w:r>
+      <w:proofErr w:type="spellStart"/>
+      <w:r>
+        <w:rPr>
+          <w:sz w:val="24"/>
+          <w:szCs w:val="24"/>
+        </w:rPr>
+        <w:t>Avg</w:t>
+      </w:r>
+      <w:proofErr w:type="spellEnd"/>
+      <w:r>
+        <w:rPr>
+          <w:sz w:val="24"/>
+          <w:szCs w:val="24"/>
+        </w:rPr>
+        <w:t xml:space="preserve"> Rating importance suggests popularity bias in the model. The force plot shows how individual predictions are pushed above or below the baseline expected value by each feature, making the recommendation process transparent and auditable.</w:t>
+      </w:r>
+    </w:p>
+    <w:p>
+      <w:pPr>
+        <w:jc w:val="both"/>
+        <w:rPr>
+          <w:sz w:val="24"/>
+          <w:szCs w:val="24"/>
+        </w:rPr>
+      </w:pPr>
+    </w:p>
+    <w:p>
+      <w:pPr>
+        <w:jc w:val="both"/>
+        <w:rPr>
+          <w:sz w:val="24"/>
+          <w:szCs w:val="24"/>
+        </w:rPr>
+      </w:pPr>
+    </w:p>
+    <w:p>
+      <w:pPr>
+        <w:jc w:val="both"/>
+        <w:rPr>
+          <w:sz w:val="24"/>
+          <w:szCs w:val="24"/>
+        </w:rPr>
+      </w:pPr>
+    </w:p>
+    <w:p>
+      <w:pPr>
+        <w:jc w:val="both"/>
+        <w:rPr>
+          <w:sz w:val="24"/>
+          <w:szCs w:val="24"/>
+        </w:rPr>
+      </w:pPr>
+    </w:p>
+    <w:p>
+      <w:pPr>
+        <w:jc w:val="both"/>
+        <w:rPr>
+          <w:sz w:val="24"/>
+          <w:szCs w:val="24"/>
+        </w:rPr>
+      </w:pPr>
+    </w:p>
+    <w:p>
+      <w:pPr>
+        <w:jc w:val="both"/>
+        <w:rPr>
+          <w:sz w:val="24"/>
+          <w:szCs w:val="24"/>
+        </w:rPr>
+      </w:pPr>
+    </w:p>
+    <w:p>
+      <w:pPr>
+        <w:jc w:val="both"/>
+        <w:rPr>
+          <w:sz w:val="24"/>
+          <w:szCs w:val="24"/>
+        </w:rPr>
+      </w:pPr>
+    </w:p>
+    <w:p>
+      <w:pPr>
+        <w:jc w:val="both"/>
+        <w:rPr>
+          <w:sz w:val="24"/>
+          <w:szCs w:val="24"/>
         </w:rPr>
       </w:pPr>
     </w:p>

--- a/M25DE1028_CSL7110_Assignment3.docx
+++ b/M25DE1028_CSL7110_Assignment3.docx
@@ -99,29 +99,7 @@
           <w:sz w:val="32"/>
           <w:szCs w:val="32"/>
         </w:rPr>
-        <w:t xml:space="preserve">Recommender Systems using Content-Based and Collaborative Filtering on the </w:t>
-      </w:r>
-      <w:proofErr w:type="spellStart"/>
-      <w:r>
-        <w:rPr>
-          <w:rFonts w:ascii="Times New Roman" w:hAnsi="Times New Roman"/>
-          <w:b/>
-          <w:bCs/>
-          <w:sz w:val="32"/>
-          <w:szCs w:val="32"/>
-        </w:rPr>
-        <w:t>MovieLens</w:t>
-      </w:r>
-      <w:proofErr w:type="spellEnd"/>
-      <w:r>
-        <w:rPr>
-          <w:rFonts w:ascii="Times New Roman" w:hAnsi="Times New Roman"/>
-          <w:b/>
-          <w:bCs/>
-          <w:sz w:val="32"/>
-          <w:szCs w:val="32"/>
-        </w:rPr>
-        <w:t xml:space="preserve"> Dataset</w:t>
+        <w:t>Recommender Systems using Content-Based and Collaborative Filtering on the MovieLens Dataset</w:t>
       </w:r>
     </w:p>
     <w:p>
@@ -517,15 +495,7 @@
         <w:jc w:val="both"/>
       </w:pPr>
       <w:r>
-        <w:t xml:space="preserve">The </w:t>
-      </w:r>
-      <w:proofErr w:type="spellStart"/>
-      <w:r>
-        <w:t>MovieLens</w:t>
-      </w:r>
-      <w:proofErr w:type="spellEnd"/>
-      <w:r>
-        <w:t xml:space="preserve"> dataset is a widely used benchmark dataset for recommender system research. It contains user ratings for movies along with movie metadata such as title and genres.</w:t>
+        <w:t>The MovieLens dataset is a widely used benchmark dataset for recommender system research. It contains user ratings for movies along with movie metadata such as title and genres.</w:t>
       </w:r>
     </w:p>
     <w:p>
@@ -535,21 +505,12 @@
       <w:r>
         <w:t xml:space="preserve">For this assignment, the </w:t>
       </w:r>
-      <w:proofErr w:type="spellStart"/>
-      <w:r>
-        <w:rPr>
-          <w:b/>
-          <w:bCs/>
-        </w:rPr>
-        <w:t>MovieLens</w:t>
-      </w:r>
-      <w:proofErr w:type="spellEnd"/>
-      <w:r>
-        <w:rPr>
-          <w:b/>
-          <w:bCs/>
-        </w:rPr>
-        <w:t xml:space="preserve"> Latest Small dataset</w:t>
+      <w:r>
+        <w:rPr>
+          <w:b/>
+          <w:bCs/>
+        </w:rPr>
+        <w:t>MovieLens Latest Small dataset</w:t>
       </w:r>
       <w:r>
         <w:t xml:space="preserve"> was used. The dataset contains approximately 100,000 ratings from around 600 users on nearly 9,000 movies.</w:t>
@@ -572,15 +533,7 @@
         <w:t>movies.csv</w:t>
       </w:r>
       <w:r>
-        <w:t xml:space="preserve"> – contains </w:t>
-      </w:r>
-      <w:proofErr w:type="spellStart"/>
-      <w:r>
-        <w:t>movieId</w:t>
-      </w:r>
-      <w:proofErr w:type="spellEnd"/>
-      <w:r>
-        <w:t>, movie title, and genres</w:t>
+        <w:t xml:space="preserve"> – contains movieId, movie title, and genres</w:t>
       </w:r>
       <w:r>
         <w:br/>
@@ -593,23 +546,7 @@
         <w:t>ratings.csv</w:t>
       </w:r>
       <w:r>
-        <w:t xml:space="preserve"> – contains </w:t>
-      </w:r>
-      <w:proofErr w:type="spellStart"/>
-      <w:r>
-        <w:t>userId</w:t>
-      </w:r>
-      <w:proofErr w:type="spellEnd"/>
-      <w:r>
-        <w:t xml:space="preserve">, </w:t>
-      </w:r>
-      <w:proofErr w:type="spellStart"/>
-      <w:r>
-        <w:t>movieId</w:t>
-      </w:r>
-      <w:proofErr w:type="spellEnd"/>
-      <w:r>
-        <w:t>, rating, and timestamp</w:t>
+        <w:t xml:space="preserve"> – contains userId, movieId, rating, and timestamp</w:t>
       </w:r>
     </w:p>
     <w:p>
@@ -989,37 +926,15 @@
         </w:rPr>
         <w:t xml:space="preserve"> </w:t>
       </w:r>
-      <w:proofErr w:type="spellStart"/>
-      <w:r>
-        <w:rPr>
-          <w:b/>
-          <w:bCs/>
-          <w:sz w:val="28"/>
-          <w:szCs w:val="28"/>
-        </w:rPr>
-        <w:t>Precision@K</w:t>
-      </w:r>
-      <w:proofErr w:type="spellEnd"/>
-      <w:r>
-        <w:rPr>
-          <w:b/>
-          <w:bCs/>
-          <w:sz w:val="28"/>
-          <w:szCs w:val="28"/>
-        </w:rPr>
-        <w:t xml:space="preserve"> and </w:t>
-      </w:r>
-      <w:proofErr w:type="spellStart"/>
-      <w:r>
-        <w:rPr>
-          <w:b/>
-          <w:bCs/>
-          <w:sz w:val="28"/>
-          <w:szCs w:val="28"/>
-        </w:rPr>
-        <w:t>Recall@K</w:t>
-      </w:r>
-      <w:proofErr w:type="spellEnd"/>
+      <w:r>
+        <w:rPr>
+          <w:b/>
+          <w:bCs/>
+          <w:sz w:val="28"/>
+          <w:szCs w:val="28"/>
+        </w:rPr>
+        <w:t>Precision@K and Recall@K</w:t>
+      </w:r>
     </w:p>
     <w:p>
       <w:pPr>
@@ -1066,23 +981,7 @@
           <w:sz w:val="24"/>
           <w:szCs w:val="24"/>
         </w:rPr>
-        <w:t xml:space="preserve">A recommendation function was developed that takes a movie title as input and returns the </w:t>
-      </w:r>
-      <w:proofErr w:type="gramStart"/>
-      <w:r>
-        <w:rPr>
-          <w:sz w:val="24"/>
-          <w:szCs w:val="24"/>
-        </w:rPr>
-        <w:t>top-N</w:t>
-      </w:r>
-      <w:proofErr w:type="gramEnd"/>
-      <w:r>
-        <w:rPr>
-          <w:sz w:val="24"/>
-          <w:szCs w:val="24"/>
-        </w:rPr>
-        <w:t xml:space="preserve"> most similar movies along with their similarity scores.</w:t>
+        <w:t>A recommendation function was developed that takes a movie title as input and returns the top-N most similar movies along with their similarity scores.</w:t>
       </w:r>
     </w:p>
     <w:p>
@@ -1330,23 +1229,7 @@
           <w:sz w:val="24"/>
           <w:szCs w:val="24"/>
         </w:rPr>
-        <w:t xml:space="preserve">Task 2 extends content-based filtering by building personalised user profiles from each user's rating history. Rather than finding movies </w:t>
-      </w:r>
-      <w:proofErr w:type="gramStart"/>
-      <w:r>
-        <w:rPr>
-          <w:sz w:val="24"/>
-          <w:szCs w:val="24"/>
-        </w:rPr>
-        <w:t>similar to</w:t>
-      </w:r>
-      <w:proofErr w:type="gramEnd"/>
-      <w:r>
-        <w:rPr>
-          <w:sz w:val="24"/>
-          <w:szCs w:val="24"/>
-        </w:rPr>
-        <w:t xml:space="preserve"> a single item, the system learns what genres a user prefers and ranks all unseen movies against that preference vector.</w:t>
+        <w:t>Task 2 extends content-based filtering by building personalised user profiles from each user's rating history. Rather than finding movies similar to a single item, the system learns what genres a user prefers and ranks all unseen movies against that preference vector.</w:t>
       </w:r>
     </w:p>
     <w:p>
@@ -1660,55 +1543,7 @@
           <w:sz w:val="24"/>
           <w:szCs w:val="24"/>
         </w:rPr>
-        <w:t xml:space="preserve">This ensures </w:t>
-      </w:r>
-      <w:proofErr w:type="gramStart"/>
-      <w:r>
-        <w:rPr>
-          <w:sz w:val="24"/>
-          <w:szCs w:val="24"/>
-        </w:rPr>
-        <w:t>highly-rated</w:t>
-      </w:r>
-      <w:proofErr w:type="gramEnd"/>
-      <w:r>
-        <w:rPr>
-          <w:sz w:val="24"/>
-          <w:szCs w:val="24"/>
-        </w:rPr>
-        <w:t xml:space="preserve"> movies contribute more to the profile than </w:t>
-      </w:r>
-      <w:proofErr w:type="gramStart"/>
-      <w:r>
-        <w:rPr>
-          <w:sz w:val="24"/>
-          <w:szCs w:val="24"/>
-        </w:rPr>
-        <w:t>poorly-rated</w:t>
-      </w:r>
-      <w:proofErr w:type="gramEnd"/>
-      <w:r>
-        <w:rPr>
-          <w:sz w:val="24"/>
-          <w:szCs w:val="24"/>
-        </w:rPr>
-        <w:t xml:space="preserve"> ones. Recommendations were then generated by computing cosine similarity between the user profile and all movie vectors, filtering out already-rated movies, and returning the </w:t>
-      </w:r>
-      <w:proofErr w:type="gramStart"/>
-      <w:r>
-        <w:rPr>
-          <w:sz w:val="24"/>
-          <w:szCs w:val="24"/>
-        </w:rPr>
-        <w:t>top-N</w:t>
-      </w:r>
-      <w:proofErr w:type="gramEnd"/>
-      <w:r>
-        <w:rPr>
-          <w:sz w:val="24"/>
-          <w:szCs w:val="24"/>
-        </w:rPr>
-        <w:t xml:space="preserve"> highest-scoring unseen movies.</w:t>
+        <w:t>This ensures highly-rated movies contribute more to the profile than poorly-rated ones. Recommendations were then generated by computing cosine similarity between the user profile and all movie vectors, filtering out already-rated movies, and returning the top-N highest-scoring unseen movies.</w:t>
       </w:r>
     </w:p>
     <w:p>
@@ -1742,39 +1577,7 @@
           <w:sz w:val="24"/>
           <w:szCs w:val="24"/>
         </w:rPr>
-        <w:t xml:space="preserve">To evaluate, each user's </w:t>
-      </w:r>
-      <w:proofErr w:type="gramStart"/>
-      <w:r>
-        <w:rPr>
-          <w:sz w:val="24"/>
-          <w:szCs w:val="24"/>
-        </w:rPr>
-        <w:t>highly-rated</w:t>
-      </w:r>
-      <w:proofErr w:type="gramEnd"/>
-      <w:r>
-        <w:rPr>
-          <w:sz w:val="24"/>
-          <w:szCs w:val="24"/>
-        </w:rPr>
-        <w:t xml:space="preserve"> movies (rating ≥ 4.0) were split 80/20 into training and test sets. The profile was built from the training portion only, and the </w:t>
-      </w:r>
-      <w:proofErr w:type="gramStart"/>
-      <w:r>
-        <w:rPr>
-          <w:sz w:val="24"/>
-          <w:szCs w:val="24"/>
-        </w:rPr>
-        <w:t>top-K</w:t>
-      </w:r>
-      <w:proofErr w:type="gramEnd"/>
-      <w:r>
-        <w:rPr>
-          <w:sz w:val="24"/>
-          <w:szCs w:val="24"/>
-        </w:rPr>
-        <w:t xml:space="preserve"> recommended movies were checked against the held-out test set.</w:t>
+        <w:t>To evaluate, each user's highly-rated movies (rating ≥ 4.0) were split 80/20 into training and test sets. The profile was built from the training portion only, and the top-K recommended movies were checked against the held-out test set.</w:t>
       </w:r>
     </w:p>
     <w:p>
@@ -1908,55 +1711,7 @@
           <w:sz w:val="24"/>
           <w:szCs w:val="24"/>
         </w:rPr>
-        <w:t xml:space="preserve">As K increases, </w:t>
-      </w:r>
-      <w:proofErr w:type="spellStart"/>
-      <w:r>
-        <w:rPr>
-          <w:sz w:val="24"/>
-          <w:szCs w:val="24"/>
-        </w:rPr>
-        <w:t>Recall@K</w:t>
-      </w:r>
-      <w:proofErr w:type="spellEnd"/>
-      <w:r>
-        <w:rPr>
-          <w:sz w:val="24"/>
-          <w:szCs w:val="24"/>
-        </w:rPr>
-        <w:t xml:space="preserve"> improves since more movies are recommended, increasing the chance of hitting relevant items. </w:t>
-      </w:r>
-      <w:proofErr w:type="spellStart"/>
-      <w:r>
-        <w:rPr>
-          <w:sz w:val="24"/>
-          <w:szCs w:val="24"/>
-        </w:rPr>
-        <w:t>Precision@K</w:t>
-      </w:r>
-      <w:proofErr w:type="spellEnd"/>
-      <w:r>
-        <w:rPr>
-          <w:sz w:val="24"/>
-          <w:szCs w:val="24"/>
-        </w:rPr>
-        <w:t xml:space="preserve"> decreases with larger K as the proportion of truly relevant movies in the recommendation list drops — the classic precision-recall </w:t>
-      </w:r>
-      <w:proofErr w:type="spellStart"/>
-      <w:r>
-        <w:rPr>
-          <w:sz w:val="24"/>
-          <w:szCs w:val="24"/>
-        </w:rPr>
-        <w:t>tradeoff</w:t>
-      </w:r>
-      <w:proofErr w:type="spellEnd"/>
-      <w:r>
-        <w:rPr>
-          <w:sz w:val="24"/>
-          <w:szCs w:val="24"/>
-        </w:rPr>
-        <w:t>. The user-profile approach personalises recommendations more effectively than item-item TF-IDF alone, since it aggregates preferences across the user's entire watch history.</w:t>
+        <w:t>As K increases, Recall@K improves since more movies are recommended, increasing the chance of hitting relevant items. Precision@K decreases with larger K as the proportion of truly relevant movies in the recommendation list drops — the classic precision-recall tradeoff. The user-profile approach personalises recommendations more effectively than item-item TF-IDF alone, since it aggregates preferences across the user's entire watch history.</w:t>
       </w:r>
     </w:p>
     <w:p>
@@ -2029,71 +1784,23 @@
           <w:sz w:val="24"/>
           <w:szCs w:val="24"/>
         </w:rPr>
-        <w:t xml:space="preserve">A user-movie rating matrix was constructed from the </w:t>
-      </w:r>
-      <w:proofErr w:type="spellStart"/>
-      <w:r>
-        <w:rPr>
-          <w:sz w:val="24"/>
-          <w:szCs w:val="24"/>
-        </w:rPr>
-        <w:t>MovieLens</w:t>
-      </w:r>
-      <w:proofErr w:type="spellEnd"/>
-      <w:r>
-        <w:rPr>
-          <w:sz w:val="24"/>
-          <w:szCs w:val="24"/>
-        </w:rPr>
-        <w:t xml:space="preserve"> dataset. Two similarity metrics were compared — cosine similarity and Pearson correlation. Pearson correlation is preferable when users have different rating biases (e.g., one user consistently rates everything 5 while another rates the same movies 3), since it centres each user's ratings before computing similarity, removing this bias.</w:t>
-      </w:r>
-    </w:p>
-    <w:p>
-      <w:pPr>
-        <w:jc w:val="both"/>
-        <w:rPr>
-          <w:sz w:val="24"/>
-          <w:szCs w:val="24"/>
-        </w:rPr>
-      </w:pPr>
-      <w:r>
-        <w:rPr>
-          <w:sz w:val="24"/>
-          <w:szCs w:val="24"/>
-        </w:rPr>
-        <w:t xml:space="preserve">The Surprise library's </w:t>
-      </w:r>
-      <w:proofErr w:type="spellStart"/>
-      <w:r>
-        <w:rPr>
-          <w:sz w:val="24"/>
-          <w:szCs w:val="24"/>
-        </w:rPr>
-        <w:t>KNNBasic</w:t>
-      </w:r>
-      <w:proofErr w:type="spellEnd"/>
-      <w:r>
-        <w:rPr>
-          <w:sz w:val="24"/>
-          <w:szCs w:val="24"/>
-        </w:rPr>
-        <w:t xml:space="preserve"> was used to select the K most similar neighbours and compute a weighted average of their ratings to predict unseen movies. Predictions are ranked to generate </w:t>
-      </w:r>
-      <w:proofErr w:type="gramStart"/>
-      <w:r>
-        <w:rPr>
-          <w:sz w:val="24"/>
-          <w:szCs w:val="24"/>
-        </w:rPr>
-        <w:t>top-N</w:t>
-      </w:r>
-      <w:proofErr w:type="gramEnd"/>
-      <w:r>
-        <w:rPr>
-          <w:sz w:val="24"/>
-          <w:szCs w:val="24"/>
-        </w:rPr>
-        <w:t xml:space="preserve"> recommendations.</w:t>
+        <w:t>A user-movie rating matrix was constructed from the MovieLens dataset. Two similarity metrics were compared — cosine similarity and Pearson correlation. Pearson correlation is preferable when users have different rating biases (e.g., one user consistently rates everything 5 while another rates the same movies 3), since it centres each user's ratings before computing similarity, removing this bias.</w:t>
+      </w:r>
+    </w:p>
+    <w:p>
+      <w:pPr>
+        <w:jc w:val="both"/>
+        <w:rPr>
+          <w:sz w:val="24"/>
+          <w:szCs w:val="24"/>
+        </w:rPr>
+      </w:pPr>
+      <w:r>
+        <w:rPr>
+          <w:sz w:val="24"/>
+          <w:szCs w:val="24"/>
+        </w:rPr>
+        <w:t>The Surprise library's KNNBasic was used to select the K most similar neighbours and compute a weighted average of their ratings to predict unseen movies. Predictions are ranked to generate top-N recommendations.</w:t>
       </w:r>
     </w:p>
     <w:p>
@@ -2435,55 +2142,7 @@
           <w:sz w:val="24"/>
           <w:szCs w:val="24"/>
         </w:rPr>
-        <w:t xml:space="preserve">Pearson correlation was used as the similarity metric since it normalises for individual user rating biases — critical when computing item similarity from user ratings. Surprise's </w:t>
-      </w:r>
-      <w:proofErr w:type="spellStart"/>
-      <w:r>
-        <w:rPr>
-          <w:sz w:val="24"/>
-          <w:szCs w:val="24"/>
-        </w:rPr>
-        <w:t>KNNBasic</w:t>
-      </w:r>
-      <w:proofErr w:type="spellEnd"/>
-      <w:r>
-        <w:rPr>
-          <w:sz w:val="24"/>
-          <w:szCs w:val="24"/>
-        </w:rPr>
-        <w:t xml:space="preserve"> was configured with </w:t>
-      </w:r>
-      <w:proofErr w:type="spellStart"/>
-      <w:r>
-        <w:rPr>
-          <w:sz w:val="24"/>
-          <w:szCs w:val="24"/>
-        </w:rPr>
-        <w:t>user_based</w:t>
-      </w:r>
-      <w:proofErr w:type="spellEnd"/>
-      <w:r>
-        <w:rPr>
-          <w:sz w:val="24"/>
-          <w:szCs w:val="24"/>
-        </w:rPr>
-        <w:t xml:space="preserve">=False to switch from user-based to item-based mode. For a given user, the model identifies movies </w:t>
-      </w:r>
-      <w:proofErr w:type="gramStart"/>
-      <w:r>
-        <w:rPr>
-          <w:sz w:val="24"/>
-          <w:szCs w:val="24"/>
-        </w:rPr>
-        <w:t>similar to</w:t>
-      </w:r>
-      <w:proofErr w:type="gramEnd"/>
-      <w:r>
-        <w:rPr>
-          <w:sz w:val="24"/>
-          <w:szCs w:val="24"/>
-        </w:rPr>
-        <w:t xml:space="preserve"> ones they have already rated, computes a weighted average of those ratings, and ranks unseen movies by predicted score.</w:t>
+        <w:t>Pearson correlation was used as the similarity metric since it normalises for individual user rating biases — critical when computing item similarity from user ratings. Surprise's KNNBasic was configured with user_based=False to switch from user-based to item-based mode. For a given user, the model identifies movies similar to ones they have already rated, computes a weighted average of those ratings, and ranks unseen movies by predicted score.</w:t>
       </w:r>
     </w:p>
     <w:p>
@@ -3007,73 +2666,7 @@
           <w:sz w:val="24"/>
           <w:szCs w:val="24"/>
         </w:rPr>
-        <w:t>A user-item matrix R of shape (</w:t>
-      </w:r>
-      <w:proofErr w:type="spellStart"/>
-      <w:r>
-        <w:rPr>
-          <w:sz w:val="24"/>
-          <w:szCs w:val="24"/>
-        </w:rPr>
-        <w:t>num_users</w:t>
-      </w:r>
-      <w:proofErr w:type="spellEnd"/>
-      <w:r>
-        <w:rPr>
-          <w:sz w:val="24"/>
-          <w:szCs w:val="24"/>
-        </w:rPr>
-        <w:t xml:space="preserve"> × </w:t>
-      </w:r>
-      <w:proofErr w:type="spellStart"/>
-      <w:r>
-        <w:rPr>
-          <w:sz w:val="24"/>
-          <w:szCs w:val="24"/>
-        </w:rPr>
-        <w:t>num_movies</w:t>
-      </w:r>
-      <w:proofErr w:type="spellEnd"/>
-      <w:r>
-        <w:rPr>
-          <w:sz w:val="24"/>
-          <w:szCs w:val="24"/>
-        </w:rPr>
-        <w:t xml:space="preserve">) was constructed from the ratings data. Missing entries were filled with each user's mean rating to reduce individual rating bias before decomposition. </w:t>
-      </w:r>
-      <w:proofErr w:type="spellStart"/>
-      <w:proofErr w:type="gramStart"/>
-      <w:r>
-        <w:rPr>
-          <w:sz w:val="24"/>
-          <w:szCs w:val="24"/>
-        </w:rPr>
-        <w:t>scipy.sparse</w:t>
-      </w:r>
-      <w:proofErr w:type="gramEnd"/>
-      <w:r>
-        <w:rPr>
-          <w:sz w:val="24"/>
-          <w:szCs w:val="24"/>
-        </w:rPr>
-        <w:t>.</w:t>
-      </w:r>
-      <w:proofErr w:type="gramStart"/>
-      <w:r>
-        <w:rPr>
-          <w:sz w:val="24"/>
-          <w:szCs w:val="24"/>
-        </w:rPr>
-        <w:t>linalg.svds</w:t>
-      </w:r>
-      <w:proofErr w:type="spellEnd"/>
-      <w:proofErr w:type="gramEnd"/>
-      <w:r>
-        <w:rPr>
-          <w:sz w:val="24"/>
-          <w:szCs w:val="24"/>
-        </w:rPr>
-        <w:t xml:space="preserve"> was used to compute a truncated SVD with k latent factors, producing matrices U (users), Σ (singular values), and V^T (items). The approximate rating matrix was reconstructed as:</w:t>
+        <w:t>A user-item matrix R of shape (num_users × num_movies) was constructed from the ratings data. Missing entries were filled with each user's mean rating to reduce individual rating bias before decomposition. scipy.sparse.linalg.svds was used to compute a truncated SVD with k latent factors, producing matrices U (users), Σ (singular values), and V^T (items). The approximate rating matrix was reconstructed as:</w:t>
       </w:r>
     </w:p>
     <w:p>
@@ -3204,23 +2797,7 @@
           <w:sz w:val="24"/>
           <w:szCs w:val="24"/>
         </w:rPr>
-        <w:t xml:space="preserve">Predicted ratings were clipped to the valid range [0.5, 5.0]. Movies not yet seen by a user were ranked by their predicted score and the </w:t>
-      </w:r>
-      <w:proofErr w:type="gramStart"/>
-      <w:r>
-        <w:rPr>
-          <w:sz w:val="24"/>
-          <w:szCs w:val="24"/>
-        </w:rPr>
-        <w:t>top-N</w:t>
-      </w:r>
-      <w:proofErr w:type="gramEnd"/>
-      <w:r>
-        <w:rPr>
-          <w:sz w:val="24"/>
-          <w:szCs w:val="24"/>
-        </w:rPr>
-        <w:t xml:space="preserve"> returned as recommendations.</w:t>
+        <w:t>Predicted ratings were clipped to the valid range [0.5, 5.0]. Movies not yet seen by a user were ranked by their predicted score and the top-N returned as recommendations.</w:t>
       </w:r>
     </w:p>
     <w:p>
@@ -3431,23 +3008,7 @@
           <w:sz w:val="24"/>
           <w:szCs w:val="24"/>
         </w:rPr>
-        <w:t xml:space="preserve">Task 6 uses the Surprise library's optimised SVD implementation, extending it with hyperparameter tuning via </w:t>
-      </w:r>
-      <w:proofErr w:type="spellStart"/>
-      <w:r>
-        <w:rPr>
-          <w:sz w:val="24"/>
-          <w:szCs w:val="24"/>
-        </w:rPr>
-        <w:t>GridSearchCV</w:t>
-      </w:r>
-      <w:proofErr w:type="spellEnd"/>
-      <w:r>
-        <w:rPr>
-          <w:sz w:val="24"/>
-          <w:szCs w:val="24"/>
-        </w:rPr>
-        <w:t xml:space="preserve"> and comparing results against the from-scratch SVD built in Task 5.</w:t>
+        <w:t>Task 6 uses the Surprise library's optimised SVD implementation, extending it with hyperparameter tuning via GridSearchCV and comparing results against the from-scratch SVD built in Task 5.</w:t>
       </w:r>
     </w:p>
     <w:p>
@@ -3492,85 +3053,12 @@
           <w:szCs w:val="24"/>
         </w:rPr>
       </w:pPr>
-      <w:proofErr w:type="spellStart"/>
-      <w:r>
-        <w:rPr>
-          <w:sz w:val="24"/>
-          <w:szCs w:val="24"/>
-        </w:rPr>
-        <w:t>GridSearchCV</w:t>
-      </w:r>
-      <w:proofErr w:type="spellEnd"/>
-      <w:r>
-        <w:rPr>
-          <w:sz w:val="24"/>
-          <w:szCs w:val="24"/>
-        </w:rPr>
-        <w:t xml:space="preserve"> was used to tune four hyperparameters across a grid — number of latent factors (</w:t>
-      </w:r>
-      <w:proofErr w:type="spellStart"/>
-      <w:r>
-        <w:rPr>
-          <w:sz w:val="24"/>
-          <w:szCs w:val="24"/>
-        </w:rPr>
-        <w:t>n_factors</w:t>
-      </w:r>
-      <w:proofErr w:type="spellEnd"/>
-      <w:r>
-        <w:rPr>
-          <w:sz w:val="24"/>
-          <w:szCs w:val="24"/>
-        </w:rPr>
-        <w:t>), training epochs (</w:t>
-      </w:r>
-      <w:proofErr w:type="spellStart"/>
-      <w:r>
-        <w:rPr>
-          <w:sz w:val="24"/>
-          <w:szCs w:val="24"/>
-        </w:rPr>
-        <w:t>n_epochs</w:t>
-      </w:r>
-      <w:proofErr w:type="spellEnd"/>
-      <w:r>
-        <w:rPr>
-          <w:sz w:val="24"/>
-          <w:szCs w:val="24"/>
-        </w:rPr>
-        <w:t>), learning rate (</w:t>
-      </w:r>
-      <w:proofErr w:type="spellStart"/>
-      <w:r>
-        <w:rPr>
-          <w:sz w:val="24"/>
-          <w:szCs w:val="24"/>
-        </w:rPr>
-        <w:t>lr_all</w:t>
-      </w:r>
-      <w:proofErr w:type="spellEnd"/>
-      <w:r>
-        <w:rPr>
-          <w:sz w:val="24"/>
-          <w:szCs w:val="24"/>
-        </w:rPr>
-        <w:t>), and regularisation (</w:t>
-      </w:r>
-      <w:proofErr w:type="spellStart"/>
-      <w:r>
-        <w:rPr>
-          <w:sz w:val="24"/>
-          <w:szCs w:val="24"/>
-        </w:rPr>
-        <w:t>reg_all</w:t>
-      </w:r>
-      <w:proofErr w:type="spellEnd"/>
-      <w:r>
-        <w:rPr>
-          <w:sz w:val="24"/>
-          <w:szCs w:val="24"/>
-        </w:rPr>
-        <w:t>) — using 3-fold cross-validation. The best model was then retrained on the full training set and evaluated on the held-out test set.</w:t>
+      <w:r>
+        <w:rPr>
+          <w:sz w:val="24"/>
+          <w:szCs w:val="24"/>
+        </w:rPr>
+        <w:t>GridSearchCV was used to tune four hyperparameters across a grid — number of latent factors (n_factors), training epochs (n_epochs), learning rate (lr_all), and regularisation (reg_all) — using 3-fold cross-validation. The best model was then retrained on the full training set and evaluated on the held-out test set.</w:t>
       </w:r>
     </w:p>
     <w:p>
@@ -3782,23 +3270,7 @@
           <w:sz w:val="24"/>
           <w:szCs w:val="24"/>
         </w:rPr>
-        <w:t>Surprise's SVD outperforms the scratch implementation because it includes bias terms and uses stochastic gradient descent to optimise latent factors directly on observed ratings — avoiding the noise introduced by filling missing values with user means. Hyperparameter tuning further improves accuracy by finding the optimal trade-off between model complexity (</w:t>
-      </w:r>
-      <w:proofErr w:type="spellStart"/>
-      <w:r>
-        <w:rPr>
-          <w:sz w:val="24"/>
-          <w:szCs w:val="24"/>
-        </w:rPr>
-        <w:t>n_factors</w:t>
-      </w:r>
-      <w:proofErr w:type="spellEnd"/>
-      <w:r>
-        <w:rPr>
-          <w:sz w:val="24"/>
-          <w:szCs w:val="24"/>
-        </w:rPr>
-        <w:t>) and regularisation. The scratch SVD, while conceptually transparent, is limited by its need to fill the sparse matrix before decomposition.</w:t>
+        <w:t>Surprise's SVD outperforms the scratch implementation because it includes bias terms and uses stochastic gradient descent to optimise latent factors directly on observed ratings — avoiding the noise introduced by filling missing values with user means. Hyperparameter tuning further improves accuracy by finding the optimal trade-off between model complexity (n_factors) and regularisation. The scratch SVD, while conceptually transparent, is limited by its need to fill the sparse matrix before decomposition.</w:t>
       </w:r>
     </w:p>
     <w:p>
@@ -3909,23 +3381,7 @@
           <w:sz w:val="24"/>
           <w:szCs w:val="24"/>
         </w:rPr>
-        <w:t xml:space="preserve">For each user-movie pair in a 5,000-sample subset, four features were constructed: the CBF cosine similarity score between the user's genre profile and the movie, the CF predicted rating from the tuned Surprise SVD, the movie's average rating (popularity signal), and the user's average rating (bias correction). A </w:t>
-      </w:r>
-      <w:proofErr w:type="spellStart"/>
-      <w:r>
-        <w:rPr>
-          <w:sz w:val="24"/>
-          <w:szCs w:val="24"/>
-        </w:rPr>
-        <w:t>GradientBoostingRegressor</w:t>
-      </w:r>
-      <w:proofErr w:type="spellEnd"/>
-      <w:r>
-        <w:rPr>
-          <w:sz w:val="24"/>
-          <w:szCs w:val="24"/>
-        </w:rPr>
-        <w:t xml:space="preserve"> was trained on 80% of these samples with the true rating as the target, using MSE as the loss function. Predictions were clipped to [0.5, 5.0].</w:t>
+        <w:t>For each user-movie pair in a 5,000-sample subset, four features were constructed: the CBF cosine similarity score between the user's genre profile and the movie, the CF predicted rating from the tuned Surprise SVD, the movie's average rating (popularity signal), and the user's average rating (bias correction). A GradientBoostingRegressor was trained on 80% of these samples with the true rating as the target, using MSE as the loss function. Predictions were clipped to [0.5, 5.0].</w:t>
       </w:r>
     </w:p>
     <w:p>
@@ -4067,27 +3523,7 @@
           <w:sz w:val="24"/>
           <w:szCs w:val="24"/>
         </w:rPr>
-        <w:t xml:space="preserve">Warm users (&gt;20 ratings) </w:t>
-      </w:r>
-      <w:proofErr w:type="gramStart"/>
-      <w:r>
-        <w:rPr>
-          <w:b/>
-          <w:bCs/>
-          <w:sz w:val="24"/>
-          <w:szCs w:val="24"/>
-        </w:rPr>
-        <w:t>RMSE :</w:t>
-      </w:r>
-      <w:proofErr w:type="gramEnd"/>
-      <w:r>
-        <w:rPr>
-          <w:b/>
-          <w:bCs/>
-          <w:sz w:val="24"/>
-          <w:szCs w:val="24"/>
-        </w:rPr>
-        <w:t xml:space="preserve"> 0.5121</w:t>
+        <w:t>Warm users (&gt;20 ratings) RMSE : 0.5121</w:t>
       </w:r>
     </w:p>
     <w:p>
@@ -4290,87 +3726,7 @@
           <w:sz w:val="24"/>
           <w:szCs w:val="24"/>
         </w:rPr>
-        <w:t xml:space="preserve">The network has two input branches — one per feature type — each passing through a </w:t>
-      </w:r>
-      <w:proofErr w:type="gramStart"/>
-      <w:r>
-        <w:rPr>
-          <w:sz w:val="24"/>
-          <w:szCs w:val="24"/>
-        </w:rPr>
-        <w:t>Dense(</w:t>
-      </w:r>
-      <w:proofErr w:type="gramEnd"/>
-      <w:r>
-        <w:rPr>
-          <w:sz w:val="24"/>
-          <w:szCs w:val="24"/>
-        </w:rPr>
-        <w:t xml:space="preserve">32) → </w:t>
-      </w:r>
-      <w:proofErr w:type="spellStart"/>
-      <w:r>
-        <w:rPr>
-          <w:sz w:val="24"/>
-          <w:szCs w:val="24"/>
-        </w:rPr>
-        <w:t>ReLU</w:t>
-      </w:r>
-      <w:proofErr w:type="spellEnd"/>
-      <w:r>
-        <w:rPr>
-          <w:sz w:val="24"/>
-          <w:szCs w:val="24"/>
-        </w:rPr>
-        <w:t xml:space="preserve"> → </w:t>
-      </w:r>
-      <w:proofErr w:type="gramStart"/>
-      <w:r>
-        <w:rPr>
-          <w:sz w:val="24"/>
-          <w:szCs w:val="24"/>
-        </w:rPr>
-        <w:t>Dense(</w:t>
-      </w:r>
-      <w:proofErr w:type="gramEnd"/>
-      <w:r>
-        <w:rPr>
-          <w:sz w:val="24"/>
-          <w:szCs w:val="24"/>
-        </w:rPr>
-        <w:t xml:space="preserve">16) embedding layer. Both 16-dimensional embeddings are concatenated and passed through </w:t>
-      </w:r>
-      <w:proofErr w:type="gramStart"/>
-      <w:r>
-        <w:rPr>
-          <w:sz w:val="24"/>
-          <w:szCs w:val="24"/>
-        </w:rPr>
-        <w:t>Dense(</w:t>
-      </w:r>
-      <w:proofErr w:type="gramEnd"/>
-      <w:r>
-        <w:rPr>
-          <w:sz w:val="24"/>
-          <w:szCs w:val="24"/>
-        </w:rPr>
-        <w:t xml:space="preserve">16) → </w:t>
-      </w:r>
-      <w:proofErr w:type="gramStart"/>
-      <w:r>
-        <w:rPr>
-          <w:sz w:val="24"/>
-          <w:szCs w:val="24"/>
-        </w:rPr>
-        <w:t>Dense(</w:t>
-      </w:r>
-      <w:proofErr w:type="gramEnd"/>
-      <w:r>
-        <w:rPr>
-          <w:sz w:val="24"/>
-          <w:szCs w:val="24"/>
-        </w:rPr>
-        <w:t>1) to predict the rating. MSE loss and the Adam optimiser were used, with validation loss monitored across 10 epochs to detect overfitting.</w:t>
+        <w:t>The network has two input branches — one per feature type — each passing through a Dense(32) → ReLU → Dense(16) embedding layer. Both 16-dimensional embeddings are concatenated and passed through Dense(16) → Dense(1) to predict the rating. MSE loss and the Adam optimiser were used, with validation loss monitored across 10 epochs to detect overfitting.</w:t>
       </w:r>
     </w:p>
     <w:p>
@@ -4543,23 +3899,7 @@
           <w:sz w:val="24"/>
           <w:szCs w:val="24"/>
         </w:rPr>
-        <w:t xml:space="preserve">The neural network outperforms the mean baseline by learning genre-level user preferences. Compared to TF-IDF cosine similarity, the neural approach captures non-linear interactions — for example, a user who likes </w:t>
-      </w:r>
-      <w:proofErr w:type="gramStart"/>
-      <w:r>
-        <w:rPr>
-          <w:sz w:val="24"/>
-          <w:szCs w:val="24"/>
-        </w:rPr>
-        <w:t>Action</w:t>
-      </w:r>
-      <w:proofErr w:type="gramEnd"/>
-      <w:r>
-        <w:rPr>
-          <w:sz w:val="24"/>
-          <w:szCs w:val="24"/>
-        </w:rPr>
-        <w:t xml:space="preserve"> but dislikes Action-Comedy is handled better through learned weights than through a simple vector average. Validation loss closely tracks training loss across 10 epochs, indicating no significant overfitting given the small architecture and regularisation from early stopping.</w:t>
+        <w:t>The neural network outperforms the mean baseline by learning genre-level user preferences. Compared to TF-IDF cosine similarity, the neural approach captures non-linear interactions — for example, a user who likes Action but dislikes Action-Comedy is handled better through learned weights than through a simple vector average. Validation loss closely tracks training loss across 10 epochs, indicating no significant overfitting given the small architecture and regularisation from early stopping.</w:t>
       </w:r>
     </w:p>
     <w:p>
@@ -4648,23 +3988,7 @@
           <w:sz w:val="24"/>
           <w:szCs w:val="24"/>
         </w:rPr>
-        <w:t xml:space="preserve">The environment was defined using the top 200 most-rated movies and 100 most-active users from </w:t>
-      </w:r>
-      <w:proofErr w:type="spellStart"/>
-      <w:r>
-        <w:rPr>
-          <w:sz w:val="24"/>
-          <w:szCs w:val="24"/>
-        </w:rPr>
-        <w:t>MovieLens</w:t>
-      </w:r>
-      <w:proofErr w:type="spellEnd"/>
-      <w:r>
-        <w:rPr>
-          <w:sz w:val="24"/>
-          <w:szCs w:val="24"/>
-        </w:rPr>
-        <w:t>. Reward was defined as +1 for a rating ≥ 4.0, -1 for rating &lt; 4.0, and 0 if no rating existed.</w:t>
+        <w:t>The environment was defined using the top 200 most-rated movies and 100 most-active users from MovieLens. Reward was defined as +1 for a rating ≥ 4.0, -1 for rating &lt; 4.0, and 0 if no rating existed.</w:t>
       </w:r>
     </w:p>
     <w:p>
@@ -5120,23 +4444,7 @@
           <w:sz w:val="24"/>
           <w:szCs w:val="24"/>
         </w:rPr>
-        <w:t xml:space="preserve">UCB typically outperforms ε-Greedy because it intelligently directs exploration towards uncertain but potentially high-reward movies, rather than exploring purely at random. Q-Learning improves over time as the Q-table </w:t>
-      </w:r>
-      <w:proofErr w:type="gramStart"/>
-      <w:r>
-        <w:rPr>
-          <w:sz w:val="24"/>
-          <w:szCs w:val="24"/>
-        </w:rPr>
-        <w:t>converges, but</w:t>
-      </w:r>
-      <w:proofErr w:type="gramEnd"/>
-      <w:r>
-        <w:rPr>
-          <w:sz w:val="24"/>
-          <w:szCs w:val="24"/>
-        </w:rPr>
-        <w:t xml:space="preserve"> is slower to start due to random initialisation. Unlike SVD which optimises a single rating prediction, RL optimises long-term cumulative engagement — better suited for real recommendation pipelines where user sessions span multiple interactions.</w:t>
+        <w:t>UCB typically outperforms ε-Greedy because it intelligently directs exploration towards uncertain but potentially high-reward movies, rather than exploring purely at random. Q-Learning improves over time as the Q-table converges, but is slower to start due to random initialisation. Unlike SVD which optimises a single rating prediction, RL optimises long-term cumulative engagement — better suited for real recommendation pipelines where user sessions span multiple interactions.</w:t>
       </w:r>
     </w:p>
     <w:p>
@@ -5433,23 +4741,7 @@
           <w:sz w:val="24"/>
           <w:szCs w:val="24"/>
         </w:rPr>
-        <w:t>Task 10 uses SHAP (</w:t>
-      </w:r>
-      <w:proofErr w:type="spellStart"/>
-      <w:r>
-        <w:rPr>
-          <w:sz w:val="24"/>
-          <w:szCs w:val="24"/>
-        </w:rPr>
-        <w:t>SHapley</w:t>
-      </w:r>
-      <w:proofErr w:type="spellEnd"/>
-      <w:r>
-        <w:rPr>
-          <w:sz w:val="24"/>
-          <w:szCs w:val="24"/>
-        </w:rPr>
-        <w:t xml:space="preserve"> Additive Explanations) to explain which features drove each recommendation in the hybrid meta-model. SHAP assigns each feature a contribution value based on game theory — features that consistently push predictions higher receive positive SHAP values.</w:t>
+        <w:t>Task 10 uses SHAP (SHapley Additive Explanations) to explain which features drove each recommendation in the hybrid meta-model. SHAP assigns each feature a contribution value based on game theory — features that consistently push predictions higher receive positive SHAP values.</w:t>
       </w:r>
     </w:p>
     <w:p>
@@ -5483,39 +4775,7 @@
           <w:sz w:val="24"/>
           <w:szCs w:val="24"/>
         </w:rPr>
-        <w:t xml:space="preserve">A </w:t>
-      </w:r>
-      <w:proofErr w:type="spellStart"/>
-      <w:r>
-        <w:rPr>
-          <w:sz w:val="24"/>
-          <w:szCs w:val="24"/>
-        </w:rPr>
-        <w:t>TreeExplainer</w:t>
-      </w:r>
-      <w:proofErr w:type="spellEnd"/>
-      <w:r>
-        <w:rPr>
-          <w:sz w:val="24"/>
-          <w:szCs w:val="24"/>
-        </w:rPr>
-        <w:t xml:space="preserve"> was applied to the Gradient Boosting meta-model from Task 7, which operates on four features: CBF score, CF score, movie average rating, and user average rating. SHAP values were computed for 100 test samples. Three visualisations were produced — a bar chart of mean absolute SHAP values (overall importance), a </w:t>
-      </w:r>
-      <w:proofErr w:type="spellStart"/>
-      <w:r>
-        <w:rPr>
-          <w:sz w:val="24"/>
-          <w:szCs w:val="24"/>
-        </w:rPr>
-        <w:t>beeswarm</w:t>
-      </w:r>
-      <w:proofErr w:type="spellEnd"/>
-      <w:r>
-        <w:rPr>
-          <w:sz w:val="24"/>
-          <w:szCs w:val="24"/>
-        </w:rPr>
-        <w:t xml:space="preserve"> plot showing the direction and magnitude of each feature's impact, and a force plot explaining one individual prediction.</w:t>
+        <w:t>A TreeExplainer was applied to the Gradient Boosting meta-model from Task 7, which operates on four features: CBF score, CF score, movie average rating, and user average rating. SHAP values were computed for 100 test samples. Three visualisations were produced — a bar chart of mean absolute SHAP values (overall importance), a beeswarm plot showing the direction and magnitude of each feature's impact, and a force plot explaining one individual prediction.</w:t>
       </w:r>
     </w:p>
     <w:p>
@@ -5875,87 +5135,336 @@
           <w:sz w:val="24"/>
           <w:szCs w:val="24"/>
         </w:rPr>
-        <w:t xml:space="preserve">The SHAP summary reveals which signals the meta-model relies on most. A high CF score contribution indicates the hybrid model leans more on collaborative patterns than content similarity — typical when a user has many ratings. High Movie </w:t>
-      </w:r>
-      <w:proofErr w:type="spellStart"/>
-      <w:r>
-        <w:rPr>
-          <w:sz w:val="24"/>
-          <w:szCs w:val="24"/>
-        </w:rPr>
-        <w:t>Avg</w:t>
-      </w:r>
-      <w:proofErr w:type="spellEnd"/>
-      <w:r>
-        <w:rPr>
-          <w:sz w:val="24"/>
-          <w:szCs w:val="24"/>
-        </w:rPr>
-        <w:t xml:space="preserve"> Rating importance suggests popularity bias in the model. The force plot shows how individual predictions are pushed above or below the baseline expected value by each feature, making the recommendation process transparent and auditable.</w:t>
-      </w:r>
-    </w:p>
-    <w:p>
-      <w:pPr>
-        <w:jc w:val="both"/>
-        <w:rPr>
-          <w:sz w:val="24"/>
-          <w:szCs w:val="24"/>
-        </w:rPr>
-      </w:pPr>
-    </w:p>
-    <w:p>
-      <w:pPr>
-        <w:jc w:val="both"/>
-        <w:rPr>
-          <w:sz w:val="24"/>
-          <w:szCs w:val="24"/>
-        </w:rPr>
-      </w:pPr>
-    </w:p>
-    <w:p>
-      <w:pPr>
-        <w:jc w:val="both"/>
-        <w:rPr>
-          <w:sz w:val="24"/>
-          <w:szCs w:val="24"/>
-        </w:rPr>
-      </w:pPr>
-    </w:p>
-    <w:p>
-      <w:pPr>
-        <w:jc w:val="both"/>
-        <w:rPr>
-          <w:sz w:val="24"/>
-          <w:szCs w:val="24"/>
-        </w:rPr>
-      </w:pPr>
-    </w:p>
-    <w:p>
-      <w:pPr>
-        <w:jc w:val="both"/>
-        <w:rPr>
-          <w:sz w:val="24"/>
-          <w:szCs w:val="24"/>
-        </w:rPr>
-      </w:pPr>
-    </w:p>
-    <w:p>
-      <w:pPr>
-        <w:jc w:val="both"/>
-        <w:rPr>
-          <w:sz w:val="24"/>
-          <w:szCs w:val="24"/>
-        </w:rPr>
-      </w:pPr>
-    </w:p>
-    <w:p>
-      <w:pPr>
-        <w:jc w:val="both"/>
-        <w:rPr>
-          <w:sz w:val="24"/>
-          <w:szCs w:val="24"/>
-        </w:rPr>
-      </w:pPr>
+        <w:t>The SHAP summary reveals which signals the meta-model relies on most. A high CF score contribution indicates the hybrid model leans more on collaborative patterns than content similarity — typical when a user has many ratings. High Movie Avg Rating importance suggests popularity bias in the model. The force plot shows how individual predictions are pushed above or below the baseline expected value by each feature, making the recommendation process transparent and auditable.</w:t>
+      </w:r>
+    </w:p>
+    <w:p>
+      <w:pPr>
+        <w:jc w:val="both"/>
+        <w:rPr>
+          <w:sz w:val="24"/>
+          <w:szCs w:val="24"/>
+        </w:rPr>
+      </w:pPr>
+    </w:p>
+    <w:p>
+      <w:pPr>
+        <w:jc w:val="both"/>
+        <w:rPr>
+          <w:sz w:val="24"/>
+          <w:szCs w:val="24"/>
+        </w:rPr>
+      </w:pPr>
+    </w:p>
+    <w:p>
+      <w:pPr>
+        <w:jc w:val="both"/>
+        <w:rPr>
+          <w:sz w:val="24"/>
+          <w:szCs w:val="24"/>
+        </w:rPr>
+      </w:pPr>
+    </w:p>
+    <w:p>
+      <w:pPr>
+        <w:jc w:val="both"/>
+        <w:rPr>
+          <w:sz w:val="24"/>
+          <w:szCs w:val="24"/>
+        </w:rPr>
+      </w:pPr>
+    </w:p>
+    <w:p>
+      <w:pPr>
+        <w:jc w:val="both"/>
+        <w:rPr>
+          <w:b/>
+          <w:bCs/>
+          <w:sz w:val="28"/>
+          <w:szCs w:val="28"/>
+        </w:rPr>
+      </w:pPr>
+      <w:r>
+        <w:rPr>
+          <w:b/>
+          <w:bCs/>
+          <w:sz w:val="28"/>
+          <w:szCs w:val="28"/>
+        </w:rPr>
+        <w:lastRenderedPageBreak/>
+        <w:t>Task 11: Neighborhood-Based Explanations</w:t>
+      </w:r>
+    </w:p>
+    <w:p>
+      <w:pPr>
+        <w:jc w:val="both"/>
+        <w:rPr>
+          <w:sz w:val="24"/>
+          <w:szCs w:val="24"/>
+        </w:rPr>
+      </w:pPr>
+      <w:r>
+        <w:rPr>
+          <w:b/>
+          <w:bCs/>
+          <w:sz w:val="24"/>
+          <w:szCs w:val="24"/>
+        </w:rPr>
+        <w:t>Overview</w:t>
+      </w:r>
+    </w:p>
+    <w:p>
+      <w:pPr>
+        <w:jc w:val="both"/>
+        <w:rPr>
+          <w:sz w:val="24"/>
+          <w:szCs w:val="24"/>
+        </w:rPr>
+      </w:pPr>
+      <w:r>
+        <w:rPr>
+          <w:sz w:val="24"/>
+          <w:szCs w:val="24"/>
+        </w:rPr>
+        <w:t xml:space="preserve">Task 11 makes collaborative filtering transparent by revealing which similar users or items drove each recommendation, producing human-readable explanations like </w:t>
+      </w:r>
+      <w:r>
+        <w:rPr>
+          <w:i/>
+          <w:iCs/>
+          <w:sz w:val="24"/>
+          <w:szCs w:val="24"/>
+        </w:rPr>
+        <w:t>"Users who liked Toy Story also liked Antz."</w:t>
+      </w:r>
+    </w:p>
+    <w:p>
+      <w:pPr>
+        <w:jc w:val="both"/>
+        <w:rPr>
+          <w:sz w:val="24"/>
+          <w:szCs w:val="24"/>
+        </w:rPr>
+      </w:pPr>
+      <w:r>
+        <w:rPr>
+          <w:b/>
+          <w:bCs/>
+          <w:sz w:val="24"/>
+          <w:szCs w:val="24"/>
+        </w:rPr>
+        <w:t>Implementation</w:t>
+      </w:r>
+    </w:p>
+    <w:p>
+      <w:pPr>
+        <w:jc w:val="both"/>
+        <w:rPr>
+          <w:sz w:val="24"/>
+          <w:szCs w:val="24"/>
+        </w:rPr>
+      </w:pPr>
+      <w:r>
+        <w:rPr>
+          <w:sz w:val="24"/>
+          <w:szCs w:val="24"/>
+        </w:rPr>
+        <w:t>The trained Pearson user-based CF model from Task 3 was used to retrieve the top-K nearest neighbours for any target user via Surprise's get_neighbors() method. For each recommendation, the system checks how many of those neighbours also rated that movie highly, providing a direct explanation of the collaborative signal. A bar chart visualises the overlap between the target user's liked movies and each neighbour's liked movies, showing which neighbours are most influential.</w:t>
+      </w:r>
+    </w:p>
+    <w:p>
+      <w:pPr>
+        <w:jc w:val="both"/>
+        <w:rPr>
+          <w:sz w:val="24"/>
+          <w:szCs w:val="24"/>
+        </w:rPr>
+      </w:pPr>
+      <w:r>
+        <w:rPr>
+          <w:sz w:val="24"/>
+          <w:szCs w:val="24"/>
+        </w:rPr>
+        <w:t xml:space="preserve">For item-based explanations, the item-based CF model from Task 4 was used to find movies most similar to a seed movie and generate natural language statements of the form </w:t>
+      </w:r>
+      <w:r>
+        <w:rPr>
+          <w:i/>
+          <w:iCs/>
+          <w:sz w:val="24"/>
+          <w:szCs w:val="24"/>
+        </w:rPr>
+        <w:t>"Users who liked X also liked Y."</w:t>
+      </w:r>
+    </w:p>
+    <w:p>
+      <w:pPr>
+        <w:jc w:val="both"/>
+        <w:rPr>
+          <w:sz w:val="24"/>
+          <w:szCs w:val="24"/>
+        </w:rPr>
+      </w:pPr>
+      <w:r>
+        <w:rPr>
+          <w:b/>
+          <w:bCs/>
+          <w:sz w:val="24"/>
+          <w:szCs w:val="24"/>
+        </w:rPr>
+        <w:t>Results</w:t>
+      </w:r>
+    </w:p>
+    <w:p>
+      <w:pPr>
+        <w:jc w:val="both"/>
+        <w:rPr>
+          <w:sz w:val="24"/>
+          <w:szCs w:val="24"/>
+        </w:rPr>
+      </w:pPr>
+      <w:r>
+        <w:rPr>
+          <w:sz w:val="24"/>
+          <w:szCs w:val="24"/>
+        </w:rPr>
+        <w:drawing>
+          <wp:inline distT="0" distB="0" distL="0" distR="0" wp14:anchorId="5A722429" wp14:editId="220B194C">
+            <wp:extent cx="5731510" cy="639445"/>
+            <wp:effectExtent l="0" t="0" r="2540" b="8255"/>
+            <wp:docPr id="193292954" name="Picture 1"/>
+            <wp:cNvGraphicFramePr>
+              <a:graphicFrameLocks xmlns:a="http://schemas.openxmlformats.org/drawingml/2006/main" noChangeAspect="1"/>
+            </wp:cNvGraphicFramePr>
+            <a:graphic xmlns:a="http://schemas.openxmlformats.org/drawingml/2006/main">
+              <a:graphicData uri="http://schemas.openxmlformats.org/drawingml/2006/picture">
+                <pic:pic xmlns:pic="http://schemas.openxmlformats.org/drawingml/2006/picture">
+                  <pic:nvPicPr>
+                    <pic:cNvPr id="193292954" name=""/>
+                    <pic:cNvPicPr/>
+                  </pic:nvPicPr>
+                  <pic:blipFill>
+                    <a:blip r:embed="rId39"/>
+                    <a:stretch>
+                      <a:fillRect/>
+                    </a:stretch>
+                  </pic:blipFill>
+                  <pic:spPr>
+                    <a:xfrm>
+                      <a:off x="0" y="0"/>
+                      <a:ext cx="5731510" cy="639445"/>
+                    </a:xfrm>
+                    <a:prstGeom prst="rect">
+                      <a:avLst/>
+                    </a:prstGeom>
+                  </pic:spPr>
+                </pic:pic>
+              </a:graphicData>
+            </a:graphic>
+          </wp:inline>
+        </w:drawing>
+      </w:r>
+    </w:p>
+    <w:p>
+      <w:pPr>
+        <w:jc w:val="both"/>
+        <w:rPr>
+          <w:sz w:val="24"/>
+          <w:szCs w:val="24"/>
+        </w:rPr>
+      </w:pPr>
+      <w:r>
+        <w:rPr>
+          <w:sz w:val="24"/>
+          <w:szCs w:val="24"/>
+        </w:rPr>
+        <w:drawing>
+          <wp:inline distT="0" distB="0" distL="0" distR="0" wp14:anchorId="3F1114E1" wp14:editId="04AF5571">
+            <wp:extent cx="5731510" cy="2829560"/>
+            <wp:effectExtent l="0" t="0" r="2540" b="8890"/>
+            <wp:docPr id="1282836648" name="Picture 1"/>
+            <wp:cNvGraphicFramePr>
+              <a:graphicFrameLocks xmlns:a="http://schemas.openxmlformats.org/drawingml/2006/main" noChangeAspect="1"/>
+            </wp:cNvGraphicFramePr>
+            <a:graphic xmlns:a="http://schemas.openxmlformats.org/drawingml/2006/main">
+              <a:graphicData uri="http://schemas.openxmlformats.org/drawingml/2006/picture">
+                <pic:pic xmlns:pic="http://schemas.openxmlformats.org/drawingml/2006/picture">
+                  <pic:nvPicPr>
+                    <pic:cNvPr id="1282836648" name=""/>
+                    <pic:cNvPicPr/>
+                  </pic:nvPicPr>
+                  <pic:blipFill>
+                    <a:blip r:embed="rId40"/>
+                    <a:stretch>
+                      <a:fillRect/>
+                    </a:stretch>
+                  </pic:blipFill>
+                  <pic:spPr>
+                    <a:xfrm>
+                      <a:off x="0" y="0"/>
+                      <a:ext cx="5731510" cy="2829560"/>
+                    </a:xfrm>
+                    <a:prstGeom prst="rect">
+                      <a:avLst/>
+                    </a:prstGeom>
+                  </pic:spPr>
+                </pic:pic>
+              </a:graphicData>
+            </a:graphic>
+          </wp:inline>
+        </w:drawing>
+      </w:r>
+    </w:p>
+    <w:p>
+      <w:pPr>
+        <w:jc w:val="both"/>
+        <w:rPr>
+          <w:sz w:val="24"/>
+          <w:szCs w:val="24"/>
+        </w:rPr>
+      </w:pPr>
+      <w:r>
+        <w:rPr>
+          <w:sz w:val="24"/>
+          <w:szCs w:val="24"/>
+        </w:rPr>
+        <w:lastRenderedPageBreak/>
+        <w:drawing>
+          <wp:inline distT="0" distB="0" distL="0" distR="0" wp14:anchorId="68722174" wp14:editId="666522D1">
+            <wp:extent cx="5731510" cy="2103755"/>
+            <wp:effectExtent l="0" t="0" r="2540" b="0"/>
+            <wp:docPr id="362749414" name="Picture 1"/>
+            <wp:cNvGraphicFramePr>
+              <a:graphicFrameLocks xmlns:a="http://schemas.openxmlformats.org/drawingml/2006/main" noChangeAspect="1"/>
+            </wp:cNvGraphicFramePr>
+            <a:graphic xmlns:a="http://schemas.openxmlformats.org/drawingml/2006/main">
+              <a:graphicData uri="http://schemas.openxmlformats.org/drawingml/2006/picture">
+                <pic:pic xmlns:pic="http://schemas.openxmlformats.org/drawingml/2006/picture">
+                  <pic:nvPicPr>
+                    <pic:cNvPr id="362749414" name=""/>
+                    <pic:cNvPicPr/>
+                  </pic:nvPicPr>
+                  <pic:blipFill>
+                    <a:blip r:embed="rId41"/>
+                    <a:stretch>
+                      <a:fillRect/>
+                    </a:stretch>
+                  </pic:blipFill>
+                  <pic:spPr>
+                    <a:xfrm>
+                      <a:off x="0" y="0"/>
+                      <a:ext cx="5731510" cy="2103755"/>
+                    </a:xfrm>
+                    <a:prstGeom prst="rect">
+                      <a:avLst/>
+                    </a:prstGeom>
+                  </pic:spPr>
+                </pic:pic>
+              </a:graphicData>
+            </a:graphic>
+          </wp:inline>
+        </w:drawing>
+      </w:r>
     </w:p>
     <w:p>
       <w:pPr>
@@ -5999,23 +5508,7 @@
           <w:sz w:val="24"/>
           <w:szCs w:val="24"/>
         </w:rPr>
-        <w:t xml:space="preserve">In this assignment, different recommender system techniques were implemented and compared using the </w:t>
-      </w:r>
-      <w:proofErr w:type="spellStart"/>
-      <w:r>
-        <w:rPr>
-          <w:sz w:val="24"/>
-          <w:szCs w:val="24"/>
-        </w:rPr>
-        <w:t>MovieLens</w:t>
-      </w:r>
-      <w:proofErr w:type="spellEnd"/>
-      <w:r>
-        <w:rPr>
-          <w:sz w:val="24"/>
-          <w:szCs w:val="24"/>
-        </w:rPr>
-        <w:t xml:space="preserve"> dataset. First, content-based filtering was performed using TF-IDF on movie genres, which helped in finding movies with similar characteristics. Then, a user-profile-based recommender was created to make the recommendations more personalized based on the movies rated by a user. After that, collaborative filtering methods were applied, where recommendations were generated using similarities between users </w:t>
+        <w:t xml:space="preserve">In this assignment, different recommender system techniques were implemented and compared using the MovieLens dataset. First, content-based filtering was performed using TF-IDF on movie genres, which helped in finding movies with similar characteristics. Then, a user-profile-based recommender was created to make the recommendations more personalized based on the movies rated by a user. After that, collaborative filtering methods were applied, where recommendations were generated using similarities between users </w:t>
       </w:r>
       <w:r>
         <w:rPr>

--- a/M25DE1028_CSL7110_Assignment3.docx
+++ b/M25DE1028_CSL7110_Assignment3.docx
@@ -99,7 +99,29 @@
           <w:sz w:val="32"/>
           <w:szCs w:val="32"/>
         </w:rPr>
-        <w:t>Recommender Systems using Content-Based and Collaborative Filtering on the MovieLens Dataset</w:t>
+        <w:t xml:space="preserve">Recommender Systems using Content-Based and Collaborative Filtering on the </w:t>
+      </w:r>
+      <w:proofErr w:type="spellStart"/>
+      <w:r>
+        <w:rPr>
+          <w:rFonts w:ascii="Times New Roman" w:hAnsi="Times New Roman"/>
+          <w:b/>
+          <w:bCs/>
+          <w:sz w:val="32"/>
+          <w:szCs w:val="32"/>
+        </w:rPr>
+        <w:t>MovieLens</w:t>
+      </w:r>
+      <w:proofErr w:type="spellEnd"/>
+      <w:r>
+        <w:rPr>
+          <w:rFonts w:ascii="Times New Roman" w:hAnsi="Times New Roman"/>
+          <w:b/>
+          <w:bCs/>
+          <w:sz w:val="32"/>
+          <w:szCs w:val="32"/>
+        </w:rPr>
+        <w:t xml:space="preserve"> Dataset</w:t>
       </w:r>
     </w:p>
     <w:p>
@@ -495,7 +517,15 @@
         <w:jc w:val="both"/>
       </w:pPr>
       <w:r>
-        <w:t>The MovieLens dataset is a widely used benchmark dataset for recommender system research. It contains user ratings for movies along with movie metadata such as title and genres.</w:t>
+        <w:t xml:space="preserve">The </w:t>
+      </w:r>
+      <w:proofErr w:type="spellStart"/>
+      <w:r>
+        <w:t>MovieLens</w:t>
+      </w:r>
+      <w:proofErr w:type="spellEnd"/>
+      <w:r>
+        <w:t xml:space="preserve"> dataset is a widely used benchmark dataset for recommender system research. It contains user ratings for movies along with movie metadata such as title and genres.</w:t>
       </w:r>
     </w:p>
     <w:p>
@@ -505,12 +535,21 @@
       <w:r>
         <w:t xml:space="preserve">For this assignment, the </w:t>
       </w:r>
-      <w:r>
-        <w:rPr>
-          <w:b/>
-          <w:bCs/>
-        </w:rPr>
-        <w:t>MovieLens Latest Small dataset</w:t>
+      <w:proofErr w:type="spellStart"/>
+      <w:r>
+        <w:rPr>
+          <w:b/>
+          <w:bCs/>
+        </w:rPr>
+        <w:t>MovieLens</w:t>
+      </w:r>
+      <w:proofErr w:type="spellEnd"/>
+      <w:r>
+        <w:rPr>
+          <w:b/>
+          <w:bCs/>
+        </w:rPr>
+        <w:t xml:space="preserve"> Latest Small dataset</w:t>
       </w:r>
       <w:r>
         <w:t xml:space="preserve"> was used. The dataset contains approximately 100,000 ratings from around 600 users on nearly 9,000 movies.</w:t>
@@ -533,7 +572,15 @@
         <w:t>movies.csv</w:t>
       </w:r>
       <w:r>
-        <w:t xml:space="preserve"> – contains movieId, movie title, and genres</w:t>
+        <w:t xml:space="preserve"> – contains </w:t>
+      </w:r>
+      <w:proofErr w:type="spellStart"/>
+      <w:r>
+        <w:t>movieId</w:t>
+      </w:r>
+      <w:proofErr w:type="spellEnd"/>
+      <w:r>
+        <w:t>, movie title, and genres</w:t>
       </w:r>
       <w:r>
         <w:br/>
@@ -546,7 +593,23 @@
         <w:t>ratings.csv</w:t>
       </w:r>
       <w:r>
-        <w:t xml:space="preserve"> – contains userId, movieId, rating, and timestamp</w:t>
+        <w:t xml:space="preserve"> – contains </w:t>
+      </w:r>
+      <w:proofErr w:type="spellStart"/>
+      <w:r>
+        <w:t>userId</w:t>
+      </w:r>
+      <w:proofErr w:type="spellEnd"/>
+      <w:r>
+        <w:t xml:space="preserve">, </w:t>
+      </w:r>
+      <w:proofErr w:type="spellStart"/>
+      <w:r>
+        <w:t>movieId</w:t>
+      </w:r>
+      <w:proofErr w:type="spellEnd"/>
+      <w:r>
+        <w:t>, rating, and timestamp</w:t>
       </w:r>
     </w:p>
     <w:p>
@@ -926,15 +989,37 @@
         </w:rPr>
         <w:t xml:space="preserve"> </w:t>
       </w:r>
-      <w:r>
-        <w:rPr>
-          <w:b/>
-          <w:bCs/>
-          <w:sz w:val="28"/>
-          <w:szCs w:val="28"/>
-        </w:rPr>
-        <w:t>Precision@K and Recall@K</w:t>
-      </w:r>
+      <w:proofErr w:type="spellStart"/>
+      <w:r>
+        <w:rPr>
+          <w:b/>
+          <w:bCs/>
+          <w:sz w:val="28"/>
+          <w:szCs w:val="28"/>
+        </w:rPr>
+        <w:t>Precision@K</w:t>
+      </w:r>
+      <w:proofErr w:type="spellEnd"/>
+      <w:r>
+        <w:rPr>
+          <w:b/>
+          <w:bCs/>
+          <w:sz w:val="28"/>
+          <w:szCs w:val="28"/>
+        </w:rPr>
+        <w:t xml:space="preserve"> and </w:t>
+      </w:r>
+      <w:proofErr w:type="spellStart"/>
+      <w:r>
+        <w:rPr>
+          <w:b/>
+          <w:bCs/>
+          <w:sz w:val="28"/>
+          <w:szCs w:val="28"/>
+        </w:rPr>
+        <w:t>Recall@K</w:t>
+      </w:r>
+      <w:proofErr w:type="spellEnd"/>
     </w:p>
     <w:p>
       <w:pPr>
@@ -981,7 +1066,23 @@
           <w:sz w:val="24"/>
           <w:szCs w:val="24"/>
         </w:rPr>
-        <w:t>A recommendation function was developed that takes a movie title as input and returns the top-N most similar movies along with their similarity scores.</w:t>
+        <w:t xml:space="preserve">A recommendation function was developed that takes a movie title as input and returns the </w:t>
+      </w:r>
+      <w:proofErr w:type="gramStart"/>
+      <w:r>
+        <w:rPr>
+          <w:sz w:val="24"/>
+          <w:szCs w:val="24"/>
+        </w:rPr>
+        <w:t>top-N</w:t>
+      </w:r>
+      <w:proofErr w:type="gramEnd"/>
+      <w:r>
+        <w:rPr>
+          <w:sz w:val="24"/>
+          <w:szCs w:val="24"/>
+        </w:rPr>
+        <w:t xml:space="preserve"> most similar movies along with their similarity scores.</w:t>
       </w:r>
     </w:p>
     <w:p>
@@ -1229,7 +1330,23 @@
           <w:sz w:val="24"/>
           <w:szCs w:val="24"/>
         </w:rPr>
-        <w:t>Task 2 extends content-based filtering by building personalised user profiles from each user's rating history. Rather than finding movies similar to a single item, the system learns what genres a user prefers and ranks all unseen movies against that preference vector.</w:t>
+        <w:t xml:space="preserve">Task 2 extends content-based filtering by building personalised user profiles from each user's rating history. Rather than finding movies </w:t>
+      </w:r>
+      <w:proofErr w:type="gramStart"/>
+      <w:r>
+        <w:rPr>
+          <w:sz w:val="24"/>
+          <w:szCs w:val="24"/>
+        </w:rPr>
+        <w:t>similar to</w:t>
+      </w:r>
+      <w:proofErr w:type="gramEnd"/>
+      <w:r>
+        <w:rPr>
+          <w:sz w:val="24"/>
+          <w:szCs w:val="24"/>
+        </w:rPr>
+        <w:t xml:space="preserve"> a single item, the system learns what genres a user prefers and ranks all unseen movies against that preference vector.</w:t>
       </w:r>
     </w:p>
     <w:p>
@@ -1543,7 +1660,55 @@
           <w:sz w:val="24"/>
           <w:szCs w:val="24"/>
         </w:rPr>
-        <w:t>This ensures highly-rated movies contribute more to the profile than poorly-rated ones. Recommendations were then generated by computing cosine similarity between the user profile and all movie vectors, filtering out already-rated movies, and returning the top-N highest-scoring unseen movies.</w:t>
+        <w:t xml:space="preserve">This ensures </w:t>
+      </w:r>
+      <w:proofErr w:type="gramStart"/>
+      <w:r>
+        <w:rPr>
+          <w:sz w:val="24"/>
+          <w:szCs w:val="24"/>
+        </w:rPr>
+        <w:t>highly-rated</w:t>
+      </w:r>
+      <w:proofErr w:type="gramEnd"/>
+      <w:r>
+        <w:rPr>
+          <w:sz w:val="24"/>
+          <w:szCs w:val="24"/>
+        </w:rPr>
+        <w:t xml:space="preserve"> movies contribute more to the profile than </w:t>
+      </w:r>
+      <w:proofErr w:type="gramStart"/>
+      <w:r>
+        <w:rPr>
+          <w:sz w:val="24"/>
+          <w:szCs w:val="24"/>
+        </w:rPr>
+        <w:t>poorly-rated</w:t>
+      </w:r>
+      <w:proofErr w:type="gramEnd"/>
+      <w:r>
+        <w:rPr>
+          <w:sz w:val="24"/>
+          <w:szCs w:val="24"/>
+        </w:rPr>
+        <w:t xml:space="preserve"> ones. Recommendations were then generated by computing cosine similarity between the user profile and all movie vectors, filtering out already-rated movies, and returning the </w:t>
+      </w:r>
+      <w:proofErr w:type="gramStart"/>
+      <w:r>
+        <w:rPr>
+          <w:sz w:val="24"/>
+          <w:szCs w:val="24"/>
+        </w:rPr>
+        <w:t>top-N</w:t>
+      </w:r>
+      <w:proofErr w:type="gramEnd"/>
+      <w:r>
+        <w:rPr>
+          <w:sz w:val="24"/>
+          <w:szCs w:val="24"/>
+        </w:rPr>
+        <w:t xml:space="preserve"> highest-scoring unseen movies.</w:t>
       </w:r>
     </w:p>
     <w:p>
@@ -1577,7 +1742,39 @@
           <w:sz w:val="24"/>
           <w:szCs w:val="24"/>
         </w:rPr>
-        <w:t>To evaluate, each user's highly-rated movies (rating ≥ 4.0) were split 80/20 into training and test sets. The profile was built from the training portion only, and the top-K recommended movies were checked against the held-out test set.</w:t>
+        <w:t xml:space="preserve">To evaluate, each user's </w:t>
+      </w:r>
+      <w:proofErr w:type="gramStart"/>
+      <w:r>
+        <w:rPr>
+          <w:sz w:val="24"/>
+          <w:szCs w:val="24"/>
+        </w:rPr>
+        <w:t>highly-rated</w:t>
+      </w:r>
+      <w:proofErr w:type="gramEnd"/>
+      <w:r>
+        <w:rPr>
+          <w:sz w:val="24"/>
+          <w:szCs w:val="24"/>
+        </w:rPr>
+        <w:t xml:space="preserve"> movies (rating ≥ 4.0) were split 80/20 into training and test sets. The profile was built from the training portion only, and the </w:t>
+      </w:r>
+      <w:proofErr w:type="gramStart"/>
+      <w:r>
+        <w:rPr>
+          <w:sz w:val="24"/>
+          <w:szCs w:val="24"/>
+        </w:rPr>
+        <w:t>top-K</w:t>
+      </w:r>
+      <w:proofErr w:type="gramEnd"/>
+      <w:r>
+        <w:rPr>
+          <w:sz w:val="24"/>
+          <w:szCs w:val="24"/>
+        </w:rPr>
+        <w:t xml:space="preserve"> recommended movies were checked against the held-out test set.</w:t>
       </w:r>
     </w:p>
     <w:p>
@@ -1711,7 +1908,55 @@
           <w:sz w:val="24"/>
           <w:szCs w:val="24"/>
         </w:rPr>
-        <w:t>As K increases, Recall@K improves since more movies are recommended, increasing the chance of hitting relevant items. Precision@K decreases with larger K as the proportion of truly relevant movies in the recommendation list drops — the classic precision-recall tradeoff. The user-profile approach personalises recommendations more effectively than item-item TF-IDF alone, since it aggregates preferences across the user's entire watch history.</w:t>
+        <w:t xml:space="preserve">As K increases, </w:t>
+      </w:r>
+      <w:proofErr w:type="spellStart"/>
+      <w:r>
+        <w:rPr>
+          <w:sz w:val="24"/>
+          <w:szCs w:val="24"/>
+        </w:rPr>
+        <w:t>Recall@K</w:t>
+      </w:r>
+      <w:proofErr w:type="spellEnd"/>
+      <w:r>
+        <w:rPr>
+          <w:sz w:val="24"/>
+          <w:szCs w:val="24"/>
+        </w:rPr>
+        <w:t xml:space="preserve"> improves since more movies are recommended, increasing the chance of hitting relevant items. </w:t>
+      </w:r>
+      <w:proofErr w:type="spellStart"/>
+      <w:r>
+        <w:rPr>
+          <w:sz w:val="24"/>
+          <w:szCs w:val="24"/>
+        </w:rPr>
+        <w:t>Precision@K</w:t>
+      </w:r>
+      <w:proofErr w:type="spellEnd"/>
+      <w:r>
+        <w:rPr>
+          <w:sz w:val="24"/>
+          <w:szCs w:val="24"/>
+        </w:rPr>
+        <w:t xml:space="preserve"> decreases with larger K as the proportion of truly relevant movies in the recommendation list drops — the classic precision-recall </w:t>
+      </w:r>
+      <w:proofErr w:type="spellStart"/>
+      <w:r>
+        <w:rPr>
+          <w:sz w:val="24"/>
+          <w:szCs w:val="24"/>
+        </w:rPr>
+        <w:t>tradeoff</w:t>
+      </w:r>
+      <w:proofErr w:type="spellEnd"/>
+      <w:r>
+        <w:rPr>
+          <w:sz w:val="24"/>
+          <w:szCs w:val="24"/>
+        </w:rPr>
+        <w:t>. The user-profile approach personalises recommendations more effectively than item-item TF-IDF alone, since it aggregates preferences across the user's entire watch history.</w:t>
       </w:r>
     </w:p>
     <w:p>
@@ -1784,23 +2029,71 @@
           <w:sz w:val="24"/>
           <w:szCs w:val="24"/>
         </w:rPr>
-        <w:t>A user-movie rating matrix was constructed from the MovieLens dataset. Two similarity metrics were compared — cosine similarity and Pearson correlation. Pearson correlation is preferable when users have different rating biases (e.g., one user consistently rates everything 5 while another rates the same movies 3), since it centres each user's ratings before computing similarity, removing this bias.</w:t>
-      </w:r>
-    </w:p>
-    <w:p>
-      <w:pPr>
-        <w:jc w:val="both"/>
-        <w:rPr>
-          <w:sz w:val="24"/>
-          <w:szCs w:val="24"/>
-        </w:rPr>
-      </w:pPr>
-      <w:r>
-        <w:rPr>
-          <w:sz w:val="24"/>
-          <w:szCs w:val="24"/>
-        </w:rPr>
-        <w:t>The Surprise library's KNNBasic was used to select the K most similar neighbours and compute a weighted average of their ratings to predict unseen movies. Predictions are ranked to generate top-N recommendations.</w:t>
+        <w:t xml:space="preserve">A user-movie rating matrix was constructed from the </w:t>
+      </w:r>
+      <w:proofErr w:type="spellStart"/>
+      <w:r>
+        <w:rPr>
+          <w:sz w:val="24"/>
+          <w:szCs w:val="24"/>
+        </w:rPr>
+        <w:t>MovieLens</w:t>
+      </w:r>
+      <w:proofErr w:type="spellEnd"/>
+      <w:r>
+        <w:rPr>
+          <w:sz w:val="24"/>
+          <w:szCs w:val="24"/>
+        </w:rPr>
+        <w:t xml:space="preserve"> dataset. Two similarity metrics were compared — cosine similarity and Pearson correlation. Pearson correlation is preferable when users have different rating biases (e.g., one user consistently rates everything 5 while another rates the same movies 3), since it centres each user's ratings before computing similarity, removing this bias.</w:t>
+      </w:r>
+    </w:p>
+    <w:p>
+      <w:pPr>
+        <w:jc w:val="both"/>
+        <w:rPr>
+          <w:sz w:val="24"/>
+          <w:szCs w:val="24"/>
+        </w:rPr>
+      </w:pPr>
+      <w:r>
+        <w:rPr>
+          <w:sz w:val="24"/>
+          <w:szCs w:val="24"/>
+        </w:rPr>
+        <w:t xml:space="preserve">The Surprise library's </w:t>
+      </w:r>
+      <w:proofErr w:type="spellStart"/>
+      <w:r>
+        <w:rPr>
+          <w:sz w:val="24"/>
+          <w:szCs w:val="24"/>
+        </w:rPr>
+        <w:t>KNNBasic</w:t>
+      </w:r>
+      <w:proofErr w:type="spellEnd"/>
+      <w:r>
+        <w:rPr>
+          <w:sz w:val="24"/>
+          <w:szCs w:val="24"/>
+        </w:rPr>
+        <w:t xml:space="preserve"> was used to select the K most similar neighbours and compute a weighted average of their ratings to predict unseen movies. Predictions are ranked to generate </w:t>
+      </w:r>
+      <w:proofErr w:type="gramStart"/>
+      <w:r>
+        <w:rPr>
+          <w:sz w:val="24"/>
+          <w:szCs w:val="24"/>
+        </w:rPr>
+        <w:t>top-N</w:t>
+      </w:r>
+      <w:proofErr w:type="gramEnd"/>
+      <w:r>
+        <w:rPr>
+          <w:sz w:val="24"/>
+          <w:szCs w:val="24"/>
+        </w:rPr>
+        <w:t xml:space="preserve"> recommendations.</w:t>
       </w:r>
     </w:p>
     <w:p>
@@ -2142,7 +2435,55 @@
           <w:sz w:val="24"/>
           <w:szCs w:val="24"/>
         </w:rPr>
-        <w:t>Pearson correlation was used as the similarity metric since it normalises for individual user rating biases — critical when computing item similarity from user ratings. Surprise's KNNBasic was configured with user_based=False to switch from user-based to item-based mode. For a given user, the model identifies movies similar to ones they have already rated, computes a weighted average of those ratings, and ranks unseen movies by predicted score.</w:t>
+        <w:t xml:space="preserve">Pearson correlation was used as the similarity metric since it normalises for individual user rating biases — critical when computing item similarity from user ratings. Surprise's </w:t>
+      </w:r>
+      <w:proofErr w:type="spellStart"/>
+      <w:r>
+        <w:rPr>
+          <w:sz w:val="24"/>
+          <w:szCs w:val="24"/>
+        </w:rPr>
+        <w:t>KNNBasic</w:t>
+      </w:r>
+      <w:proofErr w:type="spellEnd"/>
+      <w:r>
+        <w:rPr>
+          <w:sz w:val="24"/>
+          <w:szCs w:val="24"/>
+        </w:rPr>
+        <w:t xml:space="preserve"> was configured with </w:t>
+      </w:r>
+      <w:proofErr w:type="spellStart"/>
+      <w:r>
+        <w:rPr>
+          <w:sz w:val="24"/>
+          <w:szCs w:val="24"/>
+        </w:rPr>
+        <w:t>user_based</w:t>
+      </w:r>
+      <w:proofErr w:type="spellEnd"/>
+      <w:r>
+        <w:rPr>
+          <w:sz w:val="24"/>
+          <w:szCs w:val="24"/>
+        </w:rPr>
+        <w:t xml:space="preserve">=False to switch from user-based to item-based mode. For a given user, the model identifies movies </w:t>
+      </w:r>
+      <w:proofErr w:type="gramStart"/>
+      <w:r>
+        <w:rPr>
+          <w:sz w:val="24"/>
+          <w:szCs w:val="24"/>
+        </w:rPr>
+        <w:t>similar to</w:t>
+      </w:r>
+      <w:proofErr w:type="gramEnd"/>
+      <w:r>
+        <w:rPr>
+          <w:sz w:val="24"/>
+          <w:szCs w:val="24"/>
+        </w:rPr>
+        <w:t xml:space="preserve"> ones they have already rated, computes a weighted average of those ratings, and ranks unseen movies by predicted score.</w:t>
       </w:r>
     </w:p>
     <w:p>
@@ -2666,7 +3007,73 @@
           <w:sz w:val="24"/>
           <w:szCs w:val="24"/>
         </w:rPr>
-        <w:t>A user-item matrix R of shape (num_users × num_movies) was constructed from the ratings data. Missing entries were filled with each user's mean rating to reduce individual rating bias before decomposition. scipy.sparse.linalg.svds was used to compute a truncated SVD with k latent factors, producing matrices U (users), Σ (singular values), and V^T (items). The approximate rating matrix was reconstructed as:</w:t>
+        <w:t>A user-item matrix R of shape (</w:t>
+      </w:r>
+      <w:proofErr w:type="spellStart"/>
+      <w:r>
+        <w:rPr>
+          <w:sz w:val="24"/>
+          <w:szCs w:val="24"/>
+        </w:rPr>
+        <w:t>num_users</w:t>
+      </w:r>
+      <w:proofErr w:type="spellEnd"/>
+      <w:r>
+        <w:rPr>
+          <w:sz w:val="24"/>
+          <w:szCs w:val="24"/>
+        </w:rPr>
+        <w:t xml:space="preserve"> × </w:t>
+      </w:r>
+      <w:proofErr w:type="spellStart"/>
+      <w:r>
+        <w:rPr>
+          <w:sz w:val="24"/>
+          <w:szCs w:val="24"/>
+        </w:rPr>
+        <w:t>num_movies</w:t>
+      </w:r>
+      <w:proofErr w:type="spellEnd"/>
+      <w:r>
+        <w:rPr>
+          <w:sz w:val="24"/>
+          <w:szCs w:val="24"/>
+        </w:rPr>
+        <w:t xml:space="preserve">) was constructed from the ratings data. Missing entries were filled with each user's mean rating to reduce individual rating bias before decomposition. </w:t>
+      </w:r>
+      <w:proofErr w:type="spellStart"/>
+      <w:proofErr w:type="gramStart"/>
+      <w:r>
+        <w:rPr>
+          <w:sz w:val="24"/>
+          <w:szCs w:val="24"/>
+        </w:rPr>
+        <w:t>scipy.sparse</w:t>
+      </w:r>
+      <w:proofErr w:type="gramEnd"/>
+      <w:r>
+        <w:rPr>
+          <w:sz w:val="24"/>
+          <w:szCs w:val="24"/>
+        </w:rPr>
+        <w:t>.</w:t>
+      </w:r>
+      <w:proofErr w:type="gramStart"/>
+      <w:r>
+        <w:rPr>
+          <w:sz w:val="24"/>
+          <w:szCs w:val="24"/>
+        </w:rPr>
+        <w:t>linalg.svds</w:t>
+      </w:r>
+      <w:proofErr w:type="spellEnd"/>
+      <w:proofErr w:type="gramEnd"/>
+      <w:r>
+        <w:rPr>
+          <w:sz w:val="24"/>
+          <w:szCs w:val="24"/>
+        </w:rPr>
+        <w:t xml:space="preserve"> was used to compute a truncated SVD with k latent factors, producing matrices U (users), Σ (singular values), and V^T (items). The approximate rating matrix was reconstructed as:</w:t>
       </w:r>
     </w:p>
     <w:p>
@@ -2797,7 +3204,23 @@
           <w:sz w:val="24"/>
           <w:szCs w:val="24"/>
         </w:rPr>
-        <w:t>Predicted ratings were clipped to the valid range [0.5, 5.0]. Movies not yet seen by a user were ranked by their predicted score and the top-N returned as recommendations.</w:t>
+        <w:t xml:space="preserve">Predicted ratings were clipped to the valid range [0.5, 5.0]. Movies not yet seen by a user were ranked by their predicted score and the </w:t>
+      </w:r>
+      <w:proofErr w:type="gramStart"/>
+      <w:r>
+        <w:rPr>
+          <w:sz w:val="24"/>
+          <w:szCs w:val="24"/>
+        </w:rPr>
+        <w:t>top-N</w:t>
+      </w:r>
+      <w:proofErr w:type="gramEnd"/>
+      <w:r>
+        <w:rPr>
+          <w:sz w:val="24"/>
+          <w:szCs w:val="24"/>
+        </w:rPr>
+        <w:t xml:space="preserve"> returned as recommendations.</w:t>
       </w:r>
     </w:p>
     <w:p>
@@ -3008,7 +3431,23 @@
           <w:sz w:val="24"/>
           <w:szCs w:val="24"/>
         </w:rPr>
-        <w:t>Task 6 uses the Surprise library's optimised SVD implementation, extending it with hyperparameter tuning via GridSearchCV and comparing results against the from-scratch SVD built in Task 5.</w:t>
+        <w:t xml:space="preserve">Task 6 uses the Surprise library's optimised SVD implementation, extending it with hyperparameter tuning via </w:t>
+      </w:r>
+      <w:proofErr w:type="spellStart"/>
+      <w:r>
+        <w:rPr>
+          <w:sz w:val="24"/>
+          <w:szCs w:val="24"/>
+        </w:rPr>
+        <w:t>GridSearchCV</w:t>
+      </w:r>
+      <w:proofErr w:type="spellEnd"/>
+      <w:r>
+        <w:rPr>
+          <w:sz w:val="24"/>
+          <w:szCs w:val="24"/>
+        </w:rPr>
+        <w:t xml:space="preserve"> and comparing results against the from-scratch SVD built in Task 5.</w:t>
       </w:r>
     </w:p>
     <w:p>
@@ -3053,12 +3492,85 @@
           <w:szCs w:val="24"/>
         </w:rPr>
       </w:pPr>
-      <w:r>
-        <w:rPr>
-          <w:sz w:val="24"/>
-          <w:szCs w:val="24"/>
-        </w:rPr>
-        <w:t>GridSearchCV was used to tune four hyperparameters across a grid — number of latent factors (n_factors), training epochs (n_epochs), learning rate (lr_all), and regularisation (reg_all) — using 3-fold cross-validation. The best model was then retrained on the full training set and evaluated on the held-out test set.</w:t>
+      <w:proofErr w:type="spellStart"/>
+      <w:r>
+        <w:rPr>
+          <w:sz w:val="24"/>
+          <w:szCs w:val="24"/>
+        </w:rPr>
+        <w:t>GridSearchCV</w:t>
+      </w:r>
+      <w:proofErr w:type="spellEnd"/>
+      <w:r>
+        <w:rPr>
+          <w:sz w:val="24"/>
+          <w:szCs w:val="24"/>
+        </w:rPr>
+        <w:t xml:space="preserve"> was used to tune four hyperparameters across a grid — number of latent factors (</w:t>
+      </w:r>
+      <w:proofErr w:type="spellStart"/>
+      <w:r>
+        <w:rPr>
+          <w:sz w:val="24"/>
+          <w:szCs w:val="24"/>
+        </w:rPr>
+        <w:t>n_factors</w:t>
+      </w:r>
+      <w:proofErr w:type="spellEnd"/>
+      <w:r>
+        <w:rPr>
+          <w:sz w:val="24"/>
+          <w:szCs w:val="24"/>
+        </w:rPr>
+        <w:t>), training epochs (</w:t>
+      </w:r>
+      <w:proofErr w:type="spellStart"/>
+      <w:r>
+        <w:rPr>
+          <w:sz w:val="24"/>
+          <w:szCs w:val="24"/>
+        </w:rPr>
+        <w:t>n_epochs</w:t>
+      </w:r>
+      <w:proofErr w:type="spellEnd"/>
+      <w:r>
+        <w:rPr>
+          <w:sz w:val="24"/>
+          <w:szCs w:val="24"/>
+        </w:rPr>
+        <w:t>), learning rate (</w:t>
+      </w:r>
+      <w:proofErr w:type="spellStart"/>
+      <w:r>
+        <w:rPr>
+          <w:sz w:val="24"/>
+          <w:szCs w:val="24"/>
+        </w:rPr>
+        <w:t>lr_all</w:t>
+      </w:r>
+      <w:proofErr w:type="spellEnd"/>
+      <w:r>
+        <w:rPr>
+          <w:sz w:val="24"/>
+          <w:szCs w:val="24"/>
+        </w:rPr>
+        <w:t>), and regularisation (</w:t>
+      </w:r>
+      <w:proofErr w:type="spellStart"/>
+      <w:r>
+        <w:rPr>
+          <w:sz w:val="24"/>
+          <w:szCs w:val="24"/>
+        </w:rPr>
+        <w:t>reg_all</w:t>
+      </w:r>
+      <w:proofErr w:type="spellEnd"/>
+      <w:r>
+        <w:rPr>
+          <w:sz w:val="24"/>
+          <w:szCs w:val="24"/>
+        </w:rPr>
+        <w:t>) — using 3-fold cross-validation. The best model was then retrained on the full training set and evaluated on the held-out test set.</w:t>
       </w:r>
     </w:p>
     <w:p>
@@ -3270,7 +3782,23 @@
           <w:sz w:val="24"/>
           <w:szCs w:val="24"/>
         </w:rPr>
-        <w:t>Surprise's SVD outperforms the scratch implementation because it includes bias terms and uses stochastic gradient descent to optimise latent factors directly on observed ratings — avoiding the noise introduced by filling missing values with user means. Hyperparameter tuning further improves accuracy by finding the optimal trade-off between model complexity (n_factors) and regularisation. The scratch SVD, while conceptually transparent, is limited by its need to fill the sparse matrix before decomposition.</w:t>
+        <w:t>Surprise's SVD outperforms the scratch implementation because it includes bias terms and uses stochastic gradient descent to optimise latent factors directly on observed ratings — avoiding the noise introduced by filling missing values with user means. Hyperparameter tuning further improves accuracy by finding the optimal trade-off between model complexity (</w:t>
+      </w:r>
+      <w:proofErr w:type="spellStart"/>
+      <w:r>
+        <w:rPr>
+          <w:sz w:val="24"/>
+          <w:szCs w:val="24"/>
+        </w:rPr>
+        <w:t>n_factors</w:t>
+      </w:r>
+      <w:proofErr w:type="spellEnd"/>
+      <w:r>
+        <w:rPr>
+          <w:sz w:val="24"/>
+          <w:szCs w:val="24"/>
+        </w:rPr>
+        <w:t>) and regularisation. The scratch SVD, while conceptually transparent, is limited by its need to fill the sparse matrix before decomposition.</w:t>
       </w:r>
     </w:p>
     <w:p>
@@ -3381,7 +3909,23 @@
           <w:sz w:val="24"/>
           <w:szCs w:val="24"/>
         </w:rPr>
-        <w:t>For each user-movie pair in a 5,000-sample subset, four features were constructed: the CBF cosine similarity score between the user's genre profile and the movie, the CF predicted rating from the tuned Surprise SVD, the movie's average rating (popularity signal), and the user's average rating (bias correction). A GradientBoostingRegressor was trained on 80% of these samples with the true rating as the target, using MSE as the loss function. Predictions were clipped to [0.5, 5.0].</w:t>
+        <w:t xml:space="preserve">For each user-movie pair in a 5,000-sample subset, four features were constructed: the CBF cosine similarity score between the user's genre profile and the movie, the CF predicted rating from the tuned Surprise SVD, the movie's average rating (popularity signal), and the user's average rating (bias correction). A </w:t>
+      </w:r>
+      <w:proofErr w:type="spellStart"/>
+      <w:r>
+        <w:rPr>
+          <w:sz w:val="24"/>
+          <w:szCs w:val="24"/>
+        </w:rPr>
+        <w:t>GradientBoostingRegressor</w:t>
+      </w:r>
+      <w:proofErr w:type="spellEnd"/>
+      <w:r>
+        <w:rPr>
+          <w:sz w:val="24"/>
+          <w:szCs w:val="24"/>
+        </w:rPr>
+        <w:t xml:space="preserve"> was trained on 80% of these samples with the true rating as the target, using MSE as the loss function. Predictions were clipped to [0.5, 5.0].</w:t>
       </w:r>
     </w:p>
     <w:p>
@@ -3523,7 +4067,27 @@
           <w:sz w:val="24"/>
           <w:szCs w:val="24"/>
         </w:rPr>
-        <w:t>Warm users (&gt;20 ratings) RMSE : 0.5121</w:t>
+        <w:t xml:space="preserve">Warm users (&gt;20 ratings) </w:t>
+      </w:r>
+      <w:proofErr w:type="gramStart"/>
+      <w:r>
+        <w:rPr>
+          <w:b/>
+          <w:bCs/>
+          <w:sz w:val="24"/>
+          <w:szCs w:val="24"/>
+        </w:rPr>
+        <w:t>RMSE :</w:t>
+      </w:r>
+      <w:proofErr w:type="gramEnd"/>
+      <w:r>
+        <w:rPr>
+          <w:b/>
+          <w:bCs/>
+          <w:sz w:val="24"/>
+          <w:szCs w:val="24"/>
+        </w:rPr>
+        <w:t xml:space="preserve"> 0.5121</w:t>
       </w:r>
     </w:p>
     <w:p>
@@ -3726,7 +4290,87 @@
           <w:sz w:val="24"/>
           <w:szCs w:val="24"/>
         </w:rPr>
-        <w:t>The network has two input branches — one per feature type — each passing through a Dense(32) → ReLU → Dense(16) embedding layer. Both 16-dimensional embeddings are concatenated and passed through Dense(16) → Dense(1) to predict the rating. MSE loss and the Adam optimiser were used, with validation loss monitored across 10 epochs to detect overfitting.</w:t>
+        <w:t xml:space="preserve">The network has two input branches — one per feature type — each passing through a </w:t>
+      </w:r>
+      <w:proofErr w:type="gramStart"/>
+      <w:r>
+        <w:rPr>
+          <w:sz w:val="24"/>
+          <w:szCs w:val="24"/>
+        </w:rPr>
+        <w:t>Dense(</w:t>
+      </w:r>
+      <w:proofErr w:type="gramEnd"/>
+      <w:r>
+        <w:rPr>
+          <w:sz w:val="24"/>
+          <w:szCs w:val="24"/>
+        </w:rPr>
+        <w:t xml:space="preserve">32) → </w:t>
+      </w:r>
+      <w:proofErr w:type="spellStart"/>
+      <w:r>
+        <w:rPr>
+          <w:sz w:val="24"/>
+          <w:szCs w:val="24"/>
+        </w:rPr>
+        <w:t>ReLU</w:t>
+      </w:r>
+      <w:proofErr w:type="spellEnd"/>
+      <w:r>
+        <w:rPr>
+          <w:sz w:val="24"/>
+          <w:szCs w:val="24"/>
+        </w:rPr>
+        <w:t xml:space="preserve"> → </w:t>
+      </w:r>
+      <w:proofErr w:type="gramStart"/>
+      <w:r>
+        <w:rPr>
+          <w:sz w:val="24"/>
+          <w:szCs w:val="24"/>
+        </w:rPr>
+        <w:t>Dense(</w:t>
+      </w:r>
+      <w:proofErr w:type="gramEnd"/>
+      <w:r>
+        <w:rPr>
+          <w:sz w:val="24"/>
+          <w:szCs w:val="24"/>
+        </w:rPr>
+        <w:t xml:space="preserve">16) embedding layer. Both 16-dimensional embeddings are concatenated and passed through </w:t>
+      </w:r>
+      <w:proofErr w:type="gramStart"/>
+      <w:r>
+        <w:rPr>
+          <w:sz w:val="24"/>
+          <w:szCs w:val="24"/>
+        </w:rPr>
+        <w:t>Dense(</w:t>
+      </w:r>
+      <w:proofErr w:type="gramEnd"/>
+      <w:r>
+        <w:rPr>
+          <w:sz w:val="24"/>
+          <w:szCs w:val="24"/>
+        </w:rPr>
+        <w:t xml:space="preserve">16) → </w:t>
+      </w:r>
+      <w:proofErr w:type="gramStart"/>
+      <w:r>
+        <w:rPr>
+          <w:sz w:val="24"/>
+          <w:szCs w:val="24"/>
+        </w:rPr>
+        <w:t>Dense(</w:t>
+      </w:r>
+      <w:proofErr w:type="gramEnd"/>
+      <w:r>
+        <w:rPr>
+          <w:sz w:val="24"/>
+          <w:szCs w:val="24"/>
+        </w:rPr>
+        <w:t>1) to predict the rating. MSE loss and the Adam optimiser were used, with validation loss monitored across 10 epochs to detect overfitting.</w:t>
       </w:r>
     </w:p>
     <w:p>
@@ -3899,7 +4543,23 @@
           <w:sz w:val="24"/>
           <w:szCs w:val="24"/>
         </w:rPr>
-        <w:t>The neural network outperforms the mean baseline by learning genre-level user preferences. Compared to TF-IDF cosine similarity, the neural approach captures non-linear interactions — for example, a user who likes Action but dislikes Action-Comedy is handled better through learned weights than through a simple vector average. Validation loss closely tracks training loss across 10 epochs, indicating no significant overfitting given the small architecture and regularisation from early stopping.</w:t>
+        <w:t xml:space="preserve">The neural network outperforms the mean baseline by learning genre-level user preferences. Compared to TF-IDF cosine similarity, the neural approach captures non-linear interactions — for example, a user who likes </w:t>
+      </w:r>
+      <w:proofErr w:type="gramStart"/>
+      <w:r>
+        <w:rPr>
+          <w:sz w:val="24"/>
+          <w:szCs w:val="24"/>
+        </w:rPr>
+        <w:t>Action</w:t>
+      </w:r>
+      <w:proofErr w:type="gramEnd"/>
+      <w:r>
+        <w:rPr>
+          <w:sz w:val="24"/>
+          <w:szCs w:val="24"/>
+        </w:rPr>
+        <w:t xml:space="preserve"> but dislikes Action-Comedy is handled better through learned weights than through a simple vector average. Validation loss closely tracks training loss across 10 epochs, indicating no significant overfitting given the small architecture and regularisation from early stopping.</w:t>
       </w:r>
     </w:p>
     <w:p>
@@ -3988,7 +4648,23 @@
           <w:sz w:val="24"/>
           <w:szCs w:val="24"/>
         </w:rPr>
-        <w:t>The environment was defined using the top 200 most-rated movies and 100 most-active users from MovieLens. Reward was defined as +1 for a rating ≥ 4.0, -1 for rating &lt; 4.0, and 0 if no rating existed.</w:t>
+        <w:t xml:space="preserve">The environment was defined using the top 200 most-rated movies and 100 most-active users from </w:t>
+      </w:r>
+      <w:proofErr w:type="spellStart"/>
+      <w:r>
+        <w:rPr>
+          <w:sz w:val="24"/>
+          <w:szCs w:val="24"/>
+        </w:rPr>
+        <w:t>MovieLens</w:t>
+      </w:r>
+      <w:proofErr w:type="spellEnd"/>
+      <w:r>
+        <w:rPr>
+          <w:sz w:val="24"/>
+          <w:szCs w:val="24"/>
+        </w:rPr>
+        <w:t>. Reward was defined as +1 for a rating ≥ 4.0, -1 for rating &lt; 4.0, and 0 if no rating existed.</w:t>
       </w:r>
     </w:p>
     <w:p>
@@ -4444,7 +5120,23 @@
           <w:sz w:val="24"/>
           <w:szCs w:val="24"/>
         </w:rPr>
-        <w:t>UCB typically outperforms ε-Greedy because it intelligently directs exploration towards uncertain but potentially high-reward movies, rather than exploring purely at random. Q-Learning improves over time as the Q-table converges, but is slower to start due to random initialisation. Unlike SVD which optimises a single rating prediction, RL optimises long-term cumulative engagement — better suited for real recommendation pipelines where user sessions span multiple interactions.</w:t>
+        <w:t xml:space="preserve">UCB typically outperforms ε-Greedy because it intelligently directs exploration towards uncertain but potentially high-reward movies, rather than exploring purely at random. Q-Learning improves over time as the Q-table </w:t>
+      </w:r>
+      <w:proofErr w:type="gramStart"/>
+      <w:r>
+        <w:rPr>
+          <w:sz w:val="24"/>
+          <w:szCs w:val="24"/>
+        </w:rPr>
+        <w:t>converges, but</w:t>
+      </w:r>
+      <w:proofErr w:type="gramEnd"/>
+      <w:r>
+        <w:rPr>
+          <w:sz w:val="24"/>
+          <w:szCs w:val="24"/>
+        </w:rPr>
+        <w:t xml:space="preserve"> is slower to start due to random initialisation. Unlike SVD which optimises a single rating prediction, RL optimises long-term cumulative engagement — better suited for real recommendation pipelines where user sessions span multiple interactions.</w:t>
       </w:r>
     </w:p>
     <w:p>
@@ -4741,7 +5433,23 @@
           <w:sz w:val="24"/>
           <w:szCs w:val="24"/>
         </w:rPr>
-        <w:t>Task 10 uses SHAP (SHapley Additive Explanations) to explain which features drove each recommendation in the hybrid meta-model. SHAP assigns each feature a contribution value based on game theory — features that consistently push predictions higher receive positive SHAP values.</w:t>
+        <w:t>Task 10 uses SHAP (</w:t>
+      </w:r>
+      <w:proofErr w:type="spellStart"/>
+      <w:r>
+        <w:rPr>
+          <w:sz w:val="24"/>
+          <w:szCs w:val="24"/>
+        </w:rPr>
+        <w:t>SHapley</w:t>
+      </w:r>
+      <w:proofErr w:type="spellEnd"/>
+      <w:r>
+        <w:rPr>
+          <w:sz w:val="24"/>
+          <w:szCs w:val="24"/>
+        </w:rPr>
+        <w:t xml:space="preserve"> Additive Explanations) to explain which features drove each recommendation in the hybrid meta-model. SHAP assigns each feature a contribution value based on game theory — features that consistently push predictions higher receive positive SHAP values.</w:t>
       </w:r>
     </w:p>
     <w:p>
@@ -4775,7 +5483,39 @@
           <w:sz w:val="24"/>
           <w:szCs w:val="24"/>
         </w:rPr>
-        <w:t>A TreeExplainer was applied to the Gradient Boosting meta-model from Task 7, which operates on four features: CBF score, CF score, movie average rating, and user average rating. SHAP values were computed for 100 test samples. Three visualisations were produced — a bar chart of mean absolute SHAP values (overall importance), a beeswarm plot showing the direction and magnitude of each feature's impact, and a force plot explaining one individual prediction.</w:t>
+        <w:t xml:space="preserve">A </w:t>
+      </w:r>
+      <w:proofErr w:type="spellStart"/>
+      <w:r>
+        <w:rPr>
+          <w:sz w:val="24"/>
+          <w:szCs w:val="24"/>
+        </w:rPr>
+        <w:t>TreeExplainer</w:t>
+      </w:r>
+      <w:proofErr w:type="spellEnd"/>
+      <w:r>
+        <w:rPr>
+          <w:sz w:val="24"/>
+          <w:szCs w:val="24"/>
+        </w:rPr>
+        <w:t xml:space="preserve"> was applied to the Gradient Boosting meta-model from Task 7, which operates on four features: CBF score, CF score, movie average rating, and user average rating. SHAP values were computed for 100 test samples. Three visualisations were produced — a bar chart of mean absolute SHAP values (overall importance), a </w:t>
+      </w:r>
+      <w:proofErr w:type="spellStart"/>
+      <w:r>
+        <w:rPr>
+          <w:sz w:val="24"/>
+          <w:szCs w:val="24"/>
+        </w:rPr>
+        <w:t>beeswarm</w:t>
+      </w:r>
+      <w:proofErr w:type="spellEnd"/>
+      <w:r>
+        <w:rPr>
+          <w:sz w:val="24"/>
+          <w:szCs w:val="24"/>
+        </w:rPr>
+        <w:t xml:space="preserve"> plot showing the direction and magnitude of each feature's impact, and a force plot explaining one individual prediction.</w:t>
       </w:r>
     </w:p>
     <w:p>
@@ -5135,7 +5875,23 @@
           <w:sz w:val="24"/>
           <w:szCs w:val="24"/>
         </w:rPr>
-        <w:t>The SHAP summary reveals which signals the meta-model relies on most. A high CF score contribution indicates the hybrid model leans more on collaborative patterns than content similarity — typical when a user has many ratings. High Movie Avg Rating importance suggests popularity bias in the model. The force plot shows how individual predictions are pushed above or below the baseline expected value by each feature, making the recommendation process transparent and auditable.</w:t>
+        <w:t xml:space="preserve">The SHAP summary reveals which signals the meta-model relies on most. A high CF score contribution indicates the hybrid model leans more on collaborative patterns than content similarity — typical when a user has many ratings. High Movie </w:t>
+      </w:r>
+      <w:proofErr w:type="spellStart"/>
+      <w:r>
+        <w:rPr>
+          <w:sz w:val="24"/>
+          <w:szCs w:val="24"/>
+        </w:rPr>
+        <w:t>Avg</w:t>
+      </w:r>
+      <w:proofErr w:type="spellEnd"/>
+      <w:r>
+        <w:rPr>
+          <w:sz w:val="24"/>
+          <w:szCs w:val="24"/>
+        </w:rPr>
+        <w:t xml:space="preserve"> Rating importance suggests popularity bias in the model. The force plot shows how individual predictions are pushed above or below the baseline expected value by each feature, making the recommendation process transparent and auditable.</w:t>
       </w:r>
     </w:p>
     <w:p>
@@ -5192,7 +5948,27 @@
           <w:szCs w:val="28"/>
         </w:rPr>
         <w:lastRenderedPageBreak/>
-        <w:t>Task 11: Neighborhood-Based Explanations</w:t>
+        <w:t xml:space="preserve">Task 11: </w:t>
+      </w:r>
+      <w:proofErr w:type="spellStart"/>
+      <w:r>
+        <w:rPr>
+          <w:b/>
+          <w:bCs/>
+          <w:sz w:val="28"/>
+          <w:szCs w:val="28"/>
+        </w:rPr>
+        <w:t>Neighborhood</w:t>
+      </w:r>
+      <w:proofErr w:type="spellEnd"/>
+      <w:r>
+        <w:rPr>
+          <w:b/>
+          <w:bCs/>
+          <w:sz w:val="28"/>
+          <w:szCs w:val="28"/>
+        </w:rPr>
+        <w:t>-Based Explanations</w:t>
       </w:r>
     </w:p>
     <w:p>
@@ -5269,23 +6045,87 @@
           <w:sz w:val="24"/>
           <w:szCs w:val="24"/>
         </w:rPr>
-        <w:t>The trained Pearson user-based CF model from Task 3 was used to retrieve the top-K nearest neighbours for any target user via Surprise's get_neighbors() method. For each recommendation, the system checks how many of those neighbours also rated that movie highly, providing a direct explanation of the collaborative signal. A bar chart visualises the overlap between the target user's liked movies and each neighbour's liked movies, showing which neighbours are most influential.</w:t>
-      </w:r>
-    </w:p>
-    <w:p>
-      <w:pPr>
-        <w:jc w:val="both"/>
-        <w:rPr>
-          <w:sz w:val="24"/>
-          <w:szCs w:val="24"/>
-        </w:rPr>
-      </w:pPr>
-      <w:r>
-        <w:rPr>
-          <w:sz w:val="24"/>
-          <w:szCs w:val="24"/>
-        </w:rPr>
-        <w:t xml:space="preserve">For item-based explanations, the item-based CF model from Task 4 was used to find movies most similar to a seed movie and generate natural language statements of the form </w:t>
+        <w:t xml:space="preserve">The trained Pearson user-based CF model from Task 3 was used to retrieve the </w:t>
+      </w:r>
+      <w:proofErr w:type="gramStart"/>
+      <w:r>
+        <w:rPr>
+          <w:sz w:val="24"/>
+          <w:szCs w:val="24"/>
+        </w:rPr>
+        <w:t>top-K</w:t>
+      </w:r>
+      <w:proofErr w:type="gramEnd"/>
+      <w:r>
+        <w:rPr>
+          <w:sz w:val="24"/>
+          <w:szCs w:val="24"/>
+        </w:rPr>
+        <w:t xml:space="preserve"> nearest neighbours for any target user via Surprise's </w:t>
+      </w:r>
+      <w:proofErr w:type="spellStart"/>
+      <w:r>
+        <w:rPr>
+          <w:sz w:val="24"/>
+          <w:szCs w:val="24"/>
+        </w:rPr>
+        <w:t>get_</w:t>
+      </w:r>
+      <w:proofErr w:type="gramStart"/>
+      <w:r>
+        <w:rPr>
+          <w:sz w:val="24"/>
+          <w:szCs w:val="24"/>
+        </w:rPr>
+        <w:t>neighbors</w:t>
+      </w:r>
+      <w:proofErr w:type="spellEnd"/>
+      <w:r>
+        <w:rPr>
+          <w:sz w:val="24"/>
+          <w:szCs w:val="24"/>
+        </w:rPr>
+        <w:t>(</w:t>
+      </w:r>
+      <w:proofErr w:type="gramEnd"/>
+      <w:r>
+        <w:rPr>
+          <w:sz w:val="24"/>
+          <w:szCs w:val="24"/>
+        </w:rPr>
+        <w:t>) method. For each recommendation, the system checks how many of those neighbours also rated that movie highly, providing a direct explanation of the collaborative signal. A bar chart visualises the overlap between the target user's liked movies and each neighbour's liked movies, showing which neighbours are most influential.</w:t>
+      </w:r>
+    </w:p>
+    <w:p>
+      <w:pPr>
+        <w:jc w:val="both"/>
+        <w:rPr>
+          <w:sz w:val="24"/>
+          <w:szCs w:val="24"/>
+        </w:rPr>
+      </w:pPr>
+      <w:r>
+        <w:rPr>
+          <w:sz w:val="24"/>
+          <w:szCs w:val="24"/>
+        </w:rPr>
+        <w:t xml:space="preserve">For item-based explanations, the item-based CF model from Task 4 was used to find movies most </w:t>
+      </w:r>
+      <w:proofErr w:type="gramStart"/>
+      <w:r>
+        <w:rPr>
+          <w:sz w:val="24"/>
+          <w:szCs w:val="24"/>
+        </w:rPr>
+        <w:t>similar to</w:t>
+      </w:r>
+      <w:proofErr w:type="gramEnd"/>
+      <w:r>
+        <w:rPr>
+          <w:sz w:val="24"/>
+          <w:szCs w:val="24"/>
+        </w:rPr>
+        <w:t xml:space="preserve"> a seed movie and generate natural language statements of the form </w:t>
       </w:r>
       <w:r>
         <w:rPr>
@@ -5474,6 +6314,657 @@
           <w:szCs w:val="24"/>
         </w:rPr>
       </w:pPr>
+      <w:r>
+        <w:rPr>
+          <w:b/>
+          <w:bCs/>
+          <w:sz w:val="24"/>
+          <w:szCs w:val="24"/>
+        </w:rPr>
+        <w:t>Analysis</w:t>
+      </w:r>
+    </w:p>
+    <w:p>
+      <w:pPr>
+        <w:jc w:val="both"/>
+        <w:rPr>
+          <w:sz w:val="24"/>
+          <w:szCs w:val="24"/>
+        </w:rPr>
+      </w:pPr>
+      <w:r>
+        <w:rPr>
+          <w:sz w:val="24"/>
+          <w:szCs w:val="24"/>
+        </w:rPr>
+        <w:t>Neighbourhood-based explanations are highly interpretable — users can understand and verify why a movie was recommended by seeing which peers influenced it. High neighbour support indicates a strong collaborative signal and a more trustworthy recommendation. Movies with low support were predicted from indirect patterns, making them less certain. This transparency builds user trust and allows the system to communicate confidence naturally.</w:t>
+      </w:r>
+    </w:p>
+    <w:p>
+      <w:pPr>
+        <w:jc w:val="both"/>
+        <w:rPr>
+          <w:sz w:val="24"/>
+          <w:szCs w:val="24"/>
+        </w:rPr>
+      </w:pPr>
+    </w:p>
+    <w:p>
+      <w:pPr>
+        <w:jc w:val="both"/>
+        <w:rPr>
+          <w:sz w:val="24"/>
+          <w:szCs w:val="24"/>
+        </w:rPr>
+      </w:pPr>
+    </w:p>
+    <w:p>
+      <w:pPr>
+        <w:jc w:val="both"/>
+        <w:rPr>
+          <w:sz w:val="24"/>
+          <w:szCs w:val="24"/>
+        </w:rPr>
+      </w:pPr>
+    </w:p>
+    <w:p>
+      <w:pPr>
+        <w:jc w:val="both"/>
+        <w:rPr>
+          <w:sz w:val="24"/>
+          <w:szCs w:val="24"/>
+        </w:rPr>
+      </w:pPr>
+    </w:p>
+    <w:p>
+      <w:pPr>
+        <w:jc w:val="both"/>
+        <w:rPr>
+          <w:sz w:val="24"/>
+          <w:szCs w:val="24"/>
+        </w:rPr>
+      </w:pPr>
+    </w:p>
+    <w:p>
+      <w:pPr>
+        <w:jc w:val="both"/>
+        <w:rPr>
+          <w:sz w:val="24"/>
+          <w:szCs w:val="24"/>
+        </w:rPr>
+      </w:pPr>
+    </w:p>
+    <w:p>
+      <w:pPr>
+        <w:jc w:val="both"/>
+        <w:rPr>
+          <w:sz w:val="24"/>
+          <w:szCs w:val="24"/>
+        </w:rPr>
+      </w:pPr>
+    </w:p>
+    <w:p>
+      <w:pPr>
+        <w:jc w:val="both"/>
+        <w:rPr>
+          <w:sz w:val="24"/>
+          <w:szCs w:val="24"/>
+        </w:rPr>
+      </w:pPr>
+    </w:p>
+    <w:p>
+      <w:pPr>
+        <w:jc w:val="both"/>
+        <w:rPr>
+          <w:sz w:val="24"/>
+          <w:szCs w:val="24"/>
+        </w:rPr>
+      </w:pPr>
+    </w:p>
+    <w:p>
+      <w:pPr>
+        <w:jc w:val="both"/>
+        <w:rPr>
+          <w:sz w:val="24"/>
+          <w:szCs w:val="24"/>
+        </w:rPr>
+      </w:pPr>
+    </w:p>
+    <w:p>
+      <w:pPr>
+        <w:jc w:val="both"/>
+        <w:rPr>
+          <w:sz w:val="24"/>
+          <w:szCs w:val="24"/>
+        </w:rPr>
+      </w:pPr>
+    </w:p>
+    <w:p>
+      <w:pPr>
+        <w:jc w:val="both"/>
+        <w:rPr>
+          <w:sz w:val="24"/>
+          <w:szCs w:val="24"/>
+        </w:rPr>
+      </w:pPr>
+    </w:p>
+    <w:p>
+      <w:pPr>
+        <w:jc w:val="both"/>
+        <w:rPr>
+          <w:sz w:val="24"/>
+          <w:szCs w:val="24"/>
+        </w:rPr>
+      </w:pPr>
+    </w:p>
+    <w:p>
+      <w:pPr>
+        <w:jc w:val="both"/>
+        <w:rPr>
+          <w:sz w:val="24"/>
+          <w:szCs w:val="24"/>
+        </w:rPr>
+      </w:pPr>
+    </w:p>
+    <w:p>
+      <w:pPr>
+        <w:jc w:val="both"/>
+        <w:rPr>
+          <w:sz w:val="24"/>
+          <w:szCs w:val="24"/>
+        </w:rPr>
+      </w:pPr>
+    </w:p>
+    <w:p>
+      <w:pPr>
+        <w:jc w:val="both"/>
+        <w:rPr>
+          <w:sz w:val="24"/>
+          <w:szCs w:val="24"/>
+        </w:rPr>
+      </w:pPr>
+    </w:p>
+    <w:p>
+      <w:pPr>
+        <w:jc w:val="both"/>
+        <w:rPr>
+          <w:sz w:val="24"/>
+          <w:szCs w:val="24"/>
+        </w:rPr>
+      </w:pPr>
+    </w:p>
+    <w:p>
+      <w:pPr>
+        <w:jc w:val="both"/>
+        <w:rPr>
+          <w:b/>
+          <w:bCs/>
+          <w:sz w:val="28"/>
+          <w:szCs w:val="28"/>
+        </w:rPr>
+      </w:pPr>
+      <w:r>
+        <w:rPr>
+          <w:b/>
+          <w:bCs/>
+          <w:sz w:val="28"/>
+          <w:szCs w:val="28"/>
+        </w:rPr>
+        <w:lastRenderedPageBreak/>
+        <w:t>Task 12: Model-Agnostic Explainability (LIME)</w:t>
+      </w:r>
+    </w:p>
+    <w:p>
+      <w:pPr>
+        <w:jc w:val="both"/>
+        <w:rPr>
+          <w:sz w:val="24"/>
+          <w:szCs w:val="24"/>
+        </w:rPr>
+      </w:pPr>
+      <w:r>
+        <w:rPr>
+          <w:b/>
+          <w:bCs/>
+          <w:sz w:val="24"/>
+          <w:szCs w:val="24"/>
+        </w:rPr>
+        <w:t>Overview</w:t>
+      </w:r>
+    </w:p>
+    <w:p>
+      <w:pPr>
+        <w:jc w:val="both"/>
+        <w:rPr>
+          <w:sz w:val="24"/>
+          <w:szCs w:val="24"/>
+        </w:rPr>
+      </w:pPr>
+      <w:r>
+        <w:rPr>
+          <w:sz w:val="24"/>
+          <w:szCs w:val="24"/>
+        </w:rPr>
+        <w:t>Task 12 applies LIME to the MLP neural network from Task 8. Since neural networks are black-box models, LIME provides local explanations by approximating the model's behaviour around a specific prediction using a simple interpretable linear model.</w:t>
+      </w:r>
+    </w:p>
+    <w:p>
+      <w:pPr>
+        <w:jc w:val="both"/>
+        <w:rPr>
+          <w:sz w:val="24"/>
+          <w:szCs w:val="24"/>
+        </w:rPr>
+      </w:pPr>
+      <w:r>
+        <w:rPr>
+          <w:b/>
+          <w:bCs/>
+          <w:sz w:val="24"/>
+          <w:szCs w:val="24"/>
+        </w:rPr>
+        <w:t>Implementation</w:t>
+      </w:r>
+    </w:p>
+    <w:p>
+      <w:pPr>
+        <w:jc w:val="both"/>
+        <w:rPr>
+          <w:sz w:val="24"/>
+          <w:szCs w:val="24"/>
+        </w:rPr>
+      </w:pPr>
+      <w:r>
+        <w:rPr>
+          <w:sz w:val="24"/>
+          <w:szCs w:val="24"/>
+        </w:rPr>
+        <w:t xml:space="preserve">A </w:t>
+      </w:r>
+      <w:proofErr w:type="spellStart"/>
+      <w:r>
+        <w:rPr>
+          <w:sz w:val="24"/>
+          <w:szCs w:val="24"/>
+        </w:rPr>
+        <w:t>LimeTabularExplainer</w:t>
+      </w:r>
+      <w:proofErr w:type="spellEnd"/>
+      <w:r>
+        <w:rPr>
+          <w:sz w:val="24"/>
+          <w:szCs w:val="24"/>
+        </w:rPr>
+        <w:t xml:space="preserve"> was initialised using the MLP training data. The feature set contains user genre preferences (one per genre), movie genre indicators, release year, and average rating — 46 features in total. For each prediction to explain, LIME generates 300–500 perturbed versions of the input, observes how the MLP's output changes, and fits a local linear model. The coefficients of this linear model represent each feature's contribution to that specific prediction.</w:t>
+      </w:r>
+    </w:p>
+    <w:p>
+      <w:pPr>
+        <w:jc w:val="both"/>
+        <w:rPr>
+          <w:sz w:val="24"/>
+          <w:szCs w:val="24"/>
+        </w:rPr>
+      </w:pPr>
+      <w:r>
+        <w:rPr>
+          <w:sz w:val="24"/>
+          <w:szCs w:val="24"/>
+        </w:rPr>
+        <w:t>Two analyses were performed: a single-prediction waterfall chart showing the top 10 contributing features with their direction (green = pushed rating up, red = pushed down), and a consistency analysis across 20 predictions showing which features are most influential on average.</w:t>
+      </w:r>
+    </w:p>
+    <w:p>
+      <w:pPr>
+        <w:jc w:val="both"/>
+        <w:rPr>
+          <w:sz w:val="24"/>
+          <w:szCs w:val="24"/>
+        </w:rPr>
+      </w:pPr>
+      <w:r>
+        <w:rPr>
+          <w:b/>
+          <w:bCs/>
+          <w:sz w:val="24"/>
+          <w:szCs w:val="24"/>
+        </w:rPr>
+        <w:t>Results</w:t>
+      </w:r>
+    </w:p>
+    <w:p>
+      <w:pPr>
+        <w:jc w:val="both"/>
+        <w:rPr>
+          <w:sz w:val="24"/>
+          <w:szCs w:val="24"/>
+        </w:rPr>
+      </w:pPr>
+      <w:r>
+        <w:rPr>
+          <w:sz w:val="24"/>
+          <w:szCs w:val="24"/>
+        </w:rPr>
+        <w:drawing>
+          <wp:inline distT="0" distB="0" distL="0" distR="0" wp14:anchorId="1F78A6B4" wp14:editId="34645368">
+            <wp:extent cx="5731510" cy="617220"/>
+            <wp:effectExtent l="0" t="0" r="2540" b="0"/>
+            <wp:docPr id="1145664593" name="Picture 1"/>
+            <wp:cNvGraphicFramePr>
+              <a:graphicFrameLocks xmlns:a="http://schemas.openxmlformats.org/drawingml/2006/main" noChangeAspect="1"/>
+            </wp:cNvGraphicFramePr>
+            <a:graphic xmlns:a="http://schemas.openxmlformats.org/drawingml/2006/main">
+              <a:graphicData uri="http://schemas.openxmlformats.org/drawingml/2006/picture">
+                <pic:pic xmlns:pic="http://schemas.openxmlformats.org/drawingml/2006/picture">
+                  <pic:nvPicPr>
+                    <pic:cNvPr id="1145664593" name=""/>
+                    <pic:cNvPicPr/>
+                  </pic:nvPicPr>
+                  <pic:blipFill>
+                    <a:blip r:embed="rId42"/>
+                    <a:stretch>
+                      <a:fillRect/>
+                    </a:stretch>
+                  </pic:blipFill>
+                  <pic:spPr>
+                    <a:xfrm>
+                      <a:off x="0" y="0"/>
+                      <a:ext cx="5731510" cy="617220"/>
+                    </a:xfrm>
+                    <a:prstGeom prst="rect">
+                      <a:avLst/>
+                    </a:prstGeom>
+                  </pic:spPr>
+                </pic:pic>
+              </a:graphicData>
+            </a:graphic>
+          </wp:inline>
+        </w:drawing>
+      </w:r>
+    </w:p>
+    <w:p>
+      <w:pPr>
+        <w:jc w:val="both"/>
+        <w:rPr>
+          <w:sz w:val="24"/>
+          <w:szCs w:val="24"/>
+        </w:rPr>
+      </w:pPr>
+      <w:r>
+        <w:rPr>
+          <w:sz w:val="24"/>
+          <w:szCs w:val="24"/>
+        </w:rPr>
+        <w:drawing>
+          <wp:inline distT="0" distB="0" distL="0" distR="0" wp14:anchorId="2C2BB49A" wp14:editId="2ACF2BA2">
+            <wp:extent cx="5731510" cy="3152775"/>
+            <wp:effectExtent l="0" t="0" r="2540" b="9525"/>
+            <wp:docPr id="626317418" name="Picture 1"/>
+            <wp:cNvGraphicFramePr>
+              <a:graphicFrameLocks xmlns:a="http://schemas.openxmlformats.org/drawingml/2006/main" noChangeAspect="1"/>
+            </wp:cNvGraphicFramePr>
+            <a:graphic xmlns:a="http://schemas.openxmlformats.org/drawingml/2006/main">
+              <a:graphicData uri="http://schemas.openxmlformats.org/drawingml/2006/picture">
+                <pic:pic xmlns:pic="http://schemas.openxmlformats.org/drawingml/2006/picture">
+                  <pic:nvPicPr>
+                    <pic:cNvPr id="626317418" name=""/>
+                    <pic:cNvPicPr/>
+                  </pic:nvPicPr>
+                  <pic:blipFill>
+                    <a:blip r:embed="rId43"/>
+                    <a:stretch>
+                      <a:fillRect/>
+                    </a:stretch>
+                  </pic:blipFill>
+                  <pic:spPr>
+                    <a:xfrm>
+                      <a:off x="0" y="0"/>
+                      <a:ext cx="5731510" cy="3152775"/>
+                    </a:xfrm>
+                    <a:prstGeom prst="rect">
+                      <a:avLst/>
+                    </a:prstGeom>
+                  </pic:spPr>
+                </pic:pic>
+              </a:graphicData>
+            </a:graphic>
+          </wp:inline>
+        </w:drawing>
+      </w:r>
+    </w:p>
+    <w:p>
+      <w:pPr>
+        <w:jc w:val="both"/>
+        <w:rPr>
+          <w:sz w:val="24"/>
+          <w:szCs w:val="24"/>
+        </w:rPr>
+      </w:pPr>
+    </w:p>
+    <w:p>
+      <w:pPr>
+        <w:jc w:val="both"/>
+        <w:rPr>
+          <w:sz w:val="24"/>
+          <w:szCs w:val="24"/>
+        </w:rPr>
+      </w:pPr>
+    </w:p>
+    <w:p>
+      <w:pPr>
+        <w:jc w:val="both"/>
+        <w:rPr>
+          <w:sz w:val="24"/>
+          <w:szCs w:val="24"/>
+        </w:rPr>
+      </w:pPr>
+      <w:r>
+        <w:rPr>
+          <w:sz w:val="24"/>
+          <w:szCs w:val="24"/>
+        </w:rPr>
+        <w:lastRenderedPageBreak/>
+        <w:drawing>
+          <wp:inline distT="0" distB="0" distL="0" distR="0" wp14:anchorId="2DBFC533" wp14:editId="61EE4F36">
+            <wp:extent cx="5731510" cy="3159125"/>
+            <wp:effectExtent l="0" t="0" r="2540" b="3175"/>
+            <wp:docPr id="1416537670" name="Picture 1"/>
+            <wp:cNvGraphicFramePr>
+              <a:graphicFrameLocks xmlns:a="http://schemas.openxmlformats.org/drawingml/2006/main" noChangeAspect="1"/>
+            </wp:cNvGraphicFramePr>
+            <a:graphic xmlns:a="http://schemas.openxmlformats.org/drawingml/2006/main">
+              <a:graphicData uri="http://schemas.openxmlformats.org/drawingml/2006/picture">
+                <pic:pic xmlns:pic="http://schemas.openxmlformats.org/drawingml/2006/picture">
+                  <pic:nvPicPr>
+                    <pic:cNvPr id="1416537670" name=""/>
+                    <pic:cNvPicPr/>
+                  </pic:nvPicPr>
+                  <pic:blipFill>
+                    <a:blip r:embed="rId44"/>
+                    <a:stretch>
+                      <a:fillRect/>
+                    </a:stretch>
+                  </pic:blipFill>
+                  <pic:spPr>
+                    <a:xfrm>
+                      <a:off x="0" y="0"/>
+                      <a:ext cx="5731510" cy="3159125"/>
+                    </a:xfrm>
+                    <a:prstGeom prst="rect">
+                      <a:avLst/>
+                    </a:prstGeom>
+                  </pic:spPr>
+                </pic:pic>
+              </a:graphicData>
+            </a:graphic>
+          </wp:inline>
+        </w:drawing>
+      </w:r>
+    </w:p>
+    <w:p>
+      <w:pPr>
+        <w:jc w:val="both"/>
+        <w:rPr>
+          <w:sz w:val="24"/>
+          <w:szCs w:val="24"/>
+        </w:rPr>
+      </w:pPr>
+      <w:r>
+        <w:rPr>
+          <w:sz w:val="24"/>
+          <w:szCs w:val="24"/>
+        </w:rPr>
+        <w:drawing>
+          <wp:inline distT="0" distB="0" distL="0" distR="0" wp14:anchorId="0F65D47D" wp14:editId="793A9767">
+            <wp:extent cx="5731510" cy="1808480"/>
+            <wp:effectExtent l="0" t="0" r="2540" b="1270"/>
+            <wp:docPr id="523931670" name="Picture 1"/>
+            <wp:cNvGraphicFramePr>
+              <a:graphicFrameLocks xmlns:a="http://schemas.openxmlformats.org/drawingml/2006/main" noChangeAspect="1"/>
+            </wp:cNvGraphicFramePr>
+            <a:graphic xmlns:a="http://schemas.openxmlformats.org/drawingml/2006/main">
+              <a:graphicData uri="http://schemas.openxmlformats.org/drawingml/2006/picture">
+                <pic:pic xmlns:pic="http://schemas.openxmlformats.org/drawingml/2006/picture">
+                  <pic:nvPicPr>
+                    <pic:cNvPr id="523931670" name=""/>
+                    <pic:cNvPicPr/>
+                  </pic:nvPicPr>
+                  <pic:blipFill>
+                    <a:blip r:embed="rId45"/>
+                    <a:stretch>
+                      <a:fillRect/>
+                    </a:stretch>
+                  </pic:blipFill>
+                  <pic:spPr>
+                    <a:xfrm>
+                      <a:off x="0" y="0"/>
+                      <a:ext cx="5731510" cy="1808480"/>
+                    </a:xfrm>
+                    <a:prstGeom prst="rect">
+                      <a:avLst/>
+                    </a:prstGeom>
+                  </pic:spPr>
+                </pic:pic>
+              </a:graphicData>
+            </a:graphic>
+          </wp:inline>
+        </w:drawing>
+      </w:r>
+    </w:p>
+    <w:p>
+      <w:pPr>
+        <w:jc w:val="both"/>
+        <w:rPr>
+          <w:sz w:val="24"/>
+          <w:szCs w:val="24"/>
+        </w:rPr>
+      </w:pPr>
+      <w:r>
+        <w:rPr>
+          <w:b/>
+          <w:bCs/>
+          <w:sz w:val="24"/>
+          <w:szCs w:val="24"/>
+        </w:rPr>
+        <w:t>Analysis</w:t>
+      </w:r>
+    </w:p>
+    <w:p>
+      <w:pPr>
+        <w:jc w:val="both"/>
+        <w:rPr>
+          <w:sz w:val="24"/>
+          <w:szCs w:val="24"/>
+        </w:rPr>
+      </w:pPr>
+      <w:r>
+        <w:rPr>
+          <w:sz w:val="24"/>
+          <w:szCs w:val="24"/>
+        </w:rPr>
+        <w:t>LIME reveals which genre preferences and movie characteristics drive the neural network's predictions most strongly. Unlike SHAP (which is global), LIME is local — each explanation is specific to one prediction, making it more precise but less consistent across samples. The consistency analysis across 20 predictions reveals which features are reliably influential versus which only matter for specific user-movie pairs. Comparing LIME (Task 12) with SHAP (Task 10) shows that both identify the CF score and genre features as dominant, validating the explanations across methods.</w:t>
+      </w:r>
+    </w:p>
+    <w:p>
+      <w:pPr>
+        <w:jc w:val="both"/>
+        <w:rPr>
+          <w:sz w:val="24"/>
+          <w:szCs w:val="24"/>
+        </w:rPr>
+      </w:pPr>
+    </w:p>
+    <w:p>
+      <w:pPr>
+        <w:jc w:val="both"/>
+        <w:rPr>
+          <w:sz w:val="24"/>
+          <w:szCs w:val="24"/>
+        </w:rPr>
+      </w:pPr>
+    </w:p>
+    <w:p>
+      <w:pPr>
+        <w:jc w:val="both"/>
+        <w:rPr>
+          <w:sz w:val="24"/>
+          <w:szCs w:val="24"/>
+        </w:rPr>
+      </w:pPr>
+    </w:p>
+    <w:p>
+      <w:pPr>
+        <w:jc w:val="both"/>
+        <w:rPr>
+          <w:sz w:val="24"/>
+          <w:szCs w:val="24"/>
+        </w:rPr>
+      </w:pPr>
+    </w:p>
+    <w:p>
+      <w:pPr>
+        <w:jc w:val="both"/>
+        <w:rPr>
+          <w:sz w:val="24"/>
+          <w:szCs w:val="24"/>
+        </w:rPr>
+      </w:pPr>
+    </w:p>
+    <w:p>
+      <w:pPr>
+        <w:jc w:val="both"/>
+        <w:rPr>
+          <w:sz w:val="24"/>
+          <w:szCs w:val="24"/>
+        </w:rPr>
+      </w:pPr>
+    </w:p>
+    <w:p>
+      <w:pPr>
+        <w:jc w:val="both"/>
+        <w:rPr>
+          <w:sz w:val="24"/>
+          <w:szCs w:val="24"/>
+        </w:rPr>
+      </w:pPr>
+    </w:p>
+    <w:p>
+      <w:pPr>
+        <w:jc w:val="both"/>
+        <w:rPr>
+          <w:sz w:val="24"/>
+          <w:szCs w:val="24"/>
+        </w:rPr>
+      </w:pPr>
+    </w:p>
+    <w:p>
+      <w:pPr>
+        <w:jc w:val="both"/>
+        <w:rPr>
+          <w:sz w:val="24"/>
+          <w:szCs w:val="24"/>
+        </w:rPr>
+      </w:pPr>
     </w:p>
     <w:p>
       <w:pPr>
@@ -5508,7 +6999,23 @@
           <w:sz w:val="24"/>
           <w:szCs w:val="24"/>
         </w:rPr>
-        <w:t xml:space="preserve">In this assignment, different recommender system techniques were implemented and compared using the MovieLens dataset. First, content-based filtering was performed using TF-IDF on movie genres, which helped in finding movies with similar characteristics. Then, a user-profile-based recommender was created to make the recommendations more personalized based on the movies rated by a user. After that, collaborative filtering methods were applied, where recommendations were generated using similarities between users </w:t>
+        <w:t xml:space="preserve">In this assignment, different recommender system techniques were implemented and compared using the </w:t>
+      </w:r>
+      <w:proofErr w:type="spellStart"/>
+      <w:r>
+        <w:rPr>
+          <w:sz w:val="24"/>
+          <w:szCs w:val="24"/>
+        </w:rPr>
+        <w:t>MovieLens</w:t>
+      </w:r>
+      <w:proofErr w:type="spellEnd"/>
+      <w:r>
+        <w:rPr>
+          <w:sz w:val="24"/>
+          <w:szCs w:val="24"/>
+        </w:rPr>
+        <w:t xml:space="preserve"> dataset. First, content-based filtering was performed using TF-IDF on movie genres, which helped in finding movies with similar characteristics. Then, a user-profile-based recommender was created to make the recommendations more personalized based on the movies rated by a user. After that, collaborative filtering methods were applied, where recommendations were generated using similarities between users </w:t>
       </w:r>
       <w:r>
         <w:rPr>

--- a/M25DE1028_CSL7110_Assignment3.docx
+++ b/M25DE1028_CSL7110_Assignment3.docx
@@ -6943,46 +6943,1094 @@
       <w:pPr>
         <w:jc w:val="both"/>
         <w:rPr>
-          <w:sz w:val="24"/>
-          <w:szCs w:val="24"/>
-        </w:rPr>
-      </w:pPr>
-    </w:p>
-    <w:p>
-      <w:pPr>
-        <w:jc w:val="both"/>
-        <w:rPr>
-          <w:sz w:val="24"/>
-          <w:szCs w:val="24"/>
-        </w:rPr>
-      </w:pPr>
-    </w:p>
-    <w:p>
-      <w:pPr>
-        <w:jc w:val="both"/>
-        <w:rPr>
-          <w:sz w:val="24"/>
-          <w:szCs w:val="24"/>
-        </w:rPr>
-      </w:pPr>
-    </w:p>
-    <w:p>
-      <w:pPr>
-        <w:jc w:val="both"/>
-        <w:rPr>
-          <w:b/>
-          <w:bCs/>
-          <w:sz w:val="28"/>
-          <w:szCs w:val="28"/>
-        </w:rPr>
-      </w:pPr>
-      <w:r>
-        <w:rPr>
-          <w:b/>
-          <w:bCs/>
-          <w:sz w:val="28"/>
-          <w:szCs w:val="28"/>
-        </w:rPr>
+          <w:b/>
+          <w:bCs/>
+          <w:sz w:val="28"/>
+          <w:szCs w:val="28"/>
+        </w:rPr>
+      </w:pPr>
+      <w:r>
+        <w:rPr>
+          <w:b/>
+          <w:bCs/>
+          <w:sz w:val="28"/>
+          <w:szCs w:val="28"/>
+        </w:rPr>
+        <w:lastRenderedPageBreak/>
+        <w:t>Task 13: Evaluating Explainability</w:t>
+      </w:r>
+    </w:p>
+    <w:p>
+      <w:pPr>
+        <w:jc w:val="both"/>
+        <w:rPr>
+          <w:sz w:val="24"/>
+          <w:szCs w:val="24"/>
+        </w:rPr>
+      </w:pPr>
+      <w:r>
+        <w:rPr>
+          <w:b/>
+          <w:bCs/>
+          <w:sz w:val="24"/>
+          <w:szCs w:val="24"/>
+        </w:rPr>
+        <w:t>Overview</w:t>
+      </w:r>
+    </w:p>
+    <w:p>
+      <w:pPr>
+        <w:jc w:val="both"/>
+        <w:rPr>
+          <w:sz w:val="24"/>
+          <w:szCs w:val="24"/>
+        </w:rPr>
+      </w:pPr>
+      <w:r>
+        <w:rPr>
+          <w:sz w:val="24"/>
+          <w:szCs w:val="24"/>
+        </w:rPr>
+        <w:t>Task 13 evaluates and compares all three explainability methods — SHAP (Task 10), Neighbourhood-Based (Task 11), and LIME (Task 12) — across clarity, consistency, and bias detection.</w:t>
+      </w:r>
+    </w:p>
+    <w:p>
+      <w:pPr>
+        <w:jc w:val="both"/>
+        <w:rPr>
+          <w:sz w:val="24"/>
+          <w:szCs w:val="24"/>
+        </w:rPr>
+      </w:pPr>
+      <w:r>
+        <w:rPr>
+          <w:b/>
+          <w:bCs/>
+          <w:sz w:val="24"/>
+          <w:szCs w:val="24"/>
+        </w:rPr>
+        <w:t>Do Explanations Make Recommendations Clearer?</w:t>
+      </w:r>
+    </w:p>
+    <w:p>
+      <w:pPr>
+        <w:jc w:val="both"/>
+        <w:rPr>
+          <w:sz w:val="24"/>
+          <w:szCs w:val="24"/>
+        </w:rPr>
+      </w:pPr>
+      <w:r>
+        <w:rPr>
+          <w:sz w:val="24"/>
+          <w:szCs w:val="24"/>
+        </w:rPr>
+        <w:t xml:space="preserve">SHAP provides the clearest global picture by ranking all features by their average contribution across many predictions. It consistently identifies the same top feature (CF Score or Movie </w:t>
+      </w:r>
+      <w:proofErr w:type="spellStart"/>
+      <w:r>
+        <w:rPr>
+          <w:sz w:val="24"/>
+          <w:szCs w:val="24"/>
+        </w:rPr>
+        <w:t>Avg</w:t>
+      </w:r>
+      <w:proofErr w:type="spellEnd"/>
+      <w:r>
+        <w:rPr>
+          <w:sz w:val="24"/>
+          <w:szCs w:val="24"/>
+        </w:rPr>
+        <w:t xml:space="preserve"> Rating) across predictions, giving a stable and trustworthy explanation. Neighbourhood-based explanations are intuitive for users — showing </w:t>
+      </w:r>
+      <w:r>
+        <w:rPr>
+          <w:i/>
+          <w:iCs/>
+          <w:sz w:val="24"/>
+          <w:szCs w:val="24"/>
+        </w:rPr>
+        <w:t>"User X who also liked these movies influenced this recommendation"</w:t>
+      </w:r>
+      <w:r>
+        <w:rPr>
+          <w:sz w:val="24"/>
+          <w:szCs w:val="24"/>
+        </w:rPr>
+        <w:t xml:space="preserve"> requires no technical knowledge to understand. LIME is the least consistent because it approximates locally — the top feature can vary between predictions for similar inputs.</w:t>
+      </w:r>
+    </w:p>
+    <w:p>
+      <w:pPr>
+        <w:jc w:val="both"/>
+        <w:rPr>
+          <w:sz w:val="24"/>
+          <w:szCs w:val="24"/>
+        </w:rPr>
+      </w:pPr>
+      <w:r>
+        <w:rPr>
+          <w:b/>
+          <w:bCs/>
+          <w:sz w:val="24"/>
+          <w:szCs w:val="24"/>
+        </w:rPr>
+        <w:t>Do Explanations Reveal Biases?</w:t>
+      </w:r>
+    </w:p>
+    <w:p>
+      <w:pPr>
+        <w:jc w:val="both"/>
+        <w:rPr>
+          <w:sz w:val="24"/>
+          <w:szCs w:val="24"/>
+        </w:rPr>
+      </w:pPr>
+      <w:r>
+        <w:rPr>
+          <w:sz w:val="24"/>
+          <w:szCs w:val="24"/>
+        </w:rPr>
+        <w:t>Popularity bias was detected — the average rating of top-recommended movies is notably higher than the overall dataset average (+</w:t>
+      </w:r>
+      <w:r>
+        <w:rPr>
+          <w:i/>
+          <w:iCs/>
+          <w:sz w:val="24"/>
+          <w:szCs w:val="24"/>
+        </w:rPr>
+        <w:t>your bias score</w:t>
+      </w:r>
+      <w:r>
+        <w:rPr>
+          <w:sz w:val="24"/>
+          <w:szCs w:val="24"/>
+        </w:rPr>
+        <w:t>). This means the models favour already-popular movies, which risks creating a feedback loop where popular items get recommended more, making them more popular. Genre bias was also observed — certain genres dominate the recommendation list regardless of individual user preferences.</w:t>
+      </w:r>
+    </w:p>
+    <w:p>
+      <w:pPr>
+        <w:jc w:val="both"/>
+        <w:rPr>
+          <w:sz w:val="24"/>
+          <w:szCs w:val="24"/>
+        </w:rPr>
+      </w:pPr>
+      <w:r>
+        <w:rPr>
+          <w:b/>
+          <w:bCs/>
+          <w:sz w:val="24"/>
+          <w:szCs w:val="24"/>
+        </w:rPr>
+        <w:t>Comparison Table</w:t>
+      </w:r>
+    </w:p>
+    <w:tbl>
+      <w:tblPr>
+        <w:tblStyle w:val="TableGrid"/>
+        <w:tblpPr w:leftFromText="180" w:rightFromText="180" w:vertAnchor="text" w:tblpY="1"/>
+        <w:tblOverlap w:val="never"/>
+        <w:tblW w:w="0" w:type="auto"/>
+        <w:tblLook w:val="04A0" w:firstRow="1" w:lastRow="0" w:firstColumn="1" w:lastColumn="0" w:noHBand="0" w:noVBand="1"/>
+      </w:tblPr>
+      <w:tblGrid>
+        <w:gridCol w:w="1753"/>
+        <w:gridCol w:w="1758"/>
+        <w:gridCol w:w="1393"/>
+        <w:gridCol w:w="1305"/>
+        <w:gridCol w:w="1649"/>
+      </w:tblGrid>
+      <w:tr>
+        <w:tc>
+          <w:tcPr>
+            <w:tcW w:w="0" w:type="auto"/>
+            <w:hideMark/>
+          </w:tcPr>
+          <w:p>
+            <w:pPr>
+              <w:spacing w:after="160"/>
+              <w:jc w:val="both"/>
+              <w:rPr>
+                <w:b/>
+                <w:bCs/>
+                <w:sz w:val="24"/>
+                <w:szCs w:val="24"/>
+              </w:rPr>
+            </w:pPr>
+            <w:r>
+              <w:rPr>
+                <w:b/>
+                <w:bCs/>
+                <w:sz w:val="24"/>
+                <w:szCs w:val="24"/>
+              </w:rPr>
+              <w:t>Method</w:t>
+            </w:r>
+          </w:p>
+        </w:tc>
+        <w:tc>
+          <w:tcPr>
+            <w:tcW w:w="0" w:type="auto"/>
+            <w:hideMark/>
+          </w:tcPr>
+          <w:p>
+            <w:pPr>
+              <w:spacing w:after="160"/>
+              <w:jc w:val="both"/>
+              <w:rPr>
+                <w:b/>
+                <w:bCs/>
+                <w:sz w:val="24"/>
+                <w:szCs w:val="24"/>
+              </w:rPr>
+            </w:pPr>
+            <w:r>
+              <w:rPr>
+                <w:b/>
+                <w:bCs/>
+                <w:sz w:val="24"/>
+                <w:szCs w:val="24"/>
+              </w:rPr>
+              <w:t>Model</w:t>
+            </w:r>
+          </w:p>
+        </w:tc>
+        <w:tc>
+          <w:tcPr>
+            <w:tcW w:w="0" w:type="auto"/>
+            <w:hideMark/>
+          </w:tcPr>
+          <w:p>
+            <w:pPr>
+              <w:spacing w:after="160"/>
+              <w:jc w:val="both"/>
+              <w:rPr>
+                <w:b/>
+                <w:bCs/>
+                <w:sz w:val="24"/>
+                <w:szCs w:val="24"/>
+              </w:rPr>
+            </w:pPr>
+            <w:r>
+              <w:rPr>
+                <w:b/>
+                <w:bCs/>
+                <w:sz w:val="24"/>
+                <w:szCs w:val="24"/>
+              </w:rPr>
+              <w:t>Consistency</w:t>
+            </w:r>
+          </w:p>
+        </w:tc>
+        <w:tc>
+          <w:tcPr>
+            <w:tcW w:w="0" w:type="auto"/>
+            <w:hideMark/>
+          </w:tcPr>
+          <w:p>
+            <w:pPr>
+              <w:spacing w:after="160"/>
+              <w:jc w:val="both"/>
+              <w:rPr>
+                <w:b/>
+                <w:bCs/>
+                <w:sz w:val="24"/>
+                <w:szCs w:val="24"/>
+              </w:rPr>
+            </w:pPr>
+            <w:r>
+              <w:rPr>
+                <w:b/>
+                <w:bCs/>
+                <w:sz w:val="24"/>
+                <w:szCs w:val="24"/>
+              </w:rPr>
+              <w:t>Coverage</w:t>
+            </w:r>
+          </w:p>
+        </w:tc>
+        <w:tc>
+          <w:tcPr>
+            <w:tcW w:w="0" w:type="auto"/>
+            <w:hideMark/>
+          </w:tcPr>
+          <w:p>
+            <w:pPr>
+              <w:spacing w:after="160"/>
+              <w:jc w:val="both"/>
+              <w:rPr>
+                <w:b/>
+                <w:bCs/>
+                <w:sz w:val="24"/>
+                <w:szCs w:val="24"/>
+              </w:rPr>
+            </w:pPr>
+            <w:r>
+              <w:rPr>
+                <w:b/>
+                <w:bCs/>
+                <w:sz w:val="24"/>
+                <w:szCs w:val="24"/>
+              </w:rPr>
+              <w:t>Bias Detection</w:t>
+            </w:r>
+          </w:p>
+        </w:tc>
+      </w:tr>
+      <w:tr>
+        <w:tc>
+          <w:tcPr>
+            <w:tcW w:w="0" w:type="auto"/>
+            <w:hideMark/>
+          </w:tcPr>
+          <w:p>
+            <w:pPr>
+              <w:spacing w:after="160"/>
+              <w:jc w:val="both"/>
+              <w:rPr>
+                <w:sz w:val="24"/>
+                <w:szCs w:val="24"/>
+              </w:rPr>
+            </w:pPr>
+            <w:r>
+              <w:rPr>
+                <w:sz w:val="24"/>
+                <w:szCs w:val="24"/>
+              </w:rPr>
+              <w:t>SHAP</w:t>
+            </w:r>
+          </w:p>
+        </w:tc>
+        <w:tc>
+          <w:tcPr>
+            <w:tcW w:w="0" w:type="auto"/>
+            <w:hideMark/>
+          </w:tcPr>
+          <w:p>
+            <w:pPr>
+              <w:spacing w:after="160"/>
+              <w:jc w:val="both"/>
+              <w:rPr>
+                <w:sz w:val="24"/>
+                <w:szCs w:val="24"/>
+              </w:rPr>
+            </w:pPr>
+            <w:r>
+              <w:rPr>
+                <w:sz w:val="24"/>
+                <w:szCs w:val="24"/>
+              </w:rPr>
+              <w:t>Hybrid GBM</w:t>
+            </w:r>
+          </w:p>
+        </w:tc>
+        <w:tc>
+          <w:tcPr>
+            <w:tcW w:w="0" w:type="auto"/>
+            <w:hideMark/>
+          </w:tcPr>
+          <w:p>
+            <w:pPr>
+              <w:spacing w:after="160"/>
+              <w:jc w:val="both"/>
+              <w:rPr>
+                <w:sz w:val="24"/>
+                <w:szCs w:val="24"/>
+              </w:rPr>
+            </w:pPr>
+            <w:r>
+              <w:rPr>
+                <w:sz w:val="24"/>
+                <w:szCs w:val="24"/>
+              </w:rPr>
+              <w:t>High</w:t>
+            </w:r>
+          </w:p>
+        </w:tc>
+        <w:tc>
+          <w:tcPr>
+            <w:tcW w:w="0" w:type="auto"/>
+            <w:hideMark/>
+          </w:tcPr>
+          <w:p>
+            <w:pPr>
+              <w:spacing w:after="160"/>
+              <w:jc w:val="both"/>
+              <w:rPr>
+                <w:sz w:val="24"/>
+                <w:szCs w:val="24"/>
+              </w:rPr>
+            </w:pPr>
+            <w:r>
+              <w:rPr>
+                <w:sz w:val="24"/>
+                <w:szCs w:val="24"/>
+              </w:rPr>
+              <w:t>Global</w:t>
+            </w:r>
+          </w:p>
+        </w:tc>
+        <w:tc>
+          <w:tcPr>
+            <w:tcW w:w="0" w:type="auto"/>
+            <w:hideMark/>
+          </w:tcPr>
+          <w:p>
+            <w:pPr>
+              <w:spacing w:after="160"/>
+              <w:jc w:val="both"/>
+              <w:rPr>
+                <w:sz w:val="24"/>
+                <w:szCs w:val="24"/>
+              </w:rPr>
+            </w:pPr>
+            <w:r>
+              <w:rPr>
+                <w:sz w:val="24"/>
+                <w:szCs w:val="24"/>
+              </w:rPr>
+              <w:t>Feature-level</w:t>
+            </w:r>
+          </w:p>
+        </w:tc>
+      </w:tr>
+      <w:tr>
+        <w:tc>
+          <w:tcPr>
+            <w:tcW w:w="0" w:type="auto"/>
+            <w:hideMark/>
+          </w:tcPr>
+          <w:p>
+            <w:pPr>
+              <w:spacing w:after="160"/>
+              <w:jc w:val="both"/>
+              <w:rPr>
+                <w:sz w:val="24"/>
+                <w:szCs w:val="24"/>
+              </w:rPr>
+            </w:pPr>
+            <w:r>
+              <w:rPr>
+                <w:sz w:val="24"/>
+                <w:szCs w:val="24"/>
+              </w:rPr>
+              <w:t>Neighbourhood</w:t>
+            </w:r>
+          </w:p>
+        </w:tc>
+        <w:tc>
+          <w:tcPr>
+            <w:tcW w:w="0" w:type="auto"/>
+            <w:hideMark/>
+          </w:tcPr>
+          <w:p>
+            <w:pPr>
+              <w:spacing w:after="160"/>
+              <w:jc w:val="both"/>
+              <w:rPr>
+                <w:sz w:val="24"/>
+                <w:szCs w:val="24"/>
+              </w:rPr>
+            </w:pPr>
+            <w:r>
+              <w:rPr>
+                <w:sz w:val="24"/>
+                <w:szCs w:val="24"/>
+              </w:rPr>
+              <w:t>User/Item CF</w:t>
+            </w:r>
+          </w:p>
+        </w:tc>
+        <w:tc>
+          <w:tcPr>
+            <w:tcW w:w="0" w:type="auto"/>
+            <w:hideMark/>
+          </w:tcPr>
+          <w:p>
+            <w:pPr>
+              <w:spacing w:after="160"/>
+              <w:jc w:val="both"/>
+              <w:rPr>
+                <w:sz w:val="24"/>
+                <w:szCs w:val="24"/>
+              </w:rPr>
+            </w:pPr>
+            <w:r>
+              <w:rPr>
+                <w:sz w:val="24"/>
+                <w:szCs w:val="24"/>
+              </w:rPr>
+              <w:t>High</w:t>
+            </w:r>
+          </w:p>
+        </w:tc>
+        <w:tc>
+          <w:tcPr>
+            <w:tcW w:w="0" w:type="auto"/>
+            <w:hideMark/>
+          </w:tcPr>
+          <w:p>
+            <w:pPr>
+              <w:spacing w:after="160"/>
+              <w:jc w:val="both"/>
+              <w:rPr>
+                <w:sz w:val="24"/>
+                <w:szCs w:val="24"/>
+              </w:rPr>
+            </w:pPr>
+            <w:r>
+              <w:rPr>
+                <w:sz w:val="24"/>
+                <w:szCs w:val="24"/>
+              </w:rPr>
+              <w:t>Peer-based</w:t>
+            </w:r>
+          </w:p>
+        </w:tc>
+        <w:tc>
+          <w:tcPr>
+            <w:tcW w:w="0" w:type="auto"/>
+            <w:hideMark/>
+          </w:tcPr>
+          <w:p>
+            <w:pPr>
+              <w:spacing w:after="160"/>
+              <w:jc w:val="both"/>
+              <w:rPr>
+                <w:sz w:val="24"/>
+                <w:szCs w:val="24"/>
+              </w:rPr>
+            </w:pPr>
+            <w:r>
+              <w:rPr>
+                <w:sz w:val="24"/>
+                <w:szCs w:val="24"/>
+              </w:rPr>
+              <w:t>Peer influence</w:t>
+            </w:r>
+          </w:p>
+        </w:tc>
+      </w:tr>
+      <w:tr>
+        <w:tc>
+          <w:tcPr>
+            <w:tcW w:w="0" w:type="auto"/>
+            <w:hideMark/>
+          </w:tcPr>
+          <w:p>
+            <w:pPr>
+              <w:spacing w:after="160"/>
+              <w:jc w:val="both"/>
+              <w:rPr>
+                <w:sz w:val="24"/>
+                <w:szCs w:val="24"/>
+              </w:rPr>
+            </w:pPr>
+            <w:r>
+              <w:rPr>
+                <w:sz w:val="24"/>
+                <w:szCs w:val="24"/>
+              </w:rPr>
+              <w:t>LIME</w:t>
+            </w:r>
+          </w:p>
+        </w:tc>
+        <w:tc>
+          <w:tcPr>
+            <w:tcW w:w="0" w:type="auto"/>
+            <w:hideMark/>
+          </w:tcPr>
+          <w:p>
+            <w:pPr>
+              <w:spacing w:after="160"/>
+              <w:jc w:val="both"/>
+              <w:rPr>
+                <w:sz w:val="24"/>
+                <w:szCs w:val="24"/>
+              </w:rPr>
+            </w:pPr>
+            <w:r>
+              <w:rPr>
+                <w:sz w:val="24"/>
+                <w:szCs w:val="24"/>
+              </w:rPr>
+              <w:t>MLP Neural Net</w:t>
+            </w:r>
+          </w:p>
+        </w:tc>
+        <w:tc>
+          <w:tcPr>
+            <w:tcW w:w="0" w:type="auto"/>
+            <w:hideMark/>
+          </w:tcPr>
+          <w:p>
+            <w:pPr>
+              <w:spacing w:after="160"/>
+              <w:jc w:val="both"/>
+              <w:rPr>
+                <w:sz w:val="24"/>
+                <w:szCs w:val="24"/>
+              </w:rPr>
+            </w:pPr>
+            <w:r>
+              <w:rPr>
+                <w:sz w:val="24"/>
+                <w:szCs w:val="24"/>
+              </w:rPr>
+              <w:t>Medium</w:t>
+            </w:r>
+          </w:p>
+        </w:tc>
+        <w:tc>
+          <w:tcPr>
+            <w:tcW w:w="0" w:type="auto"/>
+            <w:hideMark/>
+          </w:tcPr>
+          <w:p>
+            <w:pPr>
+              <w:spacing w:after="160"/>
+              <w:jc w:val="both"/>
+              <w:rPr>
+                <w:sz w:val="24"/>
+                <w:szCs w:val="24"/>
+              </w:rPr>
+            </w:pPr>
+            <w:r>
+              <w:rPr>
+                <w:sz w:val="24"/>
+                <w:szCs w:val="24"/>
+              </w:rPr>
+              <w:t>Local only</w:t>
+            </w:r>
+          </w:p>
+        </w:tc>
+        <w:tc>
+          <w:tcPr>
+            <w:tcW w:w="0" w:type="auto"/>
+            <w:hideMark/>
+          </w:tcPr>
+          <w:p>
+            <w:pPr>
+              <w:spacing w:after="160"/>
+              <w:jc w:val="both"/>
+              <w:rPr>
+                <w:sz w:val="24"/>
+                <w:szCs w:val="24"/>
+              </w:rPr>
+            </w:pPr>
+            <w:r>
+              <w:rPr>
+                <w:sz w:val="24"/>
+                <w:szCs w:val="24"/>
+              </w:rPr>
+              <w:t>Local only</w:t>
+            </w:r>
+          </w:p>
+        </w:tc>
+      </w:tr>
+    </w:tbl>
+    <w:p>
+      <w:pPr>
+        <w:jc w:val="both"/>
+        <w:rPr>
+          <w:sz w:val="24"/>
+          <w:szCs w:val="24"/>
+        </w:rPr>
+      </w:pPr>
+    </w:p>
+    <w:p>
+      <w:pPr>
+        <w:rPr>
+          <w:sz w:val="24"/>
+          <w:szCs w:val="24"/>
+        </w:rPr>
+      </w:pPr>
+    </w:p>
+    <w:p>
+      <w:pPr>
+        <w:rPr>
+          <w:sz w:val="24"/>
+          <w:szCs w:val="24"/>
+        </w:rPr>
+      </w:pPr>
+    </w:p>
+    <w:p>
+      <w:pPr>
+        <w:jc w:val="both"/>
+        <w:rPr>
+          <w:sz w:val="24"/>
+          <w:szCs w:val="24"/>
+        </w:rPr>
+      </w:pPr>
+    </w:p>
+    <w:p>
+      <w:pPr>
+        <w:jc w:val="both"/>
+        <w:rPr>
+          <w:sz w:val="24"/>
+          <w:szCs w:val="24"/>
+        </w:rPr>
+      </w:pPr>
+      <w:r>
+        <w:rPr>
+          <w:sz w:val="24"/>
+          <w:szCs w:val="24"/>
+        </w:rPr>
+        <w:br w:type="textWrapping" w:clear="all"/>
+      </w:r>
+      <w:r>
+        <w:rPr>
+          <w:sz w:val="24"/>
+          <w:szCs w:val="24"/>
+        </w:rPr>
+        <w:drawing>
+          <wp:inline distT="0" distB="0" distL="0" distR="0" wp14:anchorId="422E7F57" wp14:editId="694016C6">
+            <wp:extent cx="5731510" cy="1804035"/>
+            <wp:effectExtent l="0" t="0" r="2540" b="5715"/>
+            <wp:docPr id="1286359044" name="Picture 1"/>
+            <wp:cNvGraphicFramePr>
+              <a:graphicFrameLocks xmlns:a="http://schemas.openxmlformats.org/drawingml/2006/main" noChangeAspect="1"/>
+            </wp:cNvGraphicFramePr>
+            <a:graphic xmlns:a="http://schemas.openxmlformats.org/drawingml/2006/main">
+              <a:graphicData uri="http://schemas.openxmlformats.org/drawingml/2006/picture">
+                <pic:pic xmlns:pic="http://schemas.openxmlformats.org/drawingml/2006/picture">
+                  <pic:nvPicPr>
+                    <pic:cNvPr id="1286359044" name=""/>
+                    <pic:cNvPicPr/>
+                  </pic:nvPicPr>
+                  <pic:blipFill>
+                    <a:blip r:embed="rId46"/>
+                    <a:stretch>
+                      <a:fillRect/>
+                    </a:stretch>
+                  </pic:blipFill>
+                  <pic:spPr>
+                    <a:xfrm>
+                      <a:off x="0" y="0"/>
+                      <a:ext cx="5731510" cy="1804035"/>
+                    </a:xfrm>
+                    <a:prstGeom prst="rect">
+                      <a:avLst/>
+                    </a:prstGeom>
+                  </pic:spPr>
+                </pic:pic>
+              </a:graphicData>
+            </a:graphic>
+          </wp:inline>
+        </w:drawing>
+      </w:r>
+    </w:p>
+    <w:p>
+      <w:pPr>
+        <w:jc w:val="both"/>
+        <w:rPr>
+          <w:sz w:val="24"/>
+          <w:szCs w:val="24"/>
+        </w:rPr>
+      </w:pPr>
+    </w:p>
+    <w:p>
+      <w:pPr>
+        <w:jc w:val="both"/>
+        <w:rPr>
+          <w:sz w:val="24"/>
+          <w:szCs w:val="24"/>
+        </w:rPr>
+      </w:pPr>
+      <w:r>
+        <w:rPr>
+          <w:sz w:val="24"/>
+          <w:szCs w:val="24"/>
+        </w:rPr>
+        <w:lastRenderedPageBreak/>
+        <w:drawing>
+          <wp:inline distT="0" distB="0" distL="0" distR="0" wp14:anchorId="62C808E2" wp14:editId="760B7041">
+            <wp:extent cx="5731510" cy="1904365"/>
+            <wp:effectExtent l="0" t="0" r="2540" b="635"/>
+            <wp:docPr id="2039837946" name="Picture 1"/>
+            <wp:cNvGraphicFramePr>
+              <a:graphicFrameLocks xmlns:a="http://schemas.openxmlformats.org/drawingml/2006/main" noChangeAspect="1"/>
+            </wp:cNvGraphicFramePr>
+            <a:graphic xmlns:a="http://schemas.openxmlformats.org/drawingml/2006/main">
+              <a:graphicData uri="http://schemas.openxmlformats.org/drawingml/2006/picture">
+                <pic:pic xmlns:pic="http://schemas.openxmlformats.org/drawingml/2006/picture">
+                  <pic:nvPicPr>
+                    <pic:cNvPr id="2039837946" name=""/>
+                    <pic:cNvPicPr/>
+                  </pic:nvPicPr>
+                  <pic:blipFill>
+                    <a:blip r:embed="rId47"/>
+                    <a:stretch>
+                      <a:fillRect/>
+                    </a:stretch>
+                  </pic:blipFill>
+                  <pic:spPr>
+                    <a:xfrm>
+                      <a:off x="0" y="0"/>
+                      <a:ext cx="5731510" cy="1904365"/>
+                    </a:xfrm>
+                    <a:prstGeom prst="rect">
+                      <a:avLst/>
+                    </a:prstGeom>
+                  </pic:spPr>
+                </pic:pic>
+              </a:graphicData>
+            </a:graphic>
+          </wp:inline>
+        </w:drawing>
+      </w:r>
+    </w:p>
+    <w:p>
+      <w:pPr>
+        <w:jc w:val="both"/>
+        <w:rPr>
+          <w:sz w:val="24"/>
+          <w:szCs w:val="24"/>
+        </w:rPr>
+      </w:pPr>
+      <w:r>
+        <w:rPr>
+          <w:sz w:val="24"/>
+          <w:szCs w:val="24"/>
+        </w:rPr>
+        <w:drawing>
+          <wp:inline distT="0" distB="0" distL="0" distR="0" wp14:anchorId="1B14EA7F" wp14:editId="0A9153D5">
+            <wp:extent cx="5731510" cy="771525"/>
+            <wp:effectExtent l="0" t="0" r="2540" b="9525"/>
+            <wp:docPr id="966067839" name="Picture 1"/>
+            <wp:cNvGraphicFramePr>
+              <a:graphicFrameLocks xmlns:a="http://schemas.openxmlformats.org/drawingml/2006/main" noChangeAspect="1"/>
+            </wp:cNvGraphicFramePr>
+            <a:graphic xmlns:a="http://schemas.openxmlformats.org/drawingml/2006/main">
+              <a:graphicData uri="http://schemas.openxmlformats.org/drawingml/2006/picture">
+                <pic:pic xmlns:pic="http://schemas.openxmlformats.org/drawingml/2006/picture">
+                  <pic:nvPicPr>
+                    <pic:cNvPr id="966067839" name=""/>
+                    <pic:cNvPicPr/>
+                  </pic:nvPicPr>
+                  <pic:blipFill>
+                    <a:blip r:embed="rId48"/>
+                    <a:stretch>
+                      <a:fillRect/>
+                    </a:stretch>
+                  </pic:blipFill>
+                  <pic:spPr>
+                    <a:xfrm>
+                      <a:off x="0" y="0"/>
+                      <a:ext cx="5731510" cy="771525"/>
+                    </a:xfrm>
+                    <a:prstGeom prst="rect">
+                      <a:avLst/>
+                    </a:prstGeom>
+                  </pic:spPr>
+                </pic:pic>
+              </a:graphicData>
+            </a:graphic>
+          </wp:inline>
+        </w:drawing>
+      </w:r>
+    </w:p>
+    <w:p>
+      <w:pPr>
+        <w:jc w:val="both"/>
+        <w:rPr>
+          <w:sz w:val="24"/>
+          <w:szCs w:val="24"/>
+        </w:rPr>
+      </w:pPr>
+    </w:p>
+    <w:p>
+      <w:pPr>
+        <w:jc w:val="both"/>
+        <w:rPr>
+          <w:sz w:val="24"/>
+          <w:szCs w:val="24"/>
+        </w:rPr>
+      </w:pPr>
+    </w:p>
+    <w:p>
+      <w:pPr>
+        <w:jc w:val="both"/>
+        <w:rPr>
+          <w:sz w:val="24"/>
+          <w:szCs w:val="24"/>
+        </w:rPr>
+      </w:pPr>
+    </w:p>
+    <w:p>
+      <w:pPr>
+        <w:jc w:val="both"/>
+        <w:rPr>
+          <w:sz w:val="24"/>
+          <w:szCs w:val="24"/>
+        </w:rPr>
+      </w:pPr>
+    </w:p>
+    <w:p>
+      <w:pPr>
+        <w:jc w:val="both"/>
+        <w:rPr>
+          <w:sz w:val="24"/>
+          <w:szCs w:val="24"/>
+        </w:rPr>
+      </w:pPr>
+    </w:p>
+    <w:p>
+      <w:pPr>
+        <w:jc w:val="both"/>
+        <w:rPr>
+          <w:sz w:val="24"/>
+          <w:szCs w:val="24"/>
+        </w:rPr>
+      </w:pPr>
+    </w:p>
+    <w:p>
+      <w:pPr>
+        <w:jc w:val="both"/>
+        <w:rPr>
+          <w:sz w:val="24"/>
+          <w:szCs w:val="24"/>
+        </w:rPr>
+      </w:pPr>
+    </w:p>
+    <w:p>
+      <w:pPr>
+        <w:jc w:val="both"/>
+        <w:rPr>
+          <w:sz w:val="24"/>
+          <w:szCs w:val="24"/>
+        </w:rPr>
+      </w:pPr>
+    </w:p>
+    <w:p>
+      <w:pPr>
+        <w:jc w:val="both"/>
+        <w:rPr>
+          <w:sz w:val="24"/>
+          <w:szCs w:val="24"/>
+        </w:rPr>
+      </w:pPr>
+    </w:p>
+    <w:p>
+      <w:pPr>
+        <w:jc w:val="both"/>
+        <w:rPr>
+          <w:sz w:val="24"/>
+          <w:szCs w:val="24"/>
+        </w:rPr>
+      </w:pPr>
+    </w:p>
+    <w:p>
+      <w:pPr>
+        <w:jc w:val="both"/>
+        <w:rPr>
+          <w:sz w:val="24"/>
+          <w:szCs w:val="24"/>
+        </w:rPr>
+      </w:pPr>
+    </w:p>
+    <w:p>
+      <w:pPr>
+        <w:jc w:val="both"/>
+        <w:rPr>
+          <w:sz w:val="24"/>
+          <w:szCs w:val="24"/>
+        </w:rPr>
+      </w:pPr>
+    </w:p>
+    <w:p>
+      <w:pPr>
+        <w:jc w:val="both"/>
+        <w:rPr>
+          <w:sz w:val="24"/>
+          <w:szCs w:val="24"/>
+        </w:rPr>
+      </w:pPr>
+    </w:p>
+    <w:p>
+      <w:pPr>
+        <w:jc w:val="both"/>
+        <w:rPr>
+          <w:sz w:val="24"/>
+          <w:szCs w:val="24"/>
+        </w:rPr>
+      </w:pPr>
+    </w:p>
+    <w:p>
+      <w:pPr>
+        <w:jc w:val="both"/>
+        <w:rPr>
+          <w:sz w:val="24"/>
+          <w:szCs w:val="24"/>
+        </w:rPr>
+      </w:pPr>
+    </w:p>
+    <w:p>
+      <w:pPr>
+        <w:jc w:val="both"/>
+        <w:rPr>
+          <w:sz w:val="24"/>
+          <w:szCs w:val="24"/>
+        </w:rPr>
+      </w:pPr>
+    </w:p>
+    <w:p>
+      <w:pPr>
+        <w:jc w:val="both"/>
+        <w:rPr>
+          <w:sz w:val="24"/>
+          <w:szCs w:val="24"/>
+        </w:rPr>
+      </w:pPr>
+    </w:p>
+    <w:p>
+      <w:pPr>
+        <w:jc w:val="both"/>
+        <w:rPr>
+          <w:sz w:val="24"/>
+          <w:szCs w:val="24"/>
+        </w:rPr>
+      </w:pPr>
+    </w:p>
+    <w:p>
+      <w:pPr>
+        <w:jc w:val="both"/>
+        <w:rPr>
+          <w:sz w:val="24"/>
+          <w:szCs w:val="24"/>
+        </w:rPr>
+      </w:pPr>
+    </w:p>
+    <w:p>
+      <w:pPr>
+        <w:jc w:val="both"/>
+        <w:rPr>
+          <w:sz w:val="24"/>
+          <w:szCs w:val="24"/>
+        </w:rPr>
+      </w:pPr>
+    </w:p>
+    <w:p>
+      <w:pPr>
+        <w:jc w:val="both"/>
+        <w:rPr>
+          <w:b/>
+          <w:bCs/>
+          <w:sz w:val="28"/>
+          <w:szCs w:val="28"/>
+        </w:rPr>
+      </w:pPr>
+      <w:r>
+        <w:rPr>
+          <w:b/>
+          <w:bCs/>
+          <w:sz w:val="28"/>
+          <w:szCs w:val="28"/>
+        </w:rPr>
+        <w:lastRenderedPageBreak/>
         <w:t>Conclusion</w:t>
       </w:r>
     </w:p>
@@ -8298,6 +9346,25 @@
       <w:u w:val="single"/>
     </w:rPr>
   </w:style>
+  <w:style w:type="table" w:styleId="TableGrid">
+    <w:name w:val="Table Grid"/>
+    <w:basedOn w:val="TableNormal"/>
+    <w:uiPriority w:val="39"/>
+    <w:rsid w:val="00F506AE"/>
+    <w:pPr>
+      <w:spacing w:after="0" w:line="240" w:lineRule="auto"/>
+    </w:pPr>
+    <w:tblPr>
+      <w:tblBorders>
+        <w:top w:val="single" w:sz="4" w:space="0" w:color="auto"/>
+        <w:left w:val="single" w:sz="4" w:space="0" w:color="auto"/>
+        <w:bottom w:val="single" w:sz="4" w:space="0" w:color="auto"/>
+        <w:right w:val="single" w:sz="4" w:space="0" w:color="auto"/>
+        <w:insideH w:val="single" w:sz="4" w:space="0" w:color="auto"/>
+        <w:insideV w:val="single" w:sz="4" w:space="0" w:color="auto"/>
+      </w:tblBorders>
+    </w:tblPr>
+  </w:style>
 </w:styles>
 </file>
 

--- a/M25DE1028_CSL7110_Assignment3.docx
+++ b/M25DE1028_CSL7110_Assignment3.docx
@@ -8047,201 +8047,787 @@
           <w:sz w:val="24"/>
           <w:szCs w:val="24"/>
         </w:rPr>
-        <w:t xml:space="preserve">In this assignment, different recommender system techniques were implemented and compared using the </w:t>
-      </w:r>
-      <w:proofErr w:type="spellStart"/>
-      <w:r>
-        <w:rPr>
-          <w:sz w:val="24"/>
-          <w:szCs w:val="24"/>
-        </w:rPr>
-        <w:t>MovieLens</w:t>
-      </w:r>
-      <w:proofErr w:type="spellEnd"/>
-      <w:r>
-        <w:rPr>
-          <w:sz w:val="24"/>
-          <w:szCs w:val="24"/>
-        </w:rPr>
-        <w:t xml:space="preserve"> dataset. First, content-based filtering was performed using TF-IDF on movie genres, which helped in finding movies with similar characteristics. Then, a user-profile-based recommender was created to make the recommendations more personalized based on the movies rated by a user. After that, collaborative filtering methods were applied, where recommendations were generated using similarities between users </w:t>
-      </w:r>
-      <w:r>
-        <w:rPr>
-          <w:sz w:val="24"/>
-          <w:szCs w:val="24"/>
-        </w:rPr>
-        <w:t>and</w:t>
-      </w:r>
-      <w:r>
-        <w:rPr>
-          <w:sz w:val="24"/>
-          <w:szCs w:val="24"/>
-        </w:rPr>
-        <w:t xml:space="preserve"> with the help of SVD, which is a model-based approach.</w:t>
-      </w:r>
-    </w:p>
-    <w:p>
-      <w:pPr>
-        <w:jc w:val="both"/>
-        <w:rPr>
-          <w:sz w:val="24"/>
-          <w:szCs w:val="24"/>
-        </w:rPr>
-      </w:pPr>
-      <w:r>
-        <w:rPr>
-          <w:sz w:val="24"/>
-          <w:szCs w:val="24"/>
-        </w:rPr>
-        <w:t>From the results, it was observed that each method has its own advantages. Content-based filtering works well when item features are available, while collaborative filtering is better for capturing patterns from user ratings. SVD gave better performance in terms of prediction accuracy and produced more personalized recommendations. Overall, this assignment helped in understanding how recommender systems work, how different techniques are implemented, and how they can be compared using evaluation metrics like RMSE.</w:t>
-      </w:r>
-    </w:p>
-    <w:p>
-      <w:pPr>
-        <w:jc w:val="both"/>
-        <w:rPr>
-          <w:sz w:val="24"/>
-          <w:szCs w:val="24"/>
-        </w:rPr>
-      </w:pPr>
-      <w:r>
-        <w:rPr>
-          <w:sz w:val="24"/>
-          <w:szCs w:val="24"/>
-        </w:rPr>
-        <w:t>Main learnings from this assignment:</w:t>
-      </w:r>
-    </w:p>
-    <w:p>
-      <w:pPr>
-        <w:numPr>
-          <w:ilvl w:val="0"/>
-          <w:numId w:val="1"/>
-        </w:numPr>
-        <w:jc w:val="both"/>
-        <w:rPr>
-          <w:sz w:val="24"/>
-          <w:szCs w:val="24"/>
-        </w:rPr>
-      </w:pPr>
-      <w:r>
-        <w:rPr>
-          <w:sz w:val="24"/>
-          <w:szCs w:val="24"/>
-        </w:rPr>
-        <w:t>Understood the concept of content-based and collaborative filtering</w:t>
-      </w:r>
-    </w:p>
-    <w:p>
-      <w:pPr>
-        <w:numPr>
-          <w:ilvl w:val="0"/>
-          <w:numId w:val="1"/>
-        </w:numPr>
-        <w:jc w:val="both"/>
-        <w:rPr>
-          <w:sz w:val="24"/>
-          <w:szCs w:val="24"/>
-        </w:rPr>
-      </w:pPr>
-      <w:r>
-        <w:rPr>
-          <w:sz w:val="24"/>
-          <w:szCs w:val="24"/>
-        </w:rPr>
-        <w:t>Learned how TF-IDF and cosine similarity can be used for recommendations</w:t>
-      </w:r>
-    </w:p>
-    <w:p>
-      <w:pPr>
-        <w:numPr>
-          <w:ilvl w:val="0"/>
-          <w:numId w:val="1"/>
-        </w:numPr>
-        <w:jc w:val="both"/>
-        <w:rPr>
-          <w:sz w:val="24"/>
-          <w:szCs w:val="24"/>
-        </w:rPr>
-      </w:pPr>
-      <w:r>
-        <w:rPr>
-          <w:sz w:val="24"/>
-          <w:szCs w:val="24"/>
-        </w:rPr>
-        <w:t>Built user-profile-based personalized recommendations</w:t>
-      </w:r>
-    </w:p>
-    <w:p>
-      <w:pPr>
-        <w:numPr>
-          <w:ilvl w:val="0"/>
-          <w:numId w:val="1"/>
-        </w:numPr>
-        <w:jc w:val="both"/>
-        <w:rPr>
-          <w:sz w:val="24"/>
-          <w:szCs w:val="24"/>
-        </w:rPr>
-      </w:pPr>
-      <w:r>
-        <w:rPr>
-          <w:sz w:val="24"/>
-          <w:szCs w:val="24"/>
-        </w:rPr>
-        <w:t>Implemented user-based collaborative filtering and SVD</w:t>
-      </w:r>
-    </w:p>
-    <w:p>
-      <w:pPr>
-        <w:numPr>
-          <w:ilvl w:val="0"/>
-          <w:numId w:val="1"/>
-        </w:numPr>
-        <w:jc w:val="both"/>
-        <w:rPr>
-          <w:sz w:val="24"/>
-          <w:szCs w:val="24"/>
-        </w:rPr>
-      </w:pPr>
-      <w:r>
-        <w:rPr>
-          <w:sz w:val="24"/>
-          <w:szCs w:val="24"/>
-        </w:rPr>
-        <w:t>Compared different recommender models using RMSE</w:t>
-      </w:r>
-    </w:p>
-    <w:p>
-      <w:pPr>
-        <w:numPr>
-          <w:ilvl w:val="0"/>
-          <w:numId w:val="1"/>
-        </w:numPr>
-        <w:jc w:val="both"/>
-        <w:rPr>
-          <w:sz w:val="24"/>
-          <w:szCs w:val="24"/>
-        </w:rPr>
-      </w:pPr>
-      <w:r>
-        <w:rPr>
-          <w:sz w:val="24"/>
-          <w:szCs w:val="24"/>
-        </w:rPr>
-        <w:t>Gained practical understanding of recommendation system design</w:t>
-      </w:r>
-    </w:p>
-    <w:p>
-      <w:pPr>
-        <w:jc w:val="both"/>
-        <w:rPr>
-          <w:b/>
-          <w:bCs/>
-          <w:sz w:val="28"/>
-          <w:szCs w:val="28"/>
-        </w:rPr>
-      </w:pPr>
+        <w:t>This assignment covered a wide range of recommender system techniques, starting from basic content-based filtering all the way to neural networks, reinforcement learning, and explainability methods. Here is a summary of what was built and what was learned.</w:t>
+      </w:r>
+    </w:p>
+    <w:p>
+      <w:pPr>
+        <w:jc w:val="both"/>
+        <w:rPr>
+          <w:sz w:val="24"/>
+          <w:szCs w:val="24"/>
+        </w:rPr>
+      </w:pPr>
+      <w:r>
+        <w:rPr>
+          <w:b/>
+          <w:bCs/>
+          <w:sz w:val="24"/>
+          <w:szCs w:val="24"/>
+        </w:rPr>
+        <w:t>What was implemented:</w:t>
+      </w:r>
+    </w:p>
+    <w:tbl>
+      <w:tblPr>
+        <w:tblStyle w:val="TableGrid"/>
+        <w:tblW w:w="0" w:type="auto"/>
+        <w:tblLook w:val="04A0" w:firstRow="1" w:lastRow="0" w:firstColumn="1" w:lastColumn="0" w:noHBand="0" w:noVBand="1"/>
+      </w:tblPr>
+      <w:tblGrid>
+        <w:gridCol w:w="707"/>
+        <w:gridCol w:w="2354"/>
+        <w:gridCol w:w="5955"/>
+      </w:tblGrid>
+      <w:tr>
+        <w:tc>
+          <w:tcPr>
+            <w:tcW w:w="0" w:type="auto"/>
+            <w:hideMark/>
+          </w:tcPr>
+          <w:p>
+            <w:pPr>
+              <w:spacing w:after="160"/>
+              <w:jc w:val="both"/>
+              <w:rPr>
+                <w:b/>
+                <w:bCs/>
+                <w:sz w:val="24"/>
+                <w:szCs w:val="24"/>
+              </w:rPr>
+            </w:pPr>
+            <w:r>
+              <w:rPr>
+                <w:b/>
+                <w:bCs/>
+                <w:sz w:val="24"/>
+                <w:szCs w:val="24"/>
+              </w:rPr>
+              <w:t>Task</w:t>
+            </w:r>
+          </w:p>
+        </w:tc>
+        <w:tc>
+          <w:tcPr>
+            <w:tcW w:w="0" w:type="auto"/>
+            <w:hideMark/>
+          </w:tcPr>
+          <w:p>
+            <w:pPr>
+              <w:spacing w:after="160"/>
+              <w:jc w:val="both"/>
+              <w:rPr>
+                <w:b/>
+                <w:bCs/>
+                <w:sz w:val="24"/>
+                <w:szCs w:val="24"/>
+              </w:rPr>
+            </w:pPr>
+            <w:r>
+              <w:rPr>
+                <w:b/>
+                <w:bCs/>
+                <w:sz w:val="24"/>
+                <w:szCs w:val="24"/>
+              </w:rPr>
+              <w:t>Method</w:t>
+            </w:r>
+          </w:p>
+        </w:tc>
+        <w:tc>
+          <w:tcPr>
+            <w:tcW w:w="0" w:type="auto"/>
+            <w:hideMark/>
+          </w:tcPr>
+          <w:p>
+            <w:pPr>
+              <w:spacing w:after="160"/>
+              <w:jc w:val="both"/>
+              <w:rPr>
+                <w:b/>
+                <w:bCs/>
+                <w:sz w:val="24"/>
+                <w:szCs w:val="24"/>
+              </w:rPr>
+            </w:pPr>
+            <w:r>
+              <w:rPr>
+                <w:b/>
+                <w:bCs/>
+                <w:sz w:val="24"/>
+                <w:szCs w:val="24"/>
+              </w:rPr>
+              <w:t>Key Finding</w:t>
+            </w:r>
+          </w:p>
+        </w:tc>
+      </w:tr>
+      <w:tr>
+        <w:tc>
+          <w:tcPr>
+            <w:tcW w:w="0" w:type="auto"/>
+            <w:hideMark/>
+          </w:tcPr>
+          <w:p>
+            <w:pPr>
+              <w:spacing w:after="160"/>
+              <w:jc w:val="both"/>
+              <w:rPr>
+                <w:sz w:val="24"/>
+                <w:szCs w:val="24"/>
+              </w:rPr>
+            </w:pPr>
+            <w:r>
+              <w:rPr>
+                <w:sz w:val="24"/>
+                <w:szCs w:val="24"/>
+              </w:rPr>
+              <w:t>1 &amp; 2</w:t>
+            </w:r>
+          </w:p>
+        </w:tc>
+        <w:tc>
+          <w:tcPr>
+            <w:tcW w:w="0" w:type="auto"/>
+            <w:hideMark/>
+          </w:tcPr>
+          <w:p>
+            <w:pPr>
+              <w:spacing w:after="160"/>
+              <w:jc w:val="both"/>
+              <w:rPr>
+                <w:sz w:val="24"/>
+                <w:szCs w:val="24"/>
+              </w:rPr>
+            </w:pPr>
+            <w:r>
+              <w:rPr>
+                <w:sz w:val="24"/>
+                <w:szCs w:val="24"/>
+              </w:rPr>
+              <w:t>TF-IDF + User Profile CBF</w:t>
+            </w:r>
+          </w:p>
+        </w:tc>
+        <w:tc>
+          <w:tcPr>
+            <w:tcW w:w="0" w:type="auto"/>
+            <w:hideMark/>
+          </w:tcPr>
+          <w:p>
+            <w:pPr>
+              <w:spacing w:after="160"/>
+              <w:jc w:val="both"/>
+              <w:rPr>
+                <w:sz w:val="24"/>
+                <w:szCs w:val="24"/>
+              </w:rPr>
+            </w:pPr>
+            <w:r>
+              <w:rPr>
+                <w:sz w:val="24"/>
+                <w:szCs w:val="24"/>
+              </w:rPr>
+              <w:t>Genre similarity works well for finding similar movies, but misses personal taste nuances</w:t>
+            </w:r>
+          </w:p>
+        </w:tc>
+      </w:tr>
+      <w:tr>
+        <w:tc>
+          <w:tcPr>
+            <w:tcW w:w="0" w:type="auto"/>
+            <w:hideMark/>
+          </w:tcPr>
+          <w:p>
+            <w:pPr>
+              <w:spacing w:after="160"/>
+              <w:jc w:val="both"/>
+              <w:rPr>
+                <w:sz w:val="24"/>
+                <w:szCs w:val="24"/>
+              </w:rPr>
+            </w:pPr>
+            <w:r>
+              <w:rPr>
+                <w:sz w:val="24"/>
+                <w:szCs w:val="24"/>
+              </w:rPr>
+              <w:t>3 &amp; 4</w:t>
+            </w:r>
+          </w:p>
+        </w:tc>
+        <w:tc>
+          <w:tcPr>
+            <w:tcW w:w="0" w:type="auto"/>
+            <w:hideMark/>
+          </w:tcPr>
+          <w:p>
+            <w:pPr>
+              <w:spacing w:after="160"/>
+              <w:jc w:val="both"/>
+              <w:rPr>
+                <w:sz w:val="24"/>
+                <w:szCs w:val="24"/>
+              </w:rPr>
+            </w:pPr>
+            <w:r>
+              <w:rPr>
+                <w:sz w:val="24"/>
+                <w:szCs w:val="24"/>
+              </w:rPr>
+              <w:t>User-Based &amp; Item-Based CF</w:t>
+            </w:r>
+          </w:p>
+        </w:tc>
+        <w:tc>
+          <w:tcPr>
+            <w:tcW w:w="0" w:type="auto"/>
+            <w:hideMark/>
+          </w:tcPr>
+          <w:p>
+            <w:pPr>
+              <w:spacing w:after="160"/>
+              <w:jc w:val="both"/>
+              <w:rPr>
+                <w:sz w:val="24"/>
+                <w:szCs w:val="24"/>
+              </w:rPr>
+            </w:pPr>
+            <w:r>
+              <w:rPr>
+                <w:sz w:val="24"/>
+                <w:szCs w:val="24"/>
+              </w:rPr>
+              <w:t>Pearson correlation outperforms cosine similarity; item-based CF is more scalable in practice</w:t>
+            </w:r>
+          </w:p>
+        </w:tc>
+      </w:tr>
+      <w:tr>
+        <w:tc>
+          <w:tcPr>
+            <w:tcW w:w="0" w:type="auto"/>
+            <w:hideMark/>
+          </w:tcPr>
+          <w:p>
+            <w:pPr>
+              <w:spacing w:after="160"/>
+              <w:jc w:val="both"/>
+              <w:rPr>
+                <w:sz w:val="24"/>
+                <w:szCs w:val="24"/>
+              </w:rPr>
+            </w:pPr>
+            <w:r>
+              <w:rPr>
+                <w:sz w:val="24"/>
+                <w:szCs w:val="24"/>
+              </w:rPr>
+              <w:t>5 &amp; 6</w:t>
+            </w:r>
+          </w:p>
+        </w:tc>
+        <w:tc>
+          <w:tcPr>
+            <w:tcW w:w="0" w:type="auto"/>
+            <w:hideMark/>
+          </w:tcPr>
+          <w:p>
+            <w:pPr>
+              <w:spacing w:after="160"/>
+              <w:jc w:val="both"/>
+              <w:rPr>
+                <w:sz w:val="24"/>
+                <w:szCs w:val="24"/>
+              </w:rPr>
+            </w:pPr>
+            <w:r>
+              <w:rPr>
+                <w:sz w:val="24"/>
+                <w:szCs w:val="24"/>
+              </w:rPr>
+              <w:t>SVD (scratch + Surprise)</w:t>
+            </w:r>
+          </w:p>
+        </w:tc>
+        <w:tc>
+          <w:tcPr>
+            <w:tcW w:w="0" w:type="auto"/>
+            <w:hideMark/>
+          </w:tcPr>
+          <w:p>
+            <w:pPr>
+              <w:spacing w:after="160"/>
+              <w:jc w:val="both"/>
+              <w:rPr>
+                <w:sz w:val="24"/>
+                <w:szCs w:val="24"/>
+              </w:rPr>
+            </w:pPr>
+            <w:r>
+              <w:rPr>
+                <w:sz w:val="24"/>
+                <w:szCs w:val="24"/>
+              </w:rPr>
+              <w:t>Surprise SVD beats scratch SVD because it learns user and item biases; tuning helps further</w:t>
+            </w:r>
+          </w:p>
+        </w:tc>
+      </w:tr>
+      <w:tr>
+        <w:tc>
+          <w:tcPr>
+            <w:tcW w:w="0" w:type="auto"/>
+            <w:hideMark/>
+          </w:tcPr>
+          <w:p>
+            <w:pPr>
+              <w:spacing w:after="160"/>
+              <w:jc w:val="both"/>
+              <w:rPr>
+                <w:sz w:val="24"/>
+                <w:szCs w:val="24"/>
+              </w:rPr>
+            </w:pPr>
+            <w:r>
+              <w:rPr>
+                <w:sz w:val="24"/>
+                <w:szCs w:val="24"/>
+              </w:rPr>
+              <w:t>7</w:t>
+            </w:r>
+          </w:p>
+        </w:tc>
+        <w:tc>
+          <w:tcPr>
+            <w:tcW w:w="0" w:type="auto"/>
+            <w:hideMark/>
+          </w:tcPr>
+          <w:p>
+            <w:pPr>
+              <w:spacing w:after="160"/>
+              <w:jc w:val="both"/>
+              <w:rPr>
+                <w:sz w:val="24"/>
+                <w:szCs w:val="24"/>
+              </w:rPr>
+            </w:pPr>
+            <w:r>
+              <w:rPr>
+                <w:sz w:val="24"/>
+                <w:szCs w:val="24"/>
+              </w:rPr>
+              <w:t>Hybrid Meta-Model</w:t>
+            </w:r>
+          </w:p>
+        </w:tc>
+        <w:tc>
+          <w:tcPr>
+            <w:tcW w:w="0" w:type="auto"/>
+            <w:hideMark/>
+          </w:tcPr>
+          <w:p>
+            <w:pPr>
+              <w:spacing w:after="160"/>
+              <w:jc w:val="both"/>
+              <w:rPr>
+                <w:sz w:val="24"/>
+                <w:szCs w:val="24"/>
+              </w:rPr>
+            </w:pPr>
+            <w:r>
+              <w:rPr>
+                <w:sz w:val="24"/>
+                <w:szCs w:val="24"/>
+              </w:rPr>
+              <w:t>Combining CBF and CF scores with Gradient Boosting improves accuracy; cold-start users remain a problem</w:t>
+            </w:r>
+          </w:p>
+        </w:tc>
+      </w:tr>
+      <w:tr>
+        <w:tc>
+          <w:tcPr>
+            <w:tcW w:w="0" w:type="auto"/>
+            <w:hideMark/>
+          </w:tcPr>
+          <w:p>
+            <w:pPr>
+              <w:spacing w:after="160"/>
+              <w:jc w:val="both"/>
+              <w:rPr>
+                <w:sz w:val="24"/>
+                <w:szCs w:val="24"/>
+              </w:rPr>
+            </w:pPr>
+            <w:r>
+              <w:rPr>
+                <w:sz w:val="24"/>
+                <w:szCs w:val="24"/>
+              </w:rPr>
+              <w:t>8</w:t>
+            </w:r>
+          </w:p>
+        </w:tc>
+        <w:tc>
+          <w:tcPr>
+            <w:tcW w:w="0" w:type="auto"/>
+            <w:hideMark/>
+          </w:tcPr>
+          <w:p>
+            <w:pPr>
+              <w:spacing w:after="160"/>
+              <w:jc w:val="both"/>
+              <w:rPr>
+                <w:sz w:val="24"/>
+                <w:szCs w:val="24"/>
+              </w:rPr>
+            </w:pPr>
+            <w:r>
+              <w:rPr>
+                <w:sz w:val="24"/>
+                <w:szCs w:val="24"/>
+              </w:rPr>
+              <w:t>Neural Network CBF</w:t>
+            </w:r>
+          </w:p>
+        </w:tc>
+        <w:tc>
+          <w:tcPr>
+            <w:tcW w:w="0" w:type="auto"/>
+            <w:hideMark/>
+          </w:tcPr>
+          <w:p>
+            <w:pPr>
+              <w:spacing w:after="160"/>
+              <w:jc w:val="both"/>
+              <w:rPr>
+                <w:sz w:val="24"/>
+                <w:szCs w:val="24"/>
+              </w:rPr>
+            </w:pPr>
+            <w:r>
+              <w:rPr>
+                <w:sz w:val="24"/>
+                <w:szCs w:val="24"/>
+              </w:rPr>
+              <w:t>MLP learns genre preferences better than cosine similarity but needs enough training data</w:t>
+            </w:r>
+          </w:p>
+        </w:tc>
+      </w:tr>
+      <w:tr>
+        <w:tc>
+          <w:tcPr>
+            <w:tcW w:w="0" w:type="auto"/>
+            <w:hideMark/>
+          </w:tcPr>
+          <w:p>
+            <w:pPr>
+              <w:spacing w:after="160"/>
+              <w:jc w:val="both"/>
+              <w:rPr>
+                <w:sz w:val="24"/>
+                <w:szCs w:val="24"/>
+              </w:rPr>
+            </w:pPr>
+            <w:r>
+              <w:rPr>
+                <w:sz w:val="24"/>
+                <w:szCs w:val="24"/>
+              </w:rPr>
+              <w:t>9</w:t>
+            </w:r>
+          </w:p>
+        </w:tc>
+        <w:tc>
+          <w:tcPr>
+            <w:tcW w:w="0" w:type="auto"/>
+            <w:hideMark/>
+          </w:tcPr>
+          <w:p>
+            <w:pPr>
+              <w:spacing w:after="160"/>
+              <w:jc w:val="both"/>
+              <w:rPr>
+                <w:sz w:val="24"/>
+                <w:szCs w:val="24"/>
+              </w:rPr>
+            </w:pPr>
+            <w:r>
+              <w:rPr>
+                <w:sz w:val="24"/>
+                <w:szCs w:val="24"/>
+              </w:rPr>
+              <w:t>Reinforcement Learning</w:t>
+            </w:r>
+          </w:p>
+        </w:tc>
+        <w:tc>
+          <w:tcPr>
+            <w:tcW w:w="0" w:type="auto"/>
+            <w:hideMark/>
+          </w:tcPr>
+          <w:p>
+            <w:pPr>
+              <w:spacing w:after="160"/>
+              <w:jc w:val="both"/>
+              <w:rPr>
+                <w:sz w:val="24"/>
+                <w:szCs w:val="24"/>
+              </w:rPr>
+            </w:pPr>
+            <w:r>
+              <w:rPr>
+                <w:sz w:val="24"/>
+                <w:szCs w:val="24"/>
+              </w:rPr>
+              <w:t>UCB strategy beats ε-Greedy; RL optimises long-term engagement unlike traditional models</w:t>
+            </w:r>
+          </w:p>
+        </w:tc>
+      </w:tr>
+      <w:tr>
+        <w:tc>
+          <w:tcPr>
+            <w:tcW w:w="0" w:type="auto"/>
+            <w:hideMark/>
+          </w:tcPr>
+          <w:p>
+            <w:pPr>
+              <w:spacing w:after="160"/>
+              <w:jc w:val="both"/>
+              <w:rPr>
+                <w:sz w:val="24"/>
+                <w:szCs w:val="24"/>
+              </w:rPr>
+            </w:pPr>
+            <w:r>
+              <w:rPr>
+                <w:sz w:val="24"/>
+                <w:szCs w:val="24"/>
+              </w:rPr>
+              <w:t>10-12</w:t>
+            </w:r>
+          </w:p>
+        </w:tc>
+        <w:tc>
+          <w:tcPr>
+            <w:tcW w:w="0" w:type="auto"/>
+            <w:hideMark/>
+          </w:tcPr>
+          <w:p>
+            <w:pPr>
+              <w:spacing w:after="160"/>
+              <w:jc w:val="both"/>
+              <w:rPr>
+                <w:sz w:val="24"/>
+                <w:szCs w:val="24"/>
+              </w:rPr>
+            </w:pPr>
+            <w:r>
+              <w:rPr>
+                <w:sz w:val="24"/>
+                <w:szCs w:val="24"/>
+              </w:rPr>
+              <w:t>SHAP, Neighbourhood, LIME</w:t>
+            </w:r>
+          </w:p>
+        </w:tc>
+        <w:tc>
+          <w:tcPr>
+            <w:tcW w:w="0" w:type="auto"/>
+            <w:hideMark/>
+          </w:tcPr>
+          <w:p>
+            <w:pPr>
+              <w:spacing w:after="160"/>
+              <w:jc w:val="both"/>
+              <w:rPr>
+                <w:sz w:val="24"/>
+                <w:szCs w:val="24"/>
+              </w:rPr>
+            </w:pPr>
+            <w:r>
+              <w:rPr>
+                <w:sz w:val="24"/>
+                <w:szCs w:val="24"/>
+              </w:rPr>
+              <w:t>All three methods explain recommendations from different angles</w:t>
+            </w:r>
+          </w:p>
+        </w:tc>
+      </w:tr>
+      <w:tr>
+        <w:tc>
+          <w:tcPr>
+            <w:tcW w:w="0" w:type="auto"/>
+            <w:hideMark/>
+          </w:tcPr>
+          <w:p>
+            <w:pPr>
+              <w:spacing w:after="160"/>
+              <w:jc w:val="both"/>
+              <w:rPr>
+                <w:sz w:val="24"/>
+                <w:szCs w:val="24"/>
+              </w:rPr>
+            </w:pPr>
+            <w:r>
+              <w:rPr>
+                <w:sz w:val="24"/>
+                <w:szCs w:val="24"/>
+              </w:rPr>
+              <w:t>13</w:t>
+            </w:r>
+          </w:p>
+        </w:tc>
+        <w:tc>
+          <w:tcPr>
+            <w:tcW w:w="0" w:type="auto"/>
+            <w:hideMark/>
+          </w:tcPr>
+          <w:p>
+            <w:pPr>
+              <w:spacing w:after="160"/>
+              <w:jc w:val="both"/>
+              <w:rPr>
+                <w:sz w:val="24"/>
+                <w:szCs w:val="24"/>
+              </w:rPr>
+            </w:pPr>
+            <w:r>
+              <w:rPr>
+                <w:sz w:val="24"/>
+                <w:szCs w:val="24"/>
+              </w:rPr>
+              <w:t>Explainability Evaluation</w:t>
+            </w:r>
+          </w:p>
+        </w:tc>
+        <w:tc>
+          <w:tcPr>
+            <w:tcW w:w="0" w:type="auto"/>
+            <w:hideMark/>
+          </w:tcPr>
+          <w:p>
+            <w:pPr>
+              <w:spacing w:after="160"/>
+              <w:jc w:val="both"/>
+              <w:rPr>
+                <w:sz w:val="24"/>
+                <w:szCs w:val="24"/>
+              </w:rPr>
+            </w:pPr>
+            <w:r>
+              <w:rPr>
+                <w:sz w:val="24"/>
+                <w:szCs w:val="24"/>
+              </w:rPr>
+              <w:t>Popularity bias was detected across all models</w:t>
+            </w:r>
+          </w:p>
+        </w:tc>
+      </w:tr>
+    </w:tbl>
+    <w:p>
+      <w:pPr>
+        <w:jc w:val="both"/>
+        <w:rPr>
+          <w:sz w:val="24"/>
+          <w:szCs w:val="24"/>
+        </w:rPr>
+      </w:pPr>
+      <w:r>
+        <w:rPr>
+          <w:b/>
+          <w:bCs/>
+          <w:sz w:val="24"/>
+          <w:szCs w:val="24"/>
+        </w:rPr>
+        <w:t>Overall Takeaways</w:t>
+      </w:r>
+    </w:p>
+    <w:p>
+      <w:pPr>
+        <w:jc w:val="both"/>
+        <w:rPr>
+          <w:sz w:val="24"/>
+          <w:szCs w:val="24"/>
+        </w:rPr>
+      </w:pPr>
+      <w:r>
+        <w:rPr>
+          <w:sz w:val="24"/>
+          <w:szCs w:val="24"/>
+        </w:rPr>
+        <w:t>Model-based methods like SVD and the hybrid meta-model consistently gave better results than memory-based methods like basic user-based CF. The more data a user has, the better every model performs — cold-start users are still a hard problem across all approaches.</w:t>
+      </w:r>
+    </w:p>
+    <w:p>
+      <w:pPr>
+        <w:jc w:val="both"/>
+        <w:rPr>
+          <w:sz w:val="24"/>
+          <w:szCs w:val="24"/>
+        </w:rPr>
+      </w:pPr>
+      <w:r>
+        <w:rPr>
+          <w:sz w:val="24"/>
+          <w:szCs w:val="24"/>
+        </w:rPr>
+        <w:t>The explainability section was particularly interesting. SHAP showed that the CF score and movie popularity are the two biggest drivers of predictions. Neighbourhood explanations were the easiest to understand from a user's perspective. LIME was useful for explaining the neural network but was less consistent across different predictions.</w:t>
+      </w:r>
+    </w:p>
+    <w:p>
+      <w:pPr>
+        <w:jc w:val="both"/>
+        <w:rPr>
+          <w:sz w:val="24"/>
+          <w:szCs w:val="24"/>
+        </w:rPr>
+      </w:pPr>
+      <w:r>
+        <w:rPr>
+          <w:sz w:val="24"/>
+          <w:szCs w:val="24"/>
+        </w:rPr>
+        <w:t xml:space="preserve">One key finding across all tasks was </w:t>
+      </w:r>
+      <w:r>
+        <w:rPr>
+          <w:b/>
+          <w:bCs/>
+          <w:sz w:val="24"/>
+          <w:szCs w:val="24"/>
+        </w:rPr>
+        <w:t>popularity bias</w:t>
+      </w:r>
+      <w:r>
+        <w:rPr>
+          <w:sz w:val="24"/>
+          <w:szCs w:val="24"/>
+        </w:rPr>
+        <w:t xml:space="preserve"> — the models tend to recommend already-popular movies more often, which is a known problem in recommender systems. A possible fix would be to add diversity-aware ranking in future work.</w:t>
+      </w:r>
+    </w:p>
+    <w:p>
+      <w:pPr>
+        <w:jc w:val="both"/>
+        <w:rPr>
+          <w:sz w:val="24"/>
+          <w:szCs w:val="24"/>
+        </w:rPr>
+      </w:pPr>
+      <w:r>
+        <w:rPr>
+          <w:sz w:val="24"/>
+          <w:szCs w:val="24"/>
+        </w:rPr>
+        <w:t>Overall, this assignment showed that there is no single best recommender system. The right choice depends on how much data is available, how interpretable the system needs to be, and whether the goal is short-term accuracy or long-term user engagement.</w:t>
+      </w:r>
     </w:p>
     <w:sectPr>
       <w:pgSz w:w="11906" w:h="16838"/>
